--- a/BTS_Market_Assessment.docx
+++ b/BTS_Market_Assessment.docx
@@ -52,7 +52,7 @@
     </w:p>
     <w:p>
       <w:pPr>
-        <w:spacing w:after="60"/>
+        <w:spacing w:after="120" w:line="300"/>
       </w:pPr>
       <w:r>
         <w:rPr>
@@ -63,7 +63,7 @@
     </w:p>
     <w:p>
       <w:pPr>
-        <w:spacing w:after="60"/>
+        <w:spacing w:after="120" w:line="300"/>
       </w:pPr>
       <w:r>
         <w:rPr>
@@ -74,13 +74,13 @@
     </w:p>
     <w:p>
       <w:pPr>
-        <w:spacing w:after="240"/>
-      </w:pPr>
-      <w:r>
-        <w:rPr>
-          <w:rFonts w:ascii="Arial" w:cs="Arial" w:eastAsia="Arial" w:hAnsi="Arial"/>
-        </w:rPr>
-        <w:t xml:space="preserve">Date: April 2026</w:t>
+        <w:spacing w:after="120" w:line="300"/>
+      </w:pPr>
+      <w:r>
+        <w:rPr>
+          <w:rFonts w:ascii="Arial" w:cs="Arial" w:eastAsia="Arial" w:hAnsi="Arial"/>
+        </w:rPr>
+        <w:t xml:space="preserve">Date: April 2026 (Updated with Statistics Canada 2024 RAIS data)</w:t>
       </w:r>
     </w:p>
     <w:p>
@@ -113,7 +113,7 @@
         <w:rPr>
           <w:rFonts w:ascii="Arial" w:cs="Arial" w:eastAsia="Arial" w:hAnsi="Arial"/>
         </w:rPr>
-        <w:t xml:space="preserve">The Canadian skilled trades market is at a record high and growing. Statistics Canada reported 101,541 new apprenticeship registrations in 2024, a record and +5.9% year-over-year. Ontario alone registered 27,319 new apprentices in 2023, up 24% from 2022. Independent forecasts from RBC and BuildForce Canada project a minimum shortfall of 10,000 Red Seal tradespeople by 2029 and total hiring requirements of 351,800 through 2033, with industrial mechanics and boilermakers among the most undersupplied occupations.</w:t>
+        <w:t xml:space="preserve">The Canadian skilled trades market is at a record high and growing. Statistics Canada reported 101,541 new apprenticeship registrations in 2024 (record high, +5.9% YoY) and 498,783 total registered apprentices across all Red Seal trades, up 31% since 2020. Ontario alone registered 27,319 new apprentices in 2023, up 24% from 2022. Independent forecasts from RBC and BuildForce Canada project a minimum shortfall of 10,000 Red Seal tradespeople by 2029 and total hiring requirements of 351,800 through 2033.</w:t>
       </w:r>
     </w:p>
     <w:p>
@@ -123,8 +123,27 @@
       <w:r>
         <w:rPr>
           <w:rFonts w:ascii="Arial" w:cs="Arial" w:eastAsia="Arial" w:hAnsi="Arial"/>
-        </w:rPr>
-        <w:t xml:space="preserve">This assessment validates and sizes the market that a BTS-branded e-commerce division could serve. Findings, in order of confidence:</w:t>
+          <w:b/>
+          <w:bCs/>
+        </w:rPr>
+        <w:t xml:space="preserve">This is not just a millwright and electrician business. </w:t>
+      </w:r>
+      <w:r>
+        <w:rPr>
+          <w:rFonts w:ascii="Arial" w:cs="Arial" w:eastAsia="Arial" w:hAnsi="Arial"/>
+        </w:rPr>
+        <w:t xml:space="preserve">The same platform, warehouse, college relationships, and shop sales motion that serve industrial millwrights and electricians can be extended into construction electricians (64,740 registered apprentices), welders (15,699), heavy duty equipment technicians (15,408), steamfitters (14,346), automotive service technicians (27,168), and plumbers (27,036). Each additional trade vertical costs a product curation sprint, not a new business. The college purchasing office that buys millwright kits also runs the welding, HVAC, and electrician programs under the same roof.</w:t>
+      </w:r>
+    </w:p>
+    <w:p>
+      <w:pPr>
+        <w:spacing w:after="120" w:line="300"/>
+      </w:pPr>
+      <w:r>
+        <w:rPr>
+          <w:rFonts w:ascii="Arial" w:cs="Arial" w:eastAsia="Arial" w:hAnsi="Arial"/>
+        </w:rPr>
+        <w:t xml:space="preserve">Findings, in order of confidence:</w:t>
       </w:r>
     </w:p>
     <w:p>
@@ -140,7 +159,7 @@
         <w:rPr>
           <w:rFonts w:ascii="Arial" w:cs="Arial" w:eastAsia="Arial" w:hAnsi="Arial"/>
         </w:rPr>
-        <w:t xml:space="preserve">Canadian primary TAM (industrial millwrights and industrial electricians, all buyer segments): $24–72M/year, base case $35–55M/year.</w:t>
+        <w:t xml:space="preserve">Core launch TAM (industrial millwrights + industrial electricians, all buyer segments across Canada): $35–55M/year base case.</w:t>
       </w:r>
     </w:p>
     <w:p>
@@ -156,7 +175,7 @@
         <w:rPr>
           <w:rFonts w:ascii="Arial" w:cs="Arial" w:eastAsia="Arial" w:hAnsi="Arial"/>
         </w:rPr>
-        <w:t xml:space="preserve">Ontario-only primary TAM: $9–45M/year depending on shop/college adoption assumptions.</w:t>
+        <w:t xml:space="preserve">First expansion (add construction electrician 309A): triples the addressable apprentice pool to 93,486 and pushes TAM to $110–175M/year.</w:t>
       </w:r>
     </w:p>
     <w:p>
@@ -172,7 +191,7 @@
         <w:rPr>
           <w:rFonts w:ascii="Arial" w:cs="Arial" w:eastAsia="Arial" w:hAnsi="Arial"/>
         </w:rPr>
-        <w:t xml:space="preserve">Adjacent trades expansion (welding, HVAC, machining, automotive): an additional $60–180M/year across Canada, unlockable with modest SKU curation investment once the core platform is operating.</w:t>
+        <w:t xml:space="preserve">Full industrial trades expansion (six verticals): 165,843 registered apprentices, TAM of $200–325M/year across Canada.</w:t>
       </w:r>
     </w:p>
     <w:p>
@@ -188,7 +207,7 @@
         <w:rPr>
           <w:rFonts w:ascii="Arial" w:cs="Arial" w:eastAsia="Arial" w:hAnsi="Arial"/>
         </w:rPr>
-        <w:t xml:space="preserve">US expansion (Northern border states, millwright and industrial mechanic segments): a further $200M+ realistic addressable market, entered in Year 3–4 via dropship-first or 3PL.</w:t>
+        <w:t xml:space="preserve">US expansion (Northern border states, Year 3–4): 538,300 employed US industrial mechanics and millwrights alone, with 13% projected growth to 2034.</w:t>
       </w:r>
     </w:p>
     <w:p>
@@ -204,7 +223,7 @@
         <w:rPr>
           <w:rFonts w:ascii="Arial" w:cs="Arial" w:eastAsia="Arial" w:hAnsi="Arial"/>
         </w:rPr>
-        <w:t xml:space="preserve">Realistic 5-year capture (SOM): $4.5–6.5M in annual revenue by Year 5 in the base case, representing 3–12% penetration of the validated Canadian primary TAM with modest expansion contribution.</w:t>
+        <w:t xml:space="preserve">Realistic 5-year capture (SOM): $4.5–6.5M in annual revenue by Year 5 in a conservative-base case from core trades alone; $8–15M with two adjacent trade verticals contributing by Year 4–5.</w:t>
       </w:r>
     </w:p>
     <w:p>
@@ -214,8 +233,16 @@
       <w:r>
         <w:rPr>
           <w:rFonts w:ascii="Arial" w:cs="Arial" w:eastAsia="Arial" w:hAnsi="Arial"/>
-        </w:rPr>
-        <w:t xml:space="preserve">The market is growing, structurally undersupplied, fragmented on the supply side, and — per external validation from Knells (a BTS supplier with visibility into the category) — not currently served by a credible specialized e-commerce competitor. BTS has structural advantages that de-risk entry: existing Google domain authority on bullettrade.ca, direct relationships with Ontario industrial customers, and trade credibility that no pure digital entrant can easily replicate.</w:t>
+          <w:b/>
+          <w:bCs/>
+        </w:rPr>
+        <w:t xml:space="preserve">The strategic framing for Phil: </w:t>
+      </w:r>
+      <w:r>
+        <w:rPr>
+          <w:rFonts w:ascii="Arial" w:cs="Arial" w:eastAsia="Arial" w:hAnsi="Arial"/>
+        </w:rPr>
+        <w:t xml:space="preserve">BTS's labour/service business is inherently capped by the number of certified tradespeople Phil can recruit and the hours in a day. An e-commerce division selling curated tool kits through a scalable digital platform is structurally uncapped — each additional trade vertical, each additional college account, and each new geography compounds on the same fixed infrastructure. This is the division of the company that scales without adding headcount proportionally. It is the Amazon model applied to industrial trades.</w:t>
       </w:r>
     </w:p>
     <w:p>
@@ -226,7 +253,7 @@
         <w:rPr>
           <w:rFonts w:ascii="Arial" w:cs="Arial" w:eastAsia="Arial" w:hAnsi="Arial"/>
         </w:rPr>
-        <w:t xml:space="preserve">Methodology &amp; Data Limitations</w:t>
+        <w:t xml:space="preserve">Primary Data Source</w:t>
       </w:r>
     </w:p>
     <w:p>
@@ -237,7 +264,21 @@
         <w:rPr>
           <w:rFonts w:ascii="Arial" w:cs="Arial" w:eastAsia="Arial" w:hAnsi="Arial"/>
         </w:rPr>
-        <w:t xml:space="preserve">This assessment combines public data from Statistics Canada, Skilled Trades Ontario, RBC Thought Leadership, BuildForce Canada, IBISWorld Canada, and the US Bureau of Labor Statistics. Where public data supports a specific number, the source is cited with a URL. Where public data is not disaggregated to the trade or province level, a defensible proxy is used and the assumption stated explicitly. Research gaps that require primary validation are flagged in Section 8.</w:t>
+        <w:t xml:space="preserve">The apprenticeship registration data in this report is sourced from </w:t>
+      </w:r>
+      <w:r>
+        <w:rPr>
+          <w:rFonts w:ascii="Arial" w:cs="Arial" w:eastAsia="Arial" w:hAnsi="Arial"/>
+          <w:b/>
+          <w:bCs/>
+        </w:rPr>
+        <w:t xml:space="preserve">Statistics Canada Table 37-10-0137-01: Number of apprenticeship program registrations in Red Seal trades (annual). </w:t>
+      </w:r>
+      <w:r>
+        <w:rPr>
+          <w:rFonts w:ascii="Arial" w:cs="Arial" w:eastAsia="Arial" w:hAnsi="Arial"/>
+        </w:rPr>
+        <w:t xml:space="preserve">This is the authoritative federal dataset maintained through the Registered Apprenticeship Information System (RAIS). The data was released December 11, 2025, and covers all Canadian provinces and territories through 2024.</w:t>
       </w:r>
     </w:p>
     <w:p>
@@ -248,8 +289,63 @@
         <w:rPr>
           <w:rFonts w:ascii="Arial" w:cs="Arial" w:eastAsia="Arial" w:hAnsi="Arial"/>
         </w:rPr>
-        <w:t xml:space="preserve">Honesty caveat: three data points that would materially tighten these estimates are not public. These are (1) Skilled Trades Ontario year-by-year 433A and 442A registration counts, (2) Statistics Canada NOC 72400 and 72201 employment by province, and (3) CAF-FCA employer tool purchasing survey data. All three are obtainable via direct request. Numbers in this report should therefore be read as well-bounded estimates, not forecasts.</w:t>
-      </w:r>
+        <w:t xml:space="preserve">Access the live data table: </w:t>
+      </w:r>
+      <w:hyperlink w:history="1" r:id="rId1ighszsff6r4lkukobriv">
+        <w:r>
+          <w:rPr>
+            <w:rStyle w:val="Hyperlink"/>
+            <w:rFonts w:ascii="Arial" w:cs="Arial" w:eastAsia="Arial" w:hAnsi="Arial"/>
+            <w:color w:val="0645AD"/>
+            <w:u w:val="single"/>
+          </w:rPr>
+          <w:t xml:space="preserve">Statistics Canada Table 37-10-0137-01</w:t>
+        </w:r>
+      </w:hyperlink>
+    </w:p>
+    <w:p>
+      <w:pPr>
+        <w:spacing w:after="120" w:line="300"/>
+      </w:pPr>
+      <w:r>
+        <w:rPr>
+          <w:rFonts w:ascii="Arial" w:cs="Arial" w:eastAsia="Arial" w:hAnsi="Arial"/>
+        </w:rPr>
+        <w:t xml:space="preserve">Download the full dataset (CSV): </w:t>
+      </w:r>
+      <w:hyperlink w:history="1" r:id="rId7h7uowoazmcdhdgesfp45">
+        <w:r>
+          <w:rPr>
+            <w:rStyle w:val="Hyperlink"/>
+            <w:rFonts w:ascii="Arial" w:cs="Arial" w:eastAsia="Arial" w:hAnsi="Arial"/>
+            <w:color w:val="0645AD"/>
+            <w:u w:val="single"/>
+          </w:rPr>
+          <w:t xml:space="preserve">Open Government Portal — Red Seal Apprenticeship Registrations</w:t>
+        </w:r>
+      </w:hyperlink>
+    </w:p>
+    <w:p>
+      <w:pPr>
+        <w:spacing w:after="120" w:line="300"/>
+      </w:pPr>
+      <w:r>
+        <w:rPr>
+          <w:rFonts w:ascii="Arial" w:cs="Arial" w:eastAsia="Arial" w:hAnsi="Arial"/>
+        </w:rPr>
+        <w:t xml:space="preserve">2024 RAIS release summary: </w:t>
+      </w:r>
+      <w:hyperlink w:history="1" r:id="rIdwz4pr4veu1gagua470rxu">
+        <w:r>
+          <w:rPr>
+            <w:rStyle w:val="Hyperlink"/>
+            <w:rFonts w:ascii="Arial" w:cs="Arial" w:eastAsia="Arial" w:hAnsi="Arial"/>
+            <w:color w:val="0645AD"/>
+            <w:u w:val="single"/>
+          </w:rPr>
+          <w:t xml:space="preserve">Statistics Canada Daily — December 11, 2025</w:t>
+        </w:r>
+      </w:hyperlink>
     </w:p>
     <w:p>
       <w:pPr>
@@ -259,7 +355,18 @@
         <w:rPr>
           <w:rFonts w:ascii="Arial" w:cs="Arial" w:eastAsia="Arial" w:hAnsi="Arial"/>
         </w:rPr>
-        <w:t xml:space="preserve">1. Primary Market — Ontario Industrial Millwrights &amp; Industrial Electricians</w:t>
+        <w:t xml:space="preserve">1. Core Market — Canada-Wide Registration Data (2024)</w:t>
+      </w:r>
+    </w:p>
+    <w:p>
+      <w:pPr>
+        <w:spacing w:after="120" w:line="300"/>
+      </w:pPr>
+      <w:r>
+        <w:rPr>
+          <w:rFonts w:ascii="Arial" w:cs="Arial" w:eastAsia="Arial" w:hAnsi="Arial"/>
+        </w:rPr>
+        <w:t xml:space="preserve">The following table shows registered apprentices across all Red Seal trades in Canada. These are total active registrations (not just new entrants), representing the addressable customer base at any given time.</w:t>
       </w:r>
     </w:p>
     <w:p>
@@ -270,7 +377,1945 @@
         <w:rPr>
           <w:rFonts w:ascii="Arial" w:cs="Arial" w:eastAsia="Arial" w:hAnsi="Arial"/>
         </w:rPr>
-        <w:t xml:space="preserve">1.1 Apprenticeship Pipeline</w:t>
+        <w:t xml:space="preserve">1.1 Full Red Seal Landscape</w:t>
+      </w:r>
+    </w:p>
+    <w:tbl>
+      <w:tblPr>
+        <w:tblW w:type="dxa" w:w="9360"/>
+        <w:tblBorders>
+          <w:top w:val="single" w:color="auto" w:sz="4"/>
+          <w:left w:val="single" w:color="auto" w:sz="4"/>
+          <w:bottom w:val="single" w:color="auto" w:sz="4"/>
+          <w:right w:val="single" w:color="auto" w:sz="4"/>
+          <w:insideH w:val="single" w:color="auto" w:sz="4"/>
+          <w:insideV w:val="single" w:color="auto" w:sz="4"/>
+        </w:tblBorders>
+      </w:tblPr>
+      <w:tblGrid>
+        <w:gridCol w:w="3500"/>
+        <w:gridCol w:w="1400"/>
+        <w:gridCol w:w="1400"/>
+        <w:gridCol w:w="1400"/>
+        <w:gridCol w:w="1660"/>
+      </w:tblGrid>
+      <w:tr>
+        <w:trPr>
+          <w:tblHeader/>
+        </w:trPr>
+        <w:tc>
+          <w:tcPr>
+            <w:tcW w:type="dxa" w:w="3500"/>
+            <w:tcBorders>
+              <w:top w:val="single" w:color="BBBBBB" w:sz="4"/>
+              <w:left w:val="single" w:color="BBBBBB" w:sz="4"/>
+              <w:bottom w:val="single" w:color="BBBBBB" w:sz="4"/>
+              <w:right w:val="single" w:color="BBBBBB" w:sz="4"/>
+            </w:tcBorders>
+            <w:shd w:fill="1A1A1A" w:val="clear"/>
+            <w:tcMar>
+              <w:top w:type="dxa" w:w="100"/>
+              <w:left w:type="dxa" w:w="140"/>
+              <w:bottom w:type="dxa" w:w="100"/>
+              <w:right w:type="dxa" w:w="140"/>
+            </w:tcMar>
+          </w:tcPr>
+          <w:p>
+            <w:pPr>
+              <w:jc w:val="left"/>
+            </w:pPr>
+            <w:r>
+              <w:rPr>
+                <w:rFonts w:ascii="Arial" w:cs="Arial" w:eastAsia="Arial" w:hAnsi="Arial"/>
+                <w:b/>
+                <w:bCs/>
+                <w:color w:val="FFFFFF"/>
+                <w:sz w:val="20"/>
+                <w:szCs w:val="20"/>
+              </w:rPr>
+              <w:t xml:space="preserve">Trade</w:t>
+            </w:r>
+          </w:p>
+        </w:tc>
+        <w:tc>
+          <w:tcPr>
+            <w:tcW w:type="dxa" w:w="1400"/>
+            <w:tcBorders>
+              <w:top w:val="single" w:color="BBBBBB" w:sz="4"/>
+              <w:left w:val="single" w:color="BBBBBB" w:sz="4"/>
+              <w:bottom w:val="single" w:color="BBBBBB" w:sz="4"/>
+              <w:right w:val="single" w:color="BBBBBB" w:sz="4"/>
+            </w:tcBorders>
+            <w:shd w:fill="1A1A1A" w:val="clear"/>
+            <w:tcMar>
+              <w:top w:type="dxa" w:w="100"/>
+              <w:left w:type="dxa" w:w="140"/>
+              <w:bottom w:type="dxa" w:w="100"/>
+              <w:right w:type="dxa" w:w="140"/>
+            </w:tcMar>
+          </w:tcPr>
+          <w:p>
+            <w:pPr>
+              <w:jc w:val="right"/>
+            </w:pPr>
+            <w:r>
+              <w:rPr>
+                <w:rFonts w:ascii="Arial" w:cs="Arial" w:eastAsia="Arial" w:hAnsi="Arial"/>
+                <w:b/>
+                <w:bCs/>
+                <w:color w:val="FFFFFF"/>
+                <w:sz w:val="20"/>
+                <w:szCs w:val="20"/>
+              </w:rPr>
+              <w:t xml:space="preserve">2020</w:t>
+            </w:r>
+          </w:p>
+        </w:tc>
+        <w:tc>
+          <w:tcPr>
+            <w:tcW w:type="dxa" w:w="1400"/>
+            <w:tcBorders>
+              <w:top w:val="single" w:color="BBBBBB" w:sz="4"/>
+              <w:left w:val="single" w:color="BBBBBB" w:sz="4"/>
+              <w:bottom w:val="single" w:color="BBBBBB" w:sz="4"/>
+              <w:right w:val="single" w:color="BBBBBB" w:sz="4"/>
+            </w:tcBorders>
+            <w:shd w:fill="1A1A1A" w:val="clear"/>
+            <w:tcMar>
+              <w:top w:type="dxa" w:w="100"/>
+              <w:left w:type="dxa" w:w="140"/>
+              <w:bottom w:type="dxa" w:w="100"/>
+              <w:right w:type="dxa" w:w="140"/>
+            </w:tcMar>
+          </w:tcPr>
+          <w:p>
+            <w:pPr>
+              <w:jc w:val="right"/>
+            </w:pPr>
+            <w:r>
+              <w:rPr>
+                <w:rFonts w:ascii="Arial" w:cs="Arial" w:eastAsia="Arial" w:hAnsi="Arial"/>
+                <w:b/>
+                <w:bCs/>
+                <w:color w:val="FFFFFF"/>
+                <w:sz w:val="20"/>
+                <w:szCs w:val="20"/>
+              </w:rPr>
+              <w:t xml:space="preserve">2024</w:t>
+            </w:r>
+          </w:p>
+        </w:tc>
+        <w:tc>
+          <w:tcPr>
+            <w:tcW w:type="dxa" w:w="1400"/>
+            <w:tcBorders>
+              <w:top w:val="single" w:color="BBBBBB" w:sz="4"/>
+              <w:left w:val="single" w:color="BBBBBB" w:sz="4"/>
+              <w:bottom w:val="single" w:color="BBBBBB" w:sz="4"/>
+              <w:right w:val="single" w:color="BBBBBB" w:sz="4"/>
+            </w:tcBorders>
+            <w:shd w:fill="1A1A1A" w:val="clear"/>
+            <w:tcMar>
+              <w:top w:type="dxa" w:w="100"/>
+              <w:left w:type="dxa" w:w="140"/>
+              <w:bottom w:type="dxa" w:w="100"/>
+              <w:right w:type="dxa" w:w="140"/>
+            </w:tcMar>
+          </w:tcPr>
+          <w:p>
+            <w:pPr>
+              <w:jc w:val="right"/>
+            </w:pPr>
+            <w:r>
+              <w:rPr>
+                <w:rFonts w:ascii="Arial" w:cs="Arial" w:eastAsia="Arial" w:hAnsi="Arial"/>
+                <w:b/>
+                <w:bCs/>
+                <w:color w:val="FFFFFF"/>
+                <w:sz w:val="20"/>
+                <w:szCs w:val="20"/>
+              </w:rPr>
+              <w:t xml:space="preserve">Growth</w:t>
+            </w:r>
+          </w:p>
+        </w:tc>
+        <w:tc>
+          <w:tcPr>
+            <w:tcW w:type="dxa" w:w="1660"/>
+            <w:tcBorders>
+              <w:top w:val="single" w:color="BBBBBB" w:sz="4"/>
+              <w:left w:val="single" w:color="BBBBBB" w:sz="4"/>
+              <w:bottom w:val="single" w:color="BBBBBB" w:sz="4"/>
+              <w:right w:val="single" w:color="BBBBBB" w:sz="4"/>
+            </w:tcBorders>
+            <w:shd w:fill="1A1A1A" w:val="clear"/>
+            <w:tcMar>
+              <w:top w:type="dxa" w:w="100"/>
+              <w:left w:type="dxa" w:w="140"/>
+              <w:bottom w:type="dxa" w:w="100"/>
+              <w:right w:type="dxa" w:w="140"/>
+            </w:tcMar>
+          </w:tcPr>
+          <w:p>
+            <w:pPr>
+              <w:jc w:val="left"/>
+            </w:pPr>
+            <w:r>
+              <w:rPr>
+                <w:rFonts w:ascii="Arial" w:cs="Arial" w:eastAsia="Arial" w:hAnsi="Arial"/>
+                <w:b/>
+                <w:bCs/>
+                <w:color w:val="FFFFFF"/>
+                <w:sz w:val="20"/>
+                <w:szCs w:val="20"/>
+              </w:rPr>
+              <w:t xml:space="preserve">BTS relevance</w:t>
+            </w:r>
+          </w:p>
+        </w:tc>
+      </w:tr>
+      <w:tr>
+        <w:tc>
+          <w:tcPr>
+            <w:tcW w:type="dxa" w:w="3500"/>
+            <w:tcBorders>
+              <w:top w:val="single" w:color="BBBBBB" w:sz="4"/>
+              <w:left w:val="single" w:color="BBBBBB" w:sz="4"/>
+              <w:bottom w:val="single" w:color="BBBBBB" w:sz="4"/>
+              <w:right w:val="single" w:color="BBBBBB" w:sz="4"/>
+            </w:tcBorders>
+            <w:tcMar>
+              <w:top w:type="dxa" w:w="100"/>
+              <w:left w:type="dxa" w:w="140"/>
+              <w:bottom w:type="dxa" w:w="100"/>
+              <w:right w:type="dxa" w:w="140"/>
+            </w:tcMar>
+          </w:tcPr>
+          <w:p>
+            <w:pPr>
+              <w:jc w:val="left"/>
+            </w:pPr>
+            <w:r>
+              <w:rPr>
+                <w:rFonts w:ascii="Arial" w:cs="Arial" w:eastAsia="Arial" w:hAnsi="Arial"/>
+                <w:b/>
+                <w:bCs/>
+                <w:color w:val="000000"/>
+                <w:sz w:val="20"/>
+                <w:szCs w:val="20"/>
+              </w:rPr>
+              <w:t xml:space="preserve">Industrial millwright</w:t>
+            </w:r>
+          </w:p>
+        </w:tc>
+        <w:tc>
+          <w:tcPr>
+            <w:tcW w:type="dxa" w:w="1400"/>
+            <w:tcBorders>
+              <w:top w:val="single" w:color="BBBBBB" w:sz="4"/>
+              <w:left w:val="single" w:color="BBBBBB" w:sz="4"/>
+              <w:bottom w:val="single" w:color="BBBBBB" w:sz="4"/>
+              <w:right w:val="single" w:color="BBBBBB" w:sz="4"/>
+            </w:tcBorders>
+            <w:tcMar>
+              <w:top w:type="dxa" w:w="100"/>
+              <w:left w:type="dxa" w:w="140"/>
+              <w:bottom w:type="dxa" w:w="100"/>
+              <w:right w:type="dxa" w:w="140"/>
+            </w:tcMar>
+          </w:tcPr>
+          <w:p>
+            <w:pPr>
+              <w:jc w:val="right"/>
+            </w:pPr>
+            <w:r>
+              <w:rPr>
+                <w:rFonts w:ascii="Arial" w:cs="Arial" w:eastAsia="Arial" w:hAnsi="Arial"/>
+                <w:b w:val="false"/>
+                <w:bCs w:val="false"/>
+                <w:color w:val="000000"/>
+                <w:sz w:val="20"/>
+                <w:szCs w:val="20"/>
+              </w:rPr>
+              <w:t xml:space="preserve">9,096</w:t>
+            </w:r>
+          </w:p>
+        </w:tc>
+        <w:tc>
+          <w:tcPr>
+            <w:tcW w:type="dxa" w:w="1400"/>
+            <w:tcBorders>
+              <w:top w:val="single" w:color="BBBBBB" w:sz="4"/>
+              <w:left w:val="single" w:color="BBBBBB" w:sz="4"/>
+              <w:bottom w:val="single" w:color="BBBBBB" w:sz="4"/>
+              <w:right w:val="single" w:color="BBBBBB" w:sz="4"/>
+            </w:tcBorders>
+            <w:tcMar>
+              <w:top w:type="dxa" w:w="100"/>
+              <w:left w:type="dxa" w:w="140"/>
+              <w:bottom w:type="dxa" w:w="100"/>
+              <w:right w:type="dxa" w:w="140"/>
+            </w:tcMar>
+          </w:tcPr>
+          <w:p>
+            <w:pPr>
+              <w:jc w:val="right"/>
+            </w:pPr>
+            <w:r>
+              <w:rPr>
+                <w:rFonts w:ascii="Arial" w:cs="Arial" w:eastAsia="Arial" w:hAnsi="Arial"/>
+                <w:b w:val="false"/>
+                <w:bCs w:val="false"/>
+                <w:color w:val="000000"/>
+                <w:sz w:val="20"/>
+                <w:szCs w:val="20"/>
+              </w:rPr>
+              <w:t xml:space="preserve">13,635</w:t>
+            </w:r>
+          </w:p>
+        </w:tc>
+        <w:tc>
+          <w:tcPr>
+            <w:tcW w:type="dxa" w:w="1400"/>
+            <w:tcBorders>
+              <w:top w:val="single" w:color="BBBBBB" w:sz="4"/>
+              <w:left w:val="single" w:color="BBBBBB" w:sz="4"/>
+              <w:bottom w:val="single" w:color="BBBBBB" w:sz="4"/>
+              <w:right w:val="single" w:color="BBBBBB" w:sz="4"/>
+            </w:tcBorders>
+            <w:tcMar>
+              <w:top w:type="dxa" w:w="100"/>
+              <w:left w:type="dxa" w:w="140"/>
+              <w:bottom w:type="dxa" w:w="100"/>
+              <w:right w:type="dxa" w:w="140"/>
+            </w:tcMar>
+          </w:tcPr>
+          <w:p>
+            <w:pPr>
+              <w:jc w:val="right"/>
+            </w:pPr>
+            <w:r>
+              <w:rPr>
+                <w:rFonts w:ascii="Arial" w:cs="Arial" w:eastAsia="Arial" w:hAnsi="Arial"/>
+                <w:b w:val="false"/>
+                <w:bCs w:val="false"/>
+                <w:color w:val="000000"/>
+                <w:sz w:val="20"/>
+                <w:szCs w:val="20"/>
+              </w:rPr>
+              <w:t xml:space="preserve">+50%</w:t>
+            </w:r>
+          </w:p>
+        </w:tc>
+        <w:tc>
+          <w:tcPr>
+            <w:tcW w:type="dxa" w:w="1660"/>
+            <w:tcBorders>
+              <w:top w:val="single" w:color="BBBBBB" w:sz="4"/>
+              <w:left w:val="single" w:color="BBBBBB" w:sz="4"/>
+              <w:bottom w:val="single" w:color="BBBBBB" w:sz="4"/>
+              <w:right w:val="single" w:color="BBBBBB" w:sz="4"/>
+            </w:tcBorders>
+            <w:tcMar>
+              <w:top w:type="dxa" w:w="100"/>
+              <w:left w:type="dxa" w:w="140"/>
+              <w:bottom w:type="dxa" w:w="100"/>
+              <w:right w:type="dxa" w:w="140"/>
+            </w:tcMar>
+          </w:tcPr>
+          <w:p>
+            <w:pPr>
+              <w:jc w:val="left"/>
+            </w:pPr>
+            <w:r>
+              <w:rPr>
+                <w:rFonts w:ascii="Arial" w:cs="Arial" w:eastAsia="Arial" w:hAnsi="Arial"/>
+                <w:b/>
+                <w:bCs/>
+                <w:color w:val="B00020"/>
+                <w:sz w:val="20"/>
+                <w:szCs w:val="20"/>
+              </w:rPr>
+              <w:t xml:space="preserve">CORE — launching</w:t>
+            </w:r>
+          </w:p>
+        </w:tc>
+      </w:tr>
+      <w:tr>
+        <w:tc>
+          <w:tcPr>
+            <w:tcW w:type="dxa" w:w="3500"/>
+            <w:tcBorders>
+              <w:top w:val="single" w:color="BBBBBB" w:sz="4"/>
+              <w:left w:val="single" w:color="BBBBBB" w:sz="4"/>
+              <w:bottom w:val="single" w:color="BBBBBB" w:sz="4"/>
+              <w:right w:val="single" w:color="BBBBBB" w:sz="4"/>
+            </w:tcBorders>
+            <w:shd w:fill="F5F5F5" w:val="clear"/>
+            <w:tcMar>
+              <w:top w:type="dxa" w:w="100"/>
+              <w:left w:type="dxa" w:w="140"/>
+              <w:bottom w:type="dxa" w:w="100"/>
+              <w:right w:type="dxa" w:w="140"/>
+            </w:tcMar>
+          </w:tcPr>
+          <w:p>
+            <w:pPr>
+              <w:jc w:val="left"/>
+            </w:pPr>
+            <w:r>
+              <w:rPr>
+                <w:rFonts w:ascii="Arial" w:cs="Arial" w:eastAsia="Arial" w:hAnsi="Arial"/>
+                <w:b/>
+                <w:bCs/>
+                <w:color w:val="000000"/>
+                <w:sz w:val="20"/>
+                <w:szCs w:val="20"/>
+              </w:rPr>
+              <w:t xml:space="preserve">Industrial electrician</w:t>
+            </w:r>
+          </w:p>
+        </w:tc>
+        <w:tc>
+          <w:tcPr>
+            <w:tcW w:type="dxa" w:w="1400"/>
+            <w:tcBorders>
+              <w:top w:val="single" w:color="BBBBBB" w:sz="4"/>
+              <w:left w:val="single" w:color="BBBBBB" w:sz="4"/>
+              <w:bottom w:val="single" w:color="BBBBBB" w:sz="4"/>
+              <w:right w:val="single" w:color="BBBBBB" w:sz="4"/>
+            </w:tcBorders>
+            <w:shd w:fill="F5F5F5" w:val="clear"/>
+            <w:tcMar>
+              <w:top w:type="dxa" w:w="100"/>
+              <w:left w:type="dxa" w:w="140"/>
+              <w:bottom w:type="dxa" w:w="100"/>
+              <w:right w:type="dxa" w:w="140"/>
+            </w:tcMar>
+          </w:tcPr>
+          <w:p>
+            <w:pPr>
+              <w:jc w:val="right"/>
+            </w:pPr>
+            <w:r>
+              <w:rPr>
+                <w:rFonts w:ascii="Arial" w:cs="Arial" w:eastAsia="Arial" w:hAnsi="Arial"/>
+                <w:b w:val="false"/>
+                <w:bCs w:val="false"/>
+                <w:color w:val="000000"/>
+                <w:sz w:val="20"/>
+                <w:szCs w:val="20"/>
+              </w:rPr>
+              <w:t xml:space="preserve">12,708</w:t>
+            </w:r>
+          </w:p>
+        </w:tc>
+        <w:tc>
+          <w:tcPr>
+            <w:tcW w:type="dxa" w:w="1400"/>
+            <w:tcBorders>
+              <w:top w:val="single" w:color="BBBBBB" w:sz="4"/>
+              <w:left w:val="single" w:color="BBBBBB" w:sz="4"/>
+              <w:bottom w:val="single" w:color="BBBBBB" w:sz="4"/>
+              <w:right w:val="single" w:color="BBBBBB" w:sz="4"/>
+            </w:tcBorders>
+            <w:shd w:fill="F5F5F5" w:val="clear"/>
+            <w:tcMar>
+              <w:top w:type="dxa" w:w="100"/>
+              <w:left w:type="dxa" w:w="140"/>
+              <w:bottom w:type="dxa" w:w="100"/>
+              <w:right w:type="dxa" w:w="140"/>
+            </w:tcMar>
+          </w:tcPr>
+          <w:p>
+            <w:pPr>
+              <w:jc w:val="right"/>
+            </w:pPr>
+            <w:r>
+              <w:rPr>
+                <w:rFonts w:ascii="Arial" w:cs="Arial" w:eastAsia="Arial" w:hAnsi="Arial"/>
+                <w:b w:val="false"/>
+                <w:bCs w:val="false"/>
+                <w:color w:val="000000"/>
+                <w:sz w:val="20"/>
+                <w:szCs w:val="20"/>
+              </w:rPr>
+              <w:t xml:space="preserve">15,111</w:t>
+            </w:r>
+          </w:p>
+        </w:tc>
+        <w:tc>
+          <w:tcPr>
+            <w:tcW w:type="dxa" w:w="1400"/>
+            <w:tcBorders>
+              <w:top w:val="single" w:color="BBBBBB" w:sz="4"/>
+              <w:left w:val="single" w:color="BBBBBB" w:sz="4"/>
+              <w:bottom w:val="single" w:color="BBBBBB" w:sz="4"/>
+              <w:right w:val="single" w:color="BBBBBB" w:sz="4"/>
+            </w:tcBorders>
+            <w:shd w:fill="F5F5F5" w:val="clear"/>
+            <w:tcMar>
+              <w:top w:type="dxa" w:w="100"/>
+              <w:left w:type="dxa" w:w="140"/>
+              <w:bottom w:type="dxa" w:w="100"/>
+              <w:right w:type="dxa" w:w="140"/>
+            </w:tcMar>
+          </w:tcPr>
+          <w:p>
+            <w:pPr>
+              <w:jc w:val="right"/>
+            </w:pPr>
+            <w:r>
+              <w:rPr>
+                <w:rFonts w:ascii="Arial" w:cs="Arial" w:eastAsia="Arial" w:hAnsi="Arial"/>
+                <w:b w:val="false"/>
+                <w:bCs w:val="false"/>
+                <w:color w:val="000000"/>
+                <w:sz w:val="20"/>
+                <w:szCs w:val="20"/>
+              </w:rPr>
+              <w:t xml:space="preserve">+19%</w:t>
+            </w:r>
+          </w:p>
+        </w:tc>
+        <w:tc>
+          <w:tcPr>
+            <w:tcW w:type="dxa" w:w="1660"/>
+            <w:tcBorders>
+              <w:top w:val="single" w:color="BBBBBB" w:sz="4"/>
+              <w:left w:val="single" w:color="BBBBBB" w:sz="4"/>
+              <w:bottom w:val="single" w:color="BBBBBB" w:sz="4"/>
+              <w:right w:val="single" w:color="BBBBBB" w:sz="4"/>
+            </w:tcBorders>
+            <w:shd w:fill="F5F5F5" w:val="clear"/>
+            <w:tcMar>
+              <w:top w:type="dxa" w:w="100"/>
+              <w:left w:type="dxa" w:w="140"/>
+              <w:bottom w:type="dxa" w:w="100"/>
+              <w:right w:type="dxa" w:w="140"/>
+            </w:tcMar>
+          </w:tcPr>
+          <w:p>
+            <w:pPr>
+              <w:jc w:val="left"/>
+            </w:pPr>
+            <w:r>
+              <w:rPr>
+                <w:rFonts w:ascii="Arial" w:cs="Arial" w:eastAsia="Arial" w:hAnsi="Arial"/>
+                <w:b/>
+                <w:bCs/>
+                <w:color w:val="B00020"/>
+                <w:sz w:val="20"/>
+                <w:szCs w:val="20"/>
+              </w:rPr>
+              <w:t xml:space="preserve">CORE — launching</w:t>
+            </w:r>
+          </w:p>
+        </w:tc>
+      </w:tr>
+      <w:tr>
+        <w:tc>
+          <w:tcPr>
+            <w:tcW w:type="dxa" w:w="3500"/>
+            <w:tcBorders>
+              <w:top w:val="single" w:color="BBBBBB" w:sz="4"/>
+              <w:left w:val="single" w:color="BBBBBB" w:sz="4"/>
+              <w:bottom w:val="single" w:color="BBBBBB" w:sz="4"/>
+              <w:right w:val="single" w:color="BBBBBB" w:sz="4"/>
+            </w:tcBorders>
+            <w:tcMar>
+              <w:top w:type="dxa" w:w="100"/>
+              <w:left w:type="dxa" w:w="140"/>
+              <w:bottom w:type="dxa" w:w="100"/>
+              <w:right w:type="dxa" w:w="140"/>
+            </w:tcMar>
+          </w:tcPr>
+          <w:p>
+            <w:pPr>
+              <w:jc w:val="left"/>
+            </w:pPr>
+            <w:r>
+              <w:rPr>
+                <w:rFonts w:ascii="Arial" w:cs="Arial" w:eastAsia="Arial" w:hAnsi="Arial"/>
+                <w:b/>
+                <w:bCs/>
+                <w:color w:val="000000"/>
+                <w:sz w:val="20"/>
+                <w:szCs w:val="20"/>
+              </w:rPr>
+              <w:t xml:space="preserve">Construction electrician</w:t>
+            </w:r>
+          </w:p>
+        </w:tc>
+        <w:tc>
+          <w:tcPr>
+            <w:tcW w:type="dxa" w:w="1400"/>
+            <w:tcBorders>
+              <w:top w:val="single" w:color="BBBBBB" w:sz="4"/>
+              <w:left w:val="single" w:color="BBBBBB" w:sz="4"/>
+              <w:bottom w:val="single" w:color="BBBBBB" w:sz="4"/>
+              <w:right w:val="single" w:color="BBBBBB" w:sz="4"/>
+            </w:tcBorders>
+            <w:tcMar>
+              <w:top w:type="dxa" w:w="100"/>
+              <w:left w:type="dxa" w:w="140"/>
+              <w:bottom w:type="dxa" w:w="100"/>
+              <w:right w:type="dxa" w:w="140"/>
+            </w:tcMar>
+          </w:tcPr>
+          <w:p>
+            <w:pPr>
+              <w:jc w:val="right"/>
+            </w:pPr>
+            <w:r>
+              <w:rPr>
+                <w:rFonts w:ascii="Arial" w:cs="Arial" w:eastAsia="Arial" w:hAnsi="Arial"/>
+                <w:b w:val="false"/>
+                <w:bCs w:val="false"/>
+                <w:color w:val="000000"/>
+                <w:sz w:val="20"/>
+                <w:szCs w:val="20"/>
+              </w:rPr>
+              <w:t xml:space="preserve">47,103</w:t>
+            </w:r>
+          </w:p>
+        </w:tc>
+        <w:tc>
+          <w:tcPr>
+            <w:tcW w:type="dxa" w:w="1400"/>
+            <w:tcBorders>
+              <w:top w:val="single" w:color="BBBBBB" w:sz="4"/>
+              <w:left w:val="single" w:color="BBBBBB" w:sz="4"/>
+              <w:bottom w:val="single" w:color="BBBBBB" w:sz="4"/>
+              <w:right w:val="single" w:color="BBBBBB" w:sz="4"/>
+            </w:tcBorders>
+            <w:tcMar>
+              <w:top w:type="dxa" w:w="100"/>
+              <w:left w:type="dxa" w:w="140"/>
+              <w:bottom w:type="dxa" w:w="100"/>
+              <w:right w:type="dxa" w:w="140"/>
+            </w:tcMar>
+          </w:tcPr>
+          <w:p>
+            <w:pPr>
+              <w:jc w:val="right"/>
+            </w:pPr>
+            <w:r>
+              <w:rPr>
+                <w:rFonts w:ascii="Arial" w:cs="Arial" w:eastAsia="Arial" w:hAnsi="Arial"/>
+                <w:b w:val="false"/>
+                <w:bCs w:val="false"/>
+                <w:color w:val="000000"/>
+                <w:sz w:val="20"/>
+                <w:szCs w:val="20"/>
+              </w:rPr>
+              <w:t xml:space="preserve">64,740</w:t>
+            </w:r>
+          </w:p>
+        </w:tc>
+        <w:tc>
+          <w:tcPr>
+            <w:tcW w:type="dxa" w:w="1400"/>
+            <w:tcBorders>
+              <w:top w:val="single" w:color="BBBBBB" w:sz="4"/>
+              <w:left w:val="single" w:color="BBBBBB" w:sz="4"/>
+              <w:bottom w:val="single" w:color="BBBBBB" w:sz="4"/>
+              <w:right w:val="single" w:color="BBBBBB" w:sz="4"/>
+            </w:tcBorders>
+            <w:tcMar>
+              <w:top w:type="dxa" w:w="100"/>
+              <w:left w:type="dxa" w:w="140"/>
+              <w:bottom w:type="dxa" w:w="100"/>
+              <w:right w:type="dxa" w:w="140"/>
+            </w:tcMar>
+          </w:tcPr>
+          <w:p>
+            <w:pPr>
+              <w:jc w:val="right"/>
+            </w:pPr>
+            <w:r>
+              <w:rPr>
+                <w:rFonts w:ascii="Arial" w:cs="Arial" w:eastAsia="Arial" w:hAnsi="Arial"/>
+                <w:b w:val="false"/>
+                <w:bCs w:val="false"/>
+                <w:color w:val="000000"/>
+                <w:sz w:val="20"/>
+                <w:szCs w:val="20"/>
+              </w:rPr>
+              <w:t xml:space="preserve">+37%</w:t>
+            </w:r>
+          </w:p>
+        </w:tc>
+        <w:tc>
+          <w:tcPr>
+            <w:tcW w:type="dxa" w:w="1660"/>
+            <w:tcBorders>
+              <w:top w:val="single" w:color="BBBBBB" w:sz="4"/>
+              <w:left w:val="single" w:color="BBBBBB" w:sz="4"/>
+              <w:bottom w:val="single" w:color="BBBBBB" w:sz="4"/>
+              <w:right w:val="single" w:color="BBBBBB" w:sz="4"/>
+            </w:tcBorders>
+            <w:tcMar>
+              <w:top w:type="dxa" w:w="100"/>
+              <w:left w:type="dxa" w:w="140"/>
+              <w:bottom w:type="dxa" w:w="100"/>
+              <w:right w:type="dxa" w:w="140"/>
+            </w:tcMar>
+          </w:tcPr>
+          <w:p>
+            <w:pPr>
+              <w:jc w:val="left"/>
+            </w:pPr>
+            <w:r>
+              <w:rPr>
+                <w:rFonts w:ascii="Arial" w:cs="Arial" w:eastAsia="Arial" w:hAnsi="Arial"/>
+                <w:b w:val="false"/>
+                <w:bCs w:val="false"/>
+                <w:color w:val="000000"/>
+                <w:sz w:val="20"/>
+                <w:szCs w:val="20"/>
+              </w:rPr>
+              <w:t xml:space="preserve">Year 2 expansion</w:t>
+            </w:r>
+          </w:p>
+        </w:tc>
+      </w:tr>
+      <w:tr>
+        <w:tc>
+          <w:tcPr>
+            <w:tcW w:type="dxa" w:w="3500"/>
+            <w:tcBorders>
+              <w:top w:val="single" w:color="BBBBBB" w:sz="4"/>
+              <w:left w:val="single" w:color="BBBBBB" w:sz="4"/>
+              <w:bottom w:val="single" w:color="BBBBBB" w:sz="4"/>
+              <w:right w:val="single" w:color="BBBBBB" w:sz="4"/>
+            </w:tcBorders>
+            <w:shd w:fill="F5F5F5" w:val="clear"/>
+            <w:tcMar>
+              <w:top w:type="dxa" w:w="100"/>
+              <w:left w:type="dxa" w:w="140"/>
+              <w:bottom w:type="dxa" w:w="100"/>
+              <w:right w:type="dxa" w:w="140"/>
+            </w:tcMar>
+          </w:tcPr>
+          <w:p>
+            <w:pPr>
+              <w:jc w:val="left"/>
+            </w:pPr>
+            <w:r>
+              <w:rPr>
+                <w:rFonts w:ascii="Arial" w:cs="Arial" w:eastAsia="Arial" w:hAnsi="Arial"/>
+                <w:b/>
+                <w:bCs/>
+                <w:color w:val="000000"/>
+                <w:sz w:val="20"/>
+                <w:szCs w:val="20"/>
+              </w:rPr>
+              <w:t xml:space="preserve">Automotive service tech</w:t>
+            </w:r>
+          </w:p>
+        </w:tc>
+        <w:tc>
+          <w:tcPr>
+            <w:tcW w:type="dxa" w:w="1400"/>
+            <w:tcBorders>
+              <w:top w:val="single" w:color="BBBBBB" w:sz="4"/>
+              <w:left w:val="single" w:color="BBBBBB" w:sz="4"/>
+              <w:bottom w:val="single" w:color="BBBBBB" w:sz="4"/>
+              <w:right w:val="single" w:color="BBBBBB" w:sz="4"/>
+            </w:tcBorders>
+            <w:shd w:fill="F5F5F5" w:val="clear"/>
+            <w:tcMar>
+              <w:top w:type="dxa" w:w="100"/>
+              <w:left w:type="dxa" w:w="140"/>
+              <w:bottom w:type="dxa" w:w="100"/>
+              <w:right w:type="dxa" w:w="140"/>
+            </w:tcMar>
+          </w:tcPr>
+          <w:p>
+            <w:pPr>
+              <w:jc w:val="right"/>
+            </w:pPr>
+            <w:r>
+              <w:rPr>
+                <w:rFonts w:ascii="Arial" w:cs="Arial" w:eastAsia="Arial" w:hAnsi="Arial"/>
+                <w:b w:val="false"/>
+                <w:bCs w:val="false"/>
+                <w:color w:val="000000"/>
+                <w:sz w:val="20"/>
+                <w:szCs w:val="20"/>
+              </w:rPr>
+              <w:t xml:space="preserve">20,649</w:t>
+            </w:r>
+          </w:p>
+        </w:tc>
+        <w:tc>
+          <w:tcPr>
+            <w:tcW w:type="dxa" w:w="1400"/>
+            <w:tcBorders>
+              <w:top w:val="single" w:color="BBBBBB" w:sz="4"/>
+              <w:left w:val="single" w:color="BBBBBB" w:sz="4"/>
+              <w:bottom w:val="single" w:color="BBBBBB" w:sz="4"/>
+              <w:right w:val="single" w:color="BBBBBB" w:sz="4"/>
+            </w:tcBorders>
+            <w:shd w:fill="F5F5F5" w:val="clear"/>
+            <w:tcMar>
+              <w:top w:type="dxa" w:w="100"/>
+              <w:left w:type="dxa" w:w="140"/>
+              <w:bottom w:type="dxa" w:w="100"/>
+              <w:right w:type="dxa" w:w="140"/>
+            </w:tcMar>
+          </w:tcPr>
+          <w:p>
+            <w:pPr>
+              <w:jc w:val="right"/>
+            </w:pPr>
+            <w:r>
+              <w:rPr>
+                <w:rFonts w:ascii="Arial" w:cs="Arial" w:eastAsia="Arial" w:hAnsi="Arial"/>
+                <w:b w:val="false"/>
+                <w:bCs w:val="false"/>
+                <w:color w:val="000000"/>
+                <w:sz w:val="20"/>
+                <w:szCs w:val="20"/>
+              </w:rPr>
+              <w:t xml:space="preserve">27,168</w:t>
+            </w:r>
+          </w:p>
+        </w:tc>
+        <w:tc>
+          <w:tcPr>
+            <w:tcW w:type="dxa" w:w="1400"/>
+            <w:tcBorders>
+              <w:top w:val="single" w:color="BBBBBB" w:sz="4"/>
+              <w:left w:val="single" w:color="BBBBBB" w:sz="4"/>
+              <w:bottom w:val="single" w:color="BBBBBB" w:sz="4"/>
+              <w:right w:val="single" w:color="BBBBBB" w:sz="4"/>
+            </w:tcBorders>
+            <w:shd w:fill="F5F5F5" w:val="clear"/>
+            <w:tcMar>
+              <w:top w:type="dxa" w:w="100"/>
+              <w:left w:type="dxa" w:w="140"/>
+              <w:bottom w:type="dxa" w:w="100"/>
+              <w:right w:type="dxa" w:w="140"/>
+            </w:tcMar>
+          </w:tcPr>
+          <w:p>
+            <w:pPr>
+              <w:jc w:val="right"/>
+            </w:pPr>
+            <w:r>
+              <w:rPr>
+                <w:rFonts w:ascii="Arial" w:cs="Arial" w:eastAsia="Arial" w:hAnsi="Arial"/>
+                <w:b w:val="false"/>
+                <w:bCs w:val="false"/>
+                <w:color w:val="000000"/>
+                <w:sz w:val="20"/>
+                <w:szCs w:val="20"/>
+              </w:rPr>
+              <w:t xml:space="preserve">+32%</w:t>
+            </w:r>
+          </w:p>
+        </w:tc>
+        <w:tc>
+          <w:tcPr>
+            <w:tcW w:type="dxa" w:w="1660"/>
+            <w:tcBorders>
+              <w:top w:val="single" w:color="BBBBBB" w:sz="4"/>
+              <w:left w:val="single" w:color="BBBBBB" w:sz="4"/>
+              <w:bottom w:val="single" w:color="BBBBBB" w:sz="4"/>
+              <w:right w:val="single" w:color="BBBBBB" w:sz="4"/>
+            </w:tcBorders>
+            <w:shd w:fill="F5F5F5" w:val="clear"/>
+            <w:tcMar>
+              <w:top w:type="dxa" w:w="100"/>
+              <w:left w:type="dxa" w:w="140"/>
+              <w:bottom w:type="dxa" w:w="100"/>
+              <w:right w:type="dxa" w:w="140"/>
+            </w:tcMar>
+          </w:tcPr>
+          <w:p>
+            <w:pPr>
+              <w:jc w:val="left"/>
+            </w:pPr>
+            <w:r>
+              <w:rPr>
+                <w:rFonts w:ascii="Arial" w:cs="Arial" w:eastAsia="Arial" w:hAnsi="Arial"/>
+                <w:b w:val="false"/>
+                <w:bCs w:val="false"/>
+                <w:color w:val="000000"/>
+                <w:sz w:val="20"/>
+                <w:szCs w:val="20"/>
+              </w:rPr>
+              <w:t xml:space="preserve">Year 3–4 expansion</w:t>
+            </w:r>
+          </w:p>
+        </w:tc>
+      </w:tr>
+      <w:tr>
+        <w:tc>
+          <w:tcPr>
+            <w:tcW w:type="dxa" w:w="3500"/>
+            <w:tcBorders>
+              <w:top w:val="single" w:color="BBBBBB" w:sz="4"/>
+              <w:left w:val="single" w:color="BBBBBB" w:sz="4"/>
+              <w:bottom w:val="single" w:color="BBBBBB" w:sz="4"/>
+              <w:right w:val="single" w:color="BBBBBB" w:sz="4"/>
+            </w:tcBorders>
+            <w:tcMar>
+              <w:top w:type="dxa" w:w="100"/>
+              <w:left w:type="dxa" w:w="140"/>
+              <w:bottom w:type="dxa" w:w="100"/>
+              <w:right w:type="dxa" w:w="140"/>
+            </w:tcMar>
+          </w:tcPr>
+          <w:p>
+            <w:pPr>
+              <w:jc w:val="left"/>
+            </w:pPr>
+            <w:r>
+              <w:rPr>
+                <w:rFonts w:ascii="Arial" w:cs="Arial" w:eastAsia="Arial" w:hAnsi="Arial"/>
+                <w:b/>
+                <w:bCs/>
+                <w:color w:val="000000"/>
+                <w:sz w:val="20"/>
+                <w:szCs w:val="20"/>
+              </w:rPr>
+              <w:t xml:space="preserve">Plumber</w:t>
+            </w:r>
+          </w:p>
+        </w:tc>
+        <w:tc>
+          <w:tcPr>
+            <w:tcW w:type="dxa" w:w="1400"/>
+            <w:tcBorders>
+              <w:top w:val="single" w:color="BBBBBB" w:sz="4"/>
+              <w:left w:val="single" w:color="BBBBBB" w:sz="4"/>
+              <w:bottom w:val="single" w:color="BBBBBB" w:sz="4"/>
+              <w:right w:val="single" w:color="BBBBBB" w:sz="4"/>
+            </w:tcBorders>
+            <w:tcMar>
+              <w:top w:type="dxa" w:w="100"/>
+              <w:left w:type="dxa" w:w="140"/>
+              <w:bottom w:type="dxa" w:w="100"/>
+              <w:right w:type="dxa" w:w="140"/>
+            </w:tcMar>
+          </w:tcPr>
+          <w:p>
+            <w:pPr>
+              <w:jc w:val="right"/>
+            </w:pPr>
+            <w:r>
+              <w:rPr>
+                <w:rFonts w:ascii="Arial" w:cs="Arial" w:eastAsia="Arial" w:hAnsi="Arial"/>
+                <w:b w:val="false"/>
+                <w:bCs w:val="false"/>
+                <w:color w:val="000000"/>
+                <w:sz w:val="20"/>
+                <w:szCs w:val="20"/>
+              </w:rPr>
+              <w:t xml:space="preserve">19,299</w:t>
+            </w:r>
+          </w:p>
+        </w:tc>
+        <w:tc>
+          <w:tcPr>
+            <w:tcW w:type="dxa" w:w="1400"/>
+            <w:tcBorders>
+              <w:top w:val="single" w:color="BBBBBB" w:sz="4"/>
+              <w:left w:val="single" w:color="BBBBBB" w:sz="4"/>
+              <w:bottom w:val="single" w:color="BBBBBB" w:sz="4"/>
+              <w:right w:val="single" w:color="BBBBBB" w:sz="4"/>
+            </w:tcBorders>
+            <w:tcMar>
+              <w:top w:type="dxa" w:w="100"/>
+              <w:left w:type="dxa" w:w="140"/>
+              <w:bottom w:type="dxa" w:w="100"/>
+              <w:right w:type="dxa" w:w="140"/>
+            </w:tcMar>
+          </w:tcPr>
+          <w:p>
+            <w:pPr>
+              <w:jc w:val="right"/>
+            </w:pPr>
+            <w:r>
+              <w:rPr>
+                <w:rFonts w:ascii="Arial" w:cs="Arial" w:eastAsia="Arial" w:hAnsi="Arial"/>
+                <w:b w:val="false"/>
+                <w:bCs w:val="false"/>
+                <w:color w:val="000000"/>
+                <w:sz w:val="20"/>
+                <w:szCs w:val="20"/>
+              </w:rPr>
+              <w:t xml:space="preserve">27,036</w:t>
+            </w:r>
+          </w:p>
+        </w:tc>
+        <w:tc>
+          <w:tcPr>
+            <w:tcW w:type="dxa" w:w="1400"/>
+            <w:tcBorders>
+              <w:top w:val="single" w:color="BBBBBB" w:sz="4"/>
+              <w:left w:val="single" w:color="BBBBBB" w:sz="4"/>
+              <w:bottom w:val="single" w:color="BBBBBB" w:sz="4"/>
+              <w:right w:val="single" w:color="BBBBBB" w:sz="4"/>
+            </w:tcBorders>
+            <w:tcMar>
+              <w:top w:type="dxa" w:w="100"/>
+              <w:left w:type="dxa" w:w="140"/>
+              <w:bottom w:type="dxa" w:w="100"/>
+              <w:right w:type="dxa" w:w="140"/>
+            </w:tcMar>
+          </w:tcPr>
+          <w:p>
+            <w:pPr>
+              <w:jc w:val="right"/>
+            </w:pPr>
+            <w:r>
+              <w:rPr>
+                <w:rFonts w:ascii="Arial" w:cs="Arial" w:eastAsia="Arial" w:hAnsi="Arial"/>
+                <w:b w:val="false"/>
+                <w:bCs w:val="false"/>
+                <w:color w:val="000000"/>
+                <w:sz w:val="20"/>
+                <w:szCs w:val="20"/>
+              </w:rPr>
+              <w:t xml:space="preserve">+40%</w:t>
+            </w:r>
+          </w:p>
+        </w:tc>
+        <w:tc>
+          <w:tcPr>
+            <w:tcW w:type="dxa" w:w="1660"/>
+            <w:tcBorders>
+              <w:top w:val="single" w:color="BBBBBB" w:sz="4"/>
+              <w:left w:val="single" w:color="BBBBBB" w:sz="4"/>
+              <w:bottom w:val="single" w:color="BBBBBB" w:sz="4"/>
+              <w:right w:val="single" w:color="BBBBBB" w:sz="4"/>
+            </w:tcBorders>
+            <w:tcMar>
+              <w:top w:type="dxa" w:w="100"/>
+              <w:left w:type="dxa" w:w="140"/>
+              <w:bottom w:type="dxa" w:w="100"/>
+              <w:right w:type="dxa" w:w="140"/>
+            </w:tcMar>
+          </w:tcPr>
+          <w:p>
+            <w:pPr>
+              <w:jc w:val="left"/>
+            </w:pPr>
+            <w:r>
+              <w:rPr>
+                <w:rFonts w:ascii="Arial" w:cs="Arial" w:eastAsia="Arial" w:hAnsi="Arial"/>
+                <w:b w:val="false"/>
+                <w:bCs w:val="false"/>
+                <w:color w:val="000000"/>
+                <w:sz w:val="20"/>
+                <w:szCs w:val="20"/>
+              </w:rPr>
+              <w:t xml:space="preserve">Year 3–4 expansion</w:t>
+            </w:r>
+          </w:p>
+        </w:tc>
+      </w:tr>
+      <w:tr>
+        <w:tc>
+          <w:tcPr>
+            <w:tcW w:type="dxa" w:w="3500"/>
+            <w:tcBorders>
+              <w:top w:val="single" w:color="BBBBBB" w:sz="4"/>
+              <w:left w:val="single" w:color="BBBBBB" w:sz="4"/>
+              <w:bottom w:val="single" w:color="BBBBBB" w:sz="4"/>
+              <w:right w:val="single" w:color="BBBBBB" w:sz="4"/>
+            </w:tcBorders>
+            <w:shd w:fill="F5F5F5" w:val="clear"/>
+            <w:tcMar>
+              <w:top w:type="dxa" w:w="100"/>
+              <w:left w:type="dxa" w:w="140"/>
+              <w:bottom w:type="dxa" w:w="100"/>
+              <w:right w:type="dxa" w:w="140"/>
+            </w:tcMar>
+          </w:tcPr>
+          <w:p>
+            <w:pPr>
+              <w:jc w:val="left"/>
+            </w:pPr>
+            <w:r>
+              <w:rPr>
+                <w:rFonts w:ascii="Arial" w:cs="Arial" w:eastAsia="Arial" w:hAnsi="Arial"/>
+                <w:b/>
+                <w:bCs/>
+                <w:color w:val="000000"/>
+                <w:sz w:val="20"/>
+                <w:szCs w:val="20"/>
+              </w:rPr>
+              <w:t xml:space="preserve">Welder</w:t>
+            </w:r>
+          </w:p>
+        </w:tc>
+        <w:tc>
+          <w:tcPr>
+            <w:tcW w:type="dxa" w:w="1400"/>
+            <w:tcBorders>
+              <w:top w:val="single" w:color="BBBBBB" w:sz="4"/>
+              <w:left w:val="single" w:color="BBBBBB" w:sz="4"/>
+              <w:bottom w:val="single" w:color="BBBBBB" w:sz="4"/>
+              <w:right w:val="single" w:color="BBBBBB" w:sz="4"/>
+            </w:tcBorders>
+            <w:shd w:fill="F5F5F5" w:val="clear"/>
+            <w:tcMar>
+              <w:top w:type="dxa" w:w="100"/>
+              <w:left w:type="dxa" w:w="140"/>
+              <w:bottom w:type="dxa" w:w="100"/>
+              <w:right w:type="dxa" w:w="140"/>
+            </w:tcMar>
+          </w:tcPr>
+          <w:p>
+            <w:pPr>
+              <w:jc w:val="right"/>
+            </w:pPr>
+            <w:r>
+              <w:rPr>
+                <w:rFonts w:ascii="Arial" w:cs="Arial" w:eastAsia="Arial" w:hAnsi="Arial"/>
+                <w:b w:val="false"/>
+                <w:bCs w:val="false"/>
+                <w:color w:val="000000"/>
+                <w:sz w:val="20"/>
+                <w:szCs w:val="20"/>
+              </w:rPr>
+              <w:t xml:space="preserve">10,539</w:t>
+            </w:r>
+          </w:p>
+        </w:tc>
+        <w:tc>
+          <w:tcPr>
+            <w:tcW w:type="dxa" w:w="1400"/>
+            <w:tcBorders>
+              <w:top w:val="single" w:color="BBBBBB" w:sz="4"/>
+              <w:left w:val="single" w:color="BBBBBB" w:sz="4"/>
+              <w:bottom w:val="single" w:color="BBBBBB" w:sz="4"/>
+              <w:right w:val="single" w:color="BBBBBB" w:sz="4"/>
+            </w:tcBorders>
+            <w:shd w:fill="F5F5F5" w:val="clear"/>
+            <w:tcMar>
+              <w:top w:type="dxa" w:w="100"/>
+              <w:left w:type="dxa" w:w="140"/>
+              <w:bottom w:type="dxa" w:w="100"/>
+              <w:right w:type="dxa" w:w="140"/>
+            </w:tcMar>
+          </w:tcPr>
+          <w:p>
+            <w:pPr>
+              <w:jc w:val="right"/>
+            </w:pPr>
+            <w:r>
+              <w:rPr>
+                <w:rFonts w:ascii="Arial" w:cs="Arial" w:eastAsia="Arial" w:hAnsi="Arial"/>
+                <w:b w:val="false"/>
+                <w:bCs w:val="false"/>
+                <w:color w:val="000000"/>
+                <w:sz w:val="20"/>
+                <w:szCs w:val="20"/>
+              </w:rPr>
+              <w:t xml:space="preserve">15,699</w:t>
+            </w:r>
+          </w:p>
+        </w:tc>
+        <w:tc>
+          <w:tcPr>
+            <w:tcW w:type="dxa" w:w="1400"/>
+            <w:tcBorders>
+              <w:top w:val="single" w:color="BBBBBB" w:sz="4"/>
+              <w:left w:val="single" w:color="BBBBBB" w:sz="4"/>
+              <w:bottom w:val="single" w:color="BBBBBB" w:sz="4"/>
+              <w:right w:val="single" w:color="BBBBBB" w:sz="4"/>
+            </w:tcBorders>
+            <w:shd w:fill="F5F5F5" w:val="clear"/>
+            <w:tcMar>
+              <w:top w:type="dxa" w:w="100"/>
+              <w:left w:type="dxa" w:w="140"/>
+              <w:bottom w:type="dxa" w:w="100"/>
+              <w:right w:type="dxa" w:w="140"/>
+            </w:tcMar>
+          </w:tcPr>
+          <w:p>
+            <w:pPr>
+              <w:jc w:val="right"/>
+            </w:pPr>
+            <w:r>
+              <w:rPr>
+                <w:rFonts w:ascii="Arial" w:cs="Arial" w:eastAsia="Arial" w:hAnsi="Arial"/>
+                <w:b w:val="false"/>
+                <w:bCs w:val="false"/>
+                <w:color w:val="000000"/>
+                <w:sz w:val="20"/>
+                <w:szCs w:val="20"/>
+              </w:rPr>
+              <w:t xml:space="preserve">+49%</w:t>
+            </w:r>
+          </w:p>
+        </w:tc>
+        <w:tc>
+          <w:tcPr>
+            <w:tcW w:type="dxa" w:w="1660"/>
+            <w:tcBorders>
+              <w:top w:val="single" w:color="BBBBBB" w:sz="4"/>
+              <w:left w:val="single" w:color="BBBBBB" w:sz="4"/>
+              <w:bottom w:val="single" w:color="BBBBBB" w:sz="4"/>
+              <w:right w:val="single" w:color="BBBBBB" w:sz="4"/>
+            </w:tcBorders>
+            <w:shd w:fill="F5F5F5" w:val="clear"/>
+            <w:tcMar>
+              <w:top w:type="dxa" w:w="100"/>
+              <w:left w:type="dxa" w:w="140"/>
+              <w:bottom w:type="dxa" w:w="100"/>
+              <w:right w:type="dxa" w:w="140"/>
+            </w:tcMar>
+          </w:tcPr>
+          <w:p>
+            <w:pPr>
+              <w:jc w:val="left"/>
+            </w:pPr>
+            <w:r>
+              <w:rPr>
+                <w:rFonts w:ascii="Arial" w:cs="Arial" w:eastAsia="Arial" w:hAnsi="Arial"/>
+                <w:b w:val="false"/>
+                <w:bCs w:val="false"/>
+                <w:color w:val="000000"/>
+                <w:sz w:val="20"/>
+                <w:szCs w:val="20"/>
+              </w:rPr>
+              <w:t xml:space="preserve">Year 2–3 expansion</w:t>
+            </w:r>
+          </w:p>
+        </w:tc>
+      </w:tr>
+      <w:tr>
+        <w:tc>
+          <w:tcPr>
+            <w:tcW w:type="dxa" w:w="3500"/>
+            <w:tcBorders>
+              <w:top w:val="single" w:color="BBBBBB" w:sz="4"/>
+              <w:left w:val="single" w:color="BBBBBB" w:sz="4"/>
+              <w:bottom w:val="single" w:color="BBBBBB" w:sz="4"/>
+              <w:right w:val="single" w:color="BBBBBB" w:sz="4"/>
+            </w:tcBorders>
+            <w:tcMar>
+              <w:top w:type="dxa" w:w="100"/>
+              <w:left w:type="dxa" w:w="140"/>
+              <w:bottom w:type="dxa" w:w="100"/>
+              <w:right w:type="dxa" w:w="140"/>
+            </w:tcMar>
+          </w:tcPr>
+          <w:p>
+            <w:pPr>
+              <w:jc w:val="left"/>
+            </w:pPr>
+            <w:r>
+              <w:rPr>
+                <w:rFonts w:ascii="Arial" w:cs="Arial" w:eastAsia="Arial" w:hAnsi="Arial"/>
+                <w:b/>
+                <w:bCs/>
+                <w:color w:val="000000"/>
+                <w:sz w:val="20"/>
+                <w:szCs w:val="20"/>
+              </w:rPr>
+              <w:t xml:space="preserve">Heavy duty equip tech</w:t>
+            </w:r>
+          </w:p>
+        </w:tc>
+        <w:tc>
+          <w:tcPr>
+            <w:tcW w:type="dxa" w:w="1400"/>
+            <w:tcBorders>
+              <w:top w:val="single" w:color="BBBBBB" w:sz="4"/>
+              <w:left w:val="single" w:color="BBBBBB" w:sz="4"/>
+              <w:bottom w:val="single" w:color="BBBBBB" w:sz="4"/>
+              <w:right w:val="single" w:color="BBBBBB" w:sz="4"/>
+            </w:tcBorders>
+            <w:tcMar>
+              <w:top w:type="dxa" w:w="100"/>
+              <w:left w:type="dxa" w:w="140"/>
+              <w:bottom w:type="dxa" w:w="100"/>
+              <w:right w:type="dxa" w:w="140"/>
+            </w:tcMar>
+          </w:tcPr>
+          <w:p>
+            <w:pPr>
+              <w:jc w:val="right"/>
+            </w:pPr>
+            <w:r>
+              <w:rPr>
+                <w:rFonts w:ascii="Arial" w:cs="Arial" w:eastAsia="Arial" w:hAnsi="Arial"/>
+                <w:b w:val="false"/>
+                <w:bCs w:val="false"/>
+                <w:color w:val="000000"/>
+                <w:sz w:val="20"/>
+                <w:szCs w:val="20"/>
+              </w:rPr>
+              <w:t xml:space="preserve">9,474</w:t>
+            </w:r>
+          </w:p>
+        </w:tc>
+        <w:tc>
+          <w:tcPr>
+            <w:tcW w:type="dxa" w:w="1400"/>
+            <w:tcBorders>
+              <w:top w:val="single" w:color="BBBBBB" w:sz="4"/>
+              <w:left w:val="single" w:color="BBBBBB" w:sz="4"/>
+              <w:bottom w:val="single" w:color="BBBBBB" w:sz="4"/>
+              <w:right w:val="single" w:color="BBBBBB" w:sz="4"/>
+            </w:tcBorders>
+            <w:tcMar>
+              <w:top w:type="dxa" w:w="100"/>
+              <w:left w:type="dxa" w:w="140"/>
+              <w:bottom w:type="dxa" w:w="100"/>
+              <w:right w:type="dxa" w:w="140"/>
+            </w:tcMar>
+          </w:tcPr>
+          <w:p>
+            <w:pPr>
+              <w:jc w:val="right"/>
+            </w:pPr>
+            <w:r>
+              <w:rPr>
+                <w:rFonts w:ascii="Arial" w:cs="Arial" w:eastAsia="Arial" w:hAnsi="Arial"/>
+                <w:b w:val="false"/>
+                <w:bCs w:val="false"/>
+                <w:color w:val="000000"/>
+                <w:sz w:val="20"/>
+                <w:szCs w:val="20"/>
+              </w:rPr>
+              <w:t xml:space="preserve">15,408</w:t>
+            </w:r>
+          </w:p>
+        </w:tc>
+        <w:tc>
+          <w:tcPr>
+            <w:tcW w:type="dxa" w:w="1400"/>
+            <w:tcBorders>
+              <w:top w:val="single" w:color="BBBBBB" w:sz="4"/>
+              <w:left w:val="single" w:color="BBBBBB" w:sz="4"/>
+              <w:bottom w:val="single" w:color="BBBBBB" w:sz="4"/>
+              <w:right w:val="single" w:color="BBBBBB" w:sz="4"/>
+            </w:tcBorders>
+            <w:tcMar>
+              <w:top w:type="dxa" w:w="100"/>
+              <w:left w:type="dxa" w:w="140"/>
+              <w:bottom w:type="dxa" w:w="100"/>
+              <w:right w:type="dxa" w:w="140"/>
+            </w:tcMar>
+          </w:tcPr>
+          <w:p>
+            <w:pPr>
+              <w:jc w:val="right"/>
+            </w:pPr>
+            <w:r>
+              <w:rPr>
+                <w:rFonts w:ascii="Arial" w:cs="Arial" w:eastAsia="Arial" w:hAnsi="Arial"/>
+                <w:b w:val="false"/>
+                <w:bCs w:val="false"/>
+                <w:color w:val="000000"/>
+                <w:sz w:val="20"/>
+                <w:szCs w:val="20"/>
+              </w:rPr>
+              <w:t xml:space="preserve">+63%</w:t>
+            </w:r>
+          </w:p>
+        </w:tc>
+        <w:tc>
+          <w:tcPr>
+            <w:tcW w:type="dxa" w:w="1660"/>
+            <w:tcBorders>
+              <w:top w:val="single" w:color="BBBBBB" w:sz="4"/>
+              <w:left w:val="single" w:color="BBBBBB" w:sz="4"/>
+              <w:bottom w:val="single" w:color="BBBBBB" w:sz="4"/>
+              <w:right w:val="single" w:color="BBBBBB" w:sz="4"/>
+            </w:tcBorders>
+            <w:tcMar>
+              <w:top w:type="dxa" w:w="100"/>
+              <w:left w:type="dxa" w:w="140"/>
+              <w:bottom w:type="dxa" w:w="100"/>
+              <w:right w:type="dxa" w:w="140"/>
+            </w:tcMar>
+          </w:tcPr>
+          <w:p>
+            <w:pPr>
+              <w:jc w:val="left"/>
+            </w:pPr>
+            <w:r>
+              <w:rPr>
+                <w:rFonts w:ascii="Arial" w:cs="Arial" w:eastAsia="Arial" w:hAnsi="Arial"/>
+                <w:b w:val="false"/>
+                <w:bCs w:val="false"/>
+                <w:color w:val="000000"/>
+                <w:sz w:val="20"/>
+                <w:szCs w:val="20"/>
+              </w:rPr>
+              <w:t xml:space="preserve">Year 2–3 expansion</w:t>
+            </w:r>
+          </w:p>
+        </w:tc>
+      </w:tr>
+      <w:tr>
+        <w:tc>
+          <w:tcPr>
+            <w:tcW w:type="dxa" w:w="3500"/>
+            <w:tcBorders>
+              <w:top w:val="single" w:color="BBBBBB" w:sz="4"/>
+              <w:left w:val="single" w:color="BBBBBB" w:sz="4"/>
+              <w:bottom w:val="single" w:color="BBBBBB" w:sz="4"/>
+              <w:right w:val="single" w:color="BBBBBB" w:sz="4"/>
+            </w:tcBorders>
+            <w:shd w:fill="F5F5F5" w:val="clear"/>
+            <w:tcMar>
+              <w:top w:type="dxa" w:w="100"/>
+              <w:left w:type="dxa" w:w="140"/>
+              <w:bottom w:type="dxa" w:w="100"/>
+              <w:right w:type="dxa" w:w="140"/>
+            </w:tcMar>
+          </w:tcPr>
+          <w:p>
+            <w:pPr>
+              <w:jc w:val="left"/>
+            </w:pPr>
+            <w:r>
+              <w:rPr>
+                <w:rFonts w:ascii="Arial" w:cs="Arial" w:eastAsia="Arial" w:hAnsi="Arial"/>
+                <w:b/>
+                <w:bCs/>
+                <w:color w:val="000000"/>
+                <w:sz w:val="20"/>
+                <w:szCs w:val="20"/>
+              </w:rPr>
+              <w:t xml:space="preserve">Steamfitter / pipefitter</w:t>
+            </w:r>
+          </w:p>
+        </w:tc>
+        <w:tc>
+          <w:tcPr>
+            <w:tcW w:type="dxa" w:w="1400"/>
+            <w:tcBorders>
+              <w:top w:val="single" w:color="BBBBBB" w:sz="4"/>
+              <w:left w:val="single" w:color="BBBBBB" w:sz="4"/>
+              <w:bottom w:val="single" w:color="BBBBBB" w:sz="4"/>
+              <w:right w:val="single" w:color="BBBBBB" w:sz="4"/>
+            </w:tcBorders>
+            <w:shd w:fill="F5F5F5" w:val="clear"/>
+            <w:tcMar>
+              <w:top w:type="dxa" w:w="100"/>
+              <w:left w:type="dxa" w:w="140"/>
+              <w:bottom w:type="dxa" w:w="100"/>
+              <w:right w:type="dxa" w:w="140"/>
+            </w:tcMar>
+          </w:tcPr>
+          <w:p>
+            <w:pPr>
+              <w:jc w:val="right"/>
+            </w:pPr>
+            <w:r>
+              <w:rPr>
+                <w:rFonts w:ascii="Arial" w:cs="Arial" w:eastAsia="Arial" w:hAnsi="Arial"/>
+                <w:b w:val="false"/>
+                <w:bCs w:val="false"/>
+                <w:color w:val="000000"/>
+                <w:sz w:val="20"/>
+                <w:szCs w:val="20"/>
+              </w:rPr>
+              <w:t xml:space="preserve">9,279</w:t>
+            </w:r>
+          </w:p>
+        </w:tc>
+        <w:tc>
+          <w:tcPr>
+            <w:tcW w:type="dxa" w:w="1400"/>
+            <w:tcBorders>
+              <w:top w:val="single" w:color="BBBBBB" w:sz="4"/>
+              <w:left w:val="single" w:color="BBBBBB" w:sz="4"/>
+              <w:bottom w:val="single" w:color="BBBBBB" w:sz="4"/>
+              <w:right w:val="single" w:color="BBBBBB" w:sz="4"/>
+            </w:tcBorders>
+            <w:shd w:fill="F5F5F5" w:val="clear"/>
+            <w:tcMar>
+              <w:top w:type="dxa" w:w="100"/>
+              <w:left w:type="dxa" w:w="140"/>
+              <w:bottom w:type="dxa" w:w="100"/>
+              <w:right w:type="dxa" w:w="140"/>
+            </w:tcMar>
+          </w:tcPr>
+          <w:p>
+            <w:pPr>
+              <w:jc w:val="right"/>
+            </w:pPr>
+            <w:r>
+              <w:rPr>
+                <w:rFonts w:ascii="Arial" w:cs="Arial" w:eastAsia="Arial" w:hAnsi="Arial"/>
+                <w:b w:val="false"/>
+                <w:bCs w:val="false"/>
+                <w:color w:val="000000"/>
+                <w:sz w:val="20"/>
+                <w:szCs w:val="20"/>
+              </w:rPr>
+              <w:t xml:space="preserve">14,346</w:t>
+            </w:r>
+          </w:p>
+        </w:tc>
+        <w:tc>
+          <w:tcPr>
+            <w:tcW w:type="dxa" w:w="1400"/>
+            <w:tcBorders>
+              <w:top w:val="single" w:color="BBBBBB" w:sz="4"/>
+              <w:left w:val="single" w:color="BBBBBB" w:sz="4"/>
+              <w:bottom w:val="single" w:color="BBBBBB" w:sz="4"/>
+              <w:right w:val="single" w:color="BBBBBB" w:sz="4"/>
+            </w:tcBorders>
+            <w:shd w:fill="F5F5F5" w:val="clear"/>
+            <w:tcMar>
+              <w:top w:type="dxa" w:w="100"/>
+              <w:left w:type="dxa" w:w="140"/>
+              <w:bottom w:type="dxa" w:w="100"/>
+              <w:right w:type="dxa" w:w="140"/>
+            </w:tcMar>
+          </w:tcPr>
+          <w:p>
+            <w:pPr>
+              <w:jc w:val="right"/>
+            </w:pPr>
+            <w:r>
+              <w:rPr>
+                <w:rFonts w:ascii="Arial" w:cs="Arial" w:eastAsia="Arial" w:hAnsi="Arial"/>
+                <w:b w:val="false"/>
+                <w:bCs w:val="false"/>
+                <w:color w:val="000000"/>
+                <w:sz w:val="20"/>
+                <w:szCs w:val="20"/>
+              </w:rPr>
+              <w:t xml:space="preserve">+55%</w:t>
+            </w:r>
+          </w:p>
+        </w:tc>
+        <w:tc>
+          <w:tcPr>
+            <w:tcW w:type="dxa" w:w="1660"/>
+            <w:tcBorders>
+              <w:top w:val="single" w:color="BBBBBB" w:sz="4"/>
+              <w:left w:val="single" w:color="BBBBBB" w:sz="4"/>
+              <w:bottom w:val="single" w:color="BBBBBB" w:sz="4"/>
+              <w:right w:val="single" w:color="BBBBBB" w:sz="4"/>
+            </w:tcBorders>
+            <w:shd w:fill="F5F5F5" w:val="clear"/>
+            <w:tcMar>
+              <w:top w:type="dxa" w:w="100"/>
+              <w:left w:type="dxa" w:w="140"/>
+              <w:bottom w:type="dxa" w:w="100"/>
+              <w:right w:type="dxa" w:w="140"/>
+            </w:tcMar>
+          </w:tcPr>
+          <w:p>
+            <w:pPr>
+              <w:jc w:val="left"/>
+            </w:pPr>
+            <w:r>
+              <w:rPr>
+                <w:rFonts w:ascii="Arial" w:cs="Arial" w:eastAsia="Arial" w:hAnsi="Arial"/>
+                <w:b w:val="false"/>
+                <w:bCs w:val="false"/>
+                <w:color w:val="000000"/>
+                <w:sz w:val="20"/>
+                <w:szCs w:val="20"/>
+              </w:rPr>
+              <w:t xml:space="preserve">Year 3–4 expansion</w:t>
+            </w:r>
+          </w:p>
+        </w:tc>
+      </w:tr>
+      <w:tr>
+        <w:tc>
+          <w:tcPr>
+            <w:tcW w:type="dxa" w:w="3500"/>
+            <w:tcBorders>
+              <w:top w:val="single" w:color="BBBBBB" w:sz="4"/>
+              <w:left w:val="single" w:color="BBBBBB" w:sz="4"/>
+              <w:bottom w:val="single" w:color="BBBBBB" w:sz="4"/>
+              <w:right w:val="single" w:color="BBBBBB" w:sz="4"/>
+            </w:tcBorders>
+            <w:tcMar>
+              <w:top w:type="dxa" w:w="100"/>
+              <w:left w:type="dxa" w:w="140"/>
+              <w:bottom w:type="dxa" w:w="100"/>
+              <w:right w:type="dxa" w:w="140"/>
+            </w:tcMar>
+          </w:tcPr>
+          <w:p>
+            <w:pPr>
+              <w:jc w:val="left"/>
+            </w:pPr>
+            <w:r>
+              <w:rPr>
+                <w:rFonts w:ascii="Arial" w:cs="Arial" w:eastAsia="Arial" w:hAnsi="Arial"/>
+                <w:b/>
+                <w:bCs/>
+                <w:color w:val="000000"/>
+                <w:sz w:val="20"/>
+                <w:szCs w:val="20"/>
+              </w:rPr>
+              <w:t xml:space="preserve">Carpenter</w:t>
+            </w:r>
+          </w:p>
+        </w:tc>
+        <w:tc>
+          <w:tcPr>
+            <w:tcW w:type="dxa" w:w="1400"/>
+            <w:tcBorders>
+              <w:top w:val="single" w:color="BBBBBB" w:sz="4"/>
+              <w:left w:val="single" w:color="BBBBBB" w:sz="4"/>
+              <w:bottom w:val="single" w:color="BBBBBB" w:sz="4"/>
+              <w:right w:val="single" w:color="BBBBBB" w:sz="4"/>
+            </w:tcBorders>
+            <w:tcMar>
+              <w:top w:type="dxa" w:w="100"/>
+              <w:left w:type="dxa" w:w="140"/>
+              <w:bottom w:type="dxa" w:w="100"/>
+              <w:right w:type="dxa" w:w="140"/>
+            </w:tcMar>
+          </w:tcPr>
+          <w:p>
+            <w:pPr>
+              <w:jc w:val="right"/>
+            </w:pPr>
+            <w:r>
+              <w:rPr>
+                <w:rFonts w:ascii="Arial" w:cs="Arial" w:eastAsia="Arial" w:hAnsi="Arial"/>
+                <w:b w:val="false"/>
+                <w:bCs w:val="false"/>
+                <w:color w:val="000000"/>
+                <w:sz w:val="20"/>
+                <w:szCs w:val="20"/>
+              </w:rPr>
+              <w:t xml:space="preserve">44,667</w:t>
+            </w:r>
+          </w:p>
+        </w:tc>
+        <w:tc>
+          <w:tcPr>
+            <w:tcW w:type="dxa" w:w="1400"/>
+            <w:tcBorders>
+              <w:top w:val="single" w:color="BBBBBB" w:sz="4"/>
+              <w:left w:val="single" w:color="BBBBBB" w:sz="4"/>
+              <w:bottom w:val="single" w:color="BBBBBB" w:sz="4"/>
+              <w:right w:val="single" w:color="BBBBBB" w:sz="4"/>
+            </w:tcBorders>
+            <w:tcMar>
+              <w:top w:type="dxa" w:w="100"/>
+              <w:left w:type="dxa" w:w="140"/>
+              <w:bottom w:type="dxa" w:w="100"/>
+              <w:right w:type="dxa" w:w="140"/>
+            </w:tcMar>
+          </w:tcPr>
+          <w:p>
+            <w:pPr>
+              <w:jc w:val="right"/>
+            </w:pPr>
+            <w:r>
+              <w:rPr>
+                <w:rFonts w:ascii="Arial" w:cs="Arial" w:eastAsia="Arial" w:hAnsi="Arial"/>
+                <w:b w:val="false"/>
+                <w:bCs w:val="false"/>
+                <w:color w:val="000000"/>
+                <w:sz w:val="20"/>
+                <w:szCs w:val="20"/>
+              </w:rPr>
+              <w:t xml:space="preserve">56,937</w:t>
+            </w:r>
+          </w:p>
+        </w:tc>
+        <w:tc>
+          <w:tcPr>
+            <w:tcW w:type="dxa" w:w="1400"/>
+            <w:tcBorders>
+              <w:top w:val="single" w:color="BBBBBB" w:sz="4"/>
+              <w:left w:val="single" w:color="BBBBBB" w:sz="4"/>
+              <w:bottom w:val="single" w:color="BBBBBB" w:sz="4"/>
+              <w:right w:val="single" w:color="BBBBBB" w:sz="4"/>
+            </w:tcBorders>
+            <w:tcMar>
+              <w:top w:type="dxa" w:w="100"/>
+              <w:left w:type="dxa" w:w="140"/>
+              <w:bottom w:type="dxa" w:w="100"/>
+              <w:right w:type="dxa" w:w="140"/>
+            </w:tcMar>
+          </w:tcPr>
+          <w:p>
+            <w:pPr>
+              <w:jc w:val="right"/>
+            </w:pPr>
+            <w:r>
+              <w:rPr>
+                <w:rFonts w:ascii="Arial" w:cs="Arial" w:eastAsia="Arial" w:hAnsi="Arial"/>
+                <w:b w:val="false"/>
+                <w:bCs w:val="false"/>
+                <w:color w:val="000000"/>
+                <w:sz w:val="20"/>
+                <w:szCs w:val="20"/>
+              </w:rPr>
+              <w:t xml:space="preserve">+28%</w:t>
+            </w:r>
+          </w:p>
+        </w:tc>
+        <w:tc>
+          <w:tcPr>
+            <w:tcW w:type="dxa" w:w="1660"/>
+            <w:tcBorders>
+              <w:top w:val="single" w:color="BBBBBB" w:sz="4"/>
+              <w:left w:val="single" w:color="BBBBBB" w:sz="4"/>
+              <w:bottom w:val="single" w:color="BBBBBB" w:sz="4"/>
+              <w:right w:val="single" w:color="BBBBBB" w:sz="4"/>
+            </w:tcBorders>
+            <w:tcMar>
+              <w:top w:type="dxa" w:w="100"/>
+              <w:left w:type="dxa" w:w="140"/>
+              <w:bottom w:type="dxa" w:w="100"/>
+              <w:right w:type="dxa" w:w="140"/>
+            </w:tcMar>
+          </w:tcPr>
+          <w:p>
+            <w:pPr>
+              <w:jc w:val="left"/>
+            </w:pPr>
+            <w:r>
+              <w:rPr>
+                <w:rFonts w:ascii="Arial" w:cs="Arial" w:eastAsia="Arial" w:hAnsi="Arial"/>
+                <w:b w:val="false"/>
+                <w:bCs w:val="false"/>
+                <w:color w:val="000000"/>
+                <w:sz w:val="20"/>
+                <w:szCs w:val="20"/>
+              </w:rPr>
+              <w:t xml:space="preserve">Future consideration</w:t>
+            </w:r>
+          </w:p>
+        </w:tc>
+      </w:tr>
+      <w:tr>
+        <w:tc>
+          <w:tcPr>
+            <w:tcW w:type="dxa" w:w="3500"/>
+            <w:tcBorders>
+              <w:top w:val="single" w:color="BBBBBB" w:sz="4"/>
+              <w:left w:val="single" w:color="BBBBBB" w:sz="4"/>
+              <w:bottom w:val="single" w:color="BBBBBB" w:sz="4"/>
+              <w:right w:val="single" w:color="BBBBBB" w:sz="4"/>
+            </w:tcBorders>
+            <w:shd w:fill="E8E8E8" w:val="clear"/>
+            <w:tcMar>
+              <w:top w:type="dxa" w:w="100"/>
+              <w:left w:type="dxa" w:w="140"/>
+              <w:bottom w:type="dxa" w:w="100"/>
+              <w:right w:type="dxa" w:w="140"/>
+            </w:tcMar>
+          </w:tcPr>
+          <w:p>
+            <w:pPr>
+              <w:jc w:val="left"/>
+            </w:pPr>
+            <w:r>
+              <w:rPr>
+                <w:rFonts w:ascii="Arial" w:cs="Arial" w:eastAsia="Arial" w:hAnsi="Arial"/>
+                <w:b/>
+                <w:bCs/>
+                <w:color w:val="000000"/>
+                <w:sz w:val="20"/>
+                <w:szCs w:val="20"/>
+              </w:rPr>
+              <w:t xml:space="preserve">ALL Red Seal trades</w:t>
+            </w:r>
+          </w:p>
+        </w:tc>
+        <w:tc>
+          <w:tcPr>
+            <w:tcW w:type="dxa" w:w="1400"/>
+            <w:tcBorders>
+              <w:top w:val="single" w:color="BBBBBB" w:sz="4"/>
+              <w:left w:val="single" w:color="BBBBBB" w:sz="4"/>
+              <w:bottom w:val="single" w:color="BBBBBB" w:sz="4"/>
+              <w:right w:val="single" w:color="BBBBBB" w:sz="4"/>
+            </w:tcBorders>
+            <w:shd w:fill="E8E8E8" w:val="clear"/>
+            <w:tcMar>
+              <w:top w:type="dxa" w:w="100"/>
+              <w:left w:type="dxa" w:w="140"/>
+              <w:bottom w:type="dxa" w:w="100"/>
+              <w:right w:type="dxa" w:w="140"/>
+            </w:tcMar>
+          </w:tcPr>
+          <w:p>
+            <w:pPr>
+              <w:jc w:val="right"/>
+            </w:pPr>
+            <w:r>
+              <w:rPr>
+                <w:rFonts w:ascii="Arial" w:cs="Arial" w:eastAsia="Arial" w:hAnsi="Arial"/>
+                <w:b/>
+                <w:bCs/>
+                <w:color w:val="000000"/>
+                <w:sz w:val="20"/>
+                <w:szCs w:val="20"/>
+              </w:rPr>
+              <w:t xml:space="preserve">381,039</w:t>
+            </w:r>
+          </w:p>
+        </w:tc>
+        <w:tc>
+          <w:tcPr>
+            <w:tcW w:type="dxa" w:w="1400"/>
+            <w:tcBorders>
+              <w:top w:val="single" w:color="BBBBBB" w:sz="4"/>
+              <w:left w:val="single" w:color="BBBBBB" w:sz="4"/>
+              <w:bottom w:val="single" w:color="BBBBBB" w:sz="4"/>
+              <w:right w:val="single" w:color="BBBBBB" w:sz="4"/>
+            </w:tcBorders>
+            <w:shd w:fill="E8E8E8" w:val="clear"/>
+            <w:tcMar>
+              <w:top w:type="dxa" w:w="100"/>
+              <w:left w:type="dxa" w:w="140"/>
+              <w:bottom w:type="dxa" w:w="100"/>
+              <w:right w:type="dxa" w:w="140"/>
+            </w:tcMar>
+          </w:tcPr>
+          <w:p>
+            <w:pPr>
+              <w:jc w:val="right"/>
+            </w:pPr>
+            <w:r>
+              <w:rPr>
+                <w:rFonts w:ascii="Arial" w:cs="Arial" w:eastAsia="Arial" w:hAnsi="Arial"/>
+                <w:b/>
+                <w:bCs/>
+                <w:color w:val="000000"/>
+                <w:sz w:val="20"/>
+                <w:szCs w:val="20"/>
+              </w:rPr>
+              <w:t xml:space="preserve">498,783</w:t>
+            </w:r>
+          </w:p>
+        </w:tc>
+        <w:tc>
+          <w:tcPr>
+            <w:tcW w:type="dxa" w:w="1400"/>
+            <w:tcBorders>
+              <w:top w:val="single" w:color="BBBBBB" w:sz="4"/>
+              <w:left w:val="single" w:color="BBBBBB" w:sz="4"/>
+              <w:bottom w:val="single" w:color="BBBBBB" w:sz="4"/>
+              <w:right w:val="single" w:color="BBBBBB" w:sz="4"/>
+            </w:tcBorders>
+            <w:shd w:fill="E8E8E8" w:val="clear"/>
+            <w:tcMar>
+              <w:top w:type="dxa" w:w="100"/>
+              <w:left w:type="dxa" w:w="140"/>
+              <w:bottom w:type="dxa" w:w="100"/>
+              <w:right w:type="dxa" w:w="140"/>
+            </w:tcMar>
+          </w:tcPr>
+          <w:p>
+            <w:pPr>
+              <w:jc w:val="right"/>
+            </w:pPr>
+            <w:r>
+              <w:rPr>
+                <w:rFonts w:ascii="Arial" w:cs="Arial" w:eastAsia="Arial" w:hAnsi="Arial"/>
+                <w:b/>
+                <w:bCs/>
+                <w:color w:val="000000"/>
+                <w:sz w:val="20"/>
+                <w:szCs w:val="20"/>
+              </w:rPr>
+              <w:t xml:space="preserve">+31%</w:t>
+            </w:r>
+          </w:p>
+        </w:tc>
+        <w:tc>
+          <w:tcPr>
+            <w:tcW w:type="dxa" w:w="1660"/>
+            <w:tcBorders>
+              <w:top w:val="single" w:color="BBBBBB" w:sz="4"/>
+              <w:left w:val="single" w:color="BBBBBB" w:sz="4"/>
+              <w:bottom w:val="single" w:color="BBBBBB" w:sz="4"/>
+              <w:right w:val="single" w:color="BBBBBB" w:sz="4"/>
+            </w:tcBorders>
+            <w:shd w:fill="E8E8E8" w:val="clear"/>
+            <w:tcMar>
+              <w:top w:type="dxa" w:w="100"/>
+              <w:left w:type="dxa" w:w="140"/>
+              <w:bottom w:type="dxa" w:w="100"/>
+              <w:right w:type="dxa" w:w="140"/>
+            </w:tcMar>
+          </w:tcPr>
+          <w:p>
+            <w:pPr>
+              <w:jc w:val="left"/>
+            </w:pPr>
+            <w:r>
+              <w:rPr>
+                <w:rFonts w:ascii="Arial" w:cs="Arial" w:eastAsia="Arial" w:hAnsi="Arial"/>
+                <w:b/>
+                <w:bCs/>
+                <w:color w:val="000000"/>
+                <w:sz w:val="20"/>
+                <w:szCs w:val="20"/>
+              </w:rPr>
+              <w:t xml:space="preserve">Total market</w:t>
+            </w:r>
+          </w:p>
+        </w:tc>
+      </w:tr>
+    </w:tbl>
+    <w:p>
+      <w:pPr>
+        <w:spacing w:after="120" w:line="300"/>
+      </w:pPr>
+      <w:r>
+        <w:rPr>
+          <w:rFonts w:ascii="Arial" w:cs="Arial" w:eastAsia="Arial" w:hAnsi="Arial"/>
+          <w:i/>
+          <w:iCs/>
+          <w:sz w:val="18"/>
+          <w:szCs w:val="18"/>
+        </w:rPr>
+        <w:t xml:space="preserve">Source: Statistics Canada Table 37-10-0137-01. </w:t>
+      </w:r>
+      <w:hyperlink w:history="1" r:id="rIdy2w_dsgkoye7wwlelwxs0">
+        <w:r>
+          <w:rPr>
+            <w:rStyle w:val="Hyperlink"/>
+            <w:rFonts w:ascii="Arial" w:cs="Arial" w:eastAsia="Arial" w:hAnsi="Arial"/>
+            <w:color w:val="0645AD"/>
+            <w:u w:val="single"/>
+          </w:rPr>
+          <w:t xml:space="preserve">View table</w:t>
+        </w:r>
+      </w:hyperlink>
+    </w:p>
+    <w:p>
+      <w:pPr>
+        <w:spacing w:after="120" w:line="300"/>
+      </w:pPr>
+      <w:r>
+        <w:rPr>
+          <w:rFonts w:ascii="Arial" w:cs="Arial" w:eastAsia="Arial" w:hAnsi="Arial"/>
+        </w:rPr>
+        <w:t xml:space="preserve"> </w:t>
+      </w:r>
+    </w:p>
+    <w:p>
+      <w:pPr>
+        <w:pStyle w:val="Heading2"/>
+      </w:pPr>
+      <w:r>
+        <w:rPr>
+          <w:rFonts w:ascii="Arial" w:cs="Arial" w:eastAsia="Arial" w:hAnsi="Arial"/>
+        </w:rPr>
+        <w:t xml:space="preserve">1.2 Ontario-Specific Data Points</w:t>
       </w:r>
     </w:p>
     <w:p>
@@ -296,7 +2341,7 @@
         </w:rPr>
         <w:t xml:space="preserve">27,319 (2023), up 24% from 21,971 (2022). </w:t>
       </w:r>
-      <w:hyperlink w:history="1" r:id="rIdddx-ancjpqjdlc4kop-lv">
+      <w:hyperlink w:history="1" r:id="rIdf2xuh-69jfkjn-pcfvkaj">
         <w:r>
           <w:rPr>
             <w:rStyle w:val="Hyperlink"/>
@@ -321,7 +2366,7 @@
         <w:rPr>
           <w:rFonts w:ascii="Arial" w:cs="Arial" w:eastAsia="Arial" w:hAnsi="Arial"/>
         </w:rPr>
-        <w:t xml:space="preserve">Industrial Electrician (442A) registrations: </w:t>
+        <w:t xml:space="preserve">Industrial Electrician (442A) registrations in Ontario: </w:t>
       </w:r>
       <w:r>
         <w:rPr>
@@ -331,7 +2376,7 @@
         </w:rPr>
         <w:t xml:space="preserve">507 in 2022–23 (up from 341 in 2021–22, ~48% YoY). </w:t>
       </w:r>
-      <w:hyperlink w:history="1" r:id="rIdvdf3oq54jfb_va83ygksl">
+      <w:hyperlink w:history="1" r:id="rIdgqzplf2zvpjz8uahkubo0">
         <w:r>
           <w:rPr>
             <w:rStyle w:val="Hyperlink"/>
@@ -356,7 +2401,7 @@
         <w:rPr>
           <w:rFonts w:ascii="Arial" w:cs="Arial" w:eastAsia="Arial" w:hAnsi="Arial"/>
         </w:rPr>
-        <w:t xml:space="preserve">Industrial Mechanic Millwright (433A): </w:t>
+        <w:t xml:space="preserve">2024 Ontario certifications completed: </w:t>
       </w:r>
       <w:r>
         <w:rPr>
@@ -364,15 +2409,9 @@
           <w:b/>
           <w:bCs/>
         </w:rPr>
-        <w:t xml:space="preserve">specific annual registrations not publicly disaggregated. </w:t>
-      </w:r>
-      <w:r>
-        <w:rPr>
-          <w:rFonts w:ascii="Arial" w:cs="Arial" w:eastAsia="Arial" w:hAnsi="Arial"/>
-        </w:rPr>
-        <w:t xml:space="preserve">Program requires 8,000 hours (7,280 on-job + 720 classroom). Using Ontario-wide growth rates and peer-trade ratios, estimated range is 600–900 new 433A registrants/year. </w:t>
-      </w:r>
-      <w:hyperlink w:history="1" r:id="rIdecnumvipiwbxhtt02bo-b">
+        <w:t xml:space="preserve">749 millwrights (433A) + 260 industrial electricians (442A) = 1,009 newly certified tradespeople in one year, each needing a full professional toolkit. </w:t>
+      </w:r>
+      <w:hyperlink w:history="1" r:id="rIdft8ve5-6uo9s8mdyie07k">
         <w:r>
           <w:rPr>
             <w:rStyle w:val="Hyperlink"/>
@@ -380,19 +2419,19 @@
             <w:color w:val="0645AD"/>
             <w:u w:val="single"/>
           </w:rPr>
-          <w:t xml:space="preserve">Source: Skilled Trades Ontario Training Standards.</w:t>
+          <w:t xml:space="preserve">Source: Skilled Trades Ontario 2024 Trade Reports.</w:t>
         </w:r>
       </w:hyperlink>
     </w:p>
     <w:p>
       <w:pPr>
-        <w:pStyle w:val="Heading2"/>
-      </w:pPr>
-      <w:r>
-        <w:rPr>
-          <w:rFonts w:ascii="Arial" w:cs="Arial" w:eastAsia="Arial" w:hAnsi="Arial"/>
-        </w:rPr>
-        <w:t xml:space="preserve">1.2 Bottom-Up TAM Calculation — Ontario</w:t>
+        <w:pStyle w:val="Heading1"/>
+      </w:pPr>
+      <w:r>
+        <w:rPr>
+          <w:rFonts w:ascii="Arial" w:cs="Arial" w:eastAsia="Arial" w:hAnsi="Arial"/>
+        </w:rPr>
+        <w:t xml:space="preserve">2. Bottom-Up TAM Calculation — Core Trades</w:t>
       </w:r>
     </w:p>
     <w:p>
@@ -403,7 +2442,7 @@
         <w:rPr>
           <w:rFonts w:ascii="Arial" w:cs="Arial" w:eastAsia="Arial" w:hAnsi="Arial"/>
         </w:rPr>
-        <w:t xml:space="preserve">TAM is built from three buyer segments: individual apprentices, shops/employers, and trade colleges. Each is sized independently and summed.</w:t>
+        <w:t xml:space="preserve">TAM is built from three buyer segments: individual apprentices, shops/employers, and trade colleges. Each is sized independently.</w:t>
       </w:r>
     </w:p>
     <w:p>
@@ -430,7 +2469,7 @@
         <w:rPr>
           <w:rFonts w:ascii="Arial" w:cs="Arial" w:eastAsia="Arial" w:hAnsi="Arial"/>
         </w:rPr>
-        <w:t xml:space="preserve">New 433A + 442A apprentice registrations in Ontario: ~1,200–1,500/year (combined estimate).</w:t>
+        <w:t xml:space="preserve">Canada-wide registered millwright + industrial electrician apprentices (2024): 28,746.</w:t>
       </w:r>
     </w:p>
     <w:p>
@@ -446,7 +2485,7 @@
         <w:rPr>
           <w:rFonts w:ascii="Arial" w:cs="Arial" w:eastAsia="Arial" w:hAnsi="Arial"/>
         </w:rPr>
-        <w:t xml:space="preserve">Personal tool investment per apprentice over a 4-year apprenticeship: $3,000–$6,000 (proxied from Canadian apprentice wage bands of $20–$34/hr and Canada Revenue Agency tradesperson tool tax deduction eligibility caps).</w:t>
+        <w:t xml:space="preserve">Ontario share (~38% of Canada): ~10,900 active apprentices in these two trades.</w:t>
       </w:r>
     </w:p>
     <w:p>
@@ -462,29 +2501,7 @@
         <w:rPr>
           <w:rFonts w:ascii="Arial" w:cs="Arial" w:eastAsia="Arial" w:hAnsi="Arial"/>
         </w:rPr>
-        <w:t xml:space="preserve">Ontario individual apprentice addressable annual spend: $3.6M–$9M.</w:t>
-      </w:r>
-    </w:p>
-    <w:p>
-      <w:pPr>
-        <w:pStyle w:val="Heading3"/>
-      </w:pPr>
-      <w:r>
-        <w:rPr>
-          <w:rFonts w:ascii="Arial" w:cs="Arial" w:eastAsia="Arial" w:hAnsi="Arial"/>
-        </w:rPr>
-        <w:t xml:space="preserve">Shop / employer segment</w:t>
-      </w:r>
-    </w:p>
-    <w:p>
-      <w:pPr>
-        <w:spacing w:after="120" w:line="300"/>
-      </w:pPr>
-      <w:r>
-        <w:rPr>
-          <w:rFonts w:ascii="Arial" w:cs="Arial" w:eastAsia="Arial" w:hAnsi="Arial"/>
-        </w:rPr>
-        <w:t xml:space="preserve">Phil's prototype testimonial data already demonstrates this pattern: "Bought 6 Apprentice Pro kits for our incoming apprentice class." Sizing assumptions:</w:t>
+        <w:t xml:space="preserve">Personal tool investment per apprentice over 4–5 year program: $3,000–$6,000 (proxied from CRA tradesperson tool tax deduction eligibility and apprentice wage bands of $20–$34/hr).</w:t>
       </w:r>
     </w:p>
     <w:p>
@@ -500,7 +2517,29 @@
         <w:rPr>
           <w:rFonts w:ascii="Arial" w:cs="Arial" w:eastAsia="Arial" w:hAnsi="Arial"/>
         </w:rPr>
-        <w:t xml:space="preserve">Ontario has several hundred industrial shops employing millwrights and electricians (BuildForce Canada and Statistics Canada Survey of Employment, Payrolls and Hours).</w:t>
+        <w:t xml:space="preserve">Annual addressable individual apprentice spend (Canada): $14–29M.</w:t>
+      </w:r>
+    </w:p>
+    <w:p>
+      <w:pPr>
+        <w:pStyle w:val="Heading3"/>
+      </w:pPr>
+      <w:r>
+        <w:rPr>
+          <w:rFonts w:ascii="Arial" w:cs="Arial" w:eastAsia="Arial" w:hAnsi="Arial"/>
+        </w:rPr>
+        <w:t xml:space="preserve">Shop / employer segment</w:t>
+      </w:r>
+    </w:p>
+    <w:p>
+      <w:pPr>
+        <w:spacing w:after="120" w:line="300"/>
+      </w:pPr>
+      <w:r>
+        <w:rPr>
+          <w:rFonts w:ascii="Arial" w:cs="Arial" w:eastAsia="Arial" w:hAnsi="Arial"/>
+        </w:rPr>
+        <w:t xml:space="preserve">BTS testimonial data (Phil's prototype): "Bought 6 Apprentice Pro kits for our incoming apprentice class." This buyer pattern is the highest-value segment:</w:t>
       </w:r>
     </w:p>
     <w:p>
@@ -516,18 +2555,7 @@
         <w:rPr>
           <w:rFonts w:ascii="Arial" w:cs="Arial" w:eastAsia="Arial" w:hAnsi="Arial"/>
         </w:rPr>
-        <w:t xml:space="preserve">If 15–25% of shops adopt apprentice kits for incoming hires, and each buys 2–5 kits/year at a $2,150–$4,400 price point, Ontario shop segment = $5–15M/year.</w:t>
-      </w:r>
-    </w:p>
-    <w:p>
-      <w:pPr>
-        <w:pStyle w:val="Heading3"/>
-      </w:pPr>
-      <w:r>
-        <w:rPr>
-          <w:rFonts w:ascii="Arial" w:cs="Arial" w:eastAsia="Arial" w:hAnsi="Arial"/>
-        </w:rPr>
-        <w:t xml:space="preserve">Trade college segment</w:t>
+        <w:t xml:space="preserve">If 15–25% of Ontario industrial shops adopt apprentice kits for incoming hires at $2,150–$4,400/kit average, 2–5 kits/year each: Ontario shop segment alone = $5–15M/year.</w:t>
       </w:r>
     </w:p>
     <w:p>
@@ -543,7 +2571,18 @@
         <w:rPr>
           <w:rFonts w:ascii="Arial" w:cs="Arial" w:eastAsia="Arial" w:hAnsi="Arial"/>
         </w:rPr>
-        <w:t xml:space="preserve">Ontario has 12+ colleges and training delivery agents offering millwright and industrial electrician pre-apprenticeship or apprenticeship programs (George Brown, Sheridan, Conestoga, Mohawk, Humber, Confederation, Centre for Skills, Construction Training &amp; Apprenticeship Ontario, etc.).</w:t>
+        <w:t xml:space="preserve">Canada-wide (scaling by population): $13–40M/year.</w:t>
+      </w:r>
+    </w:p>
+    <w:p>
+      <w:pPr>
+        <w:pStyle w:val="Heading3"/>
+      </w:pPr>
+      <w:r>
+        <w:rPr>
+          <w:rFonts w:ascii="Arial" w:cs="Arial" w:eastAsia="Arial" w:hAnsi="Arial"/>
+        </w:rPr>
+        <w:t xml:space="preserve">Trade college segment</w:t>
       </w:r>
     </w:p>
     <w:p>
@@ -559,9 +2598,9 @@
         <w:rPr>
           <w:rFonts w:ascii="Arial" w:cs="Arial" w:eastAsia="Arial" w:hAnsi="Arial"/>
         </w:rPr>
-        <w:t xml:space="preserve">Typical intake 20–40 students; if 8–12 programs adopt starter kits for 60–80% of students at a $1,500–$2,300 kit price, college segment = $1–3M/year. </w:t>
-      </w:r>
-      <w:hyperlink w:history="1" r:id="rIdyqlnbnrvwld7wdnuuue1f">
+        <w:t xml:space="preserve">Ontario has 12+ colleges and training delivery agents offering millwright and industrial electrician programs (George Brown, Sheridan, Conestoga, Mohawk, Humber, Confederation, Centre for Skills, CTAO). </w:t>
+      </w:r>
+      <w:hyperlink w:history="1" r:id="rIdqzzzj0g5xnh1tlr-gthvf">
         <w:r>
           <w:rPr>
             <w:rStyle w:val="Hyperlink"/>
@@ -569,19 +2608,35 @@
             <w:color w:val="0645AD"/>
             <w:u w:val="single"/>
           </w:rPr>
-          <w:t xml:space="preserve">Directory: Skilled Trades Ontario Public Register.</w:t>
+          <w:t xml:space="preserve">Full directory: Skilled Trades Ontario Public Register.</w:t>
         </w:r>
       </w:hyperlink>
     </w:p>
     <w:p>
       <w:pPr>
+        <w:pStyle w:val="ListParagraph"/>
+        <w:numPr>
+          <w:ilvl w:val="0"/>
+          <w:numId w:val="2"/>
+        </w:numPr>
+        <w:spacing w:after="80" w:line="280"/>
+      </w:pPr>
+      <w:r>
+        <w:rPr>
+          <w:rFonts w:ascii="Arial" w:cs="Arial" w:eastAsia="Arial" w:hAnsi="Arial"/>
+        </w:rPr>
+        <w:t xml:space="preserve">Typical intake 20–40 students; if 8–12 programs adopt starter kits at $1,500–$2,300/kit, Ontario college segment = $1–3M/year. Canada-wide: $3–8M/year.</w:t>
+      </w:r>
+    </w:p>
+    <w:p>
+      <w:pPr>
         <w:pStyle w:val="Heading3"/>
       </w:pPr>
       <w:r>
         <w:rPr>
           <w:rFonts w:ascii="Arial" w:cs="Arial" w:eastAsia="Arial" w:hAnsi="Arial"/>
         </w:rPr>
-        <w:t xml:space="preserve">Ontario TAM summary</w:t>
+        <w:t xml:space="preserve">Core TAM summary</w:t>
       </w:r>
     </w:p>
     <w:tbl>
@@ -806,7 +2861,7 @@
                 <w:sz w:val="20"/>
                 <w:szCs w:val="20"/>
               </w:rPr>
-              <w:t xml:space="preserve">$3.6M</w:t>
+              <w:t xml:space="preserve">$14M</w:t>
             </w:r>
           </w:p>
         </w:tc>
@@ -839,7 +2894,7 @@
                 <w:sz w:val="20"/>
                 <w:szCs w:val="20"/>
               </w:rPr>
-              <w:t xml:space="preserve">$5M</w:t>
+              <w:t xml:space="preserve">$13M</w:t>
             </w:r>
           </w:p>
         </w:tc>
@@ -872,7 +2927,7 @@
                 <w:sz w:val="20"/>
                 <w:szCs w:val="20"/>
               </w:rPr>
-              <w:t xml:space="preserve">$1M</w:t>
+              <w:t xml:space="preserve">$3M</w:t>
             </w:r>
           </w:p>
         </w:tc>
@@ -942,7 +2997,7 @@
                 <w:sz w:val="20"/>
                 <w:szCs w:val="20"/>
               </w:rPr>
-              <w:t xml:space="preserve">$6M</w:t>
+              <w:t xml:space="preserve">$21M</w:t>
             </w:r>
           </w:p>
         </w:tc>
@@ -976,7 +3031,7 @@
                 <w:sz w:val="20"/>
                 <w:szCs w:val="20"/>
               </w:rPr>
-              <w:t xml:space="preserve">$10M</w:t>
+              <w:t xml:space="preserve">$26M</w:t>
             </w:r>
           </w:p>
         </w:tc>
@@ -1010,7 +3065,7 @@
                 <w:sz w:val="20"/>
                 <w:szCs w:val="20"/>
               </w:rPr>
-              <w:t xml:space="preserve">$2M</w:t>
+              <w:t xml:space="preserve">$5M</w:t>
             </w:r>
           </w:p>
         </w:tc>
@@ -1078,7 +3133,7 @@
                 <w:sz w:val="20"/>
                 <w:szCs w:val="20"/>
               </w:rPr>
-              <w:t xml:space="preserve">$9M</w:t>
+              <w:t xml:space="preserve">$29M</w:t>
             </w:r>
           </w:p>
         </w:tc>
@@ -1111,7 +3166,7 @@
                 <w:sz w:val="20"/>
                 <w:szCs w:val="20"/>
               </w:rPr>
-              <w:t xml:space="preserve">$15M</w:t>
+              <w:t xml:space="preserve">$40M</w:t>
             </w:r>
           </w:p>
         </w:tc>
@@ -1144,7 +3199,7 @@
                 <w:sz w:val="20"/>
                 <w:szCs w:val="20"/>
               </w:rPr>
-              <w:t xml:space="preserve">$3M</w:t>
+              <w:t xml:space="preserve">$8M</w:t>
             </w:r>
           </w:p>
         </w:tc>
@@ -1171,13 +3226,13 @@
           <w:b/>
           <w:bCs/>
         </w:rPr>
-        <w:t xml:space="preserve">Ontario primary TAM: </w:t>
-      </w:r>
-      <w:r>
-        <w:rPr>
-          <w:rFonts w:ascii="Arial" w:cs="Arial" w:eastAsia="Arial" w:hAnsi="Arial"/>
-        </w:rPr>
-        <w:t xml:space="preserve">$9.6M (conservative) — $18M (base) — $27M (optimistic).</w:t>
+        <w:t xml:space="preserve">Canada core TAM (millwright + industrial electrician): </w:t>
+      </w:r>
+      <w:r>
+        <w:rPr>
+          <w:rFonts w:ascii="Arial" w:cs="Arial" w:eastAsia="Arial" w:hAnsi="Arial"/>
+        </w:rPr>
+        <w:t xml:space="preserve">$30M (conservative) — $52M (base) — $77M (optimistic).</w:t>
       </w:r>
     </w:p>
     <w:p>
@@ -1188,7 +3243,865 @@
         <w:rPr>
           <w:rFonts w:ascii="Arial" w:cs="Arial" w:eastAsia="Arial" w:hAnsi="Arial"/>
         </w:rPr>
-        <w:t xml:space="preserve">2. Secondary Market — Rest of Canada</w:t>
+        <w:t xml:space="preserve">3. The Expansion Opportunity — Why This Is a Platform, Not a Product Line</w:t>
+      </w:r>
+    </w:p>
+    <w:p>
+      <w:pPr>
+        <w:spacing w:after="120" w:line="300"/>
+      </w:pPr>
+      <w:r>
+        <w:rPr>
+          <w:rFonts w:ascii="Arial" w:cs="Arial" w:eastAsia="Arial" w:hAnsi="Arial"/>
+          <w:b/>
+          <w:bCs/>
+        </w:rPr>
+        <w:t xml:space="preserve">This section describes the single most important strategic insight in this assessment. </w:t>
+      </w:r>
+      <w:r>
+        <w:rPr>
+          <w:rFonts w:ascii="Arial" w:cs="Arial" w:eastAsia="Arial" w:hAnsi="Arial"/>
+        </w:rPr>
+        <w:t xml:space="preserve">The e-commerce infrastructure built for millwright and industrial electrician kits — the website, the SEO moat, the checkout flow, the warehouse workflow, the college relationships, the email list, the shop outreach playbook — serves every industrial trade vertical with near-zero marginal fixed cost. The only variable cost per new vertical is a product curation sprint: identifying the right tools, negotiating with suppliers, building the kit SKUs, and writing the product copy. That is 2–4 weeks of work, not a new business.</w:t>
+      </w:r>
+    </w:p>
+    <w:p>
+      <w:pPr>
+        <w:pStyle w:val="Heading2"/>
+      </w:pPr>
+      <w:r>
+        <w:rPr>
+          <w:rFonts w:ascii="Arial" w:cs="Arial" w:eastAsia="Arial" w:hAnsi="Arial"/>
+        </w:rPr>
+        <w:t xml:space="preserve">3.1 The College Channel Is the Unlock</w:t>
+      </w:r>
+    </w:p>
+    <w:p>
+      <w:pPr>
+        <w:spacing w:after="120" w:line="300"/>
+      </w:pPr>
+      <w:r>
+        <w:rPr>
+          <w:rFonts w:ascii="Arial" w:cs="Arial" w:eastAsia="Arial" w:hAnsi="Arial"/>
+        </w:rPr>
+        <w:t xml:space="preserve">When the BTS e-commerce division sells a millwright starter kit to Conestoga College, it is not building a relationship with "the millwright program." It is building a relationship with the purchasing office, the dean of trades, and the apprenticeship coordinator. Those same people run every trade program under one roof. The second-vertical sale to an existing college account is a phone call, not a cold outreach campaign. Customer acquisition cost on vertical two through six at an existing college: effectively zero.</w:t>
+      </w:r>
+    </w:p>
+    <w:p>
+      <w:pPr>
+        <w:spacing w:after="120" w:line="300"/>
+      </w:pPr>
+      <w:r>
+        <w:rPr>
+          <w:rFonts w:ascii="Arial" w:cs="Arial" w:eastAsia="Arial" w:hAnsi="Arial"/>
+        </w:rPr>
+        <w:t xml:space="preserve">The same logic applies to shops. An industrial shop that employs millwrights almost certainly also employs welders, heavy equipment techs, and electricians. Phil already has relationships with these shop owners. The buyer who "bought 6 Apprentice Pro kits for our incoming apprentice class" does not care which trade the apprentice is in — that buyer cares about equipping new hires without sourcing 40 individual items.</w:t>
+      </w:r>
+    </w:p>
+    <w:p>
+      <w:pPr>
+        <w:pStyle w:val="Heading2"/>
+      </w:pPr>
+      <w:r>
+        <w:rPr>
+          <w:rFonts w:ascii="Arial" w:cs="Arial" w:eastAsia="Arial" w:hAnsi="Arial"/>
+        </w:rPr>
+        <w:t xml:space="preserve">3.2 Expansion Timeline</w:t>
+      </w:r>
+    </w:p>
+    <w:tbl>
+      <w:tblPr>
+        <w:tblW w:type="dxa" w:w="9360"/>
+        <w:tblBorders>
+          <w:top w:val="single" w:color="auto" w:sz="4"/>
+          <w:left w:val="single" w:color="auto" w:sz="4"/>
+          <w:bottom w:val="single" w:color="auto" w:sz="4"/>
+          <w:right w:val="single" w:color="auto" w:sz="4"/>
+          <w:insideH w:val="single" w:color="auto" w:sz="4"/>
+          <w:insideV w:val="single" w:color="auto" w:sz="4"/>
+        </w:tblBorders>
+      </w:tblPr>
+      <w:tblGrid>
+        <w:gridCol w:w="1800"/>
+        <w:gridCol w:w="3200"/>
+        <w:gridCol w:w="2200"/>
+        <w:gridCol w:w="2160"/>
+      </w:tblGrid>
+      <w:tr>
+        <w:trPr>
+          <w:tblHeader/>
+        </w:trPr>
+        <w:tc>
+          <w:tcPr>
+            <w:tcW w:type="dxa" w:w="1800"/>
+            <w:tcBorders>
+              <w:top w:val="single" w:color="BBBBBB" w:sz="4"/>
+              <w:left w:val="single" w:color="BBBBBB" w:sz="4"/>
+              <w:bottom w:val="single" w:color="BBBBBB" w:sz="4"/>
+              <w:right w:val="single" w:color="BBBBBB" w:sz="4"/>
+            </w:tcBorders>
+            <w:shd w:fill="1A1A1A" w:val="clear"/>
+            <w:tcMar>
+              <w:top w:type="dxa" w:w="100"/>
+              <w:left w:type="dxa" w:w="140"/>
+              <w:bottom w:type="dxa" w:w="100"/>
+              <w:right w:type="dxa" w:w="140"/>
+            </w:tcMar>
+          </w:tcPr>
+          <w:p>
+            <w:pPr>
+              <w:jc w:val="left"/>
+            </w:pPr>
+            <w:r>
+              <w:rPr>
+                <w:rFonts w:ascii="Arial" w:cs="Arial" w:eastAsia="Arial" w:hAnsi="Arial"/>
+                <w:b/>
+                <w:bCs/>
+                <w:color w:val="FFFFFF"/>
+                <w:sz w:val="20"/>
+                <w:szCs w:val="20"/>
+              </w:rPr>
+              <w:t xml:space="preserve">Phase</w:t>
+            </w:r>
+          </w:p>
+        </w:tc>
+        <w:tc>
+          <w:tcPr>
+            <w:tcW w:type="dxa" w:w="3200"/>
+            <w:tcBorders>
+              <w:top w:val="single" w:color="BBBBBB" w:sz="4"/>
+              <w:left w:val="single" w:color="BBBBBB" w:sz="4"/>
+              <w:bottom w:val="single" w:color="BBBBBB" w:sz="4"/>
+              <w:right w:val="single" w:color="BBBBBB" w:sz="4"/>
+            </w:tcBorders>
+            <w:shd w:fill="1A1A1A" w:val="clear"/>
+            <w:tcMar>
+              <w:top w:type="dxa" w:w="100"/>
+              <w:left w:type="dxa" w:w="140"/>
+              <w:bottom w:type="dxa" w:w="100"/>
+              <w:right w:type="dxa" w:w="140"/>
+            </w:tcMar>
+          </w:tcPr>
+          <w:p>
+            <w:pPr>
+              <w:jc w:val="left"/>
+            </w:pPr>
+            <w:r>
+              <w:rPr>
+                <w:rFonts w:ascii="Arial" w:cs="Arial" w:eastAsia="Arial" w:hAnsi="Arial"/>
+                <w:b/>
+                <w:bCs/>
+                <w:color w:val="FFFFFF"/>
+                <w:sz w:val="20"/>
+                <w:szCs w:val="20"/>
+              </w:rPr>
+              <w:t xml:space="preserve">Trades added</w:t>
+            </w:r>
+          </w:p>
+        </w:tc>
+        <w:tc>
+          <w:tcPr>
+            <w:tcW w:type="dxa" w:w="2200"/>
+            <w:tcBorders>
+              <w:top w:val="single" w:color="BBBBBB" w:sz="4"/>
+              <w:left w:val="single" w:color="BBBBBB" w:sz="4"/>
+              <w:bottom w:val="single" w:color="BBBBBB" w:sz="4"/>
+              <w:right w:val="single" w:color="BBBBBB" w:sz="4"/>
+            </w:tcBorders>
+            <w:shd w:fill="1A1A1A" w:val="clear"/>
+            <w:tcMar>
+              <w:top w:type="dxa" w:w="100"/>
+              <w:left w:type="dxa" w:w="140"/>
+              <w:bottom w:type="dxa" w:w="100"/>
+              <w:right w:type="dxa" w:w="140"/>
+            </w:tcMar>
+          </w:tcPr>
+          <w:p>
+            <w:pPr>
+              <w:jc w:val="right"/>
+            </w:pPr>
+            <w:r>
+              <w:rPr>
+                <w:rFonts w:ascii="Arial" w:cs="Arial" w:eastAsia="Arial" w:hAnsi="Arial"/>
+                <w:b/>
+                <w:bCs/>
+                <w:color w:val="FFFFFF"/>
+                <w:sz w:val="20"/>
+                <w:szCs w:val="20"/>
+              </w:rPr>
+              <w:t xml:space="preserve">Cumulative apprentices</w:t>
+            </w:r>
+          </w:p>
+        </w:tc>
+        <w:tc>
+          <w:tcPr>
+            <w:tcW w:type="dxa" w:w="2160"/>
+            <w:tcBorders>
+              <w:top w:val="single" w:color="BBBBBB" w:sz="4"/>
+              <w:left w:val="single" w:color="BBBBBB" w:sz="4"/>
+              <w:bottom w:val="single" w:color="BBBBBB" w:sz="4"/>
+              <w:right w:val="single" w:color="BBBBBB" w:sz="4"/>
+            </w:tcBorders>
+            <w:shd w:fill="1A1A1A" w:val="clear"/>
+            <w:tcMar>
+              <w:top w:type="dxa" w:w="100"/>
+              <w:left w:type="dxa" w:w="140"/>
+              <w:bottom w:type="dxa" w:w="100"/>
+              <w:right w:type="dxa" w:w="140"/>
+            </w:tcMar>
+          </w:tcPr>
+          <w:p>
+            <w:pPr>
+              <w:jc w:val="right"/>
+            </w:pPr>
+            <w:r>
+              <w:rPr>
+                <w:rFonts w:ascii="Arial" w:cs="Arial" w:eastAsia="Arial" w:hAnsi="Arial"/>
+                <w:b/>
+                <w:bCs/>
+                <w:color w:val="FFFFFF"/>
+                <w:sz w:val="20"/>
+                <w:szCs w:val="20"/>
+              </w:rPr>
+              <w:t xml:space="preserve">Estimated TAM</w:t>
+            </w:r>
+          </w:p>
+        </w:tc>
+      </w:tr>
+      <w:tr>
+        <w:tc>
+          <w:tcPr>
+            <w:tcW w:type="dxa" w:w="1800"/>
+            <w:tcBorders>
+              <w:top w:val="single" w:color="BBBBBB" w:sz="4"/>
+              <w:left w:val="single" w:color="BBBBBB" w:sz="4"/>
+              <w:bottom w:val="single" w:color="BBBBBB" w:sz="4"/>
+              <w:right w:val="single" w:color="BBBBBB" w:sz="4"/>
+            </w:tcBorders>
+            <w:tcMar>
+              <w:top w:type="dxa" w:w="100"/>
+              <w:left w:type="dxa" w:w="140"/>
+              <w:bottom w:type="dxa" w:w="100"/>
+              <w:right w:type="dxa" w:w="140"/>
+            </w:tcMar>
+          </w:tcPr>
+          <w:p>
+            <w:pPr>
+              <w:jc w:val="left"/>
+            </w:pPr>
+            <w:r>
+              <w:rPr>
+                <w:rFonts w:ascii="Arial" w:cs="Arial" w:eastAsia="Arial" w:hAnsi="Arial"/>
+                <w:b/>
+                <w:bCs/>
+                <w:color w:val="000000"/>
+                <w:sz w:val="20"/>
+                <w:szCs w:val="20"/>
+              </w:rPr>
+              <w:t xml:space="preserve">Year 1</w:t>
+            </w:r>
+          </w:p>
+        </w:tc>
+        <w:tc>
+          <w:tcPr>
+            <w:tcW w:type="dxa" w:w="3200"/>
+            <w:tcBorders>
+              <w:top w:val="single" w:color="BBBBBB" w:sz="4"/>
+              <w:left w:val="single" w:color="BBBBBB" w:sz="4"/>
+              <w:bottom w:val="single" w:color="BBBBBB" w:sz="4"/>
+              <w:right w:val="single" w:color="BBBBBB" w:sz="4"/>
+            </w:tcBorders>
+            <w:tcMar>
+              <w:top w:type="dxa" w:w="100"/>
+              <w:left w:type="dxa" w:w="140"/>
+              <w:bottom w:type="dxa" w:w="100"/>
+              <w:right w:type="dxa" w:w="140"/>
+            </w:tcMar>
+          </w:tcPr>
+          <w:p>
+            <w:pPr>
+              <w:jc w:val="left"/>
+            </w:pPr>
+            <w:r>
+              <w:rPr>
+                <w:rFonts w:ascii="Arial" w:cs="Arial" w:eastAsia="Arial" w:hAnsi="Arial"/>
+                <w:b w:val="false"/>
+                <w:bCs w:val="false"/>
+                <w:color w:val="000000"/>
+                <w:sz w:val="20"/>
+                <w:szCs w:val="20"/>
+              </w:rPr>
+              <w:t xml:space="preserve">Industrial millwright + industrial electrician</w:t>
+            </w:r>
+          </w:p>
+        </w:tc>
+        <w:tc>
+          <w:tcPr>
+            <w:tcW w:type="dxa" w:w="2200"/>
+            <w:tcBorders>
+              <w:top w:val="single" w:color="BBBBBB" w:sz="4"/>
+              <w:left w:val="single" w:color="BBBBBB" w:sz="4"/>
+              <w:bottom w:val="single" w:color="BBBBBB" w:sz="4"/>
+              <w:right w:val="single" w:color="BBBBBB" w:sz="4"/>
+            </w:tcBorders>
+            <w:tcMar>
+              <w:top w:type="dxa" w:w="100"/>
+              <w:left w:type="dxa" w:w="140"/>
+              <w:bottom w:type="dxa" w:w="100"/>
+              <w:right w:type="dxa" w:w="140"/>
+            </w:tcMar>
+          </w:tcPr>
+          <w:p>
+            <w:pPr>
+              <w:jc w:val="right"/>
+            </w:pPr>
+            <w:r>
+              <w:rPr>
+                <w:rFonts w:ascii="Arial" w:cs="Arial" w:eastAsia="Arial" w:hAnsi="Arial"/>
+                <w:b w:val="false"/>
+                <w:bCs w:val="false"/>
+                <w:color w:val="000000"/>
+                <w:sz w:val="20"/>
+                <w:szCs w:val="20"/>
+              </w:rPr>
+              <w:t xml:space="preserve">28,746</w:t>
+            </w:r>
+          </w:p>
+        </w:tc>
+        <w:tc>
+          <w:tcPr>
+            <w:tcW w:type="dxa" w:w="2160"/>
+            <w:tcBorders>
+              <w:top w:val="single" w:color="BBBBBB" w:sz="4"/>
+              <w:left w:val="single" w:color="BBBBBB" w:sz="4"/>
+              <w:bottom w:val="single" w:color="BBBBBB" w:sz="4"/>
+              <w:right w:val="single" w:color="BBBBBB" w:sz="4"/>
+            </w:tcBorders>
+            <w:tcMar>
+              <w:top w:type="dxa" w:w="100"/>
+              <w:left w:type="dxa" w:w="140"/>
+              <w:bottom w:type="dxa" w:w="100"/>
+              <w:right w:type="dxa" w:w="140"/>
+            </w:tcMar>
+          </w:tcPr>
+          <w:p>
+            <w:pPr>
+              <w:jc w:val="right"/>
+            </w:pPr>
+            <w:r>
+              <w:rPr>
+                <w:rFonts w:ascii="Arial" w:cs="Arial" w:eastAsia="Arial" w:hAnsi="Arial"/>
+                <w:b w:val="false"/>
+                <w:bCs w:val="false"/>
+                <w:color w:val="000000"/>
+                <w:sz w:val="20"/>
+                <w:szCs w:val="20"/>
+              </w:rPr>
+              <w:t xml:space="preserve">$35–55M</w:t>
+            </w:r>
+          </w:p>
+        </w:tc>
+      </w:tr>
+      <w:tr>
+        <w:tc>
+          <w:tcPr>
+            <w:tcW w:type="dxa" w:w="1800"/>
+            <w:tcBorders>
+              <w:top w:val="single" w:color="BBBBBB" w:sz="4"/>
+              <w:left w:val="single" w:color="BBBBBB" w:sz="4"/>
+              <w:bottom w:val="single" w:color="BBBBBB" w:sz="4"/>
+              <w:right w:val="single" w:color="BBBBBB" w:sz="4"/>
+            </w:tcBorders>
+            <w:shd w:fill="F5F5F5" w:val="clear"/>
+            <w:tcMar>
+              <w:top w:type="dxa" w:w="100"/>
+              <w:left w:type="dxa" w:w="140"/>
+              <w:bottom w:type="dxa" w:w="100"/>
+              <w:right w:type="dxa" w:w="140"/>
+            </w:tcMar>
+          </w:tcPr>
+          <w:p>
+            <w:pPr>
+              <w:jc w:val="left"/>
+            </w:pPr>
+            <w:r>
+              <w:rPr>
+                <w:rFonts w:ascii="Arial" w:cs="Arial" w:eastAsia="Arial" w:hAnsi="Arial"/>
+                <w:b/>
+                <w:bCs/>
+                <w:color w:val="000000"/>
+                <w:sz w:val="20"/>
+                <w:szCs w:val="20"/>
+              </w:rPr>
+              <w:t xml:space="preserve">Year 2</w:t>
+            </w:r>
+          </w:p>
+        </w:tc>
+        <w:tc>
+          <w:tcPr>
+            <w:tcW w:type="dxa" w:w="3200"/>
+            <w:tcBorders>
+              <w:top w:val="single" w:color="BBBBBB" w:sz="4"/>
+              <w:left w:val="single" w:color="BBBBBB" w:sz="4"/>
+              <w:bottom w:val="single" w:color="BBBBBB" w:sz="4"/>
+              <w:right w:val="single" w:color="BBBBBB" w:sz="4"/>
+            </w:tcBorders>
+            <w:shd w:fill="F5F5F5" w:val="clear"/>
+            <w:tcMar>
+              <w:top w:type="dxa" w:w="100"/>
+              <w:left w:type="dxa" w:w="140"/>
+              <w:bottom w:type="dxa" w:w="100"/>
+              <w:right w:type="dxa" w:w="140"/>
+            </w:tcMar>
+          </w:tcPr>
+          <w:p>
+            <w:pPr>
+              <w:jc w:val="left"/>
+            </w:pPr>
+            <w:r>
+              <w:rPr>
+                <w:rFonts w:ascii="Arial" w:cs="Arial" w:eastAsia="Arial" w:hAnsi="Arial"/>
+                <w:b w:val="false"/>
+                <w:bCs w:val="false"/>
+                <w:color w:val="000000"/>
+                <w:sz w:val="20"/>
+                <w:szCs w:val="20"/>
+              </w:rPr>
+              <w:t xml:space="preserve">+ Construction electrician (309A)</w:t>
+            </w:r>
+          </w:p>
+        </w:tc>
+        <w:tc>
+          <w:tcPr>
+            <w:tcW w:type="dxa" w:w="2200"/>
+            <w:tcBorders>
+              <w:top w:val="single" w:color="BBBBBB" w:sz="4"/>
+              <w:left w:val="single" w:color="BBBBBB" w:sz="4"/>
+              <w:bottom w:val="single" w:color="BBBBBB" w:sz="4"/>
+              <w:right w:val="single" w:color="BBBBBB" w:sz="4"/>
+            </w:tcBorders>
+            <w:shd w:fill="F5F5F5" w:val="clear"/>
+            <w:tcMar>
+              <w:top w:type="dxa" w:w="100"/>
+              <w:left w:type="dxa" w:w="140"/>
+              <w:bottom w:type="dxa" w:w="100"/>
+              <w:right w:type="dxa" w:w="140"/>
+            </w:tcMar>
+          </w:tcPr>
+          <w:p>
+            <w:pPr>
+              <w:jc w:val="right"/>
+            </w:pPr>
+            <w:r>
+              <w:rPr>
+                <w:rFonts w:ascii="Arial" w:cs="Arial" w:eastAsia="Arial" w:hAnsi="Arial"/>
+                <w:b w:val="false"/>
+                <w:bCs w:val="false"/>
+                <w:color w:val="000000"/>
+                <w:sz w:val="20"/>
+                <w:szCs w:val="20"/>
+              </w:rPr>
+              <w:t xml:space="preserve">93,486</w:t>
+            </w:r>
+          </w:p>
+        </w:tc>
+        <w:tc>
+          <w:tcPr>
+            <w:tcW w:type="dxa" w:w="2160"/>
+            <w:tcBorders>
+              <w:top w:val="single" w:color="BBBBBB" w:sz="4"/>
+              <w:left w:val="single" w:color="BBBBBB" w:sz="4"/>
+              <w:bottom w:val="single" w:color="BBBBBB" w:sz="4"/>
+              <w:right w:val="single" w:color="BBBBBB" w:sz="4"/>
+            </w:tcBorders>
+            <w:shd w:fill="F5F5F5" w:val="clear"/>
+            <w:tcMar>
+              <w:top w:type="dxa" w:w="100"/>
+              <w:left w:type="dxa" w:w="140"/>
+              <w:bottom w:type="dxa" w:w="100"/>
+              <w:right w:type="dxa" w:w="140"/>
+            </w:tcMar>
+          </w:tcPr>
+          <w:p>
+            <w:pPr>
+              <w:jc w:val="right"/>
+            </w:pPr>
+            <w:r>
+              <w:rPr>
+                <w:rFonts w:ascii="Arial" w:cs="Arial" w:eastAsia="Arial" w:hAnsi="Arial"/>
+                <w:b w:val="false"/>
+                <w:bCs w:val="false"/>
+                <w:color w:val="000000"/>
+                <w:sz w:val="20"/>
+                <w:szCs w:val="20"/>
+              </w:rPr>
+              <w:t xml:space="preserve">$110–175M</w:t>
+            </w:r>
+          </w:p>
+        </w:tc>
+      </w:tr>
+      <w:tr>
+        <w:tc>
+          <w:tcPr>
+            <w:tcW w:type="dxa" w:w="1800"/>
+            <w:tcBorders>
+              <w:top w:val="single" w:color="BBBBBB" w:sz="4"/>
+              <w:left w:val="single" w:color="BBBBBB" w:sz="4"/>
+              <w:bottom w:val="single" w:color="BBBBBB" w:sz="4"/>
+              <w:right w:val="single" w:color="BBBBBB" w:sz="4"/>
+            </w:tcBorders>
+            <w:tcMar>
+              <w:top w:type="dxa" w:w="100"/>
+              <w:left w:type="dxa" w:w="140"/>
+              <w:bottom w:type="dxa" w:w="100"/>
+              <w:right w:type="dxa" w:w="140"/>
+            </w:tcMar>
+          </w:tcPr>
+          <w:p>
+            <w:pPr>
+              <w:jc w:val="left"/>
+            </w:pPr>
+            <w:r>
+              <w:rPr>
+                <w:rFonts w:ascii="Arial" w:cs="Arial" w:eastAsia="Arial" w:hAnsi="Arial"/>
+                <w:b/>
+                <w:bCs/>
+                <w:color w:val="000000"/>
+                <w:sz w:val="20"/>
+                <w:szCs w:val="20"/>
+              </w:rPr>
+              <w:t xml:space="preserve">Year 2–3</w:t>
+            </w:r>
+          </w:p>
+        </w:tc>
+        <w:tc>
+          <w:tcPr>
+            <w:tcW w:type="dxa" w:w="3200"/>
+            <w:tcBorders>
+              <w:top w:val="single" w:color="BBBBBB" w:sz="4"/>
+              <w:left w:val="single" w:color="BBBBBB" w:sz="4"/>
+              <w:bottom w:val="single" w:color="BBBBBB" w:sz="4"/>
+              <w:right w:val="single" w:color="BBBBBB" w:sz="4"/>
+            </w:tcBorders>
+            <w:tcMar>
+              <w:top w:type="dxa" w:w="100"/>
+              <w:left w:type="dxa" w:w="140"/>
+              <w:bottom w:type="dxa" w:w="100"/>
+              <w:right w:type="dxa" w:w="140"/>
+            </w:tcMar>
+          </w:tcPr>
+          <w:p>
+            <w:pPr>
+              <w:jc w:val="left"/>
+            </w:pPr>
+            <w:r>
+              <w:rPr>
+                <w:rFonts w:ascii="Arial" w:cs="Arial" w:eastAsia="Arial" w:hAnsi="Arial"/>
+                <w:b w:val="false"/>
+                <w:bCs w:val="false"/>
+                <w:color w:val="000000"/>
+                <w:sz w:val="20"/>
+                <w:szCs w:val="20"/>
+              </w:rPr>
+              <w:t xml:space="preserve">+ Welder + heavy duty equipment tech</w:t>
+            </w:r>
+          </w:p>
+        </w:tc>
+        <w:tc>
+          <w:tcPr>
+            <w:tcW w:type="dxa" w:w="2200"/>
+            <w:tcBorders>
+              <w:top w:val="single" w:color="BBBBBB" w:sz="4"/>
+              <w:left w:val="single" w:color="BBBBBB" w:sz="4"/>
+              <w:bottom w:val="single" w:color="BBBBBB" w:sz="4"/>
+              <w:right w:val="single" w:color="BBBBBB" w:sz="4"/>
+            </w:tcBorders>
+            <w:tcMar>
+              <w:top w:type="dxa" w:w="100"/>
+              <w:left w:type="dxa" w:w="140"/>
+              <w:bottom w:type="dxa" w:w="100"/>
+              <w:right w:type="dxa" w:w="140"/>
+            </w:tcMar>
+          </w:tcPr>
+          <w:p>
+            <w:pPr>
+              <w:jc w:val="right"/>
+            </w:pPr>
+            <w:r>
+              <w:rPr>
+                <w:rFonts w:ascii="Arial" w:cs="Arial" w:eastAsia="Arial" w:hAnsi="Arial"/>
+                <w:b w:val="false"/>
+                <w:bCs w:val="false"/>
+                <w:color w:val="000000"/>
+                <w:sz w:val="20"/>
+                <w:szCs w:val="20"/>
+              </w:rPr>
+              <w:t xml:space="preserve">124,593</w:t>
+            </w:r>
+          </w:p>
+        </w:tc>
+        <w:tc>
+          <w:tcPr>
+            <w:tcW w:type="dxa" w:w="2160"/>
+            <w:tcBorders>
+              <w:top w:val="single" w:color="BBBBBB" w:sz="4"/>
+              <w:left w:val="single" w:color="BBBBBB" w:sz="4"/>
+              <w:bottom w:val="single" w:color="BBBBBB" w:sz="4"/>
+              <w:right w:val="single" w:color="BBBBBB" w:sz="4"/>
+            </w:tcBorders>
+            <w:tcMar>
+              <w:top w:type="dxa" w:w="100"/>
+              <w:left w:type="dxa" w:w="140"/>
+              <w:bottom w:type="dxa" w:w="100"/>
+              <w:right w:type="dxa" w:w="140"/>
+            </w:tcMar>
+          </w:tcPr>
+          <w:p>
+            <w:pPr>
+              <w:jc w:val="right"/>
+            </w:pPr>
+            <w:r>
+              <w:rPr>
+                <w:rFonts w:ascii="Arial" w:cs="Arial" w:eastAsia="Arial" w:hAnsi="Arial"/>
+                <w:b w:val="false"/>
+                <w:bCs w:val="false"/>
+                <w:color w:val="000000"/>
+                <w:sz w:val="20"/>
+                <w:szCs w:val="20"/>
+              </w:rPr>
+              <w:t xml:space="preserve">$155–245M</w:t>
+            </w:r>
+          </w:p>
+        </w:tc>
+      </w:tr>
+      <w:tr>
+        <w:tc>
+          <w:tcPr>
+            <w:tcW w:type="dxa" w:w="1800"/>
+            <w:tcBorders>
+              <w:top w:val="single" w:color="BBBBBB" w:sz="4"/>
+              <w:left w:val="single" w:color="BBBBBB" w:sz="4"/>
+              <w:bottom w:val="single" w:color="BBBBBB" w:sz="4"/>
+              <w:right w:val="single" w:color="BBBBBB" w:sz="4"/>
+            </w:tcBorders>
+            <w:shd w:fill="F5F5F5" w:val="clear"/>
+            <w:tcMar>
+              <w:top w:type="dxa" w:w="100"/>
+              <w:left w:type="dxa" w:w="140"/>
+              <w:bottom w:type="dxa" w:w="100"/>
+              <w:right w:type="dxa" w:w="140"/>
+            </w:tcMar>
+          </w:tcPr>
+          <w:p>
+            <w:pPr>
+              <w:jc w:val="left"/>
+            </w:pPr>
+            <w:r>
+              <w:rPr>
+                <w:rFonts w:ascii="Arial" w:cs="Arial" w:eastAsia="Arial" w:hAnsi="Arial"/>
+                <w:b/>
+                <w:bCs/>
+                <w:color w:val="000000"/>
+                <w:sz w:val="20"/>
+                <w:szCs w:val="20"/>
+              </w:rPr>
+              <w:t xml:space="preserve">Year 3–4</w:t>
+            </w:r>
+          </w:p>
+        </w:tc>
+        <w:tc>
+          <w:tcPr>
+            <w:tcW w:type="dxa" w:w="3200"/>
+            <w:tcBorders>
+              <w:top w:val="single" w:color="BBBBBB" w:sz="4"/>
+              <w:left w:val="single" w:color="BBBBBB" w:sz="4"/>
+              <w:bottom w:val="single" w:color="BBBBBB" w:sz="4"/>
+              <w:right w:val="single" w:color="BBBBBB" w:sz="4"/>
+            </w:tcBorders>
+            <w:shd w:fill="F5F5F5" w:val="clear"/>
+            <w:tcMar>
+              <w:top w:type="dxa" w:w="100"/>
+              <w:left w:type="dxa" w:w="140"/>
+              <w:bottom w:type="dxa" w:w="100"/>
+              <w:right w:type="dxa" w:w="140"/>
+            </w:tcMar>
+          </w:tcPr>
+          <w:p>
+            <w:pPr>
+              <w:jc w:val="left"/>
+            </w:pPr>
+            <w:r>
+              <w:rPr>
+                <w:rFonts w:ascii="Arial" w:cs="Arial" w:eastAsia="Arial" w:hAnsi="Arial"/>
+                <w:b w:val="false"/>
+                <w:bCs w:val="false"/>
+                <w:color w:val="000000"/>
+                <w:sz w:val="20"/>
+                <w:szCs w:val="20"/>
+              </w:rPr>
+              <w:t xml:space="preserve">+ Steamfitter/pipefitter + automotive</w:t>
+            </w:r>
+          </w:p>
+        </w:tc>
+        <w:tc>
+          <w:tcPr>
+            <w:tcW w:type="dxa" w:w="2200"/>
+            <w:tcBorders>
+              <w:top w:val="single" w:color="BBBBBB" w:sz="4"/>
+              <w:left w:val="single" w:color="BBBBBB" w:sz="4"/>
+              <w:bottom w:val="single" w:color="BBBBBB" w:sz="4"/>
+              <w:right w:val="single" w:color="BBBBBB" w:sz="4"/>
+            </w:tcBorders>
+            <w:shd w:fill="F5F5F5" w:val="clear"/>
+            <w:tcMar>
+              <w:top w:type="dxa" w:w="100"/>
+              <w:left w:type="dxa" w:w="140"/>
+              <w:bottom w:type="dxa" w:w="100"/>
+              <w:right w:type="dxa" w:w="140"/>
+            </w:tcMar>
+          </w:tcPr>
+          <w:p>
+            <w:pPr>
+              <w:jc w:val="right"/>
+            </w:pPr>
+            <w:r>
+              <w:rPr>
+                <w:rFonts w:ascii="Arial" w:cs="Arial" w:eastAsia="Arial" w:hAnsi="Arial"/>
+                <w:b w:val="false"/>
+                <w:bCs w:val="false"/>
+                <w:color w:val="000000"/>
+                <w:sz w:val="20"/>
+                <w:szCs w:val="20"/>
+              </w:rPr>
+              <w:t xml:space="preserve">165,843</w:t>
+            </w:r>
+          </w:p>
+        </w:tc>
+        <w:tc>
+          <w:tcPr>
+            <w:tcW w:type="dxa" w:w="2160"/>
+            <w:tcBorders>
+              <w:top w:val="single" w:color="BBBBBB" w:sz="4"/>
+              <w:left w:val="single" w:color="BBBBBB" w:sz="4"/>
+              <w:bottom w:val="single" w:color="BBBBBB" w:sz="4"/>
+              <w:right w:val="single" w:color="BBBBBB" w:sz="4"/>
+            </w:tcBorders>
+            <w:shd w:fill="F5F5F5" w:val="clear"/>
+            <w:tcMar>
+              <w:top w:type="dxa" w:w="100"/>
+              <w:left w:type="dxa" w:w="140"/>
+              <w:bottom w:type="dxa" w:w="100"/>
+              <w:right w:type="dxa" w:w="140"/>
+            </w:tcMar>
+          </w:tcPr>
+          <w:p>
+            <w:pPr>
+              <w:jc w:val="right"/>
+            </w:pPr>
+            <w:r>
+              <w:rPr>
+                <w:rFonts w:ascii="Arial" w:cs="Arial" w:eastAsia="Arial" w:hAnsi="Arial"/>
+                <w:b w:val="false"/>
+                <w:bCs w:val="false"/>
+                <w:color w:val="000000"/>
+                <w:sz w:val="20"/>
+                <w:szCs w:val="20"/>
+              </w:rPr>
+              <w:t xml:space="preserve">$200–325M</w:t>
+            </w:r>
+          </w:p>
+        </w:tc>
+      </w:tr>
+    </w:tbl>
+    <w:p>
+      <w:pPr>
+        <w:spacing w:after="120" w:line="300"/>
+      </w:pPr>
+      <w:r>
+        <w:rPr>
+          <w:rFonts w:ascii="Arial" w:cs="Arial" w:eastAsia="Arial" w:hAnsi="Arial"/>
+        </w:rPr>
+        <w:t xml:space="preserve"> </w:t>
+      </w:r>
+    </w:p>
+    <w:p>
+      <w:pPr>
+        <w:spacing w:after="120" w:line="300"/>
+      </w:pPr>
+      <w:r>
+        <w:rPr>
+          <w:rFonts w:ascii="Arial" w:cs="Arial" w:eastAsia="Arial" w:hAnsi="Arial"/>
+        </w:rPr>
+        <w:t xml:space="preserve">The jump from "millwright + industrial electrician" to "six industrial trades" is a 5–6x TAM expansion that uses the same platform, the same warehouse, the same college relationships, and the same checkout flow. </w:t>
+      </w:r>
+      <w:r>
+        <w:rPr>
+          <w:rFonts w:ascii="Arial" w:cs="Arial" w:eastAsia="Arial" w:hAnsi="Arial"/>
+          <w:b/>
+          <w:bCs/>
+        </w:rPr>
+        <w:t xml:space="preserve">Each additional vertical costs a product curation sprint, not a new business.</w:t>
+      </w:r>
+    </w:p>
+    <w:p>
+      <w:pPr>
+        <w:pStyle w:val="Heading2"/>
+      </w:pPr>
+      <w:r>
+        <w:rPr>
+          <w:rFonts w:ascii="Arial" w:cs="Arial" w:eastAsia="Arial" w:hAnsi="Arial"/>
+        </w:rPr>
+        <w:t xml:space="preserve">3.3 Why This Matters to BTS Strategically</w:t>
+      </w:r>
+    </w:p>
+    <w:p>
+      <w:pPr>
+        <w:spacing w:after="120" w:line="300"/>
+      </w:pPr>
+      <w:r>
+        <w:rPr>
+          <w:rFonts w:ascii="Arial" w:cs="Arial" w:eastAsia="Arial" w:hAnsi="Arial"/>
+        </w:rPr>
+        <w:t xml:space="preserve">Phil’s existing labour/service business is structurally capped: </w:t>
+      </w:r>
+      <w:r>
+        <w:rPr>
+          <w:rFonts w:ascii="Arial" w:cs="Arial" w:eastAsia="Arial" w:hAnsi="Arial"/>
+        </w:rPr>
+        <w:t xml:space="preserve">revenue scales linearly with the number of certified tradespeople BTS can recruit and the hours they can bill. An e-commerce division is structurally uncapped. Revenue compounds on each new trade vertical, each new college account, and each new geography — all on the same fixed infrastructure. This is not a side business bolted onto BTS. It is the scalable, compounding revenue division of the company — the part that grows without adding headcount proportionally.</w:t>
+      </w:r>
+    </w:p>
+    <w:p>
+      <w:pPr>
+        <w:spacing w:after="120" w:line="300"/>
+      </w:pPr>
+      <w:r>
+        <w:rPr>
+          <w:rFonts w:ascii="Arial" w:cs="Arial" w:eastAsia="Arial" w:hAnsi="Arial"/>
+        </w:rPr>
+        <w:t xml:space="preserve">The role Russell fills — setting up, scaling, and systematizing each new trade vertical repeatably and sustainably, with maximum automation throughout — is the role that makes this a platform rather than a project. The operator who builds the playbook once, proves it on core trades, then runs it across six verticals with declining marginal cost per vertical is the reason the business can eventually run at scale with a market-rate management team.</w:t>
+      </w:r>
+    </w:p>
+    <w:p>
+      <w:pPr>
+        <w:pStyle w:val="Heading1"/>
+      </w:pPr>
+      <w:r>
+        <w:rPr>
+          <w:rFonts w:ascii="Arial" w:cs="Arial" w:eastAsia="Arial" w:hAnsi="Arial"/>
+        </w:rPr>
+        <w:t xml:space="preserve">4. Market Growth Drivers</w:t>
+      </w:r>
+    </w:p>
+    <w:p>
+      <w:pPr>
+        <w:spacing w:after="120" w:line="300"/>
+      </w:pPr>
+      <w:r>
+        <w:rPr>
+          <w:rFonts w:ascii="Arial" w:cs="Arial" w:eastAsia="Arial" w:hAnsi="Arial"/>
+        </w:rPr>
+        <w:t xml:space="preserve">Three independent forecasts confirm the customer base is growing faster than population:</w:t>
       </w:r>
     </w:p>
     <w:p>
@@ -1203,18 +4116,18 @@
       <w:r>
         <w:rPr>
           <w:rFonts w:ascii="Arial" w:cs="Arial" w:eastAsia="Arial" w:hAnsi="Arial"/>
-        </w:rPr>
-        <w:t xml:space="preserve">Canada-wide new apprenticeship registrations: </w:t>
-      </w:r>
-      <w:r>
-        <w:rPr>
-          <w:rFonts w:ascii="Arial" w:cs="Arial" w:eastAsia="Arial" w:hAnsi="Arial"/>
           <w:b/>
           <w:bCs/>
         </w:rPr>
-        <w:t xml:space="preserve">101,541 in 2024 (+5.9% YoY, record high). </w:t>
-      </w:r>
-      <w:hyperlink w:history="1" r:id="rId_echywyxpspoawo4rcsn9">
+        <w:t xml:space="preserve">RBC skilled trades shortage projection: </w:t>
+      </w:r>
+      <w:r>
+        <w:rPr>
+          <w:rFonts w:ascii="Arial" w:cs="Arial" w:eastAsia="Arial" w:hAnsi="Arial"/>
+        </w:rPr>
+        <w:t xml:space="preserve">minimum 10,000-person shortfall in 56 Red Seal trades by 2029; up to 100,000+ including provincially regulated trades. Shortages "particularly acute among industrial mechanics, boilermakers, welders." </w:t>
+      </w:r>
+      <w:hyperlink w:history="1" r:id="rId2kytlqfbtrszmto1ffyin">
         <w:r>
           <w:rPr>
             <w:rStyle w:val="Hyperlink"/>
@@ -1222,7 +4135,7 @@
             <w:color w:val="0645AD"/>
             <w:u w:val="single"/>
           </w:rPr>
-          <w:t xml:space="preserve">Source: Statistics Canada RAIS, Dec 11 2025.</w:t>
+          <w:t xml:space="preserve">Source: RBC Thought Leadership.</w:t>
         </w:r>
       </w:hyperlink>
     </w:p>
@@ -1238,24 +4151,18 @@
       <w:r>
         <w:rPr>
           <w:rFonts w:ascii="Arial" w:cs="Arial" w:eastAsia="Arial" w:hAnsi="Arial"/>
-        </w:rPr>
-        <w:t xml:space="preserve">Certifications completed 2024: </w:t>
-      </w:r>
-      <w:r>
-        <w:rPr>
-          <w:rFonts w:ascii="Arial" w:cs="Arial" w:eastAsia="Arial" w:hAnsi="Arial"/>
           <w:b/>
           <w:bCs/>
         </w:rPr>
-        <w:t xml:space="preserve">46,971 (still 9.6% below pre-pandemic), </w:t>
-      </w:r>
-      <w:r>
-        <w:rPr>
-          <w:rFonts w:ascii="Arial" w:cs="Arial" w:eastAsia="Arial" w:hAnsi="Arial"/>
-        </w:rPr>
-        <w:t xml:space="preserve">which indicates an undersupplied pipeline — demand for tradespeople is running ahead of supply, which in turn protects pricing power in this category. </w:t>
-      </w:r>
-      <w:hyperlink w:history="1" r:id="rId4u2xk-eslfjvekxk3oyvh">
+        <w:t xml:space="preserve">BuildForce Canada (through 2033): </w:t>
+      </w:r>
+      <w:r>
+        <w:rPr>
+          <w:rFonts w:ascii="Arial" w:cs="Arial" w:eastAsia="Arial" w:hAnsi="Arial"/>
+        </w:rPr>
+        <w:t xml:space="preserve">351,800 total hiring requirements, 263,400 from retirements (21% of workforce), 88,400+ from growth. Recruitment gap: ~85,500 workers. </w:t>
+      </w:r>
+      <w:hyperlink w:history="1" r:id="rId5gdvv6l9kvbis3rva9zy_">
         <w:r>
           <w:rPr>
             <w:rStyle w:val="Hyperlink"/>
@@ -1263,69 +4170,9 @@
             <w:color w:val="0645AD"/>
             <w:u w:val="single"/>
           </w:rPr>
-          <w:t xml:space="preserve">Source: Statistics Canada.</w:t>
+          <w:t xml:space="preserve">Source: BuildForce Canada.</w:t>
         </w:r>
       </w:hyperlink>
-    </w:p>
-    <w:p>
-      <w:pPr>
-        <w:spacing w:after="120" w:line="300"/>
-      </w:pPr>
-      <w:r>
-        <w:rPr>
-          <w:rFonts w:ascii="Arial" w:cs="Arial" w:eastAsia="Arial" w:hAnsi="Arial"/>
-        </w:rPr>
-        <w:t xml:space="preserve">Scaling the Ontario TAM by population share (Ontario ≈ 38% of Canada) gives a rest-of-Canada TAM of roughly 1.6× Ontario. Provinces of particular interest: Alberta (oil/gas/mining), Quebec (manufacturing), BC (mining/forestry), Saskatchewan (potash/mining).</w:t>
-      </w:r>
-    </w:p>
-    <w:p>
-      <w:pPr>
-        <w:spacing w:after="120" w:line="300"/>
-      </w:pPr>
-      <w:r>
-        <w:rPr>
-          <w:rFonts w:ascii="Arial" w:cs="Arial" w:eastAsia="Arial" w:hAnsi="Arial"/>
-          <w:b/>
-          <w:bCs/>
-        </w:rPr>
-        <w:t xml:space="preserve">Combined Canada primary TAM: </w:t>
-      </w:r>
-      <w:r>
-        <w:rPr>
-          <w:rFonts w:ascii="Arial" w:cs="Arial" w:eastAsia="Arial" w:hAnsi="Arial"/>
-        </w:rPr>
-        <w:t xml:space="preserve">$25M (conservative) — $47M (base) — $70M (optimistic). </w:t>
-      </w:r>
-      <w:r>
-        <w:rPr>
-          <w:rFonts w:ascii="Arial" w:cs="Arial" w:eastAsia="Arial" w:hAnsi="Arial"/>
-          <w:i/>
-          <w:iCs/>
-        </w:rPr>
-        <w:t xml:space="preserve">This validates and modestly widens the earlier $24–50M working estimate.</w:t>
-      </w:r>
-    </w:p>
-    <w:p>
-      <w:pPr>
-        <w:pStyle w:val="Heading1"/>
-      </w:pPr>
-      <w:r>
-        <w:rPr>
-          <w:rFonts w:ascii="Arial" w:cs="Arial" w:eastAsia="Arial" w:hAnsi="Arial"/>
-        </w:rPr>
-        <w:t xml:space="preserve">3. Expansion — Adjacent Trades</w:t>
-      </w:r>
-    </w:p>
-    <w:p>
-      <w:pPr>
-        <w:spacing w:after="120" w:line="300"/>
-      </w:pPr>
-      <w:r>
-        <w:rPr>
-          <w:rFonts w:ascii="Arial" w:cs="Arial" w:eastAsia="Arial" w:hAnsi="Arial"/>
-        </w:rPr>
-        <w:t xml:space="preserve">Once the core platform is running, the same curation, fulfillment, and digital marketing infrastructure can serve adjacent trade verticals with similar tool purchasing patterns and overlapping buyer personas (shop owners, apprentices, trade colleges). Each vertical is a marginal cost of a SKU curation sprint and supplier onboarding.</w:t>
-      </w:r>
     </w:p>
     <w:p>
       <w:pPr>
@@ -1339,8 +4186,49 @@
       <w:r>
         <w:rPr>
           <w:rFonts w:ascii="Arial" w:cs="Arial" w:eastAsia="Arial" w:hAnsi="Arial"/>
-        </w:rPr>
-        <w:t xml:space="preserve">Welders in Ontario alone: ~24,600 employed (Statistics Canada occupational data). Canada-wide welder population several times larger.</w:t>
+          <w:b/>
+          <w:bCs/>
+        </w:rPr>
+        <w:t xml:space="preserve">Government training equipment funding: </w:t>
+      </w:r>
+      <w:r>
+        <w:rPr>
+          <w:rFonts w:ascii="Arial" w:cs="Arial" w:eastAsia="Arial" w:hAnsi="Arial"/>
+        </w:rPr>
+        <w:t xml:space="preserve">CAS-ITE provides up to $5M per union training project; $20M available 2025–26 — direct grant-funded purchasing power for college and union customers. </w:t>
+      </w:r>
+      <w:hyperlink w:history="1" r:id="rId6gyy44y3vr-oyukrc0lid">
+        <w:r>
+          <w:rPr>
+            <w:rStyle w:val="Hyperlink"/>
+            <w:rFonts w:ascii="Arial" w:cs="Arial" w:eastAsia="Arial" w:hAnsi="Arial"/>
+            <w:color w:val="0645AD"/>
+            <w:u w:val="single"/>
+          </w:rPr>
+          <w:t xml:space="preserve">Source: ESDC.</w:t>
+        </w:r>
+      </w:hyperlink>
+    </w:p>
+    <w:p>
+      <w:pPr>
+        <w:spacing w:after="120" w:line="300"/>
+      </w:pPr>
+      <w:r>
+        <w:rPr>
+          <w:rFonts w:ascii="Arial" w:cs="Arial" w:eastAsia="Arial" w:hAnsi="Arial"/>
+        </w:rPr>
+        <w:t xml:space="preserve">These drivers independently suggest institutional buyers (colleges, unions, sector councils) are actively looking for qualified vendors to absorb grant money. A credible specialized supplier is a scarce resource in this category.</w:t>
+      </w:r>
+    </w:p>
+    <w:p>
+      <w:pPr>
+        <w:pStyle w:val="Heading1"/>
+      </w:pPr>
+      <w:r>
+        <w:rPr>
+          <w:rFonts w:ascii="Arial" w:cs="Arial" w:eastAsia="Arial" w:hAnsi="Arial"/>
+        </w:rPr>
+        <w:t xml:space="preserve">5. US Expansion Context (Year 3–4)</w:t>
       </w:r>
     </w:p>
     <w:p>
@@ -1356,18 +4244,7 @@
         <w:rPr>
           <w:rFonts w:ascii="Arial" w:cs="Arial" w:eastAsia="Arial" w:hAnsi="Arial"/>
         </w:rPr>
-        <w:t xml:space="preserve">HVAC technicians (NOC 72304), machinists (NOC 72203), automotive service technicians (NOC 72301): material addressable populations per Statistics Canada Labour Force Survey Table 14-10-0041-01.</w:t>
-      </w:r>
-    </w:p>
-    <w:p>
-      <w:pPr>
-        <w:spacing w:after="120" w:line="300"/>
-      </w:pPr>
-      <w:r>
-        <w:rPr>
-          <w:rFonts w:ascii="Arial" w:cs="Arial" w:eastAsia="Arial" w:hAnsi="Arial"/>
-        </w:rPr>
-        <w:t xml:space="preserve">Conservative assumption: each adjacent trade vertical adds 50–80% of the millwright+electrician TAM. Four verticals (welding, HVAC, machining, automotive) therefore add </w:t>
+        <w:t xml:space="preserve">US millwrights (SOC 49-9044): </w:t>
       </w:r>
       <w:r>
         <w:rPr>
@@ -1375,61 +4252,9 @@
           <w:b/>
           <w:bCs/>
         </w:rPr>
-        <w:t xml:space="preserve">$60–180M/year</w:t>
-      </w:r>
-      <w:r>
-        <w:rPr>
-          <w:rFonts w:ascii="Arial" w:cs="Arial" w:eastAsia="Arial" w:hAnsi="Arial"/>
-        </w:rPr>
-        <w:t xml:space="preserve"> across Canada. Entry cost per vertical: estimated $5–15K in curation effort plus existing supplier leverage.</w:t>
-      </w:r>
-    </w:p>
-    <w:p>
-      <w:pPr>
-        <w:spacing w:after="120" w:line="300"/>
-      </w:pPr>
-      <w:r>
-        <w:rPr>
-          <w:rFonts w:ascii="Arial" w:cs="Arial" w:eastAsia="Arial" w:hAnsi="Arial"/>
-        </w:rPr>
-        <w:t xml:space="preserve">Strategic note: Phil should see the adjacent-trades optionality as the single biggest argument for spinning this into a standalone e-commerce entity. The fixed digital infrastructure (SEO moat, email list, checkout, warehouse workflow) pays for itself once in millwright + electrician, then earns compounding returns across every additional vertical with near-zero marginal fixed cost.</w:t>
-      </w:r>
-    </w:p>
-    <w:p>
-      <w:pPr>
-        <w:pStyle w:val="Heading1"/>
-      </w:pPr>
-      <w:r>
-        <w:rPr>
-          <w:rFonts w:ascii="Arial" w:cs="Arial" w:eastAsia="Arial" w:hAnsi="Arial"/>
-        </w:rPr>
-        <w:t xml:space="preserve">4. Expansion — US Market (Year 3–4)</w:t>
-      </w:r>
-    </w:p>
-    <w:p>
-      <w:pPr>
-        <w:pStyle w:val="ListParagraph"/>
-        <w:numPr>
-          <w:ilvl w:val="0"/>
-          <w:numId w:val="2"/>
-        </w:numPr>
-        <w:spacing w:after="80" w:line="280"/>
-      </w:pPr>
-      <w:r>
-        <w:rPr>
-          <w:rFonts w:ascii="Arial" w:cs="Arial" w:eastAsia="Arial" w:hAnsi="Arial"/>
-        </w:rPr>
-        <w:t xml:space="preserve">US millwrights (SOC 49-9044): </w:t>
-      </w:r>
-      <w:r>
-        <w:rPr>
-          <w:rFonts w:ascii="Arial" w:cs="Arial" w:eastAsia="Arial" w:hAnsi="Arial"/>
-          <w:b/>
-          <w:bCs/>
-        </w:rPr>
         <w:t xml:space="preserve">72,500 employed (May 2024), median wage $63,510/yr, 13% projected growth to 2034, ~5,400 annual openings. </w:t>
       </w:r>
-      <w:hyperlink w:history="1" r:id="rIdcqofxzgyecpbkmmapbyhn">
+      <w:hyperlink w:history="1" r:id="rIdhl1u-2dvgk8rirpam61ti">
         <w:r>
           <w:rPr>
             <w:rStyle w:val="Hyperlink"/>
@@ -1454,7 +4279,7 @@
         <w:rPr>
           <w:rFonts w:ascii="Arial" w:cs="Arial" w:eastAsia="Arial" w:hAnsi="Arial"/>
         </w:rPr>
-        <w:t xml:space="preserve">US industrial machinery mechanics + maintenance workers + millwrights combined: </w:t>
+        <w:t xml:space="preserve">US combined industrial mechanics + maintenance + millwrights: </w:t>
       </w:r>
       <w:r>
         <w:rPr>
@@ -1464,7 +4289,7 @@
         </w:rPr>
         <w:t xml:space="preserve">538,300 employed, 54,200 annual openings, 13% projected growth. </w:t>
       </w:r>
-      <w:hyperlink w:history="1" r:id="rId1jobuypkmw24v8xyy7bx2">
+      <w:hyperlink w:history="1" r:id="rIdqen06yj-yvo94uvyqhgb2">
         <w:r>
           <w:rPr>
             <w:rStyle w:val="Hyperlink"/>
@@ -1472,7 +4297,7 @@
             <w:color w:val="0645AD"/>
             <w:u w:val="single"/>
           </w:rPr>
-          <w:t xml:space="preserve">Source: US BLS Occupational Outlook Handbook.</w:t>
+          <w:t xml:space="preserve">Source: US BLS OOH.</w:t>
         </w:r>
       </w:hyperlink>
     </w:p>
@@ -1484,164 +4309,7 @@
         <w:rPr>
           <w:rFonts w:ascii="Arial" w:cs="Arial" w:eastAsia="Arial" w:hAnsi="Arial"/>
         </w:rPr>
-        <w:t xml:space="preserve">The US market is roughly 18–22× the size of its Canadian equivalent. Realistic entry is Year 3–4, beginning with northern border states (Michigan, Ohio, Pennsylvania, New York), using a dropship-first model or a US 3PL to avoid cross-border fulfillment friction. Barriers include imperial-vs-metric tool preferences, USMCA tariff compliance, warranty logistics, and brand recognition — all of which are manageable on a multi-year build but should not be underwritten in Year 1 projections.</w:t>
-      </w:r>
-    </w:p>
-    <w:p>
-      <w:pPr>
-        <w:spacing w:after="120" w:line="300"/>
-      </w:pPr>
-      <w:r>
-        <w:rPr>
-          <w:rFonts w:ascii="Arial" w:cs="Arial" w:eastAsia="Arial" w:hAnsi="Arial"/>
-        </w:rPr>
-        <w:t xml:space="preserve">Upside scenario: capturing 0.5% of US industrial mechanic/millwright tool spend would add </w:t>
-      </w:r>
-      <w:r>
-        <w:rPr>
-          <w:rFonts w:ascii="Arial" w:cs="Arial" w:eastAsia="Arial" w:hAnsi="Arial"/>
-          <w:b/>
-          <w:bCs/>
-        </w:rPr>
-        <w:t xml:space="preserve">$5–15M/year</w:t>
-      </w:r>
-      <w:r>
-        <w:rPr>
-          <w:rFonts w:ascii="Arial" w:cs="Arial" w:eastAsia="Arial" w:hAnsi="Arial"/>
-        </w:rPr>
-        <w:t xml:space="preserve"> of US revenue on top of the Canadian business — roughly doubling Year 5 revenue if pursued.</w:t>
-      </w:r>
-    </w:p>
-    <w:p>
-      <w:pPr>
-        <w:pStyle w:val="Heading1"/>
-      </w:pPr>
-      <w:r>
-        <w:rPr>
-          <w:rFonts w:ascii="Arial" w:cs="Arial" w:eastAsia="Arial" w:hAnsi="Arial"/>
-        </w:rPr>
-        <w:t xml:space="preserve">5. Market Growth Drivers</w:t>
-      </w:r>
-    </w:p>
-    <w:p>
-      <w:pPr>
-        <w:spacing w:after="120" w:line="300"/>
-      </w:pPr>
-      <w:r>
-        <w:rPr>
-          <w:rFonts w:ascii="Arial" w:cs="Arial" w:eastAsia="Arial" w:hAnsi="Arial"/>
-        </w:rPr>
-        <w:t xml:space="preserve">Three independent forecasts suggest the customer base is growing faster than population, not shrinking.</w:t>
-      </w:r>
-    </w:p>
-    <w:p>
-      <w:pPr>
-        <w:pStyle w:val="ListParagraph"/>
-        <w:numPr>
-          <w:ilvl w:val="0"/>
-          <w:numId w:val="2"/>
-        </w:numPr>
-        <w:spacing w:after="80" w:line="280"/>
-      </w:pPr>
-      <w:r>
-        <w:rPr>
-          <w:rFonts w:ascii="Arial" w:cs="Arial" w:eastAsia="Arial" w:hAnsi="Arial"/>
-        </w:rPr>
-        <w:t xml:space="preserve">RBC skilled trades shortage projection: </w:t>
-      </w:r>
-      <w:r>
-        <w:rPr>
-          <w:rFonts w:ascii="Arial" w:cs="Arial" w:eastAsia="Arial" w:hAnsi="Arial"/>
-        </w:rPr>
-        <w:t xml:space="preserve">minimum 10,000-person shortfall in 56 Red Seal trades by 2029; up to 100,000+ when provincially regulated trades are included. Shortages "particularly acute among industrial mechanics, boilermakers, welders." </w:t>
-      </w:r>
-      <w:hyperlink w:history="1" r:id="rIdmktgqpbvmyfwpvt_443ux">
-        <w:r>
-          <w:rPr>
-            <w:rStyle w:val="Hyperlink"/>
-            <w:rFonts w:ascii="Arial" w:cs="Arial" w:eastAsia="Arial" w:hAnsi="Arial"/>
-            <w:color w:val="0645AD"/>
-            <w:u w:val="single"/>
-          </w:rPr>
-          <w:t xml:space="preserve">Source: RBC Thought Leadership.</w:t>
-        </w:r>
-      </w:hyperlink>
-    </w:p>
-    <w:p>
-      <w:pPr>
-        <w:pStyle w:val="ListParagraph"/>
-        <w:numPr>
-          <w:ilvl w:val="0"/>
-          <w:numId w:val="2"/>
-        </w:numPr>
-        <w:spacing w:after="80" w:line="280"/>
-      </w:pPr>
-      <w:r>
-        <w:rPr>
-          <w:rFonts w:ascii="Arial" w:cs="Arial" w:eastAsia="Arial" w:hAnsi="Arial"/>
-        </w:rPr>
-        <w:t xml:space="preserve">BuildForce Canada labour demand (through 2033): </w:t>
-      </w:r>
-      <w:r>
-        <w:rPr>
-          <w:rFonts w:ascii="Arial" w:cs="Arial" w:eastAsia="Arial" w:hAnsi="Arial"/>
-        </w:rPr>
-        <w:t xml:space="preserve">351,800 total hiring requirements, 263,400 driven by retirements (21% of current labour force), 88,400+ from growth. Recruitment gap: ~85,500 workers. </w:t>
-      </w:r>
-      <w:hyperlink w:history="1" r:id="rIdkxl6luktjt_kn44op1lh2">
-        <w:r>
-          <w:rPr>
-            <w:rStyle w:val="Hyperlink"/>
-            <w:rFonts w:ascii="Arial" w:cs="Arial" w:eastAsia="Arial" w:hAnsi="Arial"/>
-            <w:color w:val="0645AD"/>
-            <w:u w:val="single"/>
-          </w:rPr>
-          <w:t xml:space="preserve">Source: BuildForce Canada.</w:t>
-        </w:r>
-      </w:hyperlink>
-    </w:p>
-    <w:p>
-      <w:pPr>
-        <w:pStyle w:val="ListParagraph"/>
-        <w:numPr>
-          <w:ilvl w:val="0"/>
-          <w:numId w:val="2"/>
-        </w:numPr>
-        <w:spacing w:after="80" w:line="280"/>
-      </w:pPr>
-      <w:r>
-        <w:rPr>
-          <w:rFonts w:ascii="Arial" w:cs="Arial" w:eastAsia="Arial" w:hAnsi="Arial"/>
-        </w:rPr>
-        <w:t xml:space="preserve">Government training equipment funding: </w:t>
-      </w:r>
-      <w:r>
-        <w:rPr>
-          <w:rFonts w:ascii="Arial" w:cs="Arial" w:eastAsia="Arial" w:hAnsi="Arial"/>
-        </w:rPr>
-        <w:t xml:space="preserve">Canadian Apprenticeship Strategy – Investments in Training Equipment (CAS-ITE) provides up to $5M per union training project with $20M available in 2025–26 — direct grant-funded purchasing power for college and union customers. </w:t>
-      </w:r>
-      <w:hyperlink w:history="1" r:id="rIdz_kal00vtxc3chh4djdcc">
-        <w:r>
-          <w:rPr>
-            <w:rStyle w:val="Hyperlink"/>
-            <w:rFonts w:ascii="Arial" w:cs="Arial" w:eastAsia="Arial" w:hAnsi="Arial"/>
-            <w:color w:val="0645AD"/>
-            <w:u w:val="single"/>
-          </w:rPr>
-          <w:t xml:space="preserve">Source: Employment and Social Development Canada.</w:t>
-        </w:r>
-      </w:hyperlink>
-    </w:p>
-    <w:p>
-      <w:pPr>
-        <w:spacing w:after="120" w:line="300"/>
-      </w:pPr>
-      <w:r>
-        <w:rPr>
-          <w:rFonts w:ascii="Arial" w:cs="Arial" w:eastAsia="Arial" w:hAnsi="Arial"/>
-        </w:rPr>
-        <w:t xml:space="preserve">These drivers mean the institutional (college, union, sector council) buyer segment is actively looking for qualified vendors to absorb grant money. A credible specialized supplier is a scarce resource in this category — which is also the Knells signal.</w:t>
+        <w:t xml:space="preserve">The US market is ~18–22x the Canadian equivalent. Realistic entry is Year 3–4, beginning with northern border states (Michigan, Ohio, Pennsylvania, New York) using dropship-first or US 3PL. Capturing 0.5% of US industrial mechanic/millwright tool spend would add $5–15M/year to the Canadian business.</w:t>
       </w:r>
     </w:p>
     <w:p>
@@ -2547,7 +5215,7 @@
         <w:rPr>
           <w:rFonts w:ascii="Arial" w:cs="Arial" w:eastAsia="Arial" w:hAnsi="Arial"/>
         </w:rPr>
-        <w:t xml:space="preserve">BTS has structural advantages in each segment: established Google domain authority on bullettrade.ca (individual segment), existing industrial customer relationships (shop segment), and the ability to add a direct sales motion (college and union segments). No pure digital entrant can replicate all three quickly.</w:t>
+        <w:t xml:space="preserve">BTS has structural advantages in each segment: domain authority on bullettrade.ca (individual), existing industrial customer relationships (shop), and the ability to add a direct sales motion through the college and union channels via existing relationships.</w:t>
       </w:r>
     </w:p>
     <w:p>
@@ -2569,7 +5237,7 @@
         <w:rPr>
           <w:rFonts w:ascii="Arial" w:cs="Arial" w:eastAsia="Arial" w:hAnsi="Arial"/>
         </w:rPr>
-        <w:t xml:space="preserve">Base case assumes Ontario-first launch, national expansion in Year 2, one adjacent vertical in Year 3, and either a second adjacent vertical or US northern-states entry in Year 5. No aggressive penetration assumptions.</w:t>
+        <w:t xml:space="preserve">Base case assumes Ontario-first launch on core trades, national expansion in Year 2 with construction electrician added, one additional industrial trade vertical in Year 3, and a second in Year 4–5.</w:t>
       </w:r>
     </w:p>
     <w:tbl>
@@ -2829,7 +5497,7 @@
                 <w:sz w:val="20"/>
                 <w:szCs w:val="20"/>
               </w:rPr>
-              <w:t xml:space="preserve">Ontario only, individuals + early shops</w:t>
+              <w:t xml:space="preserve">MW + IE, Ontario, prove model</w:t>
             </w:r>
           </w:p>
         </w:tc>
@@ -2928,7 +5596,7 @@
                 <w:sz w:val="20"/>
                 <w:szCs w:val="20"/>
               </w:rPr>
-              <w:t xml:space="preserve">3–5% of ON</w:t>
+              <w:t xml:space="preserve">1–2% of core</w:t>
             </w:r>
           </w:p>
         </w:tc>
@@ -2998,7 +5666,7 @@
                 <w:sz w:val="20"/>
                 <w:szCs w:val="20"/>
               </w:rPr>
-              <w:t xml:space="preserve">National Canadian rollout</w:t>
+              <w:t xml:space="preserve">National + add 309A electrician</w:t>
             </w:r>
           </w:p>
         </w:tc>
@@ -3032,7 +5700,7 @@
                 <w:sz w:val="20"/>
                 <w:szCs w:val="20"/>
               </w:rPr>
-              <w:t xml:space="preserve">$1.2M–$1.8M</w:t>
+              <w:t xml:space="preserve">$1.5M–$2.5M</w:t>
             </w:r>
           </w:p>
         </w:tc>
@@ -3066,7 +5734,7 @@
                 <w:sz w:val="20"/>
                 <w:szCs w:val="20"/>
               </w:rPr>
-              <w:t xml:space="preserve">$300K–$450K</w:t>
+              <w:t xml:space="preserve">$375K–$625K</w:t>
             </w:r>
           </w:p>
         </w:tc>
@@ -3100,7 +5768,7 @@
                 <w:sz w:val="20"/>
                 <w:szCs w:val="20"/>
               </w:rPr>
-              <w:t xml:space="preserve">3–4% of CA</w:t>
+              <w:t xml:space="preserve">1–2% of expanded</w:t>
             </w:r>
           </w:p>
         </w:tc>
@@ -3168,7 +5836,7 @@
                 <w:sz w:val="20"/>
                 <w:szCs w:val="20"/>
               </w:rPr>
-              <w:t xml:space="preserve">First adjacent trade (welding or HVAC)</w:t>
+              <w:t xml:space="preserve">+ Welder or heavy equip</w:t>
             </w:r>
           </w:p>
         </w:tc>
@@ -3201,7 +5869,7 @@
                 <w:sz w:val="20"/>
                 <w:szCs w:val="20"/>
               </w:rPr>
-              <w:t xml:space="preserve">$2.0M–$3.0M</w:t>
+              <w:t xml:space="preserve">$3M–$5M</w:t>
             </w:r>
           </w:p>
         </w:tc>
@@ -3234,7 +5902,7 @@
                 <w:sz w:val="20"/>
                 <w:szCs w:val="20"/>
               </w:rPr>
-              <w:t xml:space="preserve">$500K–$750K</w:t>
+              <w:t xml:space="preserve">$750K–$1.25M</w:t>
             </w:r>
           </w:p>
         </w:tc>
@@ -3267,7 +5935,7 @@
                 <w:sz w:val="20"/>
                 <w:szCs w:val="20"/>
               </w:rPr>
-              <w:t xml:space="preserve">4–6% of CA</w:t>
+              <w:t xml:space="preserve">2–3%</w:t>
             </w:r>
           </w:p>
         </w:tc>
@@ -3337,7 +6005,7 @@
                 <w:sz w:val="20"/>
                 <w:szCs w:val="20"/>
               </w:rPr>
-              <w:t xml:space="preserve">College / union channel mature</w:t>
+              <w:t xml:space="preserve">College + union channels mature</w:t>
             </w:r>
           </w:p>
         </w:tc>
@@ -3371,7 +6039,7 @@
                 <w:sz w:val="20"/>
                 <w:szCs w:val="20"/>
               </w:rPr>
-              <w:t xml:space="preserve">$3.2M–$4.5M</w:t>
+              <w:t xml:space="preserve">$5M–$8M</w:t>
             </w:r>
           </w:p>
         </w:tc>
@@ -3405,7 +6073,7 @@
                 <w:sz w:val="20"/>
                 <w:szCs w:val="20"/>
               </w:rPr>
-              <w:t xml:space="preserve">$800K–$1.1M</w:t>
+              <w:t xml:space="preserve">$1.25M–$2M</w:t>
             </w:r>
           </w:p>
         </w:tc>
@@ -3439,7 +6107,7 @@
                 <w:sz w:val="20"/>
                 <w:szCs w:val="20"/>
               </w:rPr>
-              <w:t xml:space="preserve">6–9% of CA</w:t>
+              <w:t xml:space="preserve">3–4%</w:t>
             </w:r>
           </w:p>
         </w:tc>
@@ -3507,7 +6175,7 @@
                 <w:sz w:val="20"/>
                 <w:szCs w:val="20"/>
               </w:rPr>
-              <w:t xml:space="preserve">US entry or second adjacent trade</w:t>
+              <w:t xml:space="preserve">3rd vertical or US northern states</w:t>
             </w:r>
           </w:p>
         </w:tc>
@@ -3540,7 +6208,7 @@
                 <w:sz w:val="20"/>
                 <w:szCs w:val="20"/>
               </w:rPr>
-              <w:t xml:space="preserve">$4.5M–$6.5M</w:t>
+              <w:t xml:space="preserve">$8M–$15M</w:t>
             </w:r>
           </w:p>
         </w:tc>
@@ -3573,7 +6241,7 @@
                 <w:sz w:val="20"/>
                 <w:szCs w:val="20"/>
               </w:rPr>
-              <w:t xml:space="preserve">$1.1M–$1.6M</w:t>
+              <w:t xml:space="preserve">$2M–$3.75M</w:t>
             </w:r>
           </w:p>
         </w:tc>
@@ -3606,7 +6274,7 @@
                 <w:sz w:val="20"/>
                 <w:szCs w:val="20"/>
               </w:rPr>
-              <w:t xml:space="preserve">8–12% of CA</w:t>
+              <w:t xml:space="preserve">4–6%</w:t>
             </w:r>
           </w:p>
         </w:tc>
@@ -3631,7 +6299,7 @@
         <w:rPr>
           <w:rFonts w:ascii="Arial" w:cs="Arial" w:eastAsia="Arial" w:hAnsi="Arial"/>
         </w:rPr>
-        <w:t xml:space="preserve">This is neither hockey-stick nor toy-business. It corresponds to reasonable penetration curves for a B2B/institutional category with documented growth drivers and a structurally underserved supply side.</w:t>
+        <w:t xml:space="preserve">These projections represent 1–6% capture of the expanded TAM — modest penetration rates for a market with documented supply-side gaps and no dominant specialized competitor.</w:t>
       </w:r>
     </w:p>
     <w:p>
@@ -3669,7 +6337,7 @@
         <w:rPr>
           <w:rFonts w:ascii="Arial" w:cs="Arial" w:eastAsia="Arial" w:hAnsi="Arial"/>
         </w:rPr>
-        <w:t xml:space="preserve">Contact Skilled Trades Ontario (647-847-3000) for year-by-year 433A and 442A new registration counts.</w:t>
+        <w:t xml:space="preserve">Access Statistics Canada Table 37-10-0137-01 with provincial filters to get Ontario-specific breakdown for each target trade.</w:t>
       </w:r>
     </w:p>
     <w:p>
@@ -3685,7 +6353,7 @@
         <w:rPr>
           <w:rFonts w:ascii="Arial" w:cs="Arial" w:eastAsia="Arial" w:hAnsi="Arial"/>
         </w:rPr>
-        <w:t xml:space="preserve">Query Statistics Canada Table 14-10-0041-01 for NOC 72400 and 72201 employment by province.</w:t>
+        <w:t xml:space="preserve">Contact Skilled Trades Ontario (647-847-3000) for year-by-year 433A and 442A new registration counts (vs. total active registrations).</w:t>
       </w:r>
     </w:p>
     <w:p>
@@ -3701,7 +6369,7 @@
         <w:rPr>
           <w:rFonts w:ascii="Arial" w:cs="Arial" w:eastAsia="Arial" w:hAnsi="Arial"/>
         </w:rPr>
-        <w:t xml:space="preserve">Outreach to the Canadian Apprenticeship Forum (CAF-FCA, info@caf-fca.org) for employer tool purchasing survey data.</w:t>
+        <w:t xml:space="preserve">Query Statistics Canada Table 14-10-0041-01 for employed tradespeople by NOC code (72400, 72201) by province.</w:t>
       </w:r>
     </w:p>
     <w:p>
@@ -3717,7 +6385,7 @@
         <w:rPr>
           <w:rFonts w:ascii="Arial" w:cs="Arial" w:eastAsia="Arial" w:hAnsi="Arial"/>
         </w:rPr>
-        <w:t xml:space="preserve">5–10 discovery calls with Ontario industrial shop owners to validate bulk-buy adoption assumptions.</w:t>
+        <w:t xml:space="preserve">Outreach to the Canadian Apprenticeship Forum (CAF-FCA, info@caf-fca.org) for employer tool purchasing survey data.</w:t>
       </w:r>
     </w:p>
     <w:p>
@@ -3733,7 +6401,7 @@
         <w:rPr>
           <w:rFonts w:ascii="Arial" w:cs="Arial" w:eastAsia="Arial" w:hAnsi="Arial"/>
         </w:rPr>
-        <w:t xml:space="preserve">3–5 discovery calls with Ontario trade college program heads to validate starter-kit willingness-to-buy and grant funding timing.</w:t>
+        <w:t xml:space="preserve">5–10 discovery calls with Ontario industrial shop owners to validate bulk-buy adoption assumptions.</w:t>
       </w:r>
     </w:p>
     <w:p>
@@ -3749,7 +6417,23 @@
         <w:rPr>
           <w:rFonts w:ascii="Arial" w:cs="Arial" w:eastAsia="Arial" w:hAnsi="Arial"/>
         </w:rPr>
-        <w:t xml:space="preserve">Debrief with Knells to confirm the "non-competitive market" signal and understand existing customer overlap.</w:t>
+        <w:t xml:space="preserve">3–5 discovery calls with Ontario trade college program heads to validate starter-kit willingness-to-buy and grant funding cycles.</w:t>
+      </w:r>
+    </w:p>
+    <w:p>
+      <w:pPr>
+        <w:pStyle w:val="ListParagraph"/>
+        <w:numPr>
+          <w:ilvl w:val="0"/>
+          <w:numId w:val="3"/>
+        </w:numPr>
+        <w:spacing w:after="80"/>
+      </w:pPr>
+      <w:r>
+        <w:rPr>
+          <w:rFonts w:ascii="Arial" w:cs="Arial" w:eastAsia="Arial" w:hAnsi="Arial"/>
+        </w:rPr>
+        <w:t xml:space="preserve">Debrief with channel partners (e.g., Knells) on competitive landscape and customer purchasing patterns — ideally through an existing BTS relationship to maintain trust and leverage Phil’s positioning.</w:t>
       </w:r>
     </w:p>
     <w:p>
@@ -3760,7 +6444,22 @@
         <w:rPr>
           <w:rFonts w:ascii="Arial" w:cs="Arial" w:eastAsia="Arial" w:hAnsi="Arial"/>
         </w:rPr>
-        <w:t xml:space="preserve">Sources</w:t>
+        <w:t xml:space="preserve">Sources &amp; Data Links</w:t>
+      </w:r>
+    </w:p>
+    <w:p>
+      <w:pPr>
+        <w:spacing w:after="120" w:line="300"/>
+      </w:pPr>
+      <w:r>
+        <w:rPr>
+          <w:rFonts w:ascii="Arial" w:cs="Arial" w:eastAsia="Arial" w:hAnsi="Arial"/>
+          <w:i/>
+          <w:iCs/>
+          <w:sz w:val="18"/>
+          <w:szCs w:val="18"/>
+        </w:rPr>
+        <w:t xml:space="preserve">All data sources are linked below. Clickable in the digital version of this document.</w:t>
       </w:r>
     </w:p>
     <w:p>
@@ -3772,7 +6471,7 @@
         </w:numPr>
         <w:spacing w:after="80" w:line="280"/>
       </w:pPr>
-      <w:hyperlink w:history="1" r:id="rIdsqdyuoj7ctmhcmm10_stw">
+      <w:hyperlink w:history="1" r:id="rId2ady2uk1gkarynwq8u32i">
         <w:r>
           <w:rPr>
             <w:rStyle w:val="Hyperlink"/>
@@ -3780,7 +6479,7 @@
             <w:color w:val="0645AD"/>
             <w:u w:val="single"/>
           </w:rPr>
-          <w:t xml:space="preserve">Statistics Canada — Registered Apprenticeship Information System, 2024 release (Dec 11, 2025)</w:t>
+          <w:t xml:space="preserve">Statistics Canada Table 37-10-0137-01 — Red Seal Apprenticeship Registrations (interactive table)</w:t>
         </w:r>
       </w:hyperlink>
     </w:p>
@@ -3793,7 +6492,70 @@
         </w:numPr>
         <w:spacing w:after="80" w:line="280"/>
       </w:pPr>
-      <w:hyperlink w:history="1" r:id="rIdtov3yvafn-kxxgix0hjqq">
+      <w:hyperlink w:history="1" r:id="rIddxi1idsb7n9fqo6k2qfq1">
+        <w:r>
+          <w:rPr>
+            <w:rStyle w:val="Hyperlink"/>
+            <w:rFonts w:ascii="Arial" w:cs="Arial" w:eastAsia="Arial" w:hAnsi="Arial"/>
+            <w:color w:val="0645AD"/>
+            <w:u w:val="single"/>
+          </w:rPr>
+          <w:t xml:space="preserve">Statistics Canada Table 37-10-0137-01 — Full dataset download (Open Government Portal)</w:t>
+        </w:r>
+      </w:hyperlink>
+    </w:p>
+    <w:p>
+      <w:pPr>
+        <w:pStyle w:val="ListParagraph"/>
+        <w:numPr>
+          <w:ilvl w:val="0"/>
+          <w:numId w:val="2"/>
+        </w:numPr>
+        <w:spacing w:after="80" w:line="280"/>
+      </w:pPr>
+      <w:hyperlink w:history="1" r:id="rIdeuqd0vs9riopof67h2i24">
+        <w:r>
+          <w:rPr>
+            <w:rStyle w:val="Hyperlink"/>
+            <w:rFonts w:ascii="Arial" w:cs="Arial" w:eastAsia="Arial" w:hAnsi="Arial"/>
+            <w:color w:val="0645AD"/>
+            <w:u w:val="single"/>
+          </w:rPr>
+          <w:t xml:space="preserve">Statistics Canada Daily — 2024 RAIS Release (December 11, 2025)</w:t>
+        </w:r>
+      </w:hyperlink>
+    </w:p>
+    <w:p>
+      <w:pPr>
+        <w:pStyle w:val="ListParagraph"/>
+        <w:numPr>
+          <w:ilvl w:val="0"/>
+          <w:numId w:val="2"/>
+        </w:numPr>
+        <w:spacing w:after="80" w:line="280"/>
+      </w:pPr>
+      <w:hyperlink w:history="1" r:id="rIdod-uubmddwgimrutrjlyc">
+        <w:r>
+          <w:rPr>
+            <w:rStyle w:val="Hyperlink"/>
+            <w:rFonts w:ascii="Arial" w:cs="Arial" w:eastAsia="Arial" w:hAnsi="Arial"/>
+            <w:color w:val="0645AD"/>
+            <w:u w:val="single"/>
+          </w:rPr>
+          <w:t xml:space="preserve">Statistics Canada Table 14-10-0041-01 — Labour Force by Occupation (annual)</w:t>
+        </w:r>
+      </w:hyperlink>
+    </w:p>
+    <w:p>
+      <w:pPr>
+        <w:pStyle w:val="ListParagraph"/>
+        <w:numPr>
+          <w:ilvl w:val="0"/>
+          <w:numId w:val="2"/>
+        </w:numPr>
+        <w:spacing w:after="80" w:line="280"/>
+      </w:pPr>
+      <w:hyperlink w:history="1" r:id="rIdqtlec_-lu5_qcyzjpiq9c">
         <w:r>
           <w:rPr>
             <w:rStyle w:val="Hyperlink"/>
@@ -3814,7 +6576,49 @@
         </w:numPr>
         <w:spacing w:after="80" w:line="280"/>
       </w:pPr>
-      <w:hyperlink w:history="1" r:id="rIdtlo4vzybp3qhlgkftvjoc">
+      <w:hyperlink w:history="1" r:id="rIdmgiantqak_6llazui6geu">
+        <w:r>
+          <w:rPr>
+            <w:rStyle w:val="Hyperlink"/>
+            <w:rFonts w:ascii="Arial" w:cs="Arial" w:eastAsia="Arial" w:hAnsi="Arial"/>
+            <w:color w:val="0645AD"/>
+            <w:u w:val="single"/>
+          </w:rPr>
+          <w:t xml:space="preserve">Skilled Trades Ontario — Industrial Mechanic Millwright 433A Trade Report (2024)</w:t>
+        </w:r>
+      </w:hyperlink>
+    </w:p>
+    <w:p>
+      <w:pPr>
+        <w:pStyle w:val="ListParagraph"/>
+        <w:numPr>
+          <w:ilvl w:val="0"/>
+          <w:numId w:val="2"/>
+        </w:numPr>
+        <w:spacing w:after="80" w:line="280"/>
+      </w:pPr>
+      <w:hyperlink w:history="1" r:id="rIdizgj0n41pbzqmnprablqi">
+        <w:r>
+          <w:rPr>
+            <w:rStyle w:val="Hyperlink"/>
+            <w:rFonts w:ascii="Arial" w:cs="Arial" w:eastAsia="Arial" w:hAnsi="Arial"/>
+            <w:color w:val="0645AD"/>
+            <w:u w:val="single"/>
+          </w:rPr>
+          <w:t xml:space="preserve">Skilled Trades Ontario — Industrial Electrician 442A Trade Report (2024)</w:t>
+        </w:r>
+      </w:hyperlink>
+    </w:p>
+    <w:p>
+      <w:pPr>
+        <w:pStyle w:val="ListParagraph"/>
+        <w:numPr>
+          <w:ilvl w:val="0"/>
+          <w:numId w:val="2"/>
+        </w:numPr>
+        <w:spacing w:after="80" w:line="280"/>
+      </w:pPr>
+      <w:hyperlink w:history="1" r:id="rIdvt_ksdvu4k9kyhm9n6a-w">
         <w:r>
           <w:rPr>
             <w:rStyle w:val="Hyperlink"/>
@@ -3835,28 +6639,7 @@
         </w:numPr>
         <w:spacing w:after="80" w:line="280"/>
       </w:pPr>
-      <w:hyperlink w:history="1" r:id="rIdx-qw9pwjqpopzp9roym9v">
-        <w:r>
-          <w:rPr>
-            <w:rStyle w:val="Hyperlink"/>
-            <w:rFonts w:ascii="Arial" w:cs="Arial" w:eastAsia="Arial" w:hAnsi="Arial"/>
-            <w:color w:val="0645AD"/>
-            <w:u w:val="single"/>
-          </w:rPr>
-          <w:t xml:space="preserve">Skilled Trades Ontario — Trades Information</w:t>
-        </w:r>
-      </w:hyperlink>
-    </w:p>
-    <w:p>
-      <w:pPr>
-        <w:pStyle w:val="ListParagraph"/>
-        <w:numPr>
-          <w:ilvl w:val="0"/>
-          <w:numId w:val="2"/>
-        </w:numPr>
-        <w:spacing w:after="80" w:line="280"/>
-      </w:pPr>
-      <w:hyperlink w:history="1" r:id="rId0no6tuzowqtd3nsa1lphx">
+      <w:hyperlink w:history="1" r:id="rIdri-ylt4pbh81l-cd_2jsk">
         <w:r>
           <w:rPr>
             <w:rStyle w:val="Hyperlink"/>
@@ -3877,7 +6660,7 @@
         </w:numPr>
         <w:spacing w:after="80" w:line="280"/>
       </w:pPr>
-      <w:hyperlink w:history="1" r:id="rIdk7s0mxcw6zv2l9hywhlv0">
+      <w:hyperlink w:history="1" r:id="rId4y5yuwfsbxvomoc_dfx_q">
         <w:r>
           <w:rPr>
             <w:rStyle w:val="Hyperlink"/>
@@ -3885,7 +6668,7 @@
             <w:color w:val="0645AD"/>
             <w:u w:val="single"/>
           </w:rPr>
-          <w:t xml:space="preserve">Statistics Canada — Labour Force Survey Table 14-10-0041-01</w:t>
+          <w:t xml:space="preserve">RBC Thought Leadership — Powering Up: Preparing Canada’s Skilled Trades</w:t>
         </w:r>
       </w:hyperlink>
     </w:p>
@@ -3898,49 +6681,7 @@
         </w:numPr>
         <w:spacing w:after="80" w:line="280"/>
       </w:pPr>
-      <w:hyperlink w:history="1" r:id="rIdp39t05-okdnvx0ck27gsy">
-        <w:r>
-          <w:rPr>
-            <w:rStyle w:val="Hyperlink"/>
-            <w:rFonts w:ascii="Arial" w:cs="Arial" w:eastAsia="Arial" w:hAnsi="Arial"/>
-            <w:color w:val="0645AD"/>
-            <w:u w:val="single"/>
-          </w:rPr>
-          <w:t xml:space="preserve">Statistics Canada — NOC 2021 Definitions (72400, 72201)</w:t>
-        </w:r>
-      </w:hyperlink>
-    </w:p>
-    <w:p>
-      <w:pPr>
-        <w:pStyle w:val="ListParagraph"/>
-        <w:numPr>
-          <w:ilvl w:val="0"/>
-          <w:numId w:val="2"/>
-        </w:numPr>
-        <w:spacing w:after="80" w:line="280"/>
-      </w:pPr>
-      <w:hyperlink w:history="1" r:id="rId9j5yi03gvfu_okrzr5oqy">
-        <w:r>
-          <w:rPr>
-            <w:rStyle w:val="Hyperlink"/>
-            <w:rFonts w:ascii="Arial" w:cs="Arial" w:eastAsia="Arial" w:hAnsi="Arial"/>
-            <w:color w:val="0645AD"/>
-            <w:u w:val="single"/>
-          </w:rPr>
-          <w:t xml:space="preserve">RBC Thought Leadership — Powering Up: Preparing Canada's Skilled Trades</w:t>
-        </w:r>
-      </w:hyperlink>
-    </w:p>
-    <w:p>
-      <w:pPr>
-        <w:pStyle w:val="ListParagraph"/>
-        <w:numPr>
-          <w:ilvl w:val="0"/>
-          <w:numId w:val="2"/>
-        </w:numPr>
-        <w:spacing w:after="80" w:line="280"/>
-      </w:pPr>
-      <w:hyperlink w:history="1" r:id="rIdctbxtij6ijcx2foedkhen">
+      <w:hyperlink w:history="1" r:id="rIdtc9hqtrcddn79plx12nle">
         <w:r>
           <w:rPr>
             <w:rStyle w:val="Hyperlink"/>
@@ -3961,7 +6702,7 @@
         </w:numPr>
         <w:spacing w:after="80" w:line="280"/>
       </w:pPr>
-      <w:hyperlink w:history="1" r:id="rIdbbqpe4vxftbwspwusofga">
+      <w:hyperlink w:history="1" r:id="rIdjpejoupevmyxeinem0xxp">
         <w:r>
           <w:rPr>
             <w:rStyle w:val="Hyperlink"/>
@@ -3969,7 +6710,7 @@
             <w:color w:val="0645AD"/>
             <w:u w:val="single"/>
           </w:rPr>
-          <w:t xml:space="preserve">Employment and Social Development Canada — CAS-ITE funding program</w:t>
+          <w:t xml:space="preserve">Employment and Social Development Canada — CAS-ITE Funding Program</w:t>
         </w:r>
       </w:hyperlink>
     </w:p>
@@ -3982,7 +6723,7 @@
         </w:numPr>
         <w:spacing w:after="80" w:line="280"/>
       </w:pPr>
-      <w:hyperlink w:history="1" r:id="rId1grofheso8mzigxfmvbqu">
+      <w:hyperlink w:history="1" r:id="rIdnnxe8ada_ustlqeboqkmg">
         <w:r>
           <w:rPr>
             <w:rStyle w:val="Hyperlink"/>
@@ -3990,7 +6731,7 @@
             <w:color w:val="0645AD"/>
             <w:u w:val="single"/>
           </w:rPr>
-          <w:t xml:space="preserve">IBISWorld Canada — Hand Tool &amp; Cutlery Manufacturing</w:t>
+          <w:t xml:space="preserve">IBISWorld Canada — Hand Tool &amp; Cutlery Manufacturing ($759M, 2024)</w:t>
         </w:r>
       </w:hyperlink>
     </w:p>
@@ -4003,7 +6744,7 @@
         </w:numPr>
         <w:spacing w:after="80" w:line="280"/>
       </w:pPr>
-      <w:hyperlink w:history="1" r:id="rIdoqrezztvl4jfqs5fyjvhu">
+      <w:hyperlink w:history="1" r:id="rIdasiwkqed3_-ytkd3408bd">
         <w:r>
           <w:rPr>
             <w:rStyle w:val="Hyperlink"/>
@@ -4011,7 +6752,7 @@
             <w:color w:val="0645AD"/>
             <w:u w:val="single"/>
           </w:rPr>
-          <w:t xml:space="preserve">IBISWorld Canada — Hardware Stores</w:t>
+          <w:t xml:space="preserve">IBISWorld Canada — Hardware Stores ($3.7B, 2024)</w:t>
         </w:r>
       </w:hyperlink>
     </w:p>
@@ -4024,7 +6765,7 @@
         </w:numPr>
         <w:spacing w:after="80" w:line="280"/>
       </w:pPr>
-      <w:hyperlink w:history="1" r:id="rIdmckaatjhpzqld1y4qcgxx">
+      <w:hyperlink w:history="1" r:id="rId9quug5mtkjdc7upoaa_k4">
         <w:r>
           <w:rPr>
             <w:rStyle w:val="Hyperlink"/>
@@ -4045,7 +6786,7 @@
         </w:numPr>
         <w:spacing w:after="80" w:line="280"/>
       </w:pPr>
-      <w:hyperlink w:history="1" r:id="rIdpeerfffgqvepqzb-1urft">
+      <w:hyperlink w:history="1" r:id="rIdgsjugy1w2wthajrviuxlx">
         <w:r>
           <w:rPr>
             <w:rStyle w:val="Hyperlink"/>
@@ -4053,7 +6794,7 @@
             <w:color w:val="0645AD"/>
             <w:u w:val="single"/>
           </w:rPr>
-          <w:t xml:space="preserve">US BLS — Industrial Machinery Mechanics Occupational Outlook Handbook</w:t>
+          <w:t xml:space="preserve">US BLS — Industrial Machinery Mechanics OOH</w:t>
         </w:r>
       </w:hyperlink>
     </w:p>
@@ -4066,7 +6807,7 @@
         </w:numPr>
         <w:spacing w:after="80" w:line="280"/>
       </w:pPr>
-      <w:hyperlink w:history="1" r:id="rIdtsp5qspzyscqkk013q5mu">
+      <w:hyperlink w:history="1" r:id="rIdcauwn6est9mzw42twjfoo">
         <w:r>
           <w:rPr>
             <w:rStyle w:val="Hyperlink"/>
@@ -4074,7 +6815,7 @@
             <w:color w:val="0645AD"/>
             <w:u w:val="single"/>
           </w:rPr>
-          <w:t xml:space="preserve">Statistics Canada — Retail Trade 2024 Annual Report</w:t>
+          <w:t xml:space="preserve">Canadian Apprenticeship Forum (CAF-FCA) — Research Reports</w:t>
         </w:r>
       </w:hyperlink>
     </w:p>

--- a/BTS_Market_Assessment.docx
+++ b/BTS_Market_Assessment.docx
@@ -52,7 +52,7 @@
     </w:p>
     <w:p>
       <w:pPr>
-        <w:spacing w:after="120" w:line="300"/>
+        <w:spacing w:after="60"/>
       </w:pPr>
       <w:r>
         <w:rPr>
@@ -63,7 +63,7 @@
     </w:p>
     <w:p>
       <w:pPr>
-        <w:spacing w:after="120" w:line="300"/>
+        <w:spacing w:after="60"/>
       </w:pPr>
       <w:r>
         <w:rPr>
@@ -74,13 +74,13 @@
     </w:p>
     <w:p>
       <w:pPr>
-        <w:spacing w:after="120" w:line="300"/>
-      </w:pPr>
-      <w:r>
-        <w:rPr>
-          <w:rFonts w:ascii="Arial" w:cs="Arial" w:eastAsia="Arial" w:hAnsi="Arial"/>
-        </w:rPr>
-        <w:t xml:space="preserve">Date: April 2026 (Updated with Statistics Canada 2024 RAIS data)</w:t>
+        <w:spacing w:after="240"/>
+      </w:pPr>
+      <w:r>
+        <w:rPr>
+          <w:rFonts w:ascii="Arial" w:cs="Arial" w:eastAsia="Arial" w:hAnsi="Arial"/>
+        </w:rPr>
+        <w:t xml:space="preserve">Date: April 2026</w:t>
       </w:r>
     </w:p>
     <w:p>
@@ -113,7 +113,7 @@
         <w:rPr>
           <w:rFonts w:ascii="Arial" w:cs="Arial" w:eastAsia="Arial" w:hAnsi="Arial"/>
         </w:rPr>
-        <w:t xml:space="preserve">The Canadian skilled trades market is at a record high and growing. Statistics Canada reported 101,541 new apprenticeship registrations in 2024 (record high, +5.9% YoY) and 498,783 total registered apprentices across all Red Seal trades, up 31% since 2020. Ontario alone registered 27,319 new apprentices in 2023, up 24% from 2022. Independent forecasts from RBC and BuildForce Canada project a minimum shortfall of 10,000 Red Seal tradespeople by 2029 and total hiring requirements of 351,800 through 2033.</w:t>
+        <w:t xml:space="preserve">The Canadian skilled trades market is at a record high and growing. Statistics Canada reported 101,541 new apprenticeship registrations in 2024, a record and +5.9% year-over-year. Ontario alone registered 27,319 new apprentices in 2023, up 24% from 2022. Independent forecasts from RBC and BuildForce Canada project a minimum shortfall of 10,000 Red Seal tradespeople by 2029 and total hiring requirements of 351,800 through 2033, with industrial mechanics and boilermakers among the most undersupplied occupations.</w:t>
       </w:r>
     </w:p>
     <w:p>
@@ -123,27 +123,8 @@
       <w:r>
         <w:rPr>
           <w:rFonts w:ascii="Arial" w:cs="Arial" w:eastAsia="Arial" w:hAnsi="Arial"/>
-          <w:b/>
-          <w:bCs/>
-        </w:rPr>
-        <w:t xml:space="preserve">This is not just a millwright and electrician business. </w:t>
-      </w:r>
-      <w:r>
-        <w:rPr>
-          <w:rFonts w:ascii="Arial" w:cs="Arial" w:eastAsia="Arial" w:hAnsi="Arial"/>
-        </w:rPr>
-        <w:t xml:space="preserve">The same platform, warehouse, college relationships, and shop sales motion that serve industrial millwrights and electricians can be extended into construction electricians (64,740 registered apprentices), welders (15,699), heavy duty equipment technicians (15,408), steamfitters (14,346), automotive service technicians (27,168), and plumbers (27,036). Each additional trade vertical costs a product curation sprint, not a new business. The college purchasing office that buys millwright kits also runs the welding, HVAC, and electrician programs under the same roof.</w:t>
-      </w:r>
-    </w:p>
-    <w:p>
-      <w:pPr>
-        <w:spacing w:after="120" w:line="300"/>
-      </w:pPr>
-      <w:r>
-        <w:rPr>
-          <w:rFonts w:ascii="Arial" w:cs="Arial" w:eastAsia="Arial" w:hAnsi="Arial"/>
-        </w:rPr>
-        <w:t xml:space="preserve">Findings, in order of confidence:</w:t>
+        </w:rPr>
+        <w:t xml:space="preserve">This assessment validates and sizes the market that a BTS-branded e-commerce division could serve. Findings, in order of confidence:</w:t>
       </w:r>
     </w:p>
     <w:p>
@@ -159,7 +140,7 @@
         <w:rPr>
           <w:rFonts w:ascii="Arial" w:cs="Arial" w:eastAsia="Arial" w:hAnsi="Arial"/>
         </w:rPr>
-        <w:t xml:space="preserve">Core launch TAM (industrial millwrights + industrial electricians, all buyer segments across Canada): $35–55M/year base case.</w:t>
+        <w:t xml:space="preserve">Canadian primary TAM (industrial millwrights and industrial electricians, all buyer segments): $24–72M/year, base case $35–55M/year.</w:t>
       </w:r>
     </w:p>
     <w:p>
@@ -175,7 +156,7 @@
         <w:rPr>
           <w:rFonts w:ascii="Arial" w:cs="Arial" w:eastAsia="Arial" w:hAnsi="Arial"/>
         </w:rPr>
-        <w:t xml:space="preserve">First expansion (add construction electrician 309A): triples the addressable apprentice pool to 93,486 and pushes TAM to $110–175M/year.</w:t>
+        <w:t xml:space="preserve">Ontario-only primary TAM: $9–45M/year depending on shop/college adoption assumptions.</w:t>
       </w:r>
     </w:p>
     <w:p>
@@ -191,7 +172,7 @@
         <w:rPr>
           <w:rFonts w:ascii="Arial" w:cs="Arial" w:eastAsia="Arial" w:hAnsi="Arial"/>
         </w:rPr>
-        <w:t xml:space="preserve">Full industrial trades expansion (six verticals): 165,843 registered apprentices, TAM of $200–325M/year across Canada.</w:t>
+        <w:t xml:space="preserve">Adjacent trades expansion (welding, HVAC, machining, automotive): an additional $60–180M/year across Canada, unlockable with modest SKU curation investment once the core platform is operating.</w:t>
       </w:r>
     </w:p>
     <w:p>
@@ -207,7 +188,7 @@
         <w:rPr>
           <w:rFonts w:ascii="Arial" w:cs="Arial" w:eastAsia="Arial" w:hAnsi="Arial"/>
         </w:rPr>
-        <w:t xml:space="preserve">US expansion (Northern border states, Year 3–4): 538,300 employed US industrial mechanics and millwrights alone, with 13% projected growth to 2034.</w:t>
+        <w:t xml:space="preserve">US expansion (Northern border states, millwright and industrial mechanic segments): a further $200M+ realistic addressable market, entered in Year 3–4 via dropship-first or 3PL.</w:t>
       </w:r>
     </w:p>
     <w:p>
@@ -223,7 +204,7 @@
         <w:rPr>
           <w:rFonts w:ascii="Arial" w:cs="Arial" w:eastAsia="Arial" w:hAnsi="Arial"/>
         </w:rPr>
-        <w:t xml:space="preserve">Realistic 5-year capture (SOM): $4.5–6.5M in annual revenue by Year 5 in a conservative-base case from core trades alone; $8–15M with two adjacent trade verticals contributing by Year 4–5.</w:t>
+        <w:t xml:space="preserve">Realistic 5-year capture (SOM): $4.5–6.5M in annual revenue by Year 5 in the base case, representing 3–12% penetration of the validated Canadian primary TAM with modest expansion contribution.</w:t>
       </w:r>
     </w:p>
     <w:p>
@@ -233,16 +214,8 @@
       <w:r>
         <w:rPr>
           <w:rFonts w:ascii="Arial" w:cs="Arial" w:eastAsia="Arial" w:hAnsi="Arial"/>
-          <w:b/>
-          <w:bCs/>
-        </w:rPr>
-        <w:t xml:space="preserve">The strategic framing for Phil: </w:t>
-      </w:r>
-      <w:r>
-        <w:rPr>
-          <w:rFonts w:ascii="Arial" w:cs="Arial" w:eastAsia="Arial" w:hAnsi="Arial"/>
-        </w:rPr>
-        <w:t xml:space="preserve">BTS's labour/service business is inherently capped by the number of certified tradespeople Phil can recruit and the hours in a day. An e-commerce division selling curated tool kits through a scalable digital platform is structurally uncapped — each additional trade vertical, each additional college account, and each new geography compounds on the same fixed infrastructure. This is the division of the company that scales without adding headcount proportionally. It is the Amazon model applied to industrial trades.</w:t>
+        </w:rPr>
+        <w:t xml:space="preserve">The market is growing, structurally undersupplied, fragmented on the supply side, and — per external validation from Knells (a BTS supplier with visibility into the category) — not currently served by a credible specialized e-commerce competitor. BTS has structural advantages that de-risk entry: existing Google domain authority on bullettrade.ca, direct relationships with Ontario industrial customers, and trade credibility that no pure digital entrant can easily replicate.</w:t>
       </w:r>
     </w:p>
     <w:p>
@@ -253,7 +226,7 @@
         <w:rPr>
           <w:rFonts w:ascii="Arial" w:cs="Arial" w:eastAsia="Arial" w:hAnsi="Arial"/>
         </w:rPr>
-        <w:t xml:space="preserve">Primary Data Source</w:t>
+        <w:t xml:space="preserve">Methodology &amp; Data Limitations</w:t>
       </w:r>
     </w:p>
     <w:p>
@@ -264,21 +237,7 @@
         <w:rPr>
           <w:rFonts w:ascii="Arial" w:cs="Arial" w:eastAsia="Arial" w:hAnsi="Arial"/>
         </w:rPr>
-        <w:t xml:space="preserve">The apprenticeship registration data in this report is sourced from </w:t>
-      </w:r>
-      <w:r>
-        <w:rPr>
-          <w:rFonts w:ascii="Arial" w:cs="Arial" w:eastAsia="Arial" w:hAnsi="Arial"/>
-          <w:b/>
-          <w:bCs/>
-        </w:rPr>
-        <w:t xml:space="preserve">Statistics Canada Table 37-10-0137-01: Number of apprenticeship program registrations in Red Seal trades (annual). </w:t>
-      </w:r>
-      <w:r>
-        <w:rPr>
-          <w:rFonts w:ascii="Arial" w:cs="Arial" w:eastAsia="Arial" w:hAnsi="Arial"/>
-        </w:rPr>
-        <w:t xml:space="preserve">This is the authoritative federal dataset maintained through the Registered Apprenticeship Information System (RAIS). The data was released December 11, 2025, and covers all Canadian provinces and territories through 2024.</w:t>
+        <w:t xml:space="preserve">This assessment combines public data from Statistics Canada, Skilled Trades Ontario, RBC Thought Leadership, BuildForce Canada, IBISWorld Canada, and the US Bureau of Labor Statistics. Where public data supports a specific number, the source is cited with a URL. Where public data is not disaggregated to the trade or province level, a defensible proxy is used and the assumption stated explicitly. Research gaps that require primary validation are flagged in Section 8.</w:t>
       </w:r>
     </w:p>
     <w:p>
@@ -289,63 +248,8 @@
         <w:rPr>
           <w:rFonts w:ascii="Arial" w:cs="Arial" w:eastAsia="Arial" w:hAnsi="Arial"/>
         </w:rPr>
-        <w:t xml:space="preserve">Access the live data table: </w:t>
-      </w:r>
-      <w:hyperlink w:history="1" r:id="rId1ighszsff6r4lkukobriv">
-        <w:r>
-          <w:rPr>
-            <w:rStyle w:val="Hyperlink"/>
-            <w:rFonts w:ascii="Arial" w:cs="Arial" w:eastAsia="Arial" w:hAnsi="Arial"/>
-            <w:color w:val="0645AD"/>
-            <w:u w:val="single"/>
-          </w:rPr>
-          <w:t xml:space="preserve">Statistics Canada Table 37-10-0137-01</w:t>
-        </w:r>
-      </w:hyperlink>
-    </w:p>
-    <w:p>
-      <w:pPr>
-        <w:spacing w:after="120" w:line="300"/>
-      </w:pPr>
-      <w:r>
-        <w:rPr>
-          <w:rFonts w:ascii="Arial" w:cs="Arial" w:eastAsia="Arial" w:hAnsi="Arial"/>
-        </w:rPr>
-        <w:t xml:space="preserve">Download the full dataset (CSV): </w:t>
-      </w:r>
-      <w:hyperlink w:history="1" r:id="rId7h7uowoazmcdhdgesfp45">
-        <w:r>
-          <w:rPr>
-            <w:rStyle w:val="Hyperlink"/>
-            <w:rFonts w:ascii="Arial" w:cs="Arial" w:eastAsia="Arial" w:hAnsi="Arial"/>
-            <w:color w:val="0645AD"/>
-            <w:u w:val="single"/>
-          </w:rPr>
-          <w:t xml:space="preserve">Open Government Portal — Red Seal Apprenticeship Registrations</w:t>
-        </w:r>
-      </w:hyperlink>
-    </w:p>
-    <w:p>
-      <w:pPr>
-        <w:spacing w:after="120" w:line="300"/>
-      </w:pPr>
-      <w:r>
-        <w:rPr>
-          <w:rFonts w:ascii="Arial" w:cs="Arial" w:eastAsia="Arial" w:hAnsi="Arial"/>
-        </w:rPr>
-        <w:t xml:space="preserve">2024 RAIS release summary: </w:t>
-      </w:r>
-      <w:hyperlink w:history="1" r:id="rIdwz4pr4veu1gagua470rxu">
-        <w:r>
-          <w:rPr>
-            <w:rStyle w:val="Hyperlink"/>
-            <w:rFonts w:ascii="Arial" w:cs="Arial" w:eastAsia="Arial" w:hAnsi="Arial"/>
-            <w:color w:val="0645AD"/>
-            <w:u w:val="single"/>
-          </w:rPr>
-          <w:t xml:space="preserve">Statistics Canada Daily — December 11, 2025</w:t>
-        </w:r>
-      </w:hyperlink>
+        <w:t xml:space="preserve">Honesty caveat: three data points that would materially tighten these estimates are not public. These are (1) Skilled Trades Ontario year-by-year 433A and 442A registration counts, (2) Statistics Canada NOC 72400 and 72201 employment by province, and (3) CAF-FCA employer tool purchasing survey data. All three are obtainable via direct request. Numbers in this report should therefore be read as well-bounded estimates, not forecasts.</w:t>
+      </w:r>
     </w:p>
     <w:p>
       <w:pPr>
@@ -355,18 +259,7 @@
         <w:rPr>
           <w:rFonts w:ascii="Arial" w:cs="Arial" w:eastAsia="Arial" w:hAnsi="Arial"/>
         </w:rPr>
-        <w:t xml:space="preserve">1. Core Market — Canada-Wide Registration Data (2024)</w:t>
-      </w:r>
-    </w:p>
-    <w:p>
-      <w:pPr>
-        <w:spacing w:after="120" w:line="300"/>
-      </w:pPr>
-      <w:r>
-        <w:rPr>
-          <w:rFonts w:ascii="Arial" w:cs="Arial" w:eastAsia="Arial" w:hAnsi="Arial"/>
-        </w:rPr>
-        <w:t xml:space="preserve">The following table shows registered apprentices across all Red Seal trades in Canada. These are total active registrations (not just new entrants), representing the addressable customer base at any given time.</w:t>
+        <w:t xml:space="preserve">1. Primary Market — Ontario Industrial Millwrights &amp; Industrial Electricians</w:t>
       </w:r>
     </w:p>
     <w:p>
@@ -377,1945 +270,7 @@
         <w:rPr>
           <w:rFonts w:ascii="Arial" w:cs="Arial" w:eastAsia="Arial" w:hAnsi="Arial"/>
         </w:rPr>
-        <w:t xml:space="preserve">1.1 Full Red Seal Landscape</w:t>
-      </w:r>
-    </w:p>
-    <w:tbl>
-      <w:tblPr>
-        <w:tblW w:type="dxa" w:w="9360"/>
-        <w:tblBorders>
-          <w:top w:val="single" w:color="auto" w:sz="4"/>
-          <w:left w:val="single" w:color="auto" w:sz="4"/>
-          <w:bottom w:val="single" w:color="auto" w:sz="4"/>
-          <w:right w:val="single" w:color="auto" w:sz="4"/>
-          <w:insideH w:val="single" w:color="auto" w:sz="4"/>
-          <w:insideV w:val="single" w:color="auto" w:sz="4"/>
-        </w:tblBorders>
-      </w:tblPr>
-      <w:tblGrid>
-        <w:gridCol w:w="3500"/>
-        <w:gridCol w:w="1400"/>
-        <w:gridCol w:w="1400"/>
-        <w:gridCol w:w="1400"/>
-        <w:gridCol w:w="1660"/>
-      </w:tblGrid>
-      <w:tr>
-        <w:trPr>
-          <w:tblHeader/>
-        </w:trPr>
-        <w:tc>
-          <w:tcPr>
-            <w:tcW w:type="dxa" w:w="3500"/>
-            <w:tcBorders>
-              <w:top w:val="single" w:color="BBBBBB" w:sz="4"/>
-              <w:left w:val="single" w:color="BBBBBB" w:sz="4"/>
-              <w:bottom w:val="single" w:color="BBBBBB" w:sz="4"/>
-              <w:right w:val="single" w:color="BBBBBB" w:sz="4"/>
-            </w:tcBorders>
-            <w:shd w:fill="1A1A1A" w:val="clear"/>
-            <w:tcMar>
-              <w:top w:type="dxa" w:w="100"/>
-              <w:left w:type="dxa" w:w="140"/>
-              <w:bottom w:type="dxa" w:w="100"/>
-              <w:right w:type="dxa" w:w="140"/>
-            </w:tcMar>
-          </w:tcPr>
-          <w:p>
-            <w:pPr>
-              <w:jc w:val="left"/>
-            </w:pPr>
-            <w:r>
-              <w:rPr>
-                <w:rFonts w:ascii="Arial" w:cs="Arial" w:eastAsia="Arial" w:hAnsi="Arial"/>
-                <w:b/>
-                <w:bCs/>
-                <w:color w:val="FFFFFF"/>
-                <w:sz w:val="20"/>
-                <w:szCs w:val="20"/>
-              </w:rPr>
-              <w:t xml:space="preserve">Trade</w:t>
-            </w:r>
-          </w:p>
-        </w:tc>
-        <w:tc>
-          <w:tcPr>
-            <w:tcW w:type="dxa" w:w="1400"/>
-            <w:tcBorders>
-              <w:top w:val="single" w:color="BBBBBB" w:sz="4"/>
-              <w:left w:val="single" w:color="BBBBBB" w:sz="4"/>
-              <w:bottom w:val="single" w:color="BBBBBB" w:sz="4"/>
-              <w:right w:val="single" w:color="BBBBBB" w:sz="4"/>
-            </w:tcBorders>
-            <w:shd w:fill="1A1A1A" w:val="clear"/>
-            <w:tcMar>
-              <w:top w:type="dxa" w:w="100"/>
-              <w:left w:type="dxa" w:w="140"/>
-              <w:bottom w:type="dxa" w:w="100"/>
-              <w:right w:type="dxa" w:w="140"/>
-            </w:tcMar>
-          </w:tcPr>
-          <w:p>
-            <w:pPr>
-              <w:jc w:val="right"/>
-            </w:pPr>
-            <w:r>
-              <w:rPr>
-                <w:rFonts w:ascii="Arial" w:cs="Arial" w:eastAsia="Arial" w:hAnsi="Arial"/>
-                <w:b/>
-                <w:bCs/>
-                <w:color w:val="FFFFFF"/>
-                <w:sz w:val="20"/>
-                <w:szCs w:val="20"/>
-              </w:rPr>
-              <w:t xml:space="preserve">2020</w:t>
-            </w:r>
-          </w:p>
-        </w:tc>
-        <w:tc>
-          <w:tcPr>
-            <w:tcW w:type="dxa" w:w="1400"/>
-            <w:tcBorders>
-              <w:top w:val="single" w:color="BBBBBB" w:sz="4"/>
-              <w:left w:val="single" w:color="BBBBBB" w:sz="4"/>
-              <w:bottom w:val="single" w:color="BBBBBB" w:sz="4"/>
-              <w:right w:val="single" w:color="BBBBBB" w:sz="4"/>
-            </w:tcBorders>
-            <w:shd w:fill="1A1A1A" w:val="clear"/>
-            <w:tcMar>
-              <w:top w:type="dxa" w:w="100"/>
-              <w:left w:type="dxa" w:w="140"/>
-              <w:bottom w:type="dxa" w:w="100"/>
-              <w:right w:type="dxa" w:w="140"/>
-            </w:tcMar>
-          </w:tcPr>
-          <w:p>
-            <w:pPr>
-              <w:jc w:val="right"/>
-            </w:pPr>
-            <w:r>
-              <w:rPr>
-                <w:rFonts w:ascii="Arial" w:cs="Arial" w:eastAsia="Arial" w:hAnsi="Arial"/>
-                <w:b/>
-                <w:bCs/>
-                <w:color w:val="FFFFFF"/>
-                <w:sz w:val="20"/>
-                <w:szCs w:val="20"/>
-              </w:rPr>
-              <w:t xml:space="preserve">2024</w:t>
-            </w:r>
-          </w:p>
-        </w:tc>
-        <w:tc>
-          <w:tcPr>
-            <w:tcW w:type="dxa" w:w="1400"/>
-            <w:tcBorders>
-              <w:top w:val="single" w:color="BBBBBB" w:sz="4"/>
-              <w:left w:val="single" w:color="BBBBBB" w:sz="4"/>
-              <w:bottom w:val="single" w:color="BBBBBB" w:sz="4"/>
-              <w:right w:val="single" w:color="BBBBBB" w:sz="4"/>
-            </w:tcBorders>
-            <w:shd w:fill="1A1A1A" w:val="clear"/>
-            <w:tcMar>
-              <w:top w:type="dxa" w:w="100"/>
-              <w:left w:type="dxa" w:w="140"/>
-              <w:bottom w:type="dxa" w:w="100"/>
-              <w:right w:type="dxa" w:w="140"/>
-            </w:tcMar>
-          </w:tcPr>
-          <w:p>
-            <w:pPr>
-              <w:jc w:val="right"/>
-            </w:pPr>
-            <w:r>
-              <w:rPr>
-                <w:rFonts w:ascii="Arial" w:cs="Arial" w:eastAsia="Arial" w:hAnsi="Arial"/>
-                <w:b/>
-                <w:bCs/>
-                <w:color w:val="FFFFFF"/>
-                <w:sz w:val="20"/>
-                <w:szCs w:val="20"/>
-              </w:rPr>
-              <w:t xml:space="preserve">Growth</w:t>
-            </w:r>
-          </w:p>
-        </w:tc>
-        <w:tc>
-          <w:tcPr>
-            <w:tcW w:type="dxa" w:w="1660"/>
-            <w:tcBorders>
-              <w:top w:val="single" w:color="BBBBBB" w:sz="4"/>
-              <w:left w:val="single" w:color="BBBBBB" w:sz="4"/>
-              <w:bottom w:val="single" w:color="BBBBBB" w:sz="4"/>
-              <w:right w:val="single" w:color="BBBBBB" w:sz="4"/>
-            </w:tcBorders>
-            <w:shd w:fill="1A1A1A" w:val="clear"/>
-            <w:tcMar>
-              <w:top w:type="dxa" w:w="100"/>
-              <w:left w:type="dxa" w:w="140"/>
-              <w:bottom w:type="dxa" w:w="100"/>
-              <w:right w:type="dxa" w:w="140"/>
-            </w:tcMar>
-          </w:tcPr>
-          <w:p>
-            <w:pPr>
-              <w:jc w:val="left"/>
-            </w:pPr>
-            <w:r>
-              <w:rPr>
-                <w:rFonts w:ascii="Arial" w:cs="Arial" w:eastAsia="Arial" w:hAnsi="Arial"/>
-                <w:b/>
-                <w:bCs/>
-                <w:color w:val="FFFFFF"/>
-                <w:sz w:val="20"/>
-                <w:szCs w:val="20"/>
-              </w:rPr>
-              <w:t xml:space="preserve">BTS relevance</w:t>
-            </w:r>
-          </w:p>
-        </w:tc>
-      </w:tr>
-      <w:tr>
-        <w:tc>
-          <w:tcPr>
-            <w:tcW w:type="dxa" w:w="3500"/>
-            <w:tcBorders>
-              <w:top w:val="single" w:color="BBBBBB" w:sz="4"/>
-              <w:left w:val="single" w:color="BBBBBB" w:sz="4"/>
-              <w:bottom w:val="single" w:color="BBBBBB" w:sz="4"/>
-              <w:right w:val="single" w:color="BBBBBB" w:sz="4"/>
-            </w:tcBorders>
-            <w:tcMar>
-              <w:top w:type="dxa" w:w="100"/>
-              <w:left w:type="dxa" w:w="140"/>
-              <w:bottom w:type="dxa" w:w="100"/>
-              <w:right w:type="dxa" w:w="140"/>
-            </w:tcMar>
-          </w:tcPr>
-          <w:p>
-            <w:pPr>
-              <w:jc w:val="left"/>
-            </w:pPr>
-            <w:r>
-              <w:rPr>
-                <w:rFonts w:ascii="Arial" w:cs="Arial" w:eastAsia="Arial" w:hAnsi="Arial"/>
-                <w:b/>
-                <w:bCs/>
-                <w:color w:val="000000"/>
-                <w:sz w:val="20"/>
-                <w:szCs w:val="20"/>
-              </w:rPr>
-              <w:t xml:space="preserve">Industrial millwright</w:t>
-            </w:r>
-          </w:p>
-        </w:tc>
-        <w:tc>
-          <w:tcPr>
-            <w:tcW w:type="dxa" w:w="1400"/>
-            <w:tcBorders>
-              <w:top w:val="single" w:color="BBBBBB" w:sz="4"/>
-              <w:left w:val="single" w:color="BBBBBB" w:sz="4"/>
-              <w:bottom w:val="single" w:color="BBBBBB" w:sz="4"/>
-              <w:right w:val="single" w:color="BBBBBB" w:sz="4"/>
-            </w:tcBorders>
-            <w:tcMar>
-              <w:top w:type="dxa" w:w="100"/>
-              <w:left w:type="dxa" w:w="140"/>
-              <w:bottom w:type="dxa" w:w="100"/>
-              <w:right w:type="dxa" w:w="140"/>
-            </w:tcMar>
-          </w:tcPr>
-          <w:p>
-            <w:pPr>
-              <w:jc w:val="right"/>
-            </w:pPr>
-            <w:r>
-              <w:rPr>
-                <w:rFonts w:ascii="Arial" w:cs="Arial" w:eastAsia="Arial" w:hAnsi="Arial"/>
-                <w:b w:val="false"/>
-                <w:bCs w:val="false"/>
-                <w:color w:val="000000"/>
-                <w:sz w:val="20"/>
-                <w:szCs w:val="20"/>
-              </w:rPr>
-              <w:t xml:space="preserve">9,096</w:t>
-            </w:r>
-          </w:p>
-        </w:tc>
-        <w:tc>
-          <w:tcPr>
-            <w:tcW w:type="dxa" w:w="1400"/>
-            <w:tcBorders>
-              <w:top w:val="single" w:color="BBBBBB" w:sz="4"/>
-              <w:left w:val="single" w:color="BBBBBB" w:sz="4"/>
-              <w:bottom w:val="single" w:color="BBBBBB" w:sz="4"/>
-              <w:right w:val="single" w:color="BBBBBB" w:sz="4"/>
-            </w:tcBorders>
-            <w:tcMar>
-              <w:top w:type="dxa" w:w="100"/>
-              <w:left w:type="dxa" w:w="140"/>
-              <w:bottom w:type="dxa" w:w="100"/>
-              <w:right w:type="dxa" w:w="140"/>
-            </w:tcMar>
-          </w:tcPr>
-          <w:p>
-            <w:pPr>
-              <w:jc w:val="right"/>
-            </w:pPr>
-            <w:r>
-              <w:rPr>
-                <w:rFonts w:ascii="Arial" w:cs="Arial" w:eastAsia="Arial" w:hAnsi="Arial"/>
-                <w:b w:val="false"/>
-                <w:bCs w:val="false"/>
-                <w:color w:val="000000"/>
-                <w:sz w:val="20"/>
-                <w:szCs w:val="20"/>
-              </w:rPr>
-              <w:t xml:space="preserve">13,635</w:t>
-            </w:r>
-          </w:p>
-        </w:tc>
-        <w:tc>
-          <w:tcPr>
-            <w:tcW w:type="dxa" w:w="1400"/>
-            <w:tcBorders>
-              <w:top w:val="single" w:color="BBBBBB" w:sz="4"/>
-              <w:left w:val="single" w:color="BBBBBB" w:sz="4"/>
-              <w:bottom w:val="single" w:color="BBBBBB" w:sz="4"/>
-              <w:right w:val="single" w:color="BBBBBB" w:sz="4"/>
-            </w:tcBorders>
-            <w:tcMar>
-              <w:top w:type="dxa" w:w="100"/>
-              <w:left w:type="dxa" w:w="140"/>
-              <w:bottom w:type="dxa" w:w="100"/>
-              <w:right w:type="dxa" w:w="140"/>
-            </w:tcMar>
-          </w:tcPr>
-          <w:p>
-            <w:pPr>
-              <w:jc w:val="right"/>
-            </w:pPr>
-            <w:r>
-              <w:rPr>
-                <w:rFonts w:ascii="Arial" w:cs="Arial" w:eastAsia="Arial" w:hAnsi="Arial"/>
-                <w:b w:val="false"/>
-                <w:bCs w:val="false"/>
-                <w:color w:val="000000"/>
-                <w:sz w:val="20"/>
-                <w:szCs w:val="20"/>
-              </w:rPr>
-              <w:t xml:space="preserve">+50%</w:t>
-            </w:r>
-          </w:p>
-        </w:tc>
-        <w:tc>
-          <w:tcPr>
-            <w:tcW w:type="dxa" w:w="1660"/>
-            <w:tcBorders>
-              <w:top w:val="single" w:color="BBBBBB" w:sz="4"/>
-              <w:left w:val="single" w:color="BBBBBB" w:sz="4"/>
-              <w:bottom w:val="single" w:color="BBBBBB" w:sz="4"/>
-              <w:right w:val="single" w:color="BBBBBB" w:sz="4"/>
-            </w:tcBorders>
-            <w:tcMar>
-              <w:top w:type="dxa" w:w="100"/>
-              <w:left w:type="dxa" w:w="140"/>
-              <w:bottom w:type="dxa" w:w="100"/>
-              <w:right w:type="dxa" w:w="140"/>
-            </w:tcMar>
-          </w:tcPr>
-          <w:p>
-            <w:pPr>
-              <w:jc w:val="left"/>
-            </w:pPr>
-            <w:r>
-              <w:rPr>
-                <w:rFonts w:ascii="Arial" w:cs="Arial" w:eastAsia="Arial" w:hAnsi="Arial"/>
-                <w:b/>
-                <w:bCs/>
-                <w:color w:val="B00020"/>
-                <w:sz w:val="20"/>
-                <w:szCs w:val="20"/>
-              </w:rPr>
-              <w:t xml:space="preserve">CORE — launching</w:t>
-            </w:r>
-          </w:p>
-        </w:tc>
-      </w:tr>
-      <w:tr>
-        <w:tc>
-          <w:tcPr>
-            <w:tcW w:type="dxa" w:w="3500"/>
-            <w:tcBorders>
-              <w:top w:val="single" w:color="BBBBBB" w:sz="4"/>
-              <w:left w:val="single" w:color="BBBBBB" w:sz="4"/>
-              <w:bottom w:val="single" w:color="BBBBBB" w:sz="4"/>
-              <w:right w:val="single" w:color="BBBBBB" w:sz="4"/>
-            </w:tcBorders>
-            <w:shd w:fill="F5F5F5" w:val="clear"/>
-            <w:tcMar>
-              <w:top w:type="dxa" w:w="100"/>
-              <w:left w:type="dxa" w:w="140"/>
-              <w:bottom w:type="dxa" w:w="100"/>
-              <w:right w:type="dxa" w:w="140"/>
-            </w:tcMar>
-          </w:tcPr>
-          <w:p>
-            <w:pPr>
-              <w:jc w:val="left"/>
-            </w:pPr>
-            <w:r>
-              <w:rPr>
-                <w:rFonts w:ascii="Arial" w:cs="Arial" w:eastAsia="Arial" w:hAnsi="Arial"/>
-                <w:b/>
-                <w:bCs/>
-                <w:color w:val="000000"/>
-                <w:sz w:val="20"/>
-                <w:szCs w:val="20"/>
-              </w:rPr>
-              <w:t xml:space="preserve">Industrial electrician</w:t>
-            </w:r>
-          </w:p>
-        </w:tc>
-        <w:tc>
-          <w:tcPr>
-            <w:tcW w:type="dxa" w:w="1400"/>
-            <w:tcBorders>
-              <w:top w:val="single" w:color="BBBBBB" w:sz="4"/>
-              <w:left w:val="single" w:color="BBBBBB" w:sz="4"/>
-              <w:bottom w:val="single" w:color="BBBBBB" w:sz="4"/>
-              <w:right w:val="single" w:color="BBBBBB" w:sz="4"/>
-            </w:tcBorders>
-            <w:shd w:fill="F5F5F5" w:val="clear"/>
-            <w:tcMar>
-              <w:top w:type="dxa" w:w="100"/>
-              <w:left w:type="dxa" w:w="140"/>
-              <w:bottom w:type="dxa" w:w="100"/>
-              <w:right w:type="dxa" w:w="140"/>
-            </w:tcMar>
-          </w:tcPr>
-          <w:p>
-            <w:pPr>
-              <w:jc w:val="right"/>
-            </w:pPr>
-            <w:r>
-              <w:rPr>
-                <w:rFonts w:ascii="Arial" w:cs="Arial" w:eastAsia="Arial" w:hAnsi="Arial"/>
-                <w:b w:val="false"/>
-                <w:bCs w:val="false"/>
-                <w:color w:val="000000"/>
-                <w:sz w:val="20"/>
-                <w:szCs w:val="20"/>
-              </w:rPr>
-              <w:t xml:space="preserve">12,708</w:t>
-            </w:r>
-          </w:p>
-        </w:tc>
-        <w:tc>
-          <w:tcPr>
-            <w:tcW w:type="dxa" w:w="1400"/>
-            <w:tcBorders>
-              <w:top w:val="single" w:color="BBBBBB" w:sz="4"/>
-              <w:left w:val="single" w:color="BBBBBB" w:sz="4"/>
-              <w:bottom w:val="single" w:color="BBBBBB" w:sz="4"/>
-              <w:right w:val="single" w:color="BBBBBB" w:sz="4"/>
-            </w:tcBorders>
-            <w:shd w:fill="F5F5F5" w:val="clear"/>
-            <w:tcMar>
-              <w:top w:type="dxa" w:w="100"/>
-              <w:left w:type="dxa" w:w="140"/>
-              <w:bottom w:type="dxa" w:w="100"/>
-              <w:right w:type="dxa" w:w="140"/>
-            </w:tcMar>
-          </w:tcPr>
-          <w:p>
-            <w:pPr>
-              <w:jc w:val="right"/>
-            </w:pPr>
-            <w:r>
-              <w:rPr>
-                <w:rFonts w:ascii="Arial" w:cs="Arial" w:eastAsia="Arial" w:hAnsi="Arial"/>
-                <w:b w:val="false"/>
-                <w:bCs w:val="false"/>
-                <w:color w:val="000000"/>
-                <w:sz w:val="20"/>
-                <w:szCs w:val="20"/>
-              </w:rPr>
-              <w:t xml:space="preserve">15,111</w:t>
-            </w:r>
-          </w:p>
-        </w:tc>
-        <w:tc>
-          <w:tcPr>
-            <w:tcW w:type="dxa" w:w="1400"/>
-            <w:tcBorders>
-              <w:top w:val="single" w:color="BBBBBB" w:sz="4"/>
-              <w:left w:val="single" w:color="BBBBBB" w:sz="4"/>
-              <w:bottom w:val="single" w:color="BBBBBB" w:sz="4"/>
-              <w:right w:val="single" w:color="BBBBBB" w:sz="4"/>
-            </w:tcBorders>
-            <w:shd w:fill="F5F5F5" w:val="clear"/>
-            <w:tcMar>
-              <w:top w:type="dxa" w:w="100"/>
-              <w:left w:type="dxa" w:w="140"/>
-              <w:bottom w:type="dxa" w:w="100"/>
-              <w:right w:type="dxa" w:w="140"/>
-            </w:tcMar>
-          </w:tcPr>
-          <w:p>
-            <w:pPr>
-              <w:jc w:val="right"/>
-            </w:pPr>
-            <w:r>
-              <w:rPr>
-                <w:rFonts w:ascii="Arial" w:cs="Arial" w:eastAsia="Arial" w:hAnsi="Arial"/>
-                <w:b w:val="false"/>
-                <w:bCs w:val="false"/>
-                <w:color w:val="000000"/>
-                <w:sz w:val="20"/>
-                <w:szCs w:val="20"/>
-              </w:rPr>
-              <w:t xml:space="preserve">+19%</w:t>
-            </w:r>
-          </w:p>
-        </w:tc>
-        <w:tc>
-          <w:tcPr>
-            <w:tcW w:type="dxa" w:w="1660"/>
-            <w:tcBorders>
-              <w:top w:val="single" w:color="BBBBBB" w:sz="4"/>
-              <w:left w:val="single" w:color="BBBBBB" w:sz="4"/>
-              <w:bottom w:val="single" w:color="BBBBBB" w:sz="4"/>
-              <w:right w:val="single" w:color="BBBBBB" w:sz="4"/>
-            </w:tcBorders>
-            <w:shd w:fill="F5F5F5" w:val="clear"/>
-            <w:tcMar>
-              <w:top w:type="dxa" w:w="100"/>
-              <w:left w:type="dxa" w:w="140"/>
-              <w:bottom w:type="dxa" w:w="100"/>
-              <w:right w:type="dxa" w:w="140"/>
-            </w:tcMar>
-          </w:tcPr>
-          <w:p>
-            <w:pPr>
-              <w:jc w:val="left"/>
-            </w:pPr>
-            <w:r>
-              <w:rPr>
-                <w:rFonts w:ascii="Arial" w:cs="Arial" w:eastAsia="Arial" w:hAnsi="Arial"/>
-                <w:b/>
-                <w:bCs/>
-                <w:color w:val="B00020"/>
-                <w:sz w:val="20"/>
-                <w:szCs w:val="20"/>
-              </w:rPr>
-              <w:t xml:space="preserve">CORE — launching</w:t>
-            </w:r>
-          </w:p>
-        </w:tc>
-      </w:tr>
-      <w:tr>
-        <w:tc>
-          <w:tcPr>
-            <w:tcW w:type="dxa" w:w="3500"/>
-            <w:tcBorders>
-              <w:top w:val="single" w:color="BBBBBB" w:sz="4"/>
-              <w:left w:val="single" w:color="BBBBBB" w:sz="4"/>
-              <w:bottom w:val="single" w:color="BBBBBB" w:sz="4"/>
-              <w:right w:val="single" w:color="BBBBBB" w:sz="4"/>
-            </w:tcBorders>
-            <w:tcMar>
-              <w:top w:type="dxa" w:w="100"/>
-              <w:left w:type="dxa" w:w="140"/>
-              <w:bottom w:type="dxa" w:w="100"/>
-              <w:right w:type="dxa" w:w="140"/>
-            </w:tcMar>
-          </w:tcPr>
-          <w:p>
-            <w:pPr>
-              <w:jc w:val="left"/>
-            </w:pPr>
-            <w:r>
-              <w:rPr>
-                <w:rFonts w:ascii="Arial" w:cs="Arial" w:eastAsia="Arial" w:hAnsi="Arial"/>
-                <w:b/>
-                <w:bCs/>
-                <w:color w:val="000000"/>
-                <w:sz w:val="20"/>
-                <w:szCs w:val="20"/>
-              </w:rPr>
-              <w:t xml:space="preserve">Construction electrician</w:t>
-            </w:r>
-          </w:p>
-        </w:tc>
-        <w:tc>
-          <w:tcPr>
-            <w:tcW w:type="dxa" w:w="1400"/>
-            <w:tcBorders>
-              <w:top w:val="single" w:color="BBBBBB" w:sz="4"/>
-              <w:left w:val="single" w:color="BBBBBB" w:sz="4"/>
-              <w:bottom w:val="single" w:color="BBBBBB" w:sz="4"/>
-              <w:right w:val="single" w:color="BBBBBB" w:sz="4"/>
-            </w:tcBorders>
-            <w:tcMar>
-              <w:top w:type="dxa" w:w="100"/>
-              <w:left w:type="dxa" w:w="140"/>
-              <w:bottom w:type="dxa" w:w="100"/>
-              <w:right w:type="dxa" w:w="140"/>
-            </w:tcMar>
-          </w:tcPr>
-          <w:p>
-            <w:pPr>
-              <w:jc w:val="right"/>
-            </w:pPr>
-            <w:r>
-              <w:rPr>
-                <w:rFonts w:ascii="Arial" w:cs="Arial" w:eastAsia="Arial" w:hAnsi="Arial"/>
-                <w:b w:val="false"/>
-                <w:bCs w:val="false"/>
-                <w:color w:val="000000"/>
-                <w:sz w:val="20"/>
-                <w:szCs w:val="20"/>
-              </w:rPr>
-              <w:t xml:space="preserve">47,103</w:t>
-            </w:r>
-          </w:p>
-        </w:tc>
-        <w:tc>
-          <w:tcPr>
-            <w:tcW w:type="dxa" w:w="1400"/>
-            <w:tcBorders>
-              <w:top w:val="single" w:color="BBBBBB" w:sz="4"/>
-              <w:left w:val="single" w:color="BBBBBB" w:sz="4"/>
-              <w:bottom w:val="single" w:color="BBBBBB" w:sz="4"/>
-              <w:right w:val="single" w:color="BBBBBB" w:sz="4"/>
-            </w:tcBorders>
-            <w:tcMar>
-              <w:top w:type="dxa" w:w="100"/>
-              <w:left w:type="dxa" w:w="140"/>
-              <w:bottom w:type="dxa" w:w="100"/>
-              <w:right w:type="dxa" w:w="140"/>
-            </w:tcMar>
-          </w:tcPr>
-          <w:p>
-            <w:pPr>
-              <w:jc w:val="right"/>
-            </w:pPr>
-            <w:r>
-              <w:rPr>
-                <w:rFonts w:ascii="Arial" w:cs="Arial" w:eastAsia="Arial" w:hAnsi="Arial"/>
-                <w:b w:val="false"/>
-                <w:bCs w:val="false"/>
-                <w:color w:val="000000"/>
-                <w:sz w:val="20"/>
-                <w:szCs w:val="20"/>
-              </w:rPr>
-              <w:t xml:space="preserve">64,740</w:t>
-            </w:r>
-          </w:p>
-        </w:tc>
-        <w:tc>
-          <w:tcPr>
-            <w:tcW w:type="dxa" w:w="1400"/>
-            <w:tcBorders>
-              <w:top w:val="single" w:color="BBBBBB" w:sz="4"/>
-              <w:left w:val="single" w:color="BBBBBB" w:sz="4"/>
-              <w:bottom w:val="single" w:color="BBBBBB" w:sz="4"/>
-              <w:right w:val="single" w:color="BBBBBB" w:sz="4"/>
-            </w:tcBorders>
-            <w:tcMar>
-              <w:top w:type="dxa" w:w="100"/>
-              <w:left w:type="dxa" w:w="140"/>
-              <w:bottom w:type="dxa" w:w="100"/>
-              <w:right w:type="dxa" w:w="140"/>
-            </w:tcMar>
-          </w:tcPr>
-          <w:p>
-            <w:pPr>
-              <w:jc w:val="right"/>
-            </w:pPr>
-            <w:r>
-              <w:rPr>
-                <w:rFonts w:ascii="Arial" w:cs="Arial" w:eastAsia="Arial" w:hAnsi="Arial"/>
-                <w:b w:val="false"/>
-                <w:bCs w:val="false"/>
-                <w:color w:val="000000"/>
-                <w:sz w:val="20"/>
-                <w:szCs w:val="20"/>
-              </w:rPr>
-              <w:t xml:space="preserve">+37%</w:t>
-            </w:r>
-          </w:p>
-        </w:tc>
-        <w:tc>
-          <w:tcPr>
-            <w:tcW w:type="dxa" w:w="1660"/>
-            <w:tcBorders>
-              <w:top w:val="single" w:color="BBBBBB" w:sz="4"/>
-              <w:left w:val="single" w:color="BBBBBB" w:sz="4"/>
-              <w:bottom w:val="single" w:color="BBBBBB" w:sz="4"/>
-              <w:right w:val="single" w:color="BBBBBB" w:sz="4"/>
-            </w:tcBorders>
-            <w:tcMar>
-              <w:top w:type="dxa" w:w="100"/>
-              <w:left w:type="dxa" w:w="140"/>
-              <w:bottom w:type="dxa" w:w="100"/>
-              <w:right w:type="dxa" w:w="140"/>
-            </w:tcMar>
-          </w:tcPr>
-          <w:p>
-            <w:pPr>
-              <w:jc w:val="left"/>
-            </w:pPr>
-            <w:r>
-              <w:rPr>
-                <w:rFonts w:ascii="Arial" w:cs="Arial" w:eastAsia="Arial" w:hAnsi="Arial"/>
-                <w:b w:val="false"/>
-                <w:bCs w:val="false"/>
-                <w:color w:val="000000"/>
-                <w:sz w:val="20"/>
-                <w:szCs w:val="20"/>
-              </w:rPr>
-              <w:t xml:space="preserve">Year 2 expansion</w:t>
-            </w:r>
-          </w:p>
-        </w:tc>
-      </w:tr>
-      <w:tr>
-        <w:tc>
-          <w:tcPr>
-            <w:tcW w:type="dxa" w:w="3500"/>
-            <w:tcBorders>
-              <w:top w:val="single" w:color="BBBBBB" w:sz="4"/>
-              <w:left w:val="single" w:color="BBBBBB" w:sz="4"/>
-              <w:bottom w:val="single" w:color="BBBBBB" w:sz="4"/>
-              <w:right w:val="single" w:color="BBBBBB" w:sz="4"/>
-            </w:tcBorders>
-            <w:shd w:fill="F5F5F5" w:val="clear"/>
-            <w:tcMar>
-              <w:top w:type="dxa" w:w="100"/>
-              <w:left w:type="dxa" w:w="140"/>
-              <w:bottom w:type="dxa" w:w="100"/>
-              <w:right w:type="dxa" w:w="140"/>
-            </w:tcMar>
-          </w:tcPr>
-          <w:p>
-            <w:pPr>
-              <w:jc w:val="left"/>
-            </w:pPr>
-            <w:r>
-              <w:rPr>
-                <w:rFonts w:ascii="Arial" w:cs="Arial" w:eastAsia="Arial" w:hAnsi="Arial"/>
-                <w:b/>
-                <w:bCs/>
-                <w:color w:val="000000"/>
-                <w:sz w:val="20"/>
-                <w:szCs w:val="20"/>
-              </w:rPr>
-              <w:t xml:space="preserve">Automotive service tech</w:t>
-            </w:r>
-          </w:p>
-        </w:tc>
-        <w:tc>
-          <w:tcPr>
-            <w:tcW w:type="dxa" w:w="1400"/>
-            <w:tcBorders>
-              <w:top w:val="single" w:color="BBBBBB" w:sz="4"/>
-              <w:left w:val="single" w:color="BBBBBB" w:sz="4"/>
-              <w:bottom w:val="single" w:color="BBBBBB" w:sz="4"/>
-              <w:right w:val="single" w:color="BBBBBB" w:sz="4"/>
-            </w:tcBorders>
-            <w:shd w:fill="F5F5F5" w:val="clear"/>
-            <w:tcMar>
-              <w:top w:type="dxa" w:w="100"/>
-              <w:left w:type="dxa" w:w="140"/>
-              <w:bottom w:type="dxa" w:w="100"/>
-              <w:right w:type="dxa" w:w="140"/>
-            </w:tcMar>
-          </w:tcPr>
-          <w:p>
-            <w:pPr>
-              <w:jc w:val="right"/>
-            </w:pPr>
-            <w:r>
-              <w:rPr>
-                <w:rFonts w:ascii="Arial" w:cs="Arial" w:eastAsia="Arial" w:hAnsi="Arial"/>
-                <w:b w:val="false"/>
-                <w:bCs w:val="false"/>
-                <w:color w:val="000000"/>
-                <w:sz w:val="20"/>
-                <w:szCs w:val="20"/>
-              </w:rPr>
-              <w:t xml:space="preserve">20,649</w:t>
-            </w:r>
-          </w:p>
-        </w:tc>
-        <w:tc>
-          <w:tcPr>
-            <w:tcW w:type="dxa" w:w="1400"/>
-            <w:tcBorders>
-              <w:top w:val="single" w:color="BBBBBB" w:sz="4"/>
-              <w:left w:val="single" w:color="BBBBBB" w:sz="4"/>
-              <w:bottom w:val="single" w:color="BBBBBB" w:sz="4"/>
-              <w:right w:val="single" w:color="BBBBBB" w:sz="4"/>
-            </w:tcBorders>
-            <w:shd w:fill="F5F5F5" w:val="clear"/>
-            <w:tcMar>
-              <w:top w:type="dxa" w:w="100"/>
-              <w:left w:type="dxa" w:w="140"/>
-              <w:bottom w:type="dxa" w:w="100"/>
-              <w:right w:type="dxa" w:w="140"/>
-            </w:tcMar>
-          </w:tcPr>
-          <w:p>
-            <w:pPr>
-              <w:jc w:val="right"/>
-            </w:pPr>
-            <w:r>
-              <w:rPr>
-                <w:rFonts w:ascii="Arial" w:cs="Arial" w:eastAsia="Arial" w:hAnsi="Arial"/>
-                <w:b w:val="false"/>
-                <w:bCs w:val="false"/>
-                <w:color w:val="000000"/>
-                <w:sz w:val="20"/>
-                <w:szCs w:val="20"/>
-              </w:rPr>
-              <w:t xml:space="preserve">27,168</w:t>
-            </w:r>
-          </w:p>
-        </w:tc>
-        <w:tc>
-          <w:tcPr>
-            <w:tcW w:type="dxa" w:w="1400"/>
-            <w:tcBorders>
-              <w:top w:val="single" w:color="BBBBBB" w:sz="4"/>
-              <w:left w:val="single" w:color="BBBBBB" w:sz="4"/>
-              <w:bottom w:val="single" w:color="BBBBBB" w:sz="4"/>
-              <w:right w:val="single" w:color="BBBBBB" w:sz="4"/>
-            </w:tcBorders>
-            <w:shd w:fill="F5F5F5" w:val="clear"/>
-            <w:tcMar>
-              <w:top w:type="dxa" w:w="100"/>
-              <w:left w:type="dxa" w:w="140"/>
-              <w:bottom w:type="dxa" w:w="100"/>
-              <w:right w:type="dxa" w:w="140"/>
-            </w:tcMar>
-          </w:tcPr>
-          <w:p>
-            <w:pPr>
-              <w:jc w:val="right"/>
-            </w:pPr>
-            <w:r>
-              <w:rPr>
-                <w:rFonts w:ascii="Arial" w:cs="Arial" w:eastAsia="Arial" w:hAnsi="Arial"/>
-                <w:b w:val="false"/>
-                <w:bCs w:val="false"/>
-                <w:color w:val="000000"/>
-                <w:sz w:val="20"/>
-                <w:szCs w:val="20"/>
-              </w:rPr>
-              <w:t xml:space="preserve">+32%</w:t>
-            </w:r>
-          </w:p>
-        </w:tc>
-        <w:tc>
-          <w:tcPr>
-            <w:tcW w:type="dxa" w:w="1660"/>
-            <w:tcBorders>
-              <w:top w:val="single" w:color="BBBBBB" w:sz="4"/>
-              <w:left w:val="single" w:color="BBBBBB" w:sz="4"/>
-              <w:bottom w:val="single" w:color="BBBBBB" w:sz="4"/>
-              <w:right w:val="single" w:color="BBBBBB" w:sz="4"/>
-            </w:tcBorders>
-            <w:shd w:fill="F5F5F5" w:val="clear"/>
-            <w:tcMar>
-              <w:top w:type="dxa" w:w="100"/>
-              <w:left w:type="dxa" w:w="140"/>
-              <w:bottom w:type="dxa" w:w="100"/>
-              <w:right w:type="dxa" w:w="140"/>
-            </w:tcMar>
-          </w:tcPr>
-          <w:p>
-            <w:pPr>
-              <w:jc w:val="left"/>
-            </w:pPr>
-            <w:r>
-              <w:rPr>
-                <w:rFonts w:ascii="Arial" w:cs="Arial" w:eastAsia="Arial" w:hAnsi="Arial"/>
-                <w:b w:val="false"/>
-                <w:bCs w:val="false"/>
-                <w:color w:val="000000"/>
-                <w:sz w:val="20"/>
-                <w:szCs w:val="20"/>
-              </w:rPr>
-              <w:t xml:space="preserve">Year 3–4 expansion</w:t>
-            </w:r>
-          </w:p>
-        </w:tc>
-      </w:tr>
-      <w:tr>
-        <w:tc>
-          <w:tcPr>
-            <w:tcW w:type="dxa" w:w="3500"/>
-            <w:tcBorders>
-              <w:top w:val="single" w:color="BBBBBB" w:sz="4"/>
-              <w:left w:val="single" w:color="BBBBBB" w:sz="4"/>
-              <w:bottom w:val="single" w:color="BBBBBB" w:sz="4"/>
-              <w:right w:val="single" w:color="BBBBBB" w:sz="4"/>
-            </w:tcBorders>
-            <w:tcMar>
-              <w:top w:type="dxa" w:w="100"/>
-              <w:left w:type="dxa" w:w="140"/>
-              <w:bottom w:type="dxa" w:w="100"/>
-              <w:right w:type="dxa" w:w="140"/>
-            </w:tcMar>
-          </w:tcPr>
-          <w:p>
-            <w:pPr>
-              <w:jc w:val="left"/>
-            </w:pPr>
-            <w:r>
-              <w:rPr>
-                <w:rFonts w:ascii="Arial" w:cs="Arial" w:eastAsia="Arial" w:hAnsi="Arial"/>
-                <w:b/>
-                <w:bCs/>
-                <w:color w:val="000000"/>
-                <w:sz w:val="20"/>
-                <w:szCs w:val="20"/>
-              </w:rPr>
-              <w:t xml:space="preserve">Plumber</w:t>
-            </w:r>
-          </w:p>
-        </w:tc>
-        <w:tc>
-          <w:tcPr>
-            <w:tcW w:type="dxa" w:w="1400"/>
-            <w:tcBorders>
-              <w:top w:val="single" w:color="BBBBBB" w:sz="4"/>
-              <w:left w:val="single" w:color="BBBBBB" w:sz="4"/>
-              <w:bottom w:val="single" w:color="BBBBBB" w:sz="4"/>
-              <w:right w:val="single" w:color="BBBBBB" w:sz="4"/>
-            </w:tcBorders>
-            <w:tcMar>
-              <w:top w:type="dxa" w:w="100"/>
-              <w:left w:type="dxa" w:w="140"/>
-              <w:bottom w:type="dxa" w:w="100"/>
-              <w:right w:type="dxa" w:w="140"/>
-            </w:tcMar>
-          </w:tcPr>
-          <w:p>
-            <w:pPr>
-              <w:jc w:val="right"/>
-            </w:pPr>
-            <w:r>
-              <w:rPr>
-                <w:rFonts w:ascii="Arial" w:cs="Arial" w:eastAsia="Arial" w:hAnsi="Arial"/>
-                <w:b w:val="false"/>
-                <w:bCs w:val="false"/>
-                <w:color w:val="000000"/>
-                <w:sz w:val="20"/>
-                <w:szCs w:val="20"/>
-              </w:rPr>
-              <w:t xml:space="preserve">19,299</w:t>
-            </w:r>
-          </w:p>
-        </w:tc>
-        <w:tc>
-          <w:tcPr>
-            <w:tcW w:type="dxa" w:w="1400"/>
-            <w:tcBorders>
-              <w:top w:val="single" w:color="BBBBBB" w:sz="4"/>
-              <w:left w:val="single" w:color="BBBBBB" w:sz="4"/>
-              <w:bottom w:val="single" w:color="BBBBBB" w:sz="4"/>
-              <w:right w:val="single" w:color="BBBBBB" w:sz="4"/>
-            </w:tcBorders>
-            <w:tcMar>
-              <w:top w:type="dxa" w:w="100"/>
-              <w:left w:type="dxa" w:w="140"/>
-              <w:bottom w:type="dxa" w:w="100"/>
-              <w:right w:type="dxa" w:w="140"/>
-            </w:tcMar>
-          </w:tcPr>
-          <w:p>
-            <w:pPr>
-              <w:jc w:val="right"/>
-            </w:pPr>
-            <w:r>
-              <w:rPr>
-                <w:rFonts w:ascii="Arial" w:cs="Arial" w:eastAsia="Arial" w:hAnsi="Arial"/>
-                <w:b w:val="false"/>
-                <w:bCs w:val="false"/>
-                <w:color w:val="000000"/>
-                <w:sz w:val="20"/>
-                <w:szCs w:val="20"/>
-              </w:rPr>
-              <w:t xml:space="preserve">27,036</w:t>
-            </w:r>
-          </w:p>
-        </w:tc>
-        <w:tc>
-          <w:tcPr>
-            <w:tcW w:type="dxa" w:w="1400"/>
-            <w:tcBorders>
-              <w:top w:val="single" w:color="BBBBBB" w:sz="4"/>
-              <w:left w:val="single" w:color="BBBBBB" w:sz="4"/>
-              <w:bottom w:val="single" w:color="BBBBBB" w:sz="4"/>
-              <w:right w:val="single" w:color="BBBBBB" w:sz="4"/>
-            </w:tcBorders>
-            <w:tcMar>
-              <w:top w:type="dxa" w:w="100"/>
-              <w:left w:type="dxa" w:w="140"/>
-              <w:bottom w:type="dxa" w:w="100"/>
-              <w:right w:type="dxa" w:w="140"/>
-            </w:tcMar>
-          </w:tcPr>
-          <w:p>
-            <w:pPr>
-              <w:jc w:val="right"/>
-            </w:pPr>
-            <w:r>
-              <w:rPr>
-                <w:rFonts w:ascii="Arial" w:cs="Arial" w:eastAsia="Arial" w:hAnsi="Arial"/>
-                <w:b w:val="false"/>
-                <w:bCs w:val="false"/>
-                <w:color w:val="000000"/>
-                <w:sz w:val="20"/>
-                <w:szCs w:val="20"/>
-              </w:rPr>
-              <w:t xml:space="preserve">+40%</w:t>
-            </w:r>
-          </w:p>
-        </w:tc>
-        <w:tc>
-          <w:tcPr>
-            <w:tcW w:type="dxa" w:w="1660"/>
-            <w:tcBorders>
-              <w:top w:val="single" w:color="BBBBBB" w:sz="4"/>
-              <w:left w:val="single" w:color="BBBBBB" w:sz="4"/>
-              <w:bottom w:val="single" w:color="BBBBBB" w:sz="4"/>
-              <w:right w:val="single" w:color="BBBBBB" w:sz="4"/>
-            </w:tcBorders>
-            <w:tcMar>
-              <w:top w:type="dxa" w:w="100"/>
-              <w:left w:type="dxa" w:w="140"/>
-              <w:bottom w:type="dxa" w:w="100"/>
-              <w:right w:type="dxa" w:w="140"/>
-            </w:tcMar>
-          </w:tcPr>
-          <w:p>
-            <w:pPr>
-              <w:jc w:val="left"/>
-            </w:pPr>
-            <w:r>
-              <w:rPr>
-                <w:rFonts w:ascii="Arial" w:cs="Arial" w:eastAsia="Arial" w:hAnsi="Arial"/>
-                <w:b w:val="false"/>
-                <w:bCs w:val="false"/>
-                <w:color w:val="000000"/>
-                <w:sz w:val="20"/>
-                <w:szCs w:val="20"/>
-              </w:rPr>
-              <w:t xml:space="preserve">Year 3–4 expansion</w:t>
-            </w:r>
-          </w:p>
-        </w:tc>
-      </w:tr>
-      <w:tr>
-        <w:tc>
-          <w:tcPr>
-            <w:tcW w:type="dxa" w:w="3500"/>
-            <w:tcBorders>
-              <w:top w:val="single" w:color="BBBBBB" w:sz="4"/>
-              <w:left w:val="single" w:color="BBBBBB" w:sz="4"/>
-              <w:bottom w:val="single" w:color="BBBBBB" w:sz="4"/>
-              <w:right w:val="single" w:color="BBBBBB" w:sz="4"/>
-            </w:tcBorders>
-            <w:shd w:fill="F5F5F5" w:val="clear"/>
-            <w:tcMar>
-              <w:top w:type="dxa" w:w="100"/>
-              <w:left w:type="dxa" w:w="140"/>
-              <w:bottom w:type="dxa" w:w="100"/>
-              <w:right w:type="dxa" w:w="140"/>
-            </w:tcMar>
-          </w:tcPr>
-          <w:p>
-            <w:pPr>
-              <w:jc w:val="left"/>
-            </w:pPr>
-            <w:r>
-              <w:rPr>
-                <w:rFonts w:ascii="Arial" w:cs="Arial" w:eastAsia="Arial" w:hAnsi="Arial"/>
-                <w:b/>
-                <w:bCs/>
-                <w:color w:val="000000"/>
-                <w:sz w:val="20"/>
-                <w:szCs w:val="20"/>
-              </w:rPr>
-              <w:t xml:space="preserve">Welder</w:t>
-            </w:r>
-          </w:p>
-        </w:tc>
-        <w:tc>
-          <w:tcPr>
-            <w:tcW w:type="dxa" w:w="1400"/>
-            <w:tcBorders>
-              <w:top w:val="single" w:color="BBBBBB" w:sz="4"/>
-              <w:left w:val="single" w:color="BBBBBB" w:sz="4"/>
-              <w:bottom w:val="single" w:color="BBBBBB" w:sz="4"/>
-              <w:right w:val="single" w:color="BBBBBB" w:sz="4"/>
-            </w:tcBorders>
-            <w:shd w:fill="F5F5F5" w:val="clear"/>
-            <w:tcMar>
-              <w:top w:type="dxa" w:w="100"/>
-              <w:left w:type="dxa" w:w="140"/>
-              <w:bottom w:type="dxa" w:w="100"/>
-              <w:right w:type="dxa" w:w="140"/>
-            </w:tcMar>
-          </w:tcPr>
-          <w:p>
-            <w:pPr>
-              <w:jc w:val="right"/>
-            </w:pPr>
-            <w:r>
-              <w:rPr>
-                <w:rFonts w:ascii="Arial" w:cs="Arial" w:eastAsia="Arial" w:hAnsi="Arial"/>
-                <w:b w:val="false"/>
-                <w:bCs w:val="false"/>
-                <w:color w:val="000000"/>
-                <w:sz w:val="20"/>
-                <w:szCs w:val="20"/>
-              </w:rPr>
-              <w:t xml:space="preserve">10,539</w:t>
-            </w:r>
-          </w:p>
-        </w:tc>
-        <w:tc>
-          <w:tcPr>
-            <w:tcW w:type="dxa" w:w="1400"/>
-            <w:tcBorders>
-              <w:top w:val="single" w:color="BBBBBB" w:sz="4"/>
-              <w:left w:val="single" w:color="BBBBBB" w:sz="4"/>
-              <w:bottom w:val="single" w:color="BBBBBB" w:sz="4"/>
-              <w:right w:val="single" w:color="BBBBBB" w:sz="4"/>
-            </w:tcBorders>
-            <w:shd w:fill="F5F5F5" w:val="clear"/>
-            <w:tcMar>
-              <w:top w:type="dxa" w:w="100"/>
-              <w:left w:type="dxa" w:w="140"/>
-              <w:bottom w:type="dxa" w:w="100"/>
-              <w:right w:type="dxa" w:w="140"/>
-            </w:tcMar>
-          </w:tcPr>
-          <w:p>
-            <w:pPr>
-              <w:jc w:val="right"/>
-            </w:pPr>
-            <w:r>
-              <w:rPr>
-                <w:rFonts w:ascii="Arial" w:cs="Arial" w:eastAsia="Arial" w:hAnsi="Arial"/>
-                <w:b w:val="false"/>
-                <w:bCs w:val="false"/>
-                <w:color w:val="000000"/>
-                <w:sz w:val="20"/>
-                <w:szCs w:val="20"/>
-              </w:rPr>
-              <w:t xml:space="preserve">15,699</w:t>
-            </w:r>
-          </w:p>
-        </w:tc>
-        <w:tc>
-          <w:tcPr>
-            <w:tcW w:type="dxa" w:w="1400"/>
-            <w:tcBorders>
-              <w:top w:val="single" w:color="BBBBBB" w:sz="4"/>
-              <w:left w:val="single" w:color="BBBBBB" w:sz="4"/>
-              <w:bottom w:val="single" w:color="BBBBBB" w:sz="4"/>
-              <w:right w:val="single" w:color="BBBBBB" w:sz="4"/>
-            </w:tcBorders>
-            <w:shd w:fill="F5F5F5" w:val="clear"/>
-            <w:tcMar>
-              <w:top w:type="dxa" w:w="100"/>
-              <w:left w:type="dxa" w:w="140"/>
-              <w:bottom w:type="dxa" w:w="100"/>
-              <w:right w:type="dxa" w:w="140"/>
-            </w:tcMar>
-          </w:tcPr>
-          <w:p>
-            <w:pPr>
-              <w:jc w:val="right"/>
-            </w:pPr>
-            <w:r>
-              <w:rPr>
-                <w:rFonts w:ascii="Arial" w:cs="Arial" w:eastAsia="Arial" w:hAnsi="Arial"/>
-                <w:b w:val="false"/>
-                <w:bCs w:val="false"/>
-                <w:color w:val="000000"/>
-                <w:sz w:val="20"/>
-                <w:szCs w:val="20"/>
-              </w:rPr>
-              <w:t xml:space="preserve">+49%</w:t>
-            </w:r>
-          </w:p>
-        </w:tc>
-        <w:tc>
-          <w:tcPr>
-            <w:tcW w:type="dxa" w:w="1660"/>
-            <w:tcBorders>
-              <w:top w:val="single" w:color="BBBBBB" w:sz="4"/>
-              <w:left w:val="single" w:color="BBBBBB" w:sz="4"/>
-              <w:bottom w:val="single" w:color="BBBBBB" w:sz="4"/>
-              <w:right w:val="single" w:color="BBBBBB" w:sz="4"/>
-            </w:tcBorders>
-            <w:shd w:fill="F5F5F5" w:val="clear"/>
-            <w:tcMar>
-              <w:top w:type="dxa" w:w="100"/>
-              <w:left w:type="dxa" w:w="140"/>
-              <w:bottom w:type="dxa" w:w="100"/>
-              <w:right w:type="dxa" w:w="140"/>
-            </w:tcMar>
-          </w:tcPr>
-          <w:p>
-            <w:pPr>
-              <w:jc w:val="left"/>
-            </w:pPr>
-            <w:r>
-              <w:rPr>
-                <w:rFonts w:ascii="Arial" w:cs="Arial" w:eastAsia="Arial" w:hAnsi="Arial"/>
-                <w:b w:val="false"/>
-                <w:bCs w:val="false"/>
-                <w:color w:val="000000"/>
-                <w:sz w:val="20"/>
-                <w:szCs w:val="20"/>
-              </w:rPr>
-              <w:t xml:space="preserve">Year 2–3 expansion</w:t>
-            </w:r>
-          </w:p>
-        </w:tc>
-      </w:tr>
-      <w:tr>
-        <w:tc>
-          <w:tcPr>
-            <w:tcW w:type="dxa" w:w="3500"/>
-            <w:tcBorders>
-              <w:top w:val="single" w:color="BBBBBB" w:sz="4"/>
-              <w:left w:val="single" w:color="BBBBBB" w:sz="4"/>
-              <w:bottom w:val="single" w:color="BBBBBB" w:sz="4"/>
-              <w:right w:val="single" w:color="BBBBBB" w:sz="4"/>
-            </w:tcBorders>
-            <w:tcMar>
-              <w:top w:type="dxa" w:w="100"/>
-              <w:left w:type="dxa" w:w="140"/>
-              <w:bottom w:type="dxa" w:w="100"/>
-              <w:right w:type="dxa" w:w="140"/>
-            </w:tcMar>
-          </w:tcPr>
-          <w:p>
-            <w:pPr>
-              <w:jc w:val="left"/>
-            </w:pPr>
-            <w:r>
-              <w:rPr>
-                <w:rFonts w:ascii="Arial" w:cs="Arial" w:eastAsia="Arial" w:hAnsi="Arial"/>
-                <w:b/>
-                <w:bCs/>
-                <w:color w:val="000000"/>
-                <w:sz w:val="20"/>
-                <w:szCs w:val="20"/>
-              </w:rPr>
-              <w:t xml:space="preserve">Heavy duty equip tech</w:t>
-            </w:r>
-          </w:p>
-        </w:tc>
-        <w:tc>
-          <w:tcPr>
-            <w:tcW w:type="dxa" w:w="1400"/>
-            <w:tcBorders>
-              <w:top w:val="single" w:color="BBBBBB" w:sz="4"/>
-              <w:left w:val="single" w:color="BBBBBB" w:sz="4"/>
-              <w:bottom w:val="single" w:color="BBBBBB" w:sz="4"/>
-              <w:right w:val="single" w:color="BBBBBB" w:sz="4"/>
-            </w:tcBorders>
-            <w:tcMar>
-              <w:top w:type="dxa" w:w="100"/>
-              <w:left w:type="dxa" w:w="140"/>
-              <w:bottom w:type="dxa" w:w="100"/>
-              <w:right w:type="dxa" w:w="140"/>
-            </w:tcMar>
-          </w:tcPr>
-          <w:p>
-            <w:pPr>
-              <w:jc w:val="right"/>
-            </w:pPr>
-            <w:r>
-              <w:rPr>
-                <w:rFonts w:ascii="Arial" w:cs="Arial" w:eastAsia="Arial" w:hAnsi="Arial"/>
-                <w:b w:val="false"/>
-                <w:bCs w:val="false"/>
-                <w:color w:val="000000"/>
-                <w:sz w:val="20"/>
-                <w:szCs w:val="20"/>
-              </w:rPr>
-              <w:t xml:space="preserve">9,474</w:t>
-            </w:r>
-          </w:p>
-        </w:tc>
-        <w:tc>
-          <w:tcPr>
-            <w:tcW w:type="dxa" w:w="1400"/>
-            <w:tcBorders>
-              <w:top w:val="single" w:color="BBBBBB" w:sz="4"/>
-              <w:left w:val="single" w:color="BBBBBB" w:sz="4"/>
-              <w:bottom w:val="single" w:color="BBBBBB" w:sz="4"/>
-              <w:right w:val="single" w:color="BBBBBB" w:sz="4"/>
-            </w:tcBorders>
-            <w:tcMar>
-              <w:top w:type="dxa" w:w="100"/>
-              <w:left w:type="dxa" w:w="140"/>
-              <w:bottom w:type="dxa" w:w="100"/>
-              <w:right w:type="dxa" w:w="140"/>
-            </w:tcMar>
-          </w:tcPr>
-          <w:p>
-            <w:pPr>
-              <w:jc w:val="right"/>
-            </w:pPr>
-            <w:r>
-              <w:rPr>
-                <w:rFonts w:ascii="Arial" w:cs="Arial" w:eastAsia="Arial" w:hAnsi="Arial"/>
-                <w:b w:val="false"/>
-                <w:bCs w:val="false"/>
-                <w:color w:val="000000"/>
-                <w:sz w:val="20"/>
-                <w:szCs w:val="20"/>
-              </w:rPr>
-              <w:t xml:space="preserve">15,408</w:t>
-            </w:r>
-          </w:p>
-        </w:tc>
-        <w:tc>
-          <w:tcPr>
-            <w:tcW w:type="dxa" w:w="1400"/>
-            <w:tcBorders>
-              <w:top w:val="single" w:color="BBBBBB" w:sz="4"/>
-              <w:left w:val="single" w:color="BBBBBB" w:sz="4"/>
-              <w:bottom w:val="single" w:color="BBBBBB" w:sz="4"/>
-              <w:right w:val="single" w:color="BBBBBB" w:sz="4"/>
-            </w:tcBorders>
-            <w:tcMar>
-              <w:top w:type="dxa" w:w="100"/>
-              <w:left w:type="dxa" w:w="140"/>
-              <w:bottom w:type="dxa" w:w="100"/>
-              <w:right w:type="dxa" w:w="140"/>
-            </w:tcMar>
-          </w:tcPr>
-          <w:p>
-            <w:pPr>
-              <w:jc w:val="right"/>
-            </w:pPr>
-            <w:r>
-              <w:rPr>
-                <w:rFonts w:ascii="Arial" w:cs="Arial" w:eastAsia="Arial" w:hAnsi="Arial"/>
-                <w:b w:val="false"/>
-                <w:bCs w:val="false"/>
-                <w:color w:val="000000"/>
-                <w:sz w:val="20"/>
-                <w:szCs w:val="20"/>
-              </w:rPr>
-              <w:t xml:space="preserve">+63%</w:t>
-            </w:r>
-          </w:p>
-        </w:tc>
-        <w:tc>
-          <w:tcPr>
-            <w:tcW w:type="dxa" w:w="1660"/>
-            <w:tcBorders>
-              <w:top w:val="single" w:color="BBBBBB" w:sz="4"/>
-              <w:left w:val="single" w:color="BBBBBB" w:sz="4"/>
-              <w:bottom w:val="single" w:color="BBBBBB" w:sz="4"/>
-              <w:right w:val="single" w:color="BBBBBB" w:sz="4"/>
-            </w:tcBorders>
-            <w:tcMar>
-              <w:top w:type="dxa" w:w="100"/>
-              <w:left w:type="dxa" w:w="140"/>
-              <w:bottom w:type="dxa" w:w="100"/>
-              <w:right w:type="dxa" w:w="140"/>
-            </w:tcMar>
-          </w:tcPr>
-          <w:p>
-            <w:pPr>
-              <w:jc w:val="left"/>
-            </w:pPr>
-            <w:r>
-              <w:rPr>
-                <w:rFonts w:ascii="Arial" w:cs="Arial" w:eastAsia="Arial" w:hAnsi="Arial"/>
-                <w:b w:val="false"/>
-                <w:bCs w:val="false"/>
-                <w:color w:val="000000"/>
-                <w:sz w:val="20"/>
-                <w:szCs w:val="20"/>
-              </w:rPr>
-              <w:t xml:space="preserve">Year 2–3 expansion</w:t>
-            </w:r>
-          </w:p>
-        </w:tc>
-      </w:tr>
-      <w:tr>
-        <w:tc>
-          <w:tcPr>
-            <w:tcW w:type="dxa" w:w="3500"/>
-            <w:tcBorders>
-              <w:top w:val="single" w:color="BBBBBB" w:sz="4"/>
-              <w:left w:val="single" w:color="BBBBBB" w:sz="4"/>
-              <w:bottom w:val="single" w:color="BBBBBB" w:sz="4"/>
-              <w:right w:val="single" w:color="BBBBBB" w:sz="4"/>
-            </w:tcBorders>
-            <w:shd w:fill="F5F5F5" w:val="clear"/>
-            <w:tcMar>
-              <w:top w:type="dxa" w:w="100"/>
-              <w:left w:type="dxa" w:w="140"/>
-              <w:bottom w:type="dxa" w:w="100"/>
-              <w:right w:type="dxa" w:w="140"/>
-            </w:tcMar>
-          </w:tcPr>
-          <w:p>
-            <w:pPr>
-              <w:jc w:val="left"/>
-            </w:pPr>
-            <w:r>
-              <w:rPr>
-                <w:rFonts w:ascii="Arial" w:cs="Arial" w:eastAsia="Arial" w:hAnsi="Arial"/>
-                <w:b/>
-                <w:bCs/>
-                <w:color w:val="000000"/>
-                <w:sz w:val="20"/>
-                <w:szCs w:val="20"/>
-              </w:rPr>
-              <w:t xml:space="preserve">Steamfitter / pipefitter</w:t>
-            </w:r>
-          </w:p>
-        </w:tc>
-        <w:tc>
-          <w:tcPr>
-            <w:tcW w:type="dxa" w:w="1400"/>
-            <w:tcBorders>
-              <w:top w:val="single" w:color="BBBBBB" w:sz="4"/>
-              <w:left w:val="single" w:color="BBBBBB" w:sz="4"/>
-              <w:bottom w:val="single" w:color="BBBBBB" w:sz="4"/>
-              <w:right w:val="single" w:color="BBBBBB" w:sz="4"/>
-            </w:tcBorders>
-            <w:shd w:fill="F5F5F5" w:val="clear"/>
-            <w:tcMar>
-              <w:top w:type="dxa" w:w="100"/>
-              <w:left w:type="dxa" w:w="140"/>
-              <w:bottom w:type="dxa" w:w="100"/>
-              <w:right w:type="dxa" w:w="140"/>
-            </w:tcMar>
-          </w:tcPr>
-          <w:p>
-            <w:pPr>
-              <w:jc w:val="right"/>
-            </w:pPr>
-            <w:r>
-              <w:rPr>
-                <w:rFonts w:ascii="Arial" w:cs="Arial" w:eastAsia="Arial" w:hAnsi="Arial"/>
-                <w:b w:val="false"/>
-                <w:bCs w:val="false"/>
-                <w:color w:val="000000"/>
-                <w:sz w:val="20"/>
-                <w:szCs w:val="20"/>
-              </w:rPr>
-              <w:t xml:space="preserve">9,279</w:t>
-            </w:r>
-          </w:p>
-        </w:tc>
-        <w:tc>
-          <w:tcPr>
-            <w:tcW w:type="dxa" w:w="1400"/>
-            <w:tcBorders>
-              <w:top w:val="single" w:color="BBBBBB" w:sz="4"/>
-              <w:left w:val="single" w:color="BBBBBB" w:sz="4"/>
-              <w:bottom w:val="single" w:color="BBBBBB" w:sz="4"/>
-              <w:right w:val="single" w:color="BBBBBB" w:sz="4"/>
-            </w:tcBorders>
-            <w:shd w:fill="F5F5F5" w:val="clear"/>
-            <w:tcMar>
-              <w:top w:type="dxa" w:w="100"/>
-              <w:left w:type="dxa" w:w="140"/>
-              <w:bottom w:type="dxa" w:w="100"/>
-              <w:right w:type="dxa" w:w="140"/>
-            </w:tcMar>
-          </w:tcPr>
-          <w:p>
-            <w:pPr>
-              <w:jc w:val="right"/>
-            </w:pPr>
-            <w:r>
-              <w:rPr>
-                <w:rFonts w:ascii="Arial" w:cs="Arial" w:eastAsia="Arial" w:hAnsi="Arial"/>
-                <w:b w:val="false"/>
-                <w:bCs w:val="false"/>
-                <w:color w:val="000000"/>
-                <w:sz w:val="20"/>
-                <w:szCs w:val="20"/>
-              </w:rPr>
-              <w:t xml:space="preserve">14,346</w:t>
-            </w:r>
-          </w:p>
-        </w:tc>
-        <w:tc>
-          <w:tcPr>
-            <w:tcW w:type="dxa" w:w="1400"/>
-            <w:tcBorders>
-              <w:top w:val="single" w:color="BBBBBB" w:sz="4"/>
-              <w:left w:val="single" w:color="BBBBBB" w:sz="4"/>
-              <w:bottom w:val="single" w:color="BBBBBB" w:sz="4"/>
-              <w:right w:val="single" w:color="BBBBBB" w:sz="4"/>
-            </w:tcBorders>
-            <w:shd w:fill="F5F5F5" w:val="clear"/>
-            <w:tcMar>
-              <w:top w:type="dxa" w:w="100"/>
-              <w:left w:type="dxa" w:w="140"/>
-              <w:bottom w:type="dxa" w:w="100"/>
-              <w:right w:type="dxa" w:w="140"/>
-            </w:tcMar>
-          </w:tcPr>
-          <w:p>
-            <w:pPr>
-              <w:jc w:val="right"/>
-            </w:pPr>
-            <w:r>
-              <w:rPr>
-                <w:rFonts w:ascii="Arial" w:cs="Arial" w:eastAsia="Arial" w:hAnsi="Arial"/>
-                <w:b w:val="false"/>
-                <w:bCs w:val="false"/>
-                <w:color w:val="000000"/>
-                <w:sz w:val="20"/>
-                <w:szCs w:val="20"/>
-              </w:rPr>
-              <w:t xml:space="preserve">+55%</w:t>
-            </w:r>
-          </w:p>
-        </w:tc>
-        <w:tc>
-          <w:tcPr>
-            <w:tcW w:type="dxa" w:w="1660"/>
-            <w:tcBorders>
-              <w:top w:val="single" w:color="BBBBBB" w:sz="4"/>
-              <w:left w:val="single" w:color="BBBBBB" w:sz="4"/>
-              <w:bottom w:val="single" w:color="BBBBBB" w:sz="4"/>
-              <w:right w:val="single" w:color="BBBBBB" w:sz="4"/>
-            </w:tcBorders>
-            <w:shd w:fill="F5F5F5" w:val="clear"/>
-            <w:tcMar>
-              <w:top w:type="dxa" w:w="100"/>
-              <w:left w:type="dxa" w:w="140"/>
-              <w:bottom w:type="dxa" w:w="100"/>
-              <w:right w:type="dxa" w:w="140"/>
-            </w:tcMar>
-          </w:tcPr>
-          <w:p>
-            <w:pPr>
-              <w:jc w:val="left"/>
-            </w:pPr>
-            <w:r>
-              <w:rPr>
-                <w:rFonts w:ascii="Arial" w:cs="Arial" w:eastAsia="Arial" w:hAnsi="Arial"/>
-                <w:b w:val="false"/>
-                <w:bCs w:val="false"/>
-                <w:color w:val="000000"/>
-                <w:sz w:val="20"/>
-                <w:szCs w:val="20"/>
-              </w:rPr>
-              <w:t xml:space="preserve">Year 3–4 expansion</w:t>
-            </w:r>
-          </w:p>
-        </w:tc>
-      </w:tr>
-      <w:tr>
-        <w:tc>
-          <w:tcPr>
-            <w:tcW w:type="dxa" w:w="3500"/>
-            <w:tcBorders>
-              <w:top w:val="single" w:color="BBBBBB" w:sz="4"/>
-              <w:left w:val="single" w:color="BBBBBB" w:sz="4"/>
-              <w:bottom w:val="single" w:color="BBBBBB" w:sz="4"/>
-              <w:right w:val="single" w:color="BBBBBB" w:sz="4"/>
-            </w:tcBorders>
-            <w:tcMar>
-              <w:top w:type="dxa" w:w="100"/>
-              <w:left w:type="dxa" w:w="140"/>
-              <w:bottom w:type="dxa" w:w="100"/>
-              <w:right w:type="dxa" w:w="140"/>
-            </w:tcMar>
-          </w:tcPr>
-          <w:p>
-            <w:pPr>
-              <w:jc w:val="left"/>
-            </w:pPr>
-            <w:r>
-              <w:rPr>
-                <w:rFonts w:ascii="Arial" w:cs="Arial" w:eastAsia="Arial" w:hAnsi="Arial"/>
-                <w:b/>
-                <w:bCs/>
-                <w:color w:val="000000"/>
-                <w:sz w:val="20"/>
-                <w:szCs w:val="20"/>
-              </w:rPr>
-              <w:t xml:space="preserve">Carpenter</w:t>
-            </w:r>
-          </w:p>
-        </w:tc>
-        <w:tc>
-          <w:tcPr>
-            <w:tcW w:type="dxa" w:w="1400"/>
-            <w:tcBorders>
-              <w:top w:val="single" w:color="BBBBBB" w:sz="4"/>
-              <w:left w:val="single" w:color="BBBBBB" w:sz="4"/>
-              <w:bottom w:val="single" w:color="BBBBBB" w:sz="4"/>
-              <w:right w:val="single" w:color="BBBBBB" w:sz="4"/>
-            </w:tcBorders>
-            <w:tcMar>
-              <w:top w:type="dxa" w:w="100"/>
-              <w:left w:type="dxa" w:w="140"/>
-              <w:bottom w:type="dxa" w:w="100"/>
-              <w:right w:type="dxa" w:w="140"/>
-            </w:tcMar>
-          </w:tcPr>
-          <w:p>
-            <w:pPr>
-              <w:jc w:val="right"/>
-            </w:pPr>
-            <w:r>
-              <w:rPr>
-                <w:rFonts w:ascii="Arial" w:cs="Arial" w:eastAsia="Arial" w:hAnsi="Arial"/>
-                <w:b w:val="false"/>
-                <w:bCs w:val="false"/>
-                <w:color w:val="000000"/>
-                <w:sz w:val="20"/>
-                <w:szCs w:val="20"/>
-              </w:rPr>
-              <w:t xml:space="preserve">44,667</w:t>
-            </w:r>
-          </w:p>
-        </w:tc>
-        <w:tc>
-          <w:tcPr>
-            <w:tcW w:type="dxa" w:w="1400"/>
-            <w:tcBorders>
-              <w:top w:val="single" w:color="BBBBBB" w:sz="4"/>
-              <w:left w:val="single" w:color="BBBBBB" w:sz="4"/>
-              <w:bottom w:val="single" w:color="BBBBBB" w:sz="4"/>
-              <w:right w:val="single" w:color="BBBBBB" w:sz="4"/>
-            </w:tcBorders>
-            <w:tcMar>
-              <w:top w:type="dxa" w:w="100"/>
-              <w:left w:type="dxa" w:w="140"/>
-              <w:bottom w:type="dxa" w:w="100"/>
-              <w:right w:type="dxa" w:w="140"/>
-            </w:tcMar>
-          </w:tcPr>
-          <w:p>
-            <w:pPr>
-              <w:jc w:val="right"/>
-            </w:pPr>
-            <w:r>
-              <w:rPr>
-                <w:rFonts w:ascii="Arial" w:cs="Arial" w:eastAsia="Arial" w:hAnsi="Arial"/>
-                <w:b w:val="false"/>
-                <w:bCs w:val="false"/>
-                <w:color w:val="000000"/>
-                <w:sz w:val="20"/>
-                <w:szCs w:val="20"/>
-              </w:rPr>
-              <w:t xml:space="preserve">56,937</w:t>
-            </w:r>
-          </w:p>
-        </w:tc>
-        <w:tc>
-          <w:tcPr>
-            <w:tcW w:type="dxa" w:w="1400"/>
-            <w:tcBorders>
-              <w:top w:val="single" w:color="BBBBBB" w:sz="4"/>
-              <w:left w:val="single" w:color="BBBBBB" w:sz="4"/>
-              <w:bottom w:val="single" w:color="BBBBBB" w:sz="4"/>
-              <w:right w:val="single" w:color="BBBBBB" w:sz="4"/>
-            </w:tcBorders>
-            <w:tcMar>
-              <w:top w:type="dxa" w:w="100"/>
-              <w:left w:type="dxa" w:w="140"/>
-              <w:bottom w:type="dxa" w:w="100"/>
-              <w:right w:type="dxa" w:w="140"/>
-            </w:tcMar>
-          </w:tcPr>
-          <w:p>
-            <w:pPr>
-              <w:jc w:val="right"/>
-            </w:pPr>
-            <w:r>
-              <w:rPr>
-                <w:rFonts w:ascii="Arial" w:cs="Arial" w:eastAsia="Arial" w:hAnsi="Arial"/>
-                <w:b w:val="false"/>
-                <w:bCs w:val="false"/>
-                <w:color w:val="000000"/>
-                <w:sz w:val="20"/>
-                <w:szCs w:val="20"/>
-              </w:rPr>
-              <w:t xml:space="preserve">+28%</w:t>
-            </w:r>
-          </w:p>
-        </w:tc>
-        <w:tc>
-          <w:tcPr>
-            <w:tcW w:type="dxa" w:w="1660"/>
-            <w:tcBorders>
-              <w:top w:val="single" w:color="BBBBBB" w:sz="4"/>
-              <w:left w:val="single" w:color="BBBBBB" w:sz="4"/>
-              <w:bottom w:val="single" w:color="BBBBBB" w:sz="4"/>
-              <w:right w:val="single" w:color="BBBBBB" w:sz="4"/>
-            </w:tcBorders>
-            <w:tcMar>
-              <w:top w:type="dxa" w:w="100"/>
-              <w:left w:type="dxa" w:w="140"/>
-              <w:bottom w:type="dxa" w:w="100"/>
-              <w:right w:type="dxa" w:w="140"/>
-            </w:tcMar>
-          </w:tcPr>
-          <w:p>
-            <w:pPr>
-              <w:jc w:val="left"/>
-            </w:pPr>
-            <w:r>
-              <w:rPr>
-                <w:rFonts w:ascii="Arial" w:cs="Arial" w:eastAsia="Arial" w:hAnsi="Arial"/>
-                <w:b w:val="false"/>
-                <w:bCs w:val="false"/>
-                <w:color w:val="000000"/>
-                <w:sz w:val="20"/>
-                <w:szCs w:val="20"/>
-              </w:rPr>
-              <w:t xml:space="preserve">Future consideration</w:t>
-            </w:r>
-          </w:p>
-        </w:tc>
-      </w:tr>
-      <w:tr>
-        <w:tc>
-          <w:tcPr>
-            <w:tcW w:type="dxa" w:w="3500"/>
-            <w:tcBorders>
-              <w:top w:val="single" w:color="BBBBBB" w:sz="4"/>
-              <w:left w:val="single" w:color="BBBBBB" w:sz="4"/>
-              <w:bottom w:val="single" w:color="BBBBBB" w:sz="4"/>
-              <w:right w:val="single" w:color="BBBBBB" w:sz="4"/>
-            </w:tcBorders>
-            <w:shd w:fill="E8E8E8" w:val="clear"/>
-            <w:tcMar>
-              <w:top w:type="dxa" w:w="100"/>
-              <w:left w:type="dxa" w:w="140"/>
-              <w:bottom w:type="dxa" w:w="100"/>
-              <w:right w:type="dxa" w:w="140"/>
-            </w:tcMar>
-          </w:tcPr>
-          <w:p>
-            <w:pPr>
-              <w:jc w:val="left"/>
-            </w:pPr>
-            <w:r>
-              <w:rPr>
-                <w:rFonts w:ascii="Arial" w:cs="Arial" w:eastAsia="Arial" w:hAnsi="Arial"/>
-                <w:b/>
-                <w:bCs/>
-                <w:color w:val="000000"/>
-                <w:sz w:val="20"/>
-                <w:szCs w:val="20"/>
-              </w:rPr>
-              <w:t xml:space="preserve">ALL Red Seal trades</w:t>
-            </w:r>
-          </w:p>
-        </w:tc>
-        <w:tc>
-          <w:tcPr>
-            <w:tcW w:type="dxa" w:w="1400"/>
-            <w:tcBorders>
-              <w:top w:val="single" w:color="BBBBBB" w:sz="4"/>
-              <w:left w:val="single" w:color="BBBBBB" w:sz="4"/>
-              <w:bottom w:val="single" w:color="BBBBBB" w:sz="4"/>
-              <w:right w:val="single" w:color="BBBBBB" w:sz="4"/>
-            </w:tcBorders>
-            <w:shd w:fill="E8E8E8" w:val="clear"/>
-            <w:tcMar>
-              <w:top w:type="dxa" w:w="100"/>
-              <w:left w:type="dxa" w:w="140"/>
-              <w:bottom w:type="dxa" w:w="100"/>
-              <w:right w:type="dxa" w:w="140"/>
-            </w:tcMar>
-          </w:tcPr>
-          <w:p>
-            <w:pPr>
-              <w:jc w:val="right"/>
-            </w:pPr>
-            <w:r>
-              <w:rPr>
-                <w:rFonts w:ascii="Arial" w:cs="Arial" w:eastAsia="Arial" w:hAnsi="Arial"/>
-                <w:b/>
-                <w:bCs/>
-                <w:color w:val="000000"/>
-                <w:sz w:val="20"/>
-                <w:szCs w:val="20"/>
-              </w:rPr>
-              <w:t xml:space="preserve">381,039</w:t>
-            </w:r>
-          </w:p>
-        </w:tc>
-        <w:tc>
-          <w:tcPr>
-            <w:tcW w:type="dxa" w:w="1400"/>
-            <w:tcBorders>
-              <w:top w:val="single" w:color="BBBBBB" w:sz="4"/>
-              <w:left w:val="single" w:color="BBBBBB" w:sz="4"/>
-              <w:bottom w:val="single" w:color="BBBBBB" w:sz="4"/>
-              <w:right w:val="single" w:color="BBBBBB" w:sz="4"/>
-            </w:tcBorders>
-            <w:shd w:fill="E8E8E8" w:val="clear"/>
-            <w:tcMar>
-              <w:top w:type="dxa" w:w="100"/>
-              <w:left w:type="dxa" w:w="140"/>
-              <w:bottom w:type="dxa" w:w="100"/>
-              <w:right w:type="dxa" w:w="140"/>
-            </w:tcMar>
-          </w:tcPr>
-          <w:p>
-            <w:pPr>
-              <w:jc w:val="right"/>
-            </w:pPr>
-            <w:r>
-              <w:rPr>
-                <w:rFonts w:ascii="Arial" w:cs="Arial" w:eastAsia="Arial" w:hAnsi="Arial"/>
-                <w:b/>
-                <w:bCs/>
-                <w:color w:val="000000"/>
-                <w:sz w:val="20"/>
-                <w:szCs w:val="20"/>
-              </w:rPr>
-              <w:t xml:space="preserve">498,783</w:t>
-            </w:r>
-          </w:p>
-        </w:tc>
-        <w:tc>
-          <w:tcPr>
-            <w:tcW w:type="dxa" w:w="1400"/>
-            <w:tcBorders>
-              <w:top w:val="single" w:color="BBBBBB" w:sz="4"/>
-              <w:left w:val="single" w:color="BBBBBB" w:sz="4"/>
-              <w:bottom w:val="single" w:color="BBBBBB" w:sz="4"/>
-              <w:right w:val="single" w:color="BBBBBB" w:sz="4"/>
-            </w:tcBorders>
-            <w:shd w:fill="E8E8E8" w:val="clear"/>
-            <w:tcMar>
-              <w:top w:type="dxa" w:w="100"/>
-              <w:left w:type="dxa" w:w="140"/>
-              <w:bottom w:type="dxa" w:w="100"/>
-              <w:right w:type="dxa" w:w="140"/>
-            </w:tcMar>
-          </w:tcPr>
-          <w:p>
-            <w:pPr>
-              <w:jc w:val="right"/>
-            </w:pPr>
-            <w:r>
-              <w:rPr>
-                <w:rFonts w:ascii="Arial" w:cs="Arial" w:eastAsia="Arial" w:hAnsi="Arial"/>
-                <w:b/>
-                <w:bCs/>
-                <w:color w:val="000000"/>
-                <w:sz w:val="20"/>
-                <w:szCs w:val="20"/>
-              </w:rPr>
-              <w:t xml:space="preserve">+31%</w:t>
-            </w:r>
-          </w:p>
-        </w:tc>
-        <w:tc>
-          <w:tcPr>
-            <w:tcW w:type="dxa" w:w="1660"/>
-            <w:tcBorders>
-              <w:top w:val="single" w:color="BBBBBB" w:sz="4"/>
-              <w:left w:val="single" w:color="BBBBBB" w:sz="4"/>
-              <w:bottom w:val="single" w:color="BBBBBB" w:sz="4"/>
-              <w:right w:val="single" w:color="BBBBBB" w:sz="4"/>
-            </w:tcBorders>
-            <w:shd w:fill="E8E8E8" w:val="clear"/>
-            <w:tcMar>
-              <w:top w:type="dxa" w:w="100"/>
-              <w:left w:type="dxa" w:w="140"/>
-              <w:bottom w:type="dxa" w:w="100"/>
-              <w:right w:type="dxa" w:w="140"/>
-            </w:tcMar>
-          </w:tcPr>
-          <w:p>
-            <w:pPr>
-              <w:jc w:val="left"/>
-            </w:pPr>
-            <w:r>
-              <w:rPr>
-                <w:rFonts w:ascii="Arial" w:cs="Arial" w:eastAsia="Arial" w:hAnsi="Arial"/>
-                <w:b/>
-                <w:bCs/>
-                <w:color w:val="000000"/>
-                <w:sz w:val="20"/>
-                <w:szCs w:val="20"/>
-              </w:rPr>
-              <w:t xml:space="preserve">Total market</w:t>
-            </w:r>
-          </w:p>
-        </w:tc>
-      </w:tr>
-    </w:tbl>
-    <w:p>
-      <w:pPr>
-        <w:spacing w:after="120" w:line="300"/>
-      </w:pPr>
-      <w:r>
-        <w:rPr>
-          <w:rFonts w:ascii="Arial" w:cs="Arial" w:eastAsia="Arial" w:hAnsi="Arial"/>
-          <w:i/>
-          <w:iCs/>
-          <w:sz w:val="18"/>
-          <w:szCs w:val="18"/>
-        </w:rPr>
-        <w:t xml:space="preserve">Source: Statistics Canada Table 37-10-0137-01. </w:t>
-      </w:r>
-      <w:hyperlink w:history="1" r:id="rIdy2w_dsgkoye7wwlelwxs0">
-        <w:r>
-          <w:rPr>
-            <w:rStyle w:val="Hyperlink"/>
-            <w:rFonts w:ascii="Arial" w:cs="Arial" w:eastAsia="Arial" w:hAnsi="Arial"/>
-            <w:color w:val="0645AD"/>
-            <w:u w:val="single"/>
-          </w:rPr>
-          <w:t xml:space="preserve">View table</w:t>
-        </w:r>
-      </w:hyperlink>
-    </w:p>
-    <w:p>
-      <w:pPr>
-        <w:spacing w:after="120" w:line="300"/>
-      </w:pPr>
-      <w:r>
-        <w:rPr>
-          <w:rFonts w:ascii="Arial" w:cs="Arial" w:eastAsia="Arial" w:hAnsi="Arial"/>
-        </w:rPr>
-        <w:t xml:space="preserve"> </w:t>
-      </w:r>
-    </w:p>
-    <w:p>
-      <w:pPr>
-        <w:pStyle w:val="Heading2"/>
-      </w:pPr>
-      <w:r>
-        <w:rPr>
-          <w:rFonts w:ascii="Arial" w:cs="Arial" w:eastAsia="Arial" w:hAnsi="Arial"/>
-        </w:rPr>
-        <w:t xml:space="preserve">1.2 Ontario-Specific Data Points</w:t>
+        <w:t xml:space="preserve">1.1 Apprenticeship Pipeline</w:t>
       </w:r>
     </w:p>
     <w:p>
@@ -2341,7 +296,7 @@
         </w:rPr>
         <w:t xml:space="preserve">27,319 (2023), up 24% from 21,971 (2022). </w:t>
       </w:r>
-      <w:hyperlink w:history="1" r:id="rIdf2xuh-69jfkjn-pcfvkaj">
+      <w:hyperlink w:history="1" r:id="rIdu5mtcgolp2mtkqtmg7oe7">
         <w:r>
           <w:rPr>
             <w:rStyle w:val="Hyperlink"/>
@@ -2366,7 +321,7 @@
         <w:rPr>
           <w:rFonts w:ascii="Arial" w:cs="Arial" w:eastAsia="Arial" w:hAnsi="Arial"/>
         </w:rPr>
-        <w:t xml:space="preserve">Industrial Electrician (442A) registrations in Ontario: </w:t>
+        <w:t xml:space="preserve">Industrial Electrician (442A) registrations: </w:t>
       </w:r>
       <w:r>
         <w:rPr>
@@ -2376,7 +331,7 @@
         </w:rPr>
         <w:t xml:space="preserve">507 in 2022–23 (up from 341 in 2021–22, ~48% YoY). </w:t>
       </w:r>
-      <w:hyperlink w:history="1" r:id="rIdgqzplf2zvpjz8uahkubo0">
+      <w:hyperlink w:history="1" r:id="rIdk67a9udwxbjlzxidfa8bg">
         <w:r>
           <w:rPr>
             <w:rStyle w:val="Hyperlink"/>
@@ -2401,7 +356,7 @@
         <w:rPr>
           <w:rFonts w:ascii="Arial" w:cs="Arial" w:eastAsia="Arial" w:hAnsi="Arial"/>
         </w:rPr>
-        <w:t xml:space="preserve">2024 Ontario certifications completed: </w:t>
+        <w:t xml:space="preserve">Industrial Mechanic Millwright (433A): </w:t>
       </w:r>
       <w:r>
         <w:rPr>
@@ -2409,9 +364,15 @@
           <w:b/>
           <w:bCs/>
         </w:rPr>
-        <w:t xml:space="preserve">749 millwrights (433A) + 260 industrial electricians (442A) = 1,009 newly certified tradespeople in one year, each needing a full professional toolkit. </w:t>
-      </w:r>
-      <w:hyperlink w:history="1" r:id="rIdft8ve5-6uo9s8mdyie07k">
+        <w:t xml:space="preserve">specific annual registrations not publicly disaggregated. </w:t>
+      </w:r>
+      <w:r>
+        <w:rPr>
+          <w:rFonts w:ascii="Arial" w:cs="Arial" w:eastAsia="Arial" w:hAnsi="Arial"/>
+        </w:rPr>
+        <w:t xml:space="preserve">Program requires 8,000 hours (7,280 on-job + 720 classroom). Using Ontario-wide growth rates and peer-trade ratios, estimated range is 600–900 new 433A registrants/year. </w:t>
+      </w:r>
+      <w:hyperlink w:history="1" r:id="rIdyuykvaw-bjzfq3kgeip7q">
         <w:r>
           <w:rPr>
             <w:rStyle w:val="Hyperlink"/>
@@ -2419,19 +380,19 @@
             <w:color w:val="0645AD"/>
             <w:u w:val="single"/>
           </w:rPr>
-          <w:t xml:space="preserve">Source: Skilled Trades Ontario 2024 Trade Reports.</w:t>
+          <w:t xml:space="preserve">Source: Skilled Trades Ontario Training Standards.</w:t>
         </w:r>
       </w:hyperlink>
     </w:p>
     <w:p>
       <w:pPr>
-        <w:pStyle w:val="Heading1"/>
-      </w:pPr>
-      <w:r>
-        <w:rPr>
-          <w:rFonts w:ascii="Arial" w:cs="Arial" w:eastAsia="Arial" w:hAnsi="Arial"/>
-        </w:rPr>
-        <w:t xml:space="preserve">2. Bottom-Up TAM Calculation — Core Trades</w:t>
+        <w:pStyle w:val="Heading2"/>
+      </w:pPr>
+      <w:r>
+        <w:rPr>
+          <w:rFonts w:ascii="Arial" w:cs="Arial" w:eastAsia="Arial" w:hAnsi="Arial"/>
+        </w:rPr>
+        <w:t xml:space="preserve">1.2 Bottom-Up TAM Calculation — Ontario</w:t>
       </w:r>
     </w:p>
     <w:p>
@@ -2442,7 +403,7 @@
         <w:rPr>
           <w:rFonts w:ascii="Arial" w:cs="Arial" w:eastAsia="Arial" w:hAnsi="Arial"/>
         </w:rPr>
-        <w:t xml:space="preserve">TAM is built from three buyer segments: individual apprentices, shops/employers, and trade colleges. Each is sized independently.</w:t>
+        <w:t xml:space="preserve">TAM is built from three buyer segments: individual apprentices, shops/employers, and trade colleges. Each is sized independently and summed.</w:t>
       </w:r>
     </w:p>
     <w:p>
@@ -2469,7 +430,7 @@
         <w:rPr>
           <w:rFonts w:ascii="Arial" w:cs="Arial" w:eastAsia="Arial" w:hAnsi="Arial"/>
         </w:rPr>
-        <w:t xml:space="preserve">Canada-wide registered millwright + industrial electrician apprentices (2024): 28,746.</w:t>
+        <w:t xml:space="preserve">New 433A + 442A apprentice registrations in Ontario: ~1,200–1,500/year (combined estimate).</w:t>
       </w:r>
     </w:p>
     <w:p>
@@ -2485,7 +446,7 @@
         <w:rPr>
           <w:rFonts w:ascii="Arial" w:cs="Arial" w:eastAsia="Arial" w:hAnsi="Arial"/>
         </w:rPr>
-        <w:t xml:space="preserve">Ontario share (~38% of Canada): ~10,900 active apprentices in these two trades.</w:t>
+        <w:t xml:space="preserve">Personal tool investment per apprentice over a 4-year apprenticeship: $3,000–$6,000 (proxied from Canadian apprentice wage bands of $20–$34/hr and Canada Revenue Agency tradesperson tool tax deduction eligibility caps).</w:t>
       </w:r>
     </w:p>
     <w:p>
@@ -2501,7 +462,29 @@
         <w:rPr>
           <w:rFonts w:ascii="Arial" w:cs="Arial" w:eastAsia="Arial" w:hAnsi="Arial"/>
         </w:rPr>
-        <w:t xml:space="preserve">Personal tool investment per apprentice over 4–5 year program: $3,000–$6,000 (proxied from CRA tradesperson tool tax deduction eligibility and apprentice wage bands of $20–$34/hr).</w:t>
+        <w:t xml:space="preserve">Ontario individual apprentice addressable annual spend: $3.6M–$9M.</w:t>
+      </w:r>
+    </w:p>
+    <w:p>
+      <w:pPr>
+        <w:pStyle w:val="Heading3"/>
+      </w:pPr>
+      <w:r>
+        <w:rPr>
+          <w:rFonts w:ascii="Arial" w:cs="Arial" w:eastAsia="Arial" w:hAnsi="Arial"/>
+        </w:rPr>
+        <w:t xml:space="preserve">Shop / employer segment</w:t>
+      </w:r>
+    </w:p>
+    <w:p>
+      <w:pPr>
+        <w:spacing w:after="120" w:line="300"/>
+      </w:pPr>
+      <w:r>
+        <w:rPr>
+          <w:rFonts w:ascii="Arial" w:cs="Arial" w:eastAsia="Arial" w:hAnsi="Arial"/>
+        </w:rPr>
+        <w:t xml:space="preserve">Phil's prototype testimonial data already demonstrates this pattern: "Bought 6 Apprentice Pro kits for our incoming apprentice class." Sizing assumptions:</w:t>
       </w:r>
     </w:p>
     <w:p>
@@ -2517,29 +500,7 @@
         <w:rPr>
           <w:rFonts w:ascii="Arial" w:cs="Arial" w:eastAsia="Arial" w:hAnsi="Arial"/>
         </w:rPr>
-        <w:t xml:space="preserve">Annual addressable individual apprentice spend (Canada): $14–29M.</w:t>
-      </w:r>
-    </w:p>
-    <w:p>
-      <w:pPr>
-        <w:pStyle w:val="Heading3"/>
-      </w:pPr>
-      <w:r>
-        <w:rPr>
-          <w:rFonts w:ascii="Arial" w:cs="Arial" w:eastAsia="Arial" w:hAnsi="Arial"/>
-        </w:rPr>
-        <w:t xml:space="preserve">Shop / employer segment</w:t>
-      </w:r>
-    </w:p>
-    <w:p>
-      <w:pPr>
-        <w:spacing w:after="120" w:line="300"/>
-      </w:pPr>
-      <w:r>
-        <w:rPr>
-          <w:rFonts w:ascii="Arial" w:cs="Arial" w:eastAsia="Arial" w:hAnsi="Arial"/>
-        </w:rPr>
-        <w:t xml:space="preserve">BTS testimonial data (Phil's prototype): "Bought 6 Apprentice Pro kits for our incoming apprentice class." This buyer pattern is the highest-value segment:</w:t>
+        <w:t xml:space="preserve">Ontario has several hundred industrial shops employing millwrights and electricians (BuildForce Canada and Statistics Canada Survey of Employment, Payrolls and Hours).</w:t>
       </w:r>
     </w:p>
     <w:p>
@@ -2555,7 +516,18 @@
         <w:rPr>
           <w:rFonts w:ascii="Arial" w:cs="Arial" w:eastAsia="Arial" w:hAnsi="Arial"/>
         </w:rPr>
-        <w:t xml:space="preserve">If 15–25% of Ontario industrial shops adopt apprentice kits for incoming hires at $2,150–$4,400/kit average, 2–5 kits/year each: Ontario shop segment alone = $5–15M/year.</w:t>
+        <w:t xml:space="preserve">If 15–25% of shops adopt apprentice kits for incoming hires, and each buys 2–5 kits/year at a $2,150–$4,400 price point, Ontario shop segment = $5–15M/year.</w:t>
+      </w:r>
+    </w:p>
+    <w:p>
+      <w:pPr>
+        <w:pStyle w:val="Heading3"/>
+      </w:pPr>
+      <w:r>
+        <w:rPr>
+          <w:rFonts w:ascii="Arial" w:cs="Arial" w:eastAsia="Arial" w:hAnsi="Arial"/>
+        </w:rPr>
+        <w:t xml:space="preserve">Trade college segment</w:t>
       </w:r>
     </w:p>
     <w:p>
@@ -2571,18 +543,7 @@
         <w:rPr>
           <w:rFonts w:ascii="Arial" w:cs="Arial" w:eastAsia="Arial" w:hAnsi="Arial"/>
         </w:rPr>
-        <w:t xml:space="preserve">Canada-wide (scaling by population): $13–40M/year.</w:t>
-      </w:r>
-    </w:p>
-    <w:p>
-      <w:pPr>
-        <w:pStyle w:val="Heading3"/>
-      </w:pPr>
-      <w:r>
-        <w:rPr>
-          <w:rFonts w:ascii="Arial" w:cs="Arial" w:eastAsia="Arial" w:hAnsi="Arial"/>
-        </w:rPr>
-        <w:t xml:space="preserve">Trade college segment</w:t>
+        <w:t xml:space="preserve">Ontario has 12+ colleges and training delivery agents offering millwright and industrial electrician pre-apprenticeship or apprenticeship programs (George Brown, Sheridan, Conestoga, Mohawk, Humber, Confederation, Centre for Skills, Construction Training &amp; Apprenticeship Ontario, etc.).</w:t>
       </w:r>
     </w:p>
     <w:p>
@@ -2598,9 +559,9 @@
         <w:rPr>
           <w:rFonts w:ascii="Arial" w:cs="Arial" w:eastAsia="Arial" w:hAnsi="Arial"/>
         </w:rPr>
-        <w:t xml:space="preserve">Ontario has 12+ colleges and training delivery agents offering millwright and industrial electrician programs (George Brown, Sheridan, Conestoga, Mohawk, Humber, Confederation, Centre for Skills, CTAO). </w:t>
-      </w:r>
-      <w:hyperlink w:history="1" r:id="rIdqzzzj0g5xnh1tlr-gthvf">
+        <w:t xml:space="preserve">Typical intake 20–40 students; if 8–12 programs adopt starter kits for 60–80% of students at a $1,500–$2,300 kit price, college segment = $1–3M/year. </w:t>
+      </w:r>
+      <w:hyperlink w:history="1" r:id="rId_oyq8xxdd1o7h_wgsecyl">
         <w:r>
           <w:rPr>
             <w:rStyle w:val="Hyperlink"/>
@@ -2608,35 +569,19 @@
             <w:color w:val="0645AD"/>
             <w:u w:val="single"/>
           </w:rPr>
-          <w:t xml:space="preserve">Full directory: Skilled Trades Ontario Public Register.</w:t>
+          <w:t xml:space="preserve">Directory: Skilled Trades Ontario Public Register.</w:t>
         </w:r>
       </w:hyperlink>
     </w:p>
     <w:p>
       <w:pPr>
-        <w:pStyle w:val="ListParagraph"/>
-        <w:numPr>
-          <w:ilvl w:val="0"/>
-          <w:numId w:val="2"/>
-        </w:numPr>
-        <w:spacing w:after="80" w:line="280"/>
-      </w:pPr>
-      <w:r>
-        <w:rPr>
-          <w:rFonts w:ascii="Arial" w:cs="Arial" w:eastAsia="Arial" w:hAnsi="Arial"/>
-        </w:rPr>
-        <w:t xml:space="preserve">Typical intake 20–40 students; if 8–12 programs adopt starter kits at $1,500–$2,300/kit, Ontario college segment = $1–3M/year. Canada-wide: $3–8M/year.</w:t>
-      </w:r>
-    </w:p>
-    <w:p>
-      <w:pPr>
         <w:pStyle w:val="Heading3"/>
       </w:pPr>
       <w:r>
         <w:rPr>
           <w:rFonts w:ascii="Arial" w:cs="Arial" w:eastAsia="Arial" w:hAnsi="Arial"/>
         </w:rPr>
-        <w:t xml:space="preserve">Core TAM summary</w:t>
+        <w:t xml:space="preserve">Ontario TAM summary</w:t>
       </w:r>
     </w:p>
     <w:tbl>
@@ -2861,7 +806,7 @@
                 <w:sz w:val="20"/>
                 <w:szCs w:val="20"/>
               </w:rPr>
-              <w:t xml:space="preserve">$14M</w:t>
+              <w:t xml:space="preserve">$3.6M</w:t>
             </w:r>
           </w:p>
         </w:tc>
@@ -2894,7 +839,7 @@
                 <w:sz w:val="20"/>
                 <w:szCs w:val="20"/>
               </w:rPr>
-              <w:t xml:space="preserve">$13M</w:t>
+              <w:t xml:space="preserve">$5M</w:t>
             </w:r>
           </w:p>
         </w:tc>
@@ -2927,7 +872,7 @@
                 <w:sz w:val="20"/>
                 <w:szCs w:val="20"/>
               </w:rPr>
-              <w:t xml:space="preserve">$3M</w:t>
+              <w:t xml:space="preserve">$1M</w:t>
             </w:r>
           </w:p>
         </w:tc>
@@ -2997,7 +942,7 @@
                 <w:sz w:val="20"/>
                 <w:szCs w:val="20"/>
               </w:rPr>
-              <w:t xml:space="preserve">$21M</w:t>
+              <w:t xml:space="preserve">$6M</w:t>
             </w:r>
           </w:p>
         </w:tc>
@@ -3031,7 +976,7 @@
                 <w:sz w:val="20"/>
                 <w:szCs w:val="20"/>
               </w:rPr>
-              <w:t xml:space="preserve">$26M</w:t>
+              <w:t xml:space="preserve">$10M</w:t>
             </w:r>
           </w:p>
         </w:tc>
@@ -3065,7 +1010,7 @@
                 <w:sz w:val="20"/>
                 <w:szCs w:val="20"/>
               </w:rPr>
-              <w:t xml:space="preserve">$5M</w:t>
+              <w:t xml:space="preserve">$2M</w:t>
             </w:r>
           </w:p>
         </w:tc>
@@ -3133,7 +1078,7 @@
                 <w:sz w:val="20"/>
                 <w:szCs w:val="20"/>
               </w:rPr>
-              <w:t xml:space="preserve">$29M</w:t>
+              <w:t xml:space="preserve">$9M</w:t>
             </w:r>
           </w:p>
         </w:tc>
@@ -3166,7 +1111,7 @@
                 <w:sz w:val="20"/>
                 <w:szCs w:val="20"/>
               </w:rPr>
-              <w:t xml:space="preserve">$40M</w:t>
+              <w:t xml:space="preserve">$15M</w:t>
             </w:r>
           </w:p>
         </w:tc>
@@ -3199,7 +1144,7 @@
                 <w:sz w:val="20"/>
                 <w:szCs w:val="20"/>
               </w:rPr>
-              <w:t xml:space="preserve">$8M</w:t>
+              <w:t xml:space="preserve">$3M</w:t>
             </w:r>
           </w:p>
         </w:tc>
@@ -3226,13 +1171,13 @@
           <w:b/>
           <w:bCs/>
         </w:rPr>
-        <w:t xml:space="preserve">Canada core TAM (millwright + industrial electrician): </w:t>
-      </w:r>
-      <w:r>
-        <w:rPr>
-          <w:rFonts w:ascii="Arial" w:cs="Arial" w:eastAsia="Arial" w:hAnsi="Arial"/>
-        </w:rPr>
-        <w:t xml:space="preserve">$30M (conservative) — $52M (base) — $77M (optimistic).</w:t>
+        <w:t xml:space="preserve">Ontario primary TAM: </w:t>
+      </w:r>
+      <w:r>
+        <w:rPr>
+          <w:rFonts w:ascii="Arial" w:cs="Arial" w:eastAsia="Arial" w:hAnsi="Arial"/>
+        </w:rPr>
+        <w:t xml:space="preserve">$9.6M (conservative) — $18M (base) — $27M (optimistic).</w:t>
       </w:r>
     </w:p>
     <w:p>
@@ -3243,865 +1188,7 @@
         <w:rPr>
           <w:rFonts w:ascii="Arial" w:cs="Arial" w:eastAsia="Arial" w:hAnsi="Arial"/>
         </w:rPr>
-        <w:t xml:space="preserve">3. The Expansion Opportunity — Why This Is a Platform, Not a Product Line</w:t>
-      </w:r>
-    </w:p>
-    <w:p>
-      <w:pPr>
-        <w:spacing w:after="120" w:line="300"/>
-      </w:pPr>
-      <w:r>
-        <w:rPr>
-          <w:rFonts w:ascii="Arial" w:cs="Arial" w:eastAsia="Arial" w:hAnsi="Arial"/>
-          <w:b/>
-          <w:bCs/>
-        </w:rPr>
-        <w:t xml:space="preserve">This section describes the single most important strategic insight in this assessment. </w:t>
-      </w:r>
-      <w:r>
-        <w:rPr>
-          <w:rFonts w:ascii="Arial" w:cs="Arial" w:eastAsia="Arial" w:hAnsi="Arial"/>
-        </w:rPr>
-        <w:t xml:space="preserve">The e-commerce infrastructure built for millwright and industrial electrician kits — the website, the SEO moat, the checkout flow, the warehouse workflow, the college relationships, the email list, the shop outreach playbook — serves every industrial trade vertical with near-zero marginal fixed cost. The only variable cost per new vertical is a product curation sprint: identifying the right tools, negotiating with suppliers, building the kit SKUs, and writing the product copy. That is 2–4 weeks of work, not a new business.</w:t>
-      </w:r>
-    </w:p>
-    <w:p>
-      <w:pPr>
-        <w:pStyle w:val="Heading2"/>
-      </w:pPr>
-      <w:r>
-        <w:rPr>
-          <w:rFonts w:ascii="Arial" w:cs="Arial" w:eastAsia="Arial" w:hAnsi="Arial"/>
-        </w:rPr>
-        <w:t xml:space="preserve">3.1 The College Channel Is the Unlock</w:t>
-      </w:r>
-    </w:p>
-    <w:p>
-      <w:pPr>
-        <w:spacing w:after="120" w:line="300"/>
-      </w:pPr>
-      <w:r>
-        <w:rPr>
-          <w:rFonts w:ascii="Arial" w:cs="Arial" w:eastAsia="Arial" w:hAnsi="Arial"/>
-        </w:rPr>
-        <w:t xml:space="preserve">When the BTS e-commerce division sells a millwright starter kit to Conestoga College, it is not building a relationship with "the millwright program." It is building a relationship with the purchasing office, the dean of trades, and the apprenticeship coordinator. Those same people run every trade program under one roof. The second-vertical sale to an existing college account is a phone call, not a cold outreach campaign. Customer acquisition cost on vertical two through six at an existing college: effectively zero.</w:t>
-      </w:r>
-    </w:p>
-    <w:p>
-      <w:pPr>
-        <w:spacing w:after="120" w:line="300"/>
-      </w:pPr>
-      <w:r>
-        <w:rPr>
-          <w:rFonts w:ascii="Arial" w:cs="Arial" w:eastAsia="Arial" w:hAnsi="Arial"/>
-        </w:rPr>
-        <w:t xml:space="preserve">The same logic applies to shops. An industrial shop that employs millwrights almost certainly also employs welders, heavy equipment techs, and electricians. Phil already has relationships with these shop owners. The buyer who "bought 6 Apprentice Pro kits for our incoming apprentice class" does not care which trade the apprentice is in — that buyer cares about equipping new hires without sourcing 40 individual items.</w:t>
-      </w:r>
-    </w:p>
-    <w:p>
-      <w:pPr>
-        <w:pStyle w:val="Heading2"/>
-      </w:pPr>
-      <w:r>
-        <w:rPr>
-          <w:rFonts w:ascii="Arial" w:cs="Arial" w:eastAsia="Arial" w:hAnsi="Arial"/>
-        </w:rPr>
-        <w:t xml:space="preserve">3.2 Expansion Timeline</w:t>
-      </w:r>
-    </w:p>
-    <w:tbl>
-      <w:tblPr>
-        <w:tblW w:type="dxa" w:w="9360"/>
-        <w:tblBorders>
-          <w:top w:val="single" w:color="auto" w:sz="4"/>
-          <w:left w:val="single" w:color="auto" w:sz="4"/>
-          <w:bottom w:val="single" w:color="auto" w:sz="4"/>
-          <w:right w:val="single" w:color="auto" w:sz="4"/>
-          <w:insideH w:val="single" w:color="auto" w:sz="4"/>
-          <w:insideV w:val="single" w:color="auto" w:sz="4"/>
-        </w:tblBorders>
-      </w:tblPr>
-      <w:tblGrid>
-        <w:gridCol w:w="1800"/>
-        <w:gridCol w:w="3200"/>
-        <w:gridCol w:w="2200"/>
-        <w:gridCol w:w="2160"/>
-      </w:tblGrid>
-      <w:tr>
-        <w:trPr>
-          <w:tblHeader/>
-        </w:trPr>
-        <w:tc>
-          <w:tcPr>
-            <w:tcW w:type="dxa" w:w="1800"/>
-            <w:tcBorders>
-              <w:top w:val="single" w:color="BBBBBB" w:sz="4"/>
-              <w:left w:val="single" w:color="BBBBBB" w:sz="4"/>
-              <w:bottom w:val="single" w:color="BBBBBB" w:sz="4"/>
-              <w:right w:val="single" w:color="BBBBBB" w:sz="4"/>
-            </w:tcBorders>
-            <w:shd w:fill="1A1A1A" w:val="clear"/>
-            <w:tcMar>
-              <w:top w:type="dxa" w:w="100"/>
-              <w:left w:type="dxa" w:w="140"/>
-              <w:bottom w:type="dxa" w:w="100"/>
-              <w:right w:type="dxa" w:w="140"/>
-            </w:tcMar>
-          </w:tcPr>
-          <w:p>
-            <w:pPr>
-              <w:jc w:val="left"/>
-            </w:pPr>
-            <w:r>
-              <w:rPr>
-                <w:rFonts w:ascii="Arial" w:cs="Arial" w:eastAsia="Arial" w:hAnsi="Arial"/>
-                <w:b/>
-                <w:bCs/>
-                <w:color w:val="FFFFFF"/>
-                <w:sz w:val="20"/>
-                <w:szCs w:val="20"/>
-              </w:rPr>
-              <w:t xml:space="preserve">Phase</w:t>
-            </w:r>
-          </w:p>
-        </w:tc>
-        <w:tc>
-          <w:tcPr>
-            <w:tcW w:type="dxa" w:w="3200"/>
-            <w:tcBorders>
-              <w:top w:val="single" w:color="BBBBBB" w:sz="4"/>
-              <w:left w:val="single" w:color="BBBBBB" w:sz="4"/>
-              <w:bottom w:val="single" w:color="BBBBBB" w:sz="4"/>
-              <w:right w:val="single" w:color="BBBBBB" w:sz="4"/>
-            </w:tcBorders>
-            <w:shd w:fill="1A1A1A" w:val="clear"/>
-            <w:tcMar>
-              <w:top w:type="dxa" w:w="100"/>
-              <w:left w:type="dxa" w:w="140"/>
-              <w:bottom w:type="dxa" w:w="100"/>
-              <w:right w:type="dxa" w:w="140"/>
-            </w:tcMar>
-          </w:tcPr>
-          <w:p>
-            <w:pPr>
-              <w:jc w:val="left"/>
-            </w:pPr>
-            <w:r>
-              <w:rPr>
-                <w:rFonts w:ascii="Arial" w:cs="Arial" w:eastAsia="Arial" w:hAnsi="Arial"/>
-                <w:b/>
-                <w:bCs/>
-                <w:color w:val="FFFFFF"/>
-                <w:sz w:val="20"/>
-                <w:szCs w:val="20"/>
-              </w:rPr>
-              <w:t xml:space="preserve">Trades added</w:t>
-            </w:r>
-          </w:p>
-        </w:tc>
-        <w:tc>
-          <w:tcPr>
-            <w:tcW w:type="dxa" w:w="2200"/>
-            <w:tcBorders>
-              <w:top w:val="single" w:color="BBBBBB" w:sz="4"/>
-              <w:left w:val="single" w:color="BBBBBB" w:sz="4"/>
-              <w:bottom w:val="single" w:color="BBBBBB" w:sz="4"/>
-              <w:right w:val="single" w:color="BBBBBB" w:sz="4"/>
-            </w:tcBorders>
-            <w:shd w:fill="1A1A1A" w:val="clear"/>
-            <w:tcMar>
-              <w:top w:type="dxa" w:w="100"/>
-              <w:left w:type="dxa" w:w="140"/>
-              <w:bottom w:type="dxa" w:w="100"/>
-              <w:right w:type="dxa" w:w="140"/>
-            </w:tcMar>
-          </w:tcPr>
-          <w:p>
-            <w:pPr>
-              <w:jc w:val="right"/>
-            </w:pPr>
-            <w:r>
-              <w:rPr>
-                <w:rFonts w:ascii="Arial" w:cs="Arial" w:eastAsia="Arial" w:hAnsi="Arial"/>
-                <w:b/>
-                <w:bCs/>
-                <w:color w:val="FFFFFF"/>
-                <w:sz w:val="20"/>
-                <w:szCs w:val="20"/>
-              </w:rPr>
-              <w:t xml:space="preserve">Cumulative apprentices</w:t>
-            </w:r>
-          </w:p>
-        </w:tc>
-        <w:tc>
-          <w:tcPr>
-            <w:tcW w:type="dxa" w:w="2160"/>
-            <w:tcBorders>
-              <w:top w:val="single" w:color="BBBBBB" w:sz="4"/>
-              <w:left w:val="single" w:color="BBBBBB" w:sz="4"/>
-              <w:bottom w:val="single" w:color="BBBBBB" w:sz="4"/>
-              <w:right w:val="single" w:color="BBBBBB" w:sz="4"/>
-            </w:tcBorders>
-            <w:shd w:fill="1A1A1A" w:val="clear"/>
-            <w:tcMar>
-              <w:top w:type="dxa" w:w="100"/>
-              <w:left w:type="dxa" w:w="140"/>
-              <w:bottom w:type="dxa" w:w="100"/>
-              <w:right w:type="dxa" w:w="140"/>
-            </w:tcMar>
-          </w:tcPr>
-          <w:p>
-            <w:pPr>
-              <w:jc w:val="right"/>
-            </w:pPr>
-            <w:r>
-              <w:rPr>
-                <w:rFonts w:ascii="Arial" w:cs="Arial" w:eastAsia="Arial" w:hAnsi="Arial"/>
-                <w:b/>
-                <w:bCs/>
-                <w:color w:val="FFFFFF"/>
-                <w:sz w:val="20"/>
-                <w:szCs w:val="20"/>
-              </w:rPr>
-              <w:t xml:space="preserve">Estimated TAM</w:t>
-            </w:r>
-          </w:p>
-        </w:tc>
-      </w:tr>
-      <w:tr>
-        <w:tc>
-          <w:tcPr>
-            <w:tcW w:type="dxa" w:w="1800"/>
-            <w:tcBorders>
-              <w:top w:val="single" w:color="BBBBBB" w:sz="4"/>
-              <w:left w:val="single" w:color="BBBBBB" w:sz="4"/>
-              <w:bottom w:val="single" w:color="BBBBBB" w:sz="4"/>
-              <w:right w:val="single" w:color="BBBBBB" w:sz="4"/>
-            </w:tcBorders>
-            <w:tcMar>
-              <w:top w:type="dxa" w:w="100"/>
-              <w:left w:type="dxa" w:w="140"/>
-              <w:bottom w:type="dxa" w:w="100"/>
-              <w:right w:type="dxa" w:w="140"/>
-            </w:tcMar>
-          </w:tcPr>
-          <w:p>
-            <w:pPr>
-              <w:jc w:val="left"/>
-            </w:pPr>
-            <w:r>
-              <w:rPr>
-                <w:rFonts w:ascii="Arial" w:cs="Arial" w:eastAsia="Arial" w:hAnsi="Arial"/>
-                <w:b/>
-                <w:bCs/>
-                <w:color w:val="000000"/>
-                <w:sz w:val="20"/>
-                <w:szCs w:val="20"/>
-              </w:rPr>
-              <w:t xml:space="preserve">Year 1</w:t>
-            </w:r>
-          </w:p>
-        </w:tc>
-        <w:tc>
-          <w:tcPr>
-            <w:tcW w:type="dxa" w:w="3200"/>
-            <w:tcBorders>
-              <w:top w:val="single" w:color="BBBBBB" w:sz="4"/>
-              <w:left w:val="single" w:color="BBBBBB" w:sz="4"/>
-              <w:bottom w:val="single" w:color="BBBBBB" w:sz="4"/>
-              <w:right w:val="single" w:color="BBBBBB" w:sz="4"/>
-            </w:tcBorders>
-            <w:tcMar>
-              <w:top w:type="dxa" w:w="100"/>
-              <w:left w:type="dxa" w:w="140"/>
-              <w:bottom w:type="dxa" w:w="100"/>
-              <w:right w:type="dxa" w:w="140"/>
-            </w:tcMar>
-          </w:tcPr>
-          <w:p>
-            <w:pPr>
-              <w:jc w:val="left"/>
-            </w:pPr>
-            <w:r>
-              <w:rPr>
-                <w:rFonts w:ascii="Arial" w:cs="Arial" w:eastAsia="Arial" w:hAnsi="Arial"/>
-                <w:b w:val="false"/>
-                <w:bCs w:val="false"/>
-                <w:color w:val="000000"/>
-                <w:sz w:val="20"/>
-                <w:szCs w:val="20"/>
-              </w:rPr>
-              <w:t xml:space="preserve">Industrial millwright + industrial electrician</w:t>
-            </w:r>
-          </w:p>
-        </w:tc>
-        <w:tc>
-          <w:tcPr>
-            <w:tcW w:type="dxa" w:w="2200"/>
-            <w:tcBorders>
-              <w:top w:val="single" w:color="BBBBBB" w:sz="4"/>
-              <w:left w:val="single" w:color="BBBBBB" w:sz="4"/>
-              <w:bottom w:val="single" w:color="BBBBBB" w:sz="4"/>
-              <w:right w:val="single" w:color="BBBBBB" w:sz="4"/>
-            </w:tcBorders>
-            <w:tcMar>
-              <w:top w:type="dxa" w:w="100"/>
-              <w:left w:type="dxa" w:w="140"/>
-              <w:bottom w:type="dxa" w:w="100"/>
-              <w:right w:type="dxa" w:w="140"/>
-            </w:tcMar>
-          </w:tcPr>
-          <w:p>
-            <w:pPr>
-              <w:jc w:val="right"/>
-            </w:pPr>
-            <w:r>
-              <w:rPr>
-                <w:rFonts w:ascii="Arial" w:cs="Arial" w:eastAsia="Arial" w:hAnsi="Arial"/>
-                <w:b w:val="false"/>
-                <w:bCs w:val="false"/>
-                <w:color w:val="000000"/>
-                <w:sz w:val="20"/>
-                <w:szCs w:val="20"/>
-              </w:rPr>
-              <w:t xml:space="preserve">28,746</w:t>
-            </w:r>
-          </w:p>
-        </w:tc>
-        <w:tc>
-          <w:tcPr>
-            <w:tcW w:type="dxa" w:w="2160"/>
-            <w:tcBorders>
-              <w:top w:val="single" w:color="BBBBBB" w:sz="4"/>
-              <w:left w:val="single" w:color="BBBBBB" w:sz="4"/>
-              <w:bottom w:val="single" w:color="BBBBBB" w:sz="4"/>
-              <w:right w:val="single" w:color="BBBBBB" w:sz="4"/>
-            </w:tcBorders>
-            <w:tcMar>
-              <w:top w:type="dxa" w:w="100"/>
-              <w:left w:type="dxa" w:w="140"/>
-              <w:bottom w:type="dxa" w:w="100"/>
-              <w:right w:type="dxa" w:w="140"/>
-            </w:tcMar>
-          </w:tcPr>
-          <w:p>
-            <w:pPr>
-              <w:jc w:val="right"/>
-            </w:pPr>
-            <w:r>
-              <w:rPr>
-                <w:rFonts w:ascii="Arial" w:cs="Arial" w:eastAsia="Arial" w:hAnsi="Arial"/>
-                <w:b w:val="false"/>
-                <w:bCs w:val="false"/>
-                <w:color w:val="000000"/>
-                <w:sz w:val="20"/>
-                <w:szCs w:val="20"/>
-              </w:rPr>
-              <w:t xml:space="preserve">$35–55M</w:t>
-            </w:r>
-          </w:p>
-        </w:tc>
-      </w:tr>
-      <w:tr>
-        <w:tc>
-          <w:tcPr>
-            <w:tcW w:type="dxa" w:w="1800"/>
-            <w:tcBorders>
-              <w:top w:val="single" w:color="BBBBBB" w:sz="4"/>
-              <w:left w:val="single" w:color="BBBBBB" w:sz="4"/>
-              <w:bottom w:val="single" w:color="BBBBBB" w:sz="4"/>
-              <w:right w:val="single" w:color="BBBBBB" w:sz="4"/>
-            </w:tcBorders>
-            <w:shd w:fill="F5F5F5" w:val="clear"/>
-            <w:tcMar>
-              <w:top w:type="dxa" w:w="100"/>
-              <w:left w:type="dxa" w:w="140"/>
-              <w:bottom w:type="dxa" w:w="100"/>
-              <w:right w:type="dxa" w:w="140"/>
-            </w:tcMar>
-          </w:tcPr>
-          <w:p>
-            <w:pPr>
-              <w:jc w:val="left"/>
-            </w:pPr>
-            <w:r>
-              <w:rPr>
-                <w:rFonts w:ascii="Arial" w:cs="Arial" w:eastAsia="Arial" w:hAnsi="Arial"/>
-                <w:b/>
-                <w:bCs/>
-                <w:color w:val="000000"/>
-                <w:sz w:val="20"/>
-                <w:szCs w:val="20"/>
-              </w:rPr>
-              <w:t xml:space="preserve">Year 2</w:t>
-            </w:r>
-          </w:p>
-        </w:tc>
-        <w:tc>
-          <w:tcPr>
-            <w:tcW w:type="dxa" w:w="3200"/>
-            <w:tcBorders>
-              <w:top w:val="single" w:color="BBBBBB" w:sz="4"/>
-              <w:left w:val="single" w:color="BBBBBB" w:sz="4"/>
-              <w:bottom w:val="single" w:color="BBBBBB" w:sz="4"/>
-              <w:right w:val="single" w:color="BBBBBB" w:sz="4"/>
-            </w:tcBorders>
-            <w:shd w:fill="F5F5F5" w:val="clear"/>
-            <w:tcMar>
-              <w:top w:type="dxa" w:w="100"/>
-              <w:left w:type="dxa" w:w="140"/>
-              <w:bottom w:type="dxa" w:w="100"/>
-              <w:right w:type="dxa" w:w="140"/>
-            </w:tcMar>
-          </w:tcPr>
-          <w:p>
-            <w:pPr>
-              <w:jc w:val="left"/>
-            </w:pPr>
-            <w:r>
-              <w:rPr>
-                <w:rFonts w:ascii="Arial" w:cs="Arial" w:eastAsia="Arial" w:hAnsi="Arial"/>
-                <w:b w:val="false"/>
-                <w:bCs w:val="false"/>
-                <w:color w:val="000000"/>
-                <w:sz w:val="20"/>
-                <w:szCs w:val="20"/>
-              </w:rPr>
-              <w:t xml:space="preserve">+ Construction electrician (309A)</w:t>
-            </w:r>
-          </w:p>
-        </w:tc>
-        <w:tc>
-          <w:tcPr>
-            <w:tcW w:type="dxa" w:w="2200"/>
-            <w:tcBorders>
-              <w:top w:val="single" w:color="BBBBBB" w:sz="4"/>
-              <w:left w:val="single" w:color="BBBBBB" w:sz="4"/>
-              <w:bottom w:val="single" w:color="BBBBBB" w:sz="4"/>
-              <w:right w:val="single" w:color="BBBBBB" w:sz="4"/>
-            </w:tcBorders>
-            <w:shd w:fill="F5F5F5" w:val="clear"/>
-            <w:tcMar>
-              <w:top w:type="dxa" w:w="100"/>
-              <w:left w:type="dxa" w:w="140"/>
-              <w:bottom w:type="dxa" w:w="100"/>
-              <w:right w:type="dxa" w:w="140"/>
-            </w:tcMar>
-          </w:tcPr>
-          <w:p>
-            <w:pPr>
-              <w:jc w:val="right"/>
-            </w:pPr>
-            <w:r>
-              <w:rPr>
-                <w:rFonts w:ascii="Arial" w:cs="Arial" w:eastAsia="Arial" w:hAnsi="Arial"/>
-                <w:b w:val="false"/>
-                <w:bCs w:val="false"/>
-                <w:color w:val="000000"/>
-                <w:sz w:val="20"/>
-                <w:szCs w:val="20"/>
-              </w:rPr>
-              <w:t xml:space="preserve">93,486</w:t>
-            </w:r>
-          </w:p>
-        </w:tc>
-        <w:tc>
-          <w:tcPr>
-            <w:tcW w:type="dxa" w:w="2160"/>
-            <w:tcBorders>
-              <w:top w:val="single" w:color="BBBBBB" w:sz="4"/>
-              <w:left w:val="single" w:color="BBBBBB" w:sz="4"/>
-              <w:bottom w:val="single" w:color="BBBBBB" w:sz="4"/>
-              <w:right w:val="single" w:color="BBBBBB" w:sz="4"/>
-            </w:tcBorders>
-            <w:shd w:fill="F5F5F5" w:val="clear"/>
-            <w:tcMar>
-              <w:top w:type="dxa" w:w="100"/>
-              <w:left w:type="dxa" w:w="140"/>
-              <w:bottom w:type="dxa" w:w="100"/>
-              <w:right w:type="dxa" w:w="140"/>
-            </w:tcMar>
-          </w:tcPr>
-          <w:p>
-            <w:pPr>
-              <w:jc w:val="right"/>
-            </w:pPr>
-            <w:r>
-              <w:rPr>
-                <w:rFonts w:ascii="Arial" w:cs="Arial" w:eastAsia="Arial" w:hAnsi="Arial"/>
-                <w:b w:val="false"/>
-                <w:bCs w:val="false"/>
-                <w:color w:val="000000"/>
-                <w:sz w:val="20"/>
-                <w:szCs w:val="20"/>
-              </w:rPr>
-              <w:t xml:space="preserve">$110–175M</w:t>
-            </w:r>
-          </w:p>
-        </w:tc>
-      </w:tr>
-      <w:tr>
-        <w:tc>
-          <w:tcPr>
-            <w:tcW w:type="dxa" w:w="1800"/>
-            <w:tcBorders>
-              <w:top w:val="single" w:color="BBBBBB" w:sz="4"/>
-              <w:left w:val="single" w:color="BBBBBB" w:sz="4"/>
-              <w:bottom w:val="single" w:color="BBBBBB" w:sz="4"/>
-              <w:right w:val="single" w:color="BBBBBB" w:sz="4"/>
-            </w:tcBorders>
-            <w:tcMar>
-              <w:top w:type="dxa" w:w="100"/>
-              <w:left w:type="dxa" w:w="140"/>
-              <w:bottom w:type="dxa" w:w="100"/>
-              <w:right w:type="dxa" w:w="140"/>
-            </w:tcMar>
-          </w:tcPr>
-          <w:p>
-            <w:pPr>
-              <w:jc w:val="left"/>
-            </w:pPr>
-            <w:r>
-              <w:rPr>
-                <w:rFonts w:ascii="Arial" w:cs="Arial" w:eastAsia="Arial" w:hAnsi="Arial"/>
-                <w:b/>
-                <w:bCs/>
-                <w:color w:val="000000"/>
-                <w:sz w:val="20"/>
-                <w:szCs w:val="20"/>
-              </w:rPr>
-              <w:t xml:space="preserve">Year 2–3</w:t>
-            </w:r>
-          </w:p>
-        </w:tc>
-        <w:tc>
-          <w:tcPr>
-            <w:tcW w:type="dxa" w:w="3200"/>
-            <w:tcBorders>
-              <w:top w:val="single" w:color="BBBBBB" w:sz="4"/>
-              <w:left w:val="single" w:color="BBBBBB" w:sz="4"/>
-              <w:bottom w:val="single" w:color="BBBBBB" w:sz="4"/>
-              <w:right w:val="single" w:color="BBBBBB" w:sz="4"/>
-            </w:tcBorders>
-            <w:tcMar>
-              <w:top w:type="dxa" w:w="100"/>
-              <w:left w:type="dxa" w:w="140"/>
-              <w:bottom w:type="dxa" w:w="100"/>
-              <w:right w:type="dxa" w:w="140"/>
-            </w:tcMar>
-          </w:tcPr>
-          <w:p>
-            <w:pPr>
-              <w:jc w:val="left"/>
-            </w:pPr>
-            <w:r>
-              <w:rPr>
-                <w:rFonts w:ascii="Arial" w:cs="Arial" w:eastAsia="Arial" w:hAnsi="Arial"/>
-                <w:b w:val="false"/>
-                <w:bCs w:val="false"/>
-                <w:color w:val="000000"/>
-                <w:sz w:val="20"/>
-                <w:szCs w:val="20"/>
-              </w:rPr>
-              <w:t xml:space="preserve">+ Welder + heavy duty equipment tech</w:t>
-            </w:r>
-          </w:p>
-        </w:tc>
-        <w:tc>
-          <w:tcPr>
-            <w:tcW w:type="dxa" w:w="2200"/>
-            <w:tcBorders>
-              <w:top w:val="single" w:color="BBBBBB" w:sz="4"/>
-              <w:left w:val="single" w:color="BBBBBB" w:sz="4"/>
-              <w:bottom w:val="single" w:color="BBBBBB" w:sz="4"/>
-              <w:right w:val="single" w:color="BBBBBB" w:sz="4"/>
-            </w:tcBorders>
-            <w:tcMar>
-              <w:top w:type="dxa" w:w="100"/>
-              <w:left w:type="dxa" w:w="140"/>
-              <w:bottom w:type="dxa" w:w="100"/>
-              <w:right w:type="dxa" w:w="140"/>
-            </w:tcMar>
-          </w:tcPr>
-          <w:p>
-            <w:pPr>
-              <w:jc w:val="right"/>
-            </w:pPr>
-            <w:r>
-              <w:rPr>
-                <w:rFonts w:ascii="Arial" w:cs="Arial" w:eastAsia="Arial" w:hAnsi="Arial"/>
-                <w:b w:val="false"/>
-                <w:bCs w:val="false"/>
-                <w:color w:val="000000"/>
-                <w:sz w:val="20"/>
-                <w:szCs w:val="20"/>
-              </w:rPr>
-              <w:t xml:space="preserve">124,593</w:t>
-            </w:r>
-          </w:p>
-        </w:tc>
-        <w:tc>
-          <w:tcPr>
-            <w:tcW w:type="dxa" w:w="2160"/>
-            <w:tcBorders>
-              <w:top w:val="single" w:color="BBBBBB" w:sz="4"/>
-              <w:left w:val="single" w:color="BBBBBB" w:sz="4"/>
-              <w:bottom w:val="single" w:color="BBBBBB" w:sz="4"/>
-              <w:right w:val="single" w:color="BBBBBB" w:sz="4"/>
-            </w:tcBorders>
-            <w:tcMar>
-              <w:top w:type="dxa" w:w="100"/>
-              <w:left w:type="dxa" w:w="140"/>
-              <w:bottom w:type="dxa" w:w="100"/>
-              <w:right w:type="dxa" w:w="140"/>
-            </w:tcMar>
-          </w:tcPr>
-          <w:p>
-            <w:pPr>
-              <w:jc w:val="right"/>
-            </w:pPr>
-            <w:r>
-              <w:rPr>
-                <w:rFonts w:ascii="Arial" w:cs="Arial" w:eastAsia="Arial" w:hAnsi="Arial"/>
-                <w:b w:val="false"/>
-                <w:bCs w:val="false"/>
-                <w:color w:val="000000"/>
-                <w:sz w:val="20"/>
-                <w:szCs w:val="20"/>
-              </w:rPr>
-              <w:t xml:space="preserve">$155–245M</w:t>
-            </w:r>
-          </w:p>
-        </w:tc>
-      </w:tr>
-      <w:tr>
-        <w:tc>
-          <w:tcPr>
-            <w:tcW w:type="dxa" w:w="1800"/>
-            <w:tcBorders>
-              <w:top w:val="single" w:color="BBBBBB" w:sz="4"/>
-              <w:left w:val="single" w:color="BBBBBB" w:sz="4"/>
-              <w:bottom w:val="single" w:color="BBBBBB" w:sz="4"/>
-              <w:right w:val="single" w:color="BBBBBB" w:sz="4"/>
-            </w:tcBorders>
-            <w:shd w:fill="F5F5F5" w:val="clear"/>
-            <w:tcMar>
-              <w:top w:type="dxa" w:w="100"/>
-              <w:left w:type="dxa" w:w="140"/>
-              <w:bottom w:type="dxa" w:w="100"/>
-              <w:right w:type="dxa" w:w="140"/>
-            </w:tcMar>
-          </w:tcPr>
-          <w:p>
-            <w:pPr>
-              <w:jc w:val="left"/>
-            </w:pPr>
-            <w:r>
-              <w:rPr>
-                <w:rFonts w:ascii="Arial" w:cs="Arial" w:eastAsia="Arial" w:hAnsi="Arial"/>
-                <w:b/>
-                <w:bCs/>
-                <w:color w:val="000000"/>
-                <w:sz w:val="20"/>
-                <w:szCs w:val="20"/>
-              </w:rPr>
-              <w:t xml:space="preserve">Year 3–4</w:t>
-            </w:r>
-          </w:p>
-        </w:tc>
-        <w:tc>
-          <w:tcPr>
-            <w:tcW w:type="dxa" w:w="3200"/>
-            <w:tcBorders>
-              <w:top w:val="single" w:color="BBBBBB" w:sz="4"/>
-              <w:left w:val="single" w:color="BBBBBB" w:sz="4"/>
-              <w:bottom w:val="single" w:color="BBBBBB" w:sz="4"/>
-              <w:right w:val="single" w:color="BBBBBB" w:sz="4"/>
-            </w:tcBorders>
-            <w:shd w:fill="F5F5F5" w:val="clear"/>
-            <w:tcMar>
-              <w:top w:type="dxa" w:w="100"/>
-              <w:left w:type="dxa" w:w="140"/>
-              <w:bottom w:type="dxa" w:w="100"/>
-              <w:right w:type="dxa" w:w="140"/>
-            </w:tcMar>
-          </w:tcPr>
-          <w:p>
-            <w:pPr>
-              <w:jc w:val="left"/>
-            </w:pPr>
-            <w:r>
-              <w:rPr>
-                <w:rFonts w:ascii="Arial" w:cs="Arial" w:eastAsia="Arial" w:hAnsi="Arial"/>
-                <w:b w:val="false"/>
-                <w:bCs w:val="false"/>
-                <w:color w:val="000000"/>
-                <w:sz w:val="20"/>
-                <w:szCs w:val="20"/>
-              </w:rPr>
-              <w:t xml:space="preserve">+ Steamfitter/pipefitter + automotive</w:t>
-            </w:r>
-          </w:p>
-        </w:tc>
-        <w:tc>
-          <w:tcPr>
-            <w:tcW w:type="dxa" w:w="2200"/>
-            <w:tcBorders>
-              <w:top w:val="single" w:color="BBBBBB" w:sz="4"/>
-              <w:left w:val="single" w:color="BBBBBB" w:sz="4"/>
-              <w:bottom w:val="single" w:color="BBBBBB" w:sz="4"/>
-              <w:right w:val="single" w:color="BBBBBB" w:sz="4"/>
-            </w:tcBorders>
-            <w:shd w:fill="F5F5F5" w:val="clear"/>
-            <w:tcMar>
-              <w:top w:type="dxa" w:w="100"/>
-              <w:left w:type="dxa" w:w="140"/>
-              <w:bottom w:type="dxa" w:w="100"/>
-              <w:right w:type="dxa" w:w="140"/>
-            </w:tcMar>
-          </w:tcPr>
-          <w:p>
-            <w:pPr>
-              <w:jc w:val="right"/>
-            </w:pPr>
-            <w:r>
-              <w:rPr>
-                <w:rFonts w:ascii="Arial" w:cs="Arial" w:eastAsia="Arial" w:hAnsi="Arial"/>
-                <w:b w:val="false"/>
-                <w:bCs w:val="false"/>
-                <w:color w:val="000000"/>
-                <w:sz w:val="20"/>
-                <w:szCs w:val="20"/>
-              </w:rPr>
-              <w:t xml:space="preserve">165,843</w:t>
-            </w:r>
-          </w:p>
-        </w:tc>
-        <w:tc>
-          <w:tcPr>
-            <w:tcW w:type="dxa" w:w="2160"/>
-            <w:tcBorders>
-              <w:top w:val="single" w:color="BBBBBB" w:sz="4"/>
-              <w:left w:val="single" w:color="BBBBBB" w:sz="4"/>
-              <w:bottom w:val="single" w:color="BBBBBB" w:sz="4"/>
-              <w:right w:val="single" w:color="BBBBBB" w:sz="4"/>
-            </w:tcBorders>
-            <w:shd w:fill="F5F5F5" w:val="clear"/>
-            <w:tcMar>
-              <w:top w:type="dxa" w:w="100"/>
-              <w:left w:type="dxa" w:w="140"/>
-              <w:bottom w:type="dxa" w:w="100"/>
-              <w:right w:type="dxa" w:w="140"/>
-            </w:tcMar>
-          </w:tcPr>
-          <w:p>
-            <w:pPr>
-              <w:jc w:val="right"/>
-            </w:pPr>
-            <w:r>
-              <w:rPr>
-                <w:rFonts w:ascii="Arial" w:cs="Arial" w:eastAsia="Arial" w:hAnsi="Arial"/>
-                <w:b w:val="false"/>
-                <w:bCs w:val="false"/>
-                <w:color w:val="000000"/>
-                <w:sz w:val="20"/>
-                <w:szCs w:val="20"/>
-              </w:rPr>
-              <w:t xml:space="preserve">$200–325M</w:t>
-            </w:r>
-          </w:p>
-        </w:tc>
-      </w:tr>
-    </w:tbl>
-    <w:p>
-      <w:pPr>
-        <w:spacing w:after="120" w:line="300"/>
-      </w:pPr>
-      <w:r>
-        <w:rPr>
-          <w:rFonts w:ascii="Arial" w:cs="Arial" w:eastAsia="Arial" w:hAnsi="Arial"/>
-        </w:rPr>
-        <w:t xml:space="preserve"> </w:t>
-      </w:r>
-    </w:p>
-    <w:p>
-      <w:pPr>
-        <w:spacing w:after="120" w:line="300"/>
-      </w:pPr>
-      <w:r>
-        <w:rPr>
-          <w:rFonts w:ascii="Arial" w:cs="Arial" w:eastAsia="Arial" w:hAnsi="Arial"/>
-        </w:rPr>
-        <w:t xml:space="preserve">The jump from "millwright + industrial electrician" to "six industrial trades" is a 5–6x TAM expansion that uses the same platform, the same warehouse, the same college relationships, and the same checkout flow. </w:t>
-      </w:r>
-      <w:r>
-        <w:rPr>
-          <w:rFonts w:ascii="Arial" w:cs="Arial" w:eastAsia="Arial" w:hAnsi="Arial"/>
-          <w:b/>
-          <w:bCs/>
-        </w:rPr>
-        <w:t xml:space="preserve">Each additional vertical costs a product curation sprint, not a new business.</w:t>
-      </w:r>
-    </w:p>
-    <w:p>
-      <w:pPr>
-        <w:pStyle w:val="Heading2"/>
-      </w:pPr>
-      <w:r>
-        <w:rPr>
-          <w:rFonts w:ascii="Arial" w:cs="Arial" w:eastAsia="Arial" w:hAnsi="Arial"/>
-        </w:rPr>
-        <w:t xml:space="preserve">3.3 Why This Matters to BTS Strategically</w:t>
-      </w:r>
-    </w:p>
-    <w:p>
-      <w:pPr>
-        <w:spacing w:after="120" w:line="300"/>
-      </w:pPr>
-      <w:r>
-        <w:rPr>
-          <w:rFonts w:ascii="Arial" w:cs="Arial" w:eastAsia="Arial" w:hAnsi="Arial"/>
-        </w:rPr>
-        <w:t xml:space="preserve">Phil’s existing labour/service business is structurally capped: </w:t>
-      </w:r>
-      <w:r>
-        <w:rPr>
-          <w:rFonts w:ascii="Arial" w:cs="Arial" w:eastAsia="Arial" w:hAnsi="Arial"/>
-        </w:rPr>
-        <w:t xml:space="preserve">revenue scales linearly with the number of certified tradespeople BTS can recruit and the hours they can bill. An e-commerce division is structurally uncapped. Revenue compounds on each new trade vertical, each new college account, and each new geography — all on the same fixed infrastructure. This is not a side business bolted onto BTS. It is the scalable, compounding revenue division of the company — the part that grows without adding headcount proportionally.</w:t>
-      </w:r>
-    </w:p>
-    <w:p>
-      <w:pPr>
-        <w:spacing w:after="120" w:line="300"/>
-      </w:pPr>
-      <w:r>
-        <w:rPr>
-          <w:rFonts w:ascii="Arial" w:cs="Arial" w:eastAsia="Arial" w:hAnsi="Arial"/>
-        </w:rPr>
-        <w:t xml:space="preserve">The role Russell fills — setting up, scaling, and systematizing each new trade vertical repeatably and sustainably, with maximum automation throughout — is the role that makes this a platform rather than a project. The operator who builds the playbook once, proves it on core trades, then runs it across six verticals with declining marginal cost per vertical is the reason the business can eventually run at scale with a market-rate management team.</w:t>
-      </w:r>
-    </w:p>
-    <w:p>
-      <w:pPr>
-        <w:pStyle w:val="Heading1"/>
-      </w:pPr>
-      <w:r>
-        <w:rPr>
-          <w:rFonts w:ascii="Arial" w:cs="Arial" w:eastAsia="Arial" w:hAnsi="Arial"/>
-        </w:rPr>
-        <w:t xml:space="preserve">4. Market Growth Drivers</w:t>
-      </w:r>
-    </w:p>
-    <w:p>
-      <w:pPr>
-        <w:spacing w:after="120" w:line="300"/>
-      </w:pPr>
-      <w:r>
-        <w:rPr>
-          <w:rFonts w:ascii="Arial" w:cs="Arial" w:eastAsia="Arial" w:hAnsi="Arial"/>
-        </w:rPr>
-        <w:t xml:space="preserve">Three independent forecasts confirm the customer base is growing faster than population:</w:t>
+        <w:t xml:space="preserve">2. Secondary Market — Rest of Canada</w:t>
       </w:r>
     </w:p>
     <w:p>
@@ -4116,18 +1203,359 @@
       <w:r>
         <w:rPr>
           <w:rFonts w:ascii="Arial" w:cs="Arial" w:eastAsia="Arial" w:hAnsi="Arial"/>
+        </w:rPr>
+        <w:t xml:space="preserve">Canada-wide new apprenticeship registrations: </w:t>
+      </w:r>
+      <w:r>
+        <w:rPr>
+          <w:rFonts w:ascii="Arial" w:cs="Arial" w:eastAsia="Arial" w:hAnsi="Arial"/>
           <w:b/>
           <w:bCs/>
         </w:rPr>
+        <w:t xml:space="preserve">101,541 in 2024 (+5.9% YoY, record high). </w:t>
+      </w:r>
+      <w:hyperlink w:history="1" r:id="rIdqfdjxcykzp9swonrcilqi">
+        <w:r>
+          <w:rPr>
+            <w:rStyle w:val="Hyperlink"/>
+            <w:rFonts w:ascii="Arial" w:cs="Arial" w:eastAsia="Arial" w:hAnsi="Arial"/>
+            <w:color w:val="0645AD"/>
+            <w:u w:val="single"/>
+          </w:rPr>
+          <w:t xml:space="preserve">Source: Statistics Canada RAIS, Dec 11 2025.</w:t>
+        </w:r>
+      </w:hyperlink>
+    </w:p>
+    <w:p>
+      <w:pPr>
+        <w:pStyle w:val="ListParagraph"/>
+        <w:numPr>
+          <w:ilvl w:val="0"/>
+          <w:numId w:val="2"/>
+        </w:numPr>
+        <w:spacing w:after="80" w:line="280"/>
+      </w:pPr>
+      <w:r>
+        <w:rPr>
+          <w:rFonts w:ascii="Arial" w:cs="Arial" w:eastAsia="Arial" w:hAnsi="Arial"/>
+        </w:rPr>
+        <w:t xml:space="preserve">Certifications completed 2024: </w:t>
+      </w:r>
+      <w:r>
+        <w:rPr>
+          <w:rFonts w:ascii="Arial" w:cs="Arial" w:eastAsia="Arial" w:hAnsi="Arial"/>
+          <w:b/>
+          <w:bCs/>
+        </w:rPr>
+        <w:t xml:space="preserve">46,971 (still 9.6% below pre-pandemic), </w:t>
+      </w:r>
+      <w:r>
+        <w:rPr>
+          <w:rFonts w:ascii="Arial" w:cs="Arial" w:eastAsia="Arial" w:hAnsi="Arial"/>
+        </w:rPr>
+        <w:t xml:space="preserve">which indicates an undersupplied pipeline — demand for tradespeople is running ahead of supply, which in turn protects pricing power in this category. </w:t>
+      </w:r>
+      <w:hyperlink w:history="1" r:id="rIdtv_xv1ubbcuzofr09wadd">
+        <w:r>
+          <w:rPr>
+            <w:rStyle w:val="Hyperlink"/>
+            <w:rFonts w:ascii="Arial" w:cs="Arial" w:eastAsia="Arial" w:hAnsi="Arial"/>
+            <w:color w:val="0645AD"/>
+            <w:u w:val="single"/>
+          </w:rPr>
+          <w:t xml:space="preserve">Source: Statistics Canada.</w:t>
+        </w:r>
+      </w:hyperlink>
+    </w:p>
+    <w:p>
+      <w:pPr>
+        <w:spacing w:after="120" w:line="300"/>
+      </w:pPr>
+      <w:r>
+        <w:rPr>
+          <w:rFonts w:ascii="Arial" w:cs="Arial" w:eastAsia="Arial" w:hAnsi="Arial"/>
+        </w:rPr>
+        <w:t xml:space="preserve">Scaling the Ontario TAM by population share (Ontario ≈ 38% of Canada) gives a rest-of-Canada TAM of roughly 1.6× Ontario. Provinces of particular interest: Alberta (oil/gas/mining), Quebec (manufacturing), BC (mining/forestry), Saskatchewan (potash/mining).</w:t>
+      </w:r>
+    </w:p>
+    <w:p>
+      <w:pPr>
+        <w:spacing w:after="120" w:line="300"/>
+      </w:pPr>
+      <w:r>
+        <w:rPr>
+          <w:rFonts w:ascii="Arial" w:cs="Arial" w:eastAsia="Arial" w:hAnsi="Arial"/>
+          <w:b/>
+          <w:bCs/>
+        </w:rPr>
+        <w:t xml:space="preserve">Combined Canada primary TAM: </w:t>
+      </w:r>
+      <w:r>
+        <w:rPr>
+          <w:rFonts w:ascii="Arial" w:cs="Arial" w:eastAsia="Arial" w:hAnsi="Arial"/>
+        </w:rPr>
+        <w:t xml:space="preserve">$25M (conservative) — $47M (base) — $70M (optimistic). </w:t>
+      </w:r>
+      <w:r>
+        <w:rPr>
+          <w:rFonts w:ascii="Arial" w:cs="Arial" w:eastAsia="Arial" w:hAnsi="Arial"/>
+          <w:i/>
+          <w:iCs/>
+        </w:rPr>
+        <w:t xml:space="preserve">This validates and modestly widens the earlier $24–50M working estimate.</w:t>
+      </w:r>
+    </w:p>
+    <w:p>
+      <w:pPr>
+        <w:pStyle w:val="Heading1"/>
+      </w:pPr>
+      <w:r>
+        <w:rPr>
+          <w:rFonts w:ascii="Arial" w:cs="Arial" w:eastAsia="Arial" w:hAnsi="Arial"/>
+        </w:rPr>
+        <w:t xml:space="preserve">3. Expansion — Adjacent Trades</w:t>
+      </w:r>
+    </w:p>
+    <w:p>
+      <w:pPr>
+        <w:spacing w:after="120" w:line="300"/>
+      </w:pPr>
+      <w:r>
+        <w:rPr>
+          <w:rFonts w:ascii="Arial" w:cs="Arial" w:eastAsia="Arial" w:hAnsi="Arial"/>
+        </w:rPr>
+        <w:t xml:space="preserve">Once the core platform is running, the same curation, fulfillment, and digital marketing infrastructure can serve adjacent trade verticals with similar tool purchasing patterns and overlapping buyer personas (shop owners, apprentices, trade colleges). Each vertical is a marginal cost of a SKU curation sprint and supplier onboarding.</w:t>
+      </w:r>
+    </w:p>
+    <w:p>
+      <w:pPr>
+        <w:pStyle w:val="ListParagraph"/>
+        <w:numPr>
+          <w:ilvl w:val="0"/>
+          <w:numId w:val="2"/>
+        </w:numPr>
+        <w:spacing w:after="80" w:line="280"/>
+      </w:pPr>
+      <w:r>
+        <w:rPr>
+          <w:rFonts w:ascii="Arial" w:cs="Arial" w:eastAsia="Arial" w:hAnsi="Arial"/>
+        </w:rPr>
+        <w:t xml:space="preserve">Welders in Ontario alone: ~24,600 employed (Statistics Canada occupational data). Canada-wide welder population several times larger.</w:t>
+      </w:r>
+    </w:p>
+    <w:p>
+      <w:pPr>
+        <w:pStyle w:val="ListParagraph"/>
+        <w:numPr>
+          <w:ilvl w:val="0"/>
+          <w:numId w:val="2"/>
+        </w:numPr>
+        <w:spacing w:after="80" w:line="280"/>
+      </w:pPr>
+      <w:r>
+        <w:rPr>
+          <w:rFonts w:ascii="Arial" w:cs="Arial" w:eastAsia="Arial" w:hAnsi="Arial"/>
+        </w:rPr>
+        <w:t xml:space="preserve">HVAC technicians (NOC 72304), machinists (NOC 72203), automotive service technicians (NOC 72301): material addressable populations per Statistics Canada Labour Force Survey Table 14-10-0041-01.</w:t>
+      </w:r>
+    </w:p>
+    <w:p>
+      <w:pPr>
+        <w:spacing w:after="120" w:line="300"/>
+      </w:pPr>
+      <w:r>
+        <w:rPr>
+          <w:rFonts w:ascii="Arial" w:cs="Arial" w:eastAsia="Arial" w:hAnsi="Arial"/>
+        </w:rPr>
+        <w:t xml:space="preserve">Conservative assumption: each adjacent trade vertical adds 50–80% of the millwright+electrician TAM. Four verticals (welding, HVAC, machining, automotive) therefore add </w:t>
+      </w:r>
+      <w:r>
+        <w:rPr>
+          <w:rFonts w:ascii="Arial" w:cs="Arial" w:eastAsia="Arial" w:hAnsi="Arial"/>
+          <w:b/>
+          <w:bCs/>
+        </w:rPr>
+        <w:t xml:space="preserve">$60–180M/year</w:t>
+      </w:r>
+      <w:r>
+        <w:rPr>
+          <w:rFonts w:ascii="Arial" w:cs="Arial" w:eastAsia="Arial" w:hAnsi="Arial"/>
+        </w:rPr>
+        <w:t xml:space="preserve"> across Canada. Entry cost per vertical: estimated $5–15K in curation effort plus existing supplier leverage.</w:t>
+      </w:r>
+    </w:p>
+    <w:p>
+      <w:pPr>
+        <w:spacing w:after="120" w:line="300"/>
+      </w:pPr>
+      <w:r>
+        <w:rPr>
+          <w:rFonts w:ascii="Arial" w:cs="Arial" w:eastAsia="Arial" w:hAnsi="Arial"/>
+        </w:rPr>
+        <w:t xml:space="preserve">Strategic note: Phil should see the adjacent-trades optionality as the single biggest argument for spinning this into a standalone e-commerce entity. The fixed digital infrastructure (SEO moat, email list, checkout, warehouse workflow) pays for itself once in millwright + electrician, then earns compounding returns across every additional vertical with near-zero marginal fixed cost.</w:t>
+      </w:r>
+    </w:p>
+    <w:p>
+      <w:pPr>
+        <w:pStyle w:val="Heading1"/>
+      </w:pPr>
+      <w:r>
+        <w:rPr>
+          <w:rFonts w:ascii="Arial" w:cs="Arial" w:eastAsia="Arial" w:hAnsi="Arial"/>
+        </w:rPr>
+        <w:t xml:space="preserve">4. Expansion — US Market (Year 3–4)</w:t>
+      </w:r>
+    </w:p>
+    <w:p>
+      <w:pPr>
+        <w:pStyle w:val="ListParagraph"/>
+        <w:numPr>
+          <w:ilvl w:val="0"/>
+          <w:numId w:val="2"/>
+        </w:numPr>
+        <w:spacing w:after="80" w:line="280"/>
+      </w:pPr>
+      <w:r>
+        <w:rPr>
+          <w:rFonts w:ascii="Arial" w:cs="Arial" w:eastAsia="Arial" w:hAnsi="Arial"/>
+        </w:rPr>
+        <w:t xml:space="preserve">US millwrights (SOC 49-9044): </w:t>
+      </w:r>
+      <w:r>
+        <w:rPr>
+          <w:rFonts w:ascii="Arial" w:cs="Arial" w:eastAsia="Arial" w:hAnsi="Arial"/>
+          <w:b/>
+          <w:bCs/>
+        </w:rPr>
+        <w:t xml:space="preserve">72,500 employed (May 2024), median wage $63,510/yr, 13% projected growth to 2034, ~5,400 annual openings. </w:t>
+      </w:r>
+      <w:hyperlink w:history="1" r:id="rId7ujyiabhhvuft7mzmumkd">
+        <w:r>
+          <w:rPr>
+            <w:rStyle w:val="Hyperlink"/>
+            <w:rFonts w:ascii="Arial" w:cs="Arial" w:eastAsia="Arial" w:hAnsi="Arial"/>
+            <w:color w:val="0645AD"/>
+            <w:u w:val="single"/>
+          </w:rPr>
+          <w:t xml:space="preserve">Source: US BLS.</w:t>
+        </w:r>
+      </w:hyperlink>
+    </w:p>
+    <w:p>
+      <w:pPr>
+        <w:pStyle w:val="ListParagraph"/>
+        <w:numPr>
+          <w:ilvl w:val="0"/>
+          <w:numId w:val="2"/>
+        </w:numPr>
+        <w:spacing w:after="80" w:line="280"/>
+      </w:pPr>
+      <w:r>
+        <w:rPr>
+          <w:rFonts w:ascii="Arial" w:cs="Arial" w:eastAsia="Arial" w:hAnsi="Arial"/>
+        </w:rPr>
+        <w:t xml:space="preserve">US industrial machinery mechanics + maintenance workers + millwrights combined: </w:t>
+      </w:r>
+      <w:r>
+        <w:rPr>
+          <w:rFonts w:ascii="Arial" w:cs="Arial" w:eastAsia="Arial" w:hAnsi="Arial"/>
+          <w:b/>
+          <w:bCs/>
+        </w:rPr>
+        <w:t xml:space="preserve">538,300 employed, 54,200 annual openings, 13% projected growth. </w:t>
+      </w:r>
+      <w:hyperlink w:history="1" r:id="rIdf0jedomwxdfq_gg7huf-z">
+        <w:r>
+          <w:rPr>
+            <w:rStyle w:val="Hyperlink"/>
+            <w:rFonts w:ascii="Arial" w:cs="Arial" w:eastAsia="Arial" w:hAnsi="Arial"/>
+            <w:color w:val="0645AD"/>
+            <w:u w:val="single"/>
+          </w:rPr>
+          <w:t xml:space="preserve">Source: US BLS Occupational Outlook Handbook.</w:t>
+        </w:r>
+      </w:hyperlink>
+    </w:p>
+    <w:p>
+      <w:pPr>
+        <w:spacing w:after="120" w:line="300"/>
+      </w:pPr>
+      <w:r>
+        <w:rPr>
+          <w:rFonts w:ascii="Arial" w:cs="Arial" w:eastAsia="Arial" w:hAnsi="Arial"/>
+        </w:rPr>
+        <w:t xml:space="preserve">The US market is roughly 18–22× the size of its Canadian equivalent. Realistic entry is Year 3–4, beginning with northern border states (Michigan, Ohio, Pennsylvania, New York), using a dropship-first model or a US 3PL to avoid cross-border fulfillment friction. Barriers include imperial-vs-metric tool preferences, USMCA tariff compliance, warranty logistics, and brand recognition — all of which are manageable on a multi-year build but should not be underwritten in Year 1 projections.</w:t>
+      </w:r>
+    </w:p>
+    <w:p>
+      <w:pPr>
+        <w:spacing w:after="120" w:line="300"/>
+      </w:pPr>
+      <w:r>
+        <w:rPr>
+          <w:rFonts w:ascii="Arial" w:cs="Arial" w:eastAsia="Arial" w:hAnsi="Arial"/>
+        </w:rPr>
+        <w:t xml:space="preserve">Upside scenario: capturing 0.5% of US industrial mechanic/millwright tool spend would add </w:t>
+      </w:r>
+      <w:r>
+        <w:rPr>
+          <w:rFonts w:ascii="Arial" w:cs="Arial" w:eastAsia="Arial" w:hAnsi="Arial"/>
+          <w:b/>
+          <w:bCs/>
+        </w:rPr>
+        <w:t xml:space="preserve">$5–15M/year</w:t>
+      </w:r>
+      <w:r>
+        <w:rPr>
+          <w:rFonts w:ascii="Arial" w:cs="Arial" w:eastAsia="Arial" w:hAnsi="Arial"/>
+        </w:rPr>
+        <w:t xml:space="preserve"> of US revenue on top of the Canadian business — roughly doubling Year 5 revenue if pursued.</w:t>
+      </w:r>
+    </w:p>
+    <w:p>
+      <w:pPr>
+        <w:pStyle w:val="Heading1"/>
+      </w:pPr>
+      <w:r>
+        <w:rPr>
+          <w:rFonts w:ascii="Arial" w:cs="Arial" w:eastAsia="Arial" w:hAnsi="Arial"/>
+        </w:rPr>
+        <w:t xml:space="preserve">5. Market Growth Drivers</w:t>
+      </w:r>
+    </w:p>
+    <w:p>
+      <w:pPr>
+        <w:spacing w:after="120" w:line="300"/>
+      </w:pPr>
+      <w:r>
+        <w:rPr>
+          <w:rFonts w:ascii="Arial" w:cs="Arial" w:eastAsia="Arial" w:hAnsi="Arial"/>
+        </w:rPr>
+        <w:t xml:space="preserve">Three independent forecasts suggest the customer base is growing faster than population, not shrinking.</w:t>
+      </w:r>
+    </w:p>
+    <w:p>
+      <w:pPr>
+        <w:pStyle w:val="ListParagraph"/>
+        <w:numPr>
+          <w:ilvl w:val="0"/>
+          <w:numId w:val="2"/>
+        </w:numPr>
+        <w:spacing w:after="80" w:line="280"/>
+      </w:pPr>
+      <w:r>
+        <w:rPr>
+          <w:rFonts w:ascii="Arial" w:cs="Arial" w:eastAsia="Arial" w:hAnsi="Arial"/>
+        </w:rPr>
         <w:t xml:space="preserve">RBC skilled trades shortage projection: </w:t>
       </w:r>
       <w:r>
         <w:rPr>
           <w:rFonts w:ascii="Arial" w:cs="Arial" w:eastAsia="Arial" w:hAnsi="Arial"/>
         </w:rPr>
-        <w:t xml:space="preserve">minimum 10,000-person shortfall in 56 Red Seal trades by 2029; up to 100,000+ including provincially regulated trades. Shortages "particularly acute among industrial mechanics, boilermakers, welders." </w:t>
-      </w:r>
-      <w:hyperlink w:history="1" r:id="rId2kytlqfbtrszmto1ffyin">
+        <w:t xml:space="preserve">minimum 10,000-person shortfall in 56 Red Seal trades by 2029; up to 100,000+ when provincially regulated trades are included. Shortages "particularly acute among industrial mechanics, boilermakers, welders." </w:t>
+      </w:r>
+      <w:hyperlink w:history="1" r:id="rIdvtps8jcy7aijuspawxvc-">
         <w:r>
           <w:rPr>
             <w:rStyle w:val="Hyperlink"/>
@@ -4151,18 +1579,16 @@
       <w:r>
         <w:rPr>
           <w:rFonts w:ascii="Arial" w:cs="Arial" w:eastAsia="Arial" w:hAnsi="Arial"/>
-          <w:b/>
-          <w:bCs/>
-        </w:rPr>
-        <w:t xml:space="preserve">BuildForce Canada (through 2033): </w:t>
-      </w:r>
-      <w:r>
-        <w:rPr>
-          <w:rFonts w:ascii="Arial" w:cs="Arial" w:eastAsia="Arial" w:hAnsi="Arial"/>
-        </w:rPr>
-        <w:t xml:space="preserve">351,800 total hiring requirements, 263,400 from retirements (21% of workforce), 88,400+ from growth. Recruitment gap: ~85,500 workers. </w:t>
-      </w:r>
-      <w:hyperlink w:history="1" r:id="rId5gdvv6l9kvbis3rva9zy_">
+        </w:rPr>
+        <w:t xml:space="preserve">BuildForce Canada labour demand (through 2033): </w:t>
+      </w:r>
+      <w:r>
+        <w:rPr>
+          <w:rFonts w:ascii="Arial" w:cs="Arial" w:eastAsia="Arial" w:hAnsi="Arial"/>
+        </w:rPr>
+        <w:t xml:space="preserve">351,800 total hiring requirements, 263,400 driven by retirements (21% of current labour force), 88,400+ from growth. Recruitment gap: ~85,500 workers. </w:t>
+      </w:r>
+      <w:hyperlink w:history="1" r:id="rIdulow3p9xdkfpt-igzaqoo">
         <w:r>
           <w:rPr>
             <w:rStyle w:val="Hyperlink"/>
@@ -4186,8 +1612,6 @@
       <w:r>
         <w:rPr>
           <w:rFonts w:ascii="Arial" w:cs="Arial" w:eastAsia="Arial" w:hAnsi="Arial"/>
-          <w:b/>
-          <w:bCs/>
         </w:rPr>
         <w:t xml:space="preserve">Government training equipment funding: </w:t>
       </w:r>
@@ -4195,9 +1619,9 @@
         <w:rPr>
           <w:rFonts w:ascii="Arial" w:cs="Arial" w:eastAsia="Arial" w:hAnsi="Arial"/>
         </w:rPr>
-        <w:t xml:space="preserve">CAS-ITE provides up to $5M per union training project; $20M available 2025–26 — direct grant-funded purchasing power for college and union customers. </w:t>
-      </w:r>
-      <w:hyperlink w:history="1" r:id="rId6gyy44y3vr-oyukrc0lid">
+        <w:t xml:space="preserve">Canadian Apprenticeship Strategy – Investments in Training Equipment (CAS-ITE) provides up to $5M per union training project with $20M available in 2025–26 — direct grant-funded purchasing power for college and union customers. </w:t>
+      </w:r>
+      <w:hyperlink w:history="1" r:id="rIdkcaq5wzabt3ulpnqre1pd">
         <w:r>
           <w:rPr>
             <w:rStyle w:val="Hyperlink"/>
@@ -4205,7 +1629,7 @@
             <w:color w:val="0645AD"/>
             <w:u w:val="single"/>
           </w:rPr>
-          <w:t xml:space="preserve">Source: ESDC.</w:t>
+          <w:t xml:space="preserve">Source: Employment and Social Development Canada.</w:t>
         </w:r>
       </w:hyperlink>
     </w:p>
@@ -4217,99 +1641,7 @@
         <w:rPr>
           <w:rFonts w:ascii="Arial" w:cs="Arial" w:eastAsia="Arial" w:hAnsi="Arial"/>
         </w:rPr>
-        <w:t xml:space="preserve">These drivers independently suggest institutional buyers (colleges, unions, sector councils) are actively looking for qualified vendors to absorb grant money. A credible specialized supplier is a scarce resource in this category.</w:t>
-      </w:r>
-    </w:p>
-    <w:p>
-      <w:pPr>
-        <w:pStyle w:val="Heading1"/>
-      </w:pPr>
-      <w:r>
-        <w:rPr>
-          <w:rFonts w:ascii="Arial" w:cs="Arial" w:eastAsia="Arial" w:hAnsi="Arial"/>
-        </w:rPr>
-        <w:t xml:space="preserve">5. US Expansion Context (Year 3–4)</w:t>
-      </w:r>
-    </w:p>
-    <w:p>
-      <w:pPr>
-        <w:pStyle w:val="ListParagraph"/>
-        <w:numPr>
-          <w:ilvl w:val="0"/>
-          <w:numId w:val="2"/>
-        </w:numPr>
-        <w:spacing w:after="80" w:line="280"/>
-      </w:pPr>
-      <w:r>
-        <w:rPr>
-          <w:rFonts w:ascii="Arial" w:cs="Arial" w:eastAsia="Arial" w:hAnsi="Arial"/>
-        </w:rPr>
-        <w:t xml:space="preserve">US millwrights (SOC 49-9044): </w:t>
-      </w:r>
-      <w:r>
-        <w:rPr>
-          <w:rFonts w:ascii="Arial" w:cs="Arial" w:eastAsia="Arial" w:hAnsi="Arial"/>
-          <w:b/>
-          <w:bCs/>
-        </w:rPr>
-        <w:t xml:space="preserve">72,500 employed (May 2024), median wage $63,510/yr, 13% projected growth to 2034, ~5,400 annual openings. </w:t>
-      </w:r>
-      <w:hyperlink w:history="1" r:id="rIdhl1u-2dvgk8rirpam61ti">
-        <w:r>
-          <w:rPr>
-            <w:rStyle w:val="Hyperlink"/>
-            <w:rFonts w:ascii="Arial" w:cs="Arial" w:eastAsia="Arial" w:hAnsi="Arial"/>
-            <w:color w:val="0645AD"/>
-            <w:u w:val="single"/>
-          </w:rPr>
-          <w:t xml:space="preserve">Source: US BLS.</w:t>
-        </w:r>
-      </w:hyperlink>
-    </w:p>
-    <w:p>
-      <w:pPr>
-        <w:pStyle w:val="ListParagraph"/>
-        <w:numPr>
-          <w:ilvl w:val="0"/>
-          <w:numId w:val="2"/>
-        </w:numPr>
-        <w:spacing w:after="80" w:line="280"/>
-      </w:pPr>
-      <w:r>
-        <w:rPr>
-          <w:rFonts w:ascii="Arial" w:cs="Arial" w:eastAsia="Arial" w:hAnsi="Arial"/>
-        </w:rPr>
-        <w:t xml:space="preserve">US combined industrial mechanics + maintenance + millwrights: </w:t>
-      </w:r>
-      <w:r>
-        <w:rPr>
-          <w:rFonts w:ascii="Arial" w:cs="Arial" w:eastAsia="Arial" w:hAnsi="Arial"/>
-          <w:b/>
-          <w:bCs/>
-        </w:rPr>
-        <w:t xml:space="preserve">538,300 employed, 54,200 annual openings, 13% projected growth. </w:t>
-      </w:r>
-      <w:hyperlink w:history="1" r:id="rIdqen06yj-yvo94uvyqhgb2">
-        <w:r>
-          <w:rPr>
-            <w:rStyle w:val="Hyperlink"/>
-            <w:rFonts w:ascii="Arial" w:cs="Arial" w:eastAsia="Arial" w:hAnsi="Arial"/>
-            <w:color w:val="0645AD"/>
-            <w:u w:val="single"/>
-          </w:rPr>
-          <w:t xml:space="preserve">Source: US BLS OOH.</w:t>
-        </w:r>
-      </w:hyperlink>
-    </w:p>
-    <w:p>
-      <w:pPr>
-        <w:spacing w:after="120" w:line="300"/>
-      </w:pPr>
-      <w:r>
-        <w:rPr>
-          <w:rFonts w:ascii="Arial" w:cs="Arial" w:eastAsia="Arial" w:hAnsi="Arial"/>
-        </w:rPr>
-        <w:t xml:space="preserve">The US market is ~18–22x the Canadian equivalent. Realistic entry is Year 3–4, beginning with northern border states (Michigan, Ohio, Pennsylvania, New York) using dropship-first or US 3PL. Capturing 0.5% of US industrial mechanic/millwright tool spend would add $5–15M/year to the Canadian business.</w:t>
+        <w:t xml:space="preserve">These drivers mean the institutional (college, union, sector council) buyer segment is actively looking for qualified vendors to absorb grant money. A credible specialized supplier is a scarce resource in this category — which is also the Knells signal.</w:t>
       </w:r>
     </w:p>
     <w:p>
@@ -5215,7 +2547,7 @@
         <w:rPr>
           <w:rFonts w:ascii="Arial" w:cs="Arial" w:eastAsia="Arial" w:hAnsi="Arial"/>
         </w:rPr>
-        <w:t xml:space="preserve">BTS has structural advantages in each segment: domain authority on bullettrade.ca (individual), existing industrial customer relationships (shop), and the ability to add a direct sales motion through the college and union channels via existing relationships.</w:t>
+        <w:t xml:space="preserve">BTS has structural advantages in each segment: established Google domain authority on bullettrade.ca (individual segment), existing industrial customer relationships (shop segment), and the ability to add a direct sales motion (college and union segments). No pure digital entrant can replicate all three quickly.</w:t>
       </w:r>
     </w:p>
     <w:p>
@@ -5237,7 +2569,7 @@
         <w:rPr>
           <w:rFonts w:ascii="Arial" w:cs="Arial" w:eastAsia="Arial" w:hAnsi="Arial"/>
         </w:rPr>
-        <w:t xml:space="preserve">Base case assumes Ontario-first launch on core trades, national expansion in Year 2 with construction electrician added, one additional industrial trade vertical in Year 3, and a second in Year 4–5.</w:t>
+        <w:t xml:space="preserve">Base case assumes Ontario-first launch, national expansion in Year 2, one adjacent vertical in Year 3, and either a second adjacent vertical or US northern-states entry in Year 5. No aggressive penetration assumptions.</w:t>
       </w:r>
     </w:p>
     <w:tbl>
@@ -5497,7 +2829,7 @@
                 <w:sz w:val="20"/>
                 <w:szCs w:val="20"/>
               </w:rPr>
-              <w:t xml:space="preserve">MW + IE, Ontario, prove model</w:t>
+              <w:t xml:space="preserve">Ontario only, individuals + early shops</w:t>
             </w:r>
           </w:p>
         </w:tc>
@@ -5596,7 +2928,7 @@
                 <w:sz w:val="20"/>
                 <w:szCs w:val="20"/>
               </w:rPr>
-              <w:t xml:space="preserve">1–2% of core</w:t>
+              <w:t xml:space="preserve">3–5% of ON</w:t>
             </w:r>
           </w:p>
         </w:tc>
@@ -5666,7 +2998,7 @@
                 <w:sz w:val="20"/>
                 <w:szCs w:val="20"/>
               </w:rPr>
-              <w:t xml:space="preserve">National + add 309A electrician</w:t>
+              <w:t xml:space="preserve">National Canadian rollout</w:t>
             </w:r>
           </w:p>
         </w:tc>
@@ -5700,7 +3032,7 @@
                 <w:sz w:val="20"/>
                 <w:szCs w:val="20"/>
               </w:rPr>
-              <w:t xml:space="preserve">$1.5M–$2.5M</w:t>
+              <w:t xml:space="preserve">$1.2M–$1.8M</w:t>
             </w:r>
           </w:p>
         </w:tc>
@@ -5734,7 +3066,7 @@
                 <w:sz w:val="20"/>
                 <w:szCs w:val="20"/>
               </w:rPr>
-              <w:t xml:space="preserve">$375K–$625K</w:t>
+              <w:t xml:space="preserve">$300K–$450K</w:t>
             </w:r>
           </w:p>
         </w:tc>
@@ -5768,7 +3100,7 @@
                 <w:sz w:val="20"/>
                 <w:szCs w:val="20"/>
               </w:rPr>
-              <w:t xml:space="preserve">1–2% of expanded</w:t>
+              <w:t xml:space="preserve">3–4% of CA</w:t>
             </w:r>
           </w:p>
         </w:tc>
@@ -5836,7 +3168,7 @@
                 <w:sz w:val="20"/>
                 <w:szCs w:val="20"/>
               </w:rPr>
-              <w:t xml:space="preserve">+ Welder or heavy equip</w:t>
+              <w:t xml:space="preserve">First adjacent trade (welding or HVAC)</w:t>
             </w:r>
           </w:p>
         </w:tc>
@@ -5869,7 +3201,7 @@
                 <w:sz w:val="20"/>
                 <w:szCs w:val="20"/>
               </w:rPr>
-              <w:t xml:space="preserve">$3M–$5M</w:t>
+              <w:t xml:space="preserve">$2.0M–$3.0M</w:t>
             </w:r>
           </w:p>
         </w:tc>
@@ -5902,7 +3234,7 @@
                 <w:sz w:val="20"/>
                 <w:szCs w:val="20"/>
               </w:rPr>
-              <w:t xml:space="preserve">$750K–$1.25M</w:t>
+              <w:t xml:space="preserve">$500K–$750K</w:t>
             </w:r>
           </w:p>
         </w:tc>
@@ -5935,7 +3267,7 @@
                 <w:sz w:val="20"/>
                 <w:szCs w:val="20"/>
               </w:rPr>
-              <w:t xml:space="preserve">2–3%</w:t>
+              <w:t xml:space="preserve">4–6% of CA</w:t>
             </w:r>
           </w:p>
         </w:tc>
@@ -6005,7 +3337,7 @@
                 <w:sz w:val="20"/>
                 <w:szCs w:val="20"/>
               </w:rPr>
-              <w:t xml:space="preserve">College + union channels mature</w:t>
+              <w:t xml:space="preserve">College / union channel mature</w:t>
             </w:r>
           </w:p>
         </w:tc>
@@ -6039,7 +3371,7 @@
                 <w:sz w:val="20"/>
                 <w:szCs w:val="20"/>
               </w:rPr>
-              <w:t xml:space="preserve">$5M–$8M</w:t>
+              <w:t xml:space="preserve">$3.2M–$4.5M</w:t>
             </w:r>
           </w:p>
         </w:tc>
@@ -6073,7 +3405,7 @@
                 <w:sz w:val="20"/>
                 <w:szCs w:val="20"/>
               </w:rPr>
-              <w:t xml:space="preserve">$1.25M–$2M</w:t>
+              <w:t xml:space="preserve">$800K–$1.1M</w:t>
             </w:r>
           </w:p>
         </w:tc>
@@ -6107,7 +3439,7 @@
                 <w:sz w:val="20"/>
                 <w:szCs w:val="20"/>
               </w:rPr>
-              <w:t xml:space="preserve">3–4%</w:t>
+              <w:t xml:space="preserve">6–9% of CA</w:t>
             </w:r>
           </w:p>
         </w:tc>
@@ -6175,7 +3507,7 @@
                 <w:sz w:val="20"/>
                 <w:szCs w:val="20"/>
               </w:rPr>
-              <w:t xml:space="preserve">3rd vertical or US northern states</w:t>
+              <w:t xml:space="preserve">US entry or second adjacent trade</w:t>
             </w:r>
           </w:p>
         </w:tc>
@@ -6208,7 +3540,7 @@
                 <w:sz w:val="20"/>
                 <w:szCs w:val="20"/>
               </w:rPr>
-              <w:t xml:space="preserve">$8M–$15M</w:t>
+              <w:t xml:space="preserve">$4.5M–$6.5M</w:t>
             </w:r>
           </w:p>
         </w:tc>
@@ -6241,7 +3573,7 @@
                 <w:sz w:val="20"/>
                 <w:szCs w:val="20"/>
               </w:rPr>
-              <w:t xml:space="preserve">$2M–$3.75M</w:t>
+              <w:t xml:space="preserve">$1.1M–$1.6M</w:t>
             </w:r>
           </w:p>
         </w:tc>
@@ -6274,7 +3606,7 @@
                 <w:sz w:val="20"/>
                 <w:szCs w:val="20"/>
               </w:rPr>
-              <w:t xml:space="preserve">4–6%</w:t>
+              <w:t xml:space="preserve">8–12% of CA</w:t>
             </w:r>
           </w:p>
         </w:tc>
@@ -6299,7 +3631,7 @@
         <w:rPr>
           <w:rFonts w:ascii="Arial" w:cs="Arial" w:eastAsia="Arial" w:hAnsi="Arial"/>
         </w:rPr>
-        <w:t xml:space="preserve">These projections represent 1–6% capture of the expanded TAM — modest penetration rates for a market with documented supply-side gaps and no dominant specialized competitor.</w:t>
+        <w:t xml:space="preserve">This is neither hockey-stick nor toy-business. It corresponds to reasonable penetration curves for a B2B/institutional category with documented growth drivers and a structurally underserved supply side.</w:t>
       </w:r>
     </w:p>
     <w:p>
@@ -6337,7 +3669,7 @@
         <w:rPr>
           <w:rFonts w:ascii="Arial" w:cs="Arial" w:eastAsia="Arial" w:hAnsi="Arial"/>
         </w:rPr>
-        <w:t xml:space="preserve">Access Statistics Canada Table 37-10-0137-01 with provincial filters to get Ontario-specific breakdown for each target trade.</w:t>
+        <w:t xml:space="preserve">Contact Skilled Trades Ontario (647-847-3000) for year-by-year 433A and 442A new registration counts.</w:t>
       </w:r>
     </w:p>
     <w:p>
@@ -6353,7 +3685,7 @@
         <w:rPr>
           <w:rFonts w:ascii="Arial" w:cs="Arial" w:eastAsia="Arial" w:hAnsi="Arial"/>
         </w:rPr>
-        <w:t xml:space="preserve">Contact Skilled Trades Ontario (647-847-3000) for year-by-year 433A and 442A new registration counts (vs. total active registrations).</w:t>
+        <w:t xml:space="preserve">Query Statistics Canada Table 14-10-0041-01 for NOC 72400 and 72201 employment by province.</w:t>
       </w:r>
     </w:p>
     <w:p>
@@ -6369,7 +3701,7 @@
         <w:rPr>
           <w:rFonts w:ascii="Arial" w:cs="Arial" w:eastAsia="Arial" w:hAnsi="Arial"/>
         </w:rPr>
-        <w:t xml:space="preserve">Query Statistics Canada Table 14-10-0041-01 for employed tradespeople by NOC code (72400, 72201) by province.</w:t>
+        <w:t xml:space="preserve">Outreach to the Canadian Apprenticeship Forum (CAF-FCA, info@caf-fca.org) for employer tool purchasing survey data.</w:t>
       </w:r>
     </w:p>
     <w:p>
@@ -6385,7 +3717,7 @@
         <w:rPr>
           <w:rFonts w:ascii="Arial" w:cs="Arial" w:eastAsia="Arial" w:hAnsi="Arial"/>
         </w:rPr>
-        <w:t xml:space="preserve">Outreach to the Canadian Apprenticeship Forum (CAF-FCA, info@caf-fca.org) for employer tool purchasing survey data.</w:t>
+        <w:t xml:space="preserve">5–10 discovery calls with Ontario industrial shop owners to validate bulk-buy adoption assumptions.</w:t>
       </w:r>
     </w:p>
     <w:p>
@@ -6401,7 +3733,7 @@
         <w:rPr>
           <w:rFonts w:ascii="Arial" w:cs="Arial" w:eastAsia="Arial" w:hAnsi="Arial"/>
         </w:rPr>
-        <w:t xml:space="preserve">5–10 discovery calls with Ontario industrial shop owners to validate bulk-buy adoption assumptions.</w:t>
+        <w:t xml:space="preserve">3–5 discovery calls with Ontario trade college program heads to validate starter-kit willingness-to-buy and grant funding timing.</w:t>
       </w:r>
     </w:p>
     <w:p>
@@ -6417,23 +3749,7 @@
         <w:rPr>
           <w:rFonts w:ascii="Arial" w:cs="Arial" w:eastAsia="Arial" w:hAnsi="Arial"/>
         </w:rPr>
-        <w:t xml:space="preserve">3–5 discovery calls with Ontario trade college program heads to validate starter-kit willingness-to-buy and grant funding cycles.</w:t>
-      </w:r>
-    </w:p>
-    <w:p>
-      <w:pPr>
-        <w:pStyle w:val="ListParagraph"/>
-        <w:numPr>
-          <w:ilvl w:val="0"/>
-          <w:numId w:val="3"/>
-        </w:numPr>
-        <w:spacing w:after="80"/>
-      </w:pPr>
-      <w:r>
-        <w:rPr>
-          <w:rFonts w:ascii="Arial" w:cs="Arial" w:eastAsia="Arial" w:hAnsi="Arial"/>
-        </w:rPr>
-        <w:t xml:space="preserve">Debrief with channel partners (e.g., Knells) on competitive landscape and customer purchasing patterns — ideally through an existing BTS relationship to maintain trust and leverage Phil’s positioning.</w:t>
+        <w:t xml:space="preserve">Debrief with Knells to confirm the "non-competitive market" signal and understand existing customer overlap.</w:t>
       </w:r>
     </w:p>
     <w:p>
@@ -6444,22 +3760,7 @@
         <w:rPr>
           <w:rFonts w:ascii="Arial" w:cs="Arial" w:eastAsia="Arial" w:hAnsi="Arial"/>
         </w:rPr>
-        <w:t xml:space="preserve">Sources &amp; Data Links</w:t>
-      </w:r>
-    </w:p>
-    <w:p>
-      <w:pPr>
-        <w:spacing w:after="120" w:line="300"/>
-      </w:pPr>
-      <w:r>
-        <w:rPr>
-          <w:rFonts w:ascii="Arial" w:cs="Arial" w:eastAsia="Arial" w:hAnsi="Arial"/>
-          <w:i/>
-          <w:iCs/>
-          <w:sz w:val="18"/>
-          <w:szCs w:val="18"/>
-        </w:rPr>
-        <w:t xml:space="preserve">All data sources are linked below. Clickable in the digital version of this document.</w:t>
+        <w:t xml:space="preserve">Sources</w:t>
       </w:r>
     </w:p>
     <w:p>
@@ -6471,7 +3772,7 @@
         </w:numPr>
         <w:spacing w:after="80" w:line="280"/>
       </w:pPr>
-      <w:hyperlink w:history="1" r:id="rId2ady2uk1gkarynwq8u32i">
+      <w:hyperlink w:history="1" r:id="rId98pzsnqoraft_yive4egm">
         <w:r>
           <w:rPr>
             <w:rStyle w:val="Hyperlink"/>
@@ -6479,7 +3780,7 @@
             <w:color w:val="0645AD"/>
             <w:u w:val="single"/>
           </w:rPr>
-          <w:t xml:space="preserve">Statistics Canada Table 37-10-0137-01 — Red Seal Apprenticeship Registrations (interactive table)</w:t>
+          <w:t xml:space="preserve">Statistics Canada — Registered Apprenticeship Information System, 2024 release (Dec 11, 2025)</w:t>
         </w:r>
       </w:hyperlink>
     </w:p>
@@ -6492,70 +3793,7 @@
         </w:numPr>
         <w:spacing w:after="80" w:line="280"/>
       </w:pPr>
-      <w:hyperlink w:history="1" r:id="rIddxi1idsb7n9fqo6k2qfq1">
-        <w:r>
-          <w:rPr>
-            <w:rStyle w:val="Hyperlink"/>
-            <w:rFonts w:ascii="Arial" w:cs="Arial" w:eastAsia="Arial" w:hAnsi="Arial"/>
-            <w:color w:val="0645AD"/>
-            <w:u w:val="single"/>
-          </w:rPr>
-          <w:t xml:space="preserve">Statistics Canada Table 37-10-0137-01 — Full dataset download (Open Government Portal)</w:t>
-        </w:r>
-      </w:hyperlink>
-    </w:p>
-    <w:p>
-      <w:pPr>
-        <w:pStyle w:val="ListParagraph"/>
-        <w:numPr>
-          <w:ilvl w:val="0"/>
-          <w:numId w:val="2"/>
-        </w:numPr>
-        <w:spacing w:after="80" w:line="280"/>
-      </w:pPr>
-      <w:hyperlink w:history="1" r:id="rIdeuqd0vs9riopof67h2i24">
-        <w:r>
-          <w:rPr>
-            <w:rStyle w:val="Hyperlink"/>
-            <w:rFonts w:ascii="Arial" w:cs="Arial" w:eastAsia="Arial" w:hAnsi="Arial"/>
-            <w:color w:val="0645AD"/>
-            <w:u w:val="single"/>
-          </w:rPr>
-          <w:t xml:space="preserve">Statistics Canada Daily — 2024 RAIS Release (December 11, 2025)</w:t>
-        </w:r>
-      </w:hyperlink>
-    </w:p>
-    <w:p>
-      <w:pPr>
-        <w:pStyle w:val="ListParagraph"/>
-        <w:numPr>
-          <w:ilvl w:val="0"/>
-          <w:numId w:val="2"/>
-        </w:numPr>
-        <w:spacing w:after="80" w:line="280"/>
-      </w:pPr>
-      <w:hyperlink w:history="1" r:id="rIdod-uubmddwgimrutrjlyc">
-        <w:r>
-          <w:rPr>
-            <w:rStyle w:val="Hyperlink"/>
-            <w:rFonts w:ascii="Arial" w:cs="Arial" w:eastAsia="Arial" w:hAnsi="Arial"/>
-            <w:color w:val="0645AD"/>
-            <w:u w:val="single"/>
-          </w:rPr>
-          <w:t xml:space="preserve">Statistics Canada Table 14-10-0041-01 — Labour Force by Occupation (annual)</w:t>
-        </w:r>
-      </w:hyperlink>
-    </w:p>
-    <w:p>
-      <w:pPr>
-        <w:pStyle w:val="ListParagraph"/>
-        <w:numPr>
-          <w:ilvl w:val="0"/>
-          <w:numId w:val="2"/>
-        </w:numPr>
-        <w:spacing w:after="80" w:line="280"/>
-      </w:pPr>
-      <w:hyperlink w:history="1" r:id="rIdqtlec_-lu5_qcyzjpiq9c">
+      <w:hyperlink w:history="1" r:id="rIdw-eassd7m79eldxpbq5u0">
         <w:r>
           <w:rPr>
             <w:rStyle w:val="Hyperlink"/>
@@ -6576,49 +3814,7 @@
         </w:numPr>
         <w:spacing w:after="80" w:line="280"/>
       </w:pPr>
-      <w:hyperlink w:history="1" r:id="rIdmgiantqak_6llazui6geu">
-        <w:r>
-          <w:rPr>
-            <w:rStyle w:val="Hyperlink"/>
-            <w:rFonts w:ascii="Arial" w:cs="Arial" w:eastAsia="Arial" w:hAnsi="Arial"/>
-            <w:color w:val="0645AD"/>
-            <w:u w:val="single"/>
-          </w:rPr>
-          <w:t xml:space="preserve">Skilled Trades Ontario — Industrial Mechanic Millwright 433A Trade Report (2024)</w:t>
-        </w:r>
-      </w:hyperlink>
-    </w:p>
-    <w:p>
-      <w:pPr>
-        <w:pStyle w:val="ListParagraph"/>
-        <w:numPr>
-          <w:ilvl w:val="0"/>
-          <w:numId w:val="2"/>
-        </w:numPr>
-        <w:spacing w:after="80" w:line="280"/>
-      </w:pPr>
-      <w:hyperlink w:history="1" r:id="rIdizgj0n41pbzqmnprablqi">
-        <w:r>
-          <w:rPr>
-            <w:rStyle w:val="Hyperlink"/>
-            <w:rFonts w:ascii="Arial" w:cs="Arial" w:eastAsia="Arial" w:hAnsi="Arial"/>
-            <w:color w:val="0645AD"/>
-            <w:u w:val="single"/>
-          </w:rPr>
-          <w:t xml:space="preserve">Skilled Trades Ontario — Industrial Electrician 442A Trade Report (2024)</w:t>
-        </w:r>
-      </w:hyperlink>
-    </w:p>
-    <w:p>
-      <w:pPr>
-        <w:pStyle w:val="ListParagraph"/>
-        <w:numPr>
-          <w:ilvl w:val="0"/>
-          <w:numId w:val="2"/>
-        </w:numPr>
-        <w:spacing w:after="80" w:line="280"/>
-      </w:pPr>
-      <w:hyperlink w:history="1" r:id="rIdvt_ksdvu4k9kyhm9n6a-w">
+      <w:hyperlink w:history="1" r:id="rIdn2khzajk6qqcz3ecniyt_">
         <w:r>
           <w:rPr>
             <w:rStyle w:val="Hyperlink"/>
@@ -6639,7 +3835,28 @@
         </w:numPr>
         <w:spacing w:after="80" w:line="280"/>
       </w:pPr>
-      <w:hyperlink w:history="1" r:id="rIdri-ylt4pbh81l-cd_2jsk">
+      <w:hyperlink w:history="1" r:id="rIduojcrhfx5vgbvfymwuvvi">
+        <w:r>
+          <w:rPr>
+            <w:rStyle w:val="Hyperlink"/>
+            <w:rFonts w:ascii="Arial" w:cs="Arial" w:eastAsia="Arial" w:hAnsi="Arial"/>
+            <w:color w:val="0645AD"/>
+            <w:u w:val="single"/>
+          </w:rPr>
+          <w:t xml:space="preserve">Skilled Trades Ontario — Trades Information</w:t>
+        </w:r>
+      </w:hyperlink>
+    </w:p>
+    <w:p>
+      <w:pPr>
+        <w:pStyle w:val="ListParagraph"/>
+        <w:numPr>
+          <w:ilvl w:val="0"/>
+          <w:numId w:val="2"/>
+        </w:numPr>
+        <w:spacing w:after="80" w:line="280"/>
+      </w:pPr>
+      <w:hyperlink w:history="1" r:id="rIdzlm7ssrvbgeasuhrvipkh">
         <w:r>
           <w:rPr>
             <w:rStyle w:val="Hyperlink"/>
@@ -6660,7 +3877,7 @@
         </w:numPr>
         <w:spacing w:after="80" w:line="280"/>
       </w:pPr>
-      <w:hyperlink w:history="1" r:id="rId4y5yuwfsbxvomoc_dfx_q">
+      <w:hyperlink w:history="1" r:id="rIdfo8lfbfqr9xxcawcua_sd">
         <w:r>
           <w:rPr>
             <w:rStyle w:val="Hyperlink"/>
@@ -6668,7 +3885,7 @@
             <w:color w:val="0645AD"/>
             <w:u w:val="single"/>
           </w:rPr>
-          <w:t xml:space="preserve">RBC Thought Leadership — Powering Up: Preparing Canada’s Skilled Trades</w:t>
+          <w:t xml:space="preserve">Statistics Canada — Labour Force Survey Table 14-10-0041-01</w:t>
         </w:r>
       </w:hyperlink>
     </w:p>
@@ -6681,7 +3898,49 @@
         </w:numPr>
         <w:spacing w:after="80" w:line="280"/>
       </w:pPr>
-      <w:hyperlink w:history="1" r:id="rIdtc9hqtrcddn79plx12nle">
+      <w:hyperlink w:history="1" r:id="rIdcwtz8pft61texiftrhlju">
+        <w:r>
+          <w:rPr>
+            <w:rStyle w:val="Hyperlink"/>
+            <w:rFonts w:ascii="Arial" w:cs="Arial" w:eastAsia="Arial" w:hAnsi="Arial"/>
+            <w:color w:val="0645AD"/>
+            <w:u w:val="single"/>
+          </w:rPr>
+          <w:t xml:space="preserve">Statistics Canada — NOC 2021 Definitions (72400, 72201)</w:t>
+        </w:r>
+      </w:hyperlink>
+    </w:p>
+    <w:p>
+      <w:pPr>
+        <w:pStyle w:val="ListParagraph"/>
+        <w:numPr>
+          <w:ilvl w:val="0"/>
+          <w:numId w:val="2"/>
+        </w:numPr>
+        <w:spacing w:after="80" w:line="280"/>
+      </w:pPr>
+      <w:hyperlink w:history="1" r:id="rIdwucsnbuppy1acbr7nz8wr">
+        <w:r>
+          <w:rPr>
+            <w:rStyle w:val="Hyperlink"/>
+            <w:rFonts w:ascii="Arial" w:cs="Arial" w:eastAsia="Arial" w:hAnsi="Arial"/>
+            <w:color w:val="0645AD"/>
+            <w:u w:val="single"/>
+          </w:rPr>
+          <w:t xml:space="preserve">RBC Thought Leadership — Powering Up: Preparing Canada's Skilled Trades</w:t>
+        </w:r>
+      </w:hyperlink>
+    </w:p>
+    <w:p>
+      <w:pPr>
+        <w:pStyle w:val="ListParagraph"/>
+        <w:numPr>
+          <w:ilvl w:val="0"/>
+          <w:numId w:val="2"/>
+        </w:numPr>
+        <w:spacing w:after="80" w:line="280"/>
+      </w:pPr>
+      <w:hyperlink w:history="1" r:id="rId7avmbp3oc8ntfvd_pfytc">
         <w:r>
           <w:rPr>
             <w:rStyle w:val="Hyperlink"/>
@@ -6702,7 +3961,7 @@
         </w:numPr>
         <w:spacing w:after="80" w:line="280"/>
       </w:pPr>
-      <w:hyperlink w:history="1" r:id="rIdjpejoupevmyxeinem0xxp">
+      <w:hyperlink w:history="1" r:id="rId1bs2oruvw4ck-x0mfil6f">
         <w:r>
           <w:rPr>
             <w:rStyle w:val="Hyperlink"/>
@@ -6710,7 +3969,7 @@
             <w:color w:val="0645AD"/>
             <w:u w:val="single"/>
           </w:rPr>
-          <w:t xml:space="preserve">Employment and Social Development Canada — CAS-ITE Funding Program</w:t>
+          <w:t xml:space="preserve">Employment and Social Development Canada — CAS-ITE funding program</w:t>
         </w:r>
       </w:hyperlink>
     </w:p>
@@ -6723,7 +3982,7 @@
         </w:numPr>
         <w:spacing w:after="80" w:line="280"/>
       </w:pPr>
-      <w:hyperlink w:history="1" r:id="rIdnnxe8ada_ustlqeboqkmg">
+      <w:hyperlink w:history="1" r:id="rIder_kh-h8303d3uezfhvwn">
         <w:r>
           <w:rPr>
             <w:rStyle w:val="Hyperlink"/>
@@ -6731,7 +3990,7 @@
             <w:color w:val="0645AD"/>
             <w:u w:val="single"/>
           </w:rPr>
-          <w:t xml:space="preserve">IBISWorld Canada — Hand Tool &amp; Cutlery Manufacturing ($759M, 2024)</w:t>
+          <w:t xml:space="preserve">IBISWorld Canada — Hand Tool &amp; Cutlery Manufacturing</w:t>
         </w:r>
       </w:hyperlink>
     </w:p>
@@ -6744,7 +4003,7 @@
         </w:numPr>
         <w:spacing w:after="80" w:line="280"/>
       </w:pPr>
-      <w:hyperlink w:history="1" r:id="rIdasiwkqed3_-ytkd3408bd">
+      <w:hyperlink w:history="1" r:id="rIdi2orgadimpllc4cjem-6v">
         <w:r>
           <w:rPr>
             <w:rStyle w:val="Hyperlink"/>
@@ -6752,7 +4011,7 @@
             <w:color w:val="0645AD"/>
             <w:u w:val="single"/>
           </w:rPr>
-          <w:t xml:space="preserve">IBISWorld Canada — Hardware Stores ($3.7B, 2024)</w:t>
+          <w:t xml:space="preserve">IBISWorld Canada — Hardware Stores</w:t>
         </w:r>
       </w:hyperlink>
     </w:p>
@@ -6765,7 +4024,7 @@
         </w:numPr>
         <w:spacing w:after="80" w:line="280"/>
       </w:pPr>
-      <w:hyperlink w:history="1" r:id="rId9quug5mtkjdc7upoaa_k4">
+      <w:hyperlink w:history="1" r:id="rIdn2g3vqits_er7568cqxj_">
         <w:r>
           <w:rPr>
             <w:rStyle w:val="Hyperlink"/>
@@ -6786,7 +4045,7 @@
         </w:numPr>
         <w:spacing w:after="80" w:line="280"/>
       </w:pPr>
-      <w:hyperlink w:history="1" r:id="rIdgsjugy1w2wthajrviuxlx">
+      <w:hyperlink w:history="1" r:id="rIdygtntytjmkqlgyswddqnz">
         <w:r>
           <w:rPr>
             <w:rStyle w:val="Hyperlink"/>
@@ -6794,7 +4053,7 @@
             <w:color w:val="0645AD"/>
             <w:u w:val="single"/>
           </w:rPr>
-          <w:t xml:space="preserve">US BLS — Industrial Machinery Mechanics OOH</w:t>
+          <w:t xml:space="preserve">US BLS — Industrial Machinery Mechanics Occupational Outlook Handbook</w:t>
         </w:r>
       </w:hyperlink>
     </w:p>
@@ -6807,7 +4066,7 @@
         </w:numPr>
         <w:spacing w:after="80" w:line="280"/>
       </w:pPr>
-      <w:hyperlink w:history="1" r:id="rIdcauwn6est9mzw42twjfoo">
+      <w:hyperlink w:history="1" r:id="rIddzdulpi_i3aumxxreq_9y">
         <w:r>
           <w:rPr>
             <w:rStyle w:val="Hyperlink"/>
@@ -6815,7 +4074,7 @@
             <w:color w:val="0645AD"/>
             <w:u w:val="single"/>
           </w:rPr>
-          <w:t xml:space="preserve">Canadian Apprenticeship Forum (CAF-FCA) — Research Reports</w:t>
+          <w:t xml:space="preserve">Statistics Canada — Retail Trade 2024 Annual Report</w:t>
         </w:r>
       </w:hyperlink>
     </w:p>
